--- a/tvt3_v2/public/templates/BBLV.docx
+++ b/tvt3_v2/public/templates/BBLV.docx
@@ -1,6 +1,2513 @@
 
-<file path=word/document.xml><?xml version="1.0" encoding="UTF-8" standalone="yes"?>
-<w:document xmlns:wpc="http://schemas.microsoft.com/office/word/2010/wordprocessingCanvas" xmlns:cx="http://schemas.microsoft.com/office/drawing/2014/chartex" xmlns:cx1="http://schemas.microsoft.com/office/drawing/2015/9/8/chartex" xmlns:cx2="http://schemas.microsoft.com/office/drawing/2015/10/21/chartex" xmlns:cx3="http://schemas.microsoft.com/office/drawing/2016/5/9/chartex" xmlns:cx4="http://schemas.microsoft.com/office/drawing/2016/5/10/chartex" xmlns:cx5="http://schemas.microsoft.com/office/drawing/2016/5/11/chartex" xmlns:cx6="http://schemas.microsoft.com/office/drawing/2016/5/12/chartex" xmlns:cx7="http://schemas.microsoft.com/office/drawing/2016/5/13/chartex" xmlns:cx8="http://schemas.microsoft.com/office/drawing/2016/5/14/chartex" xmlns:mc="http://schemas.openxmlformats.org/markup-compatibility/2006" xmlns:aink="http://schemas.microsoft.com/office/drawing/2016/ink" xmlns:am3d="http://schemas.microsoft.com/office/drawing/2017/model3d" xmlns:o="urn:schemas-microsoft-com:office:office" xmlns:r="http://schemas.openxmlformats.org/officeDocument/2006/relationships" xmlns:m="http://schemas.openxmlformats.org/officeDocument/2006/math" xmlns:v="urn:schemas-microsoft-com:vml" xmlns:wp14="http://schemas.microsoft.com/office/word/2010/wordprocessingDrawing" xmlns:wp="http://schemas.openxmlformats.org/drawingml/2006/wordprocessingDrawing" xmlns:w10="urn:schemas-microsoft-com:office:word" xmlns:w="http://schemas.openxmlformats.org/wordprocessingml/2006/main" xmlns:w14="http://schemas.microsoft.com/office/word/2010/wordml" xmlns:w15="http://schemas.microsoft.com/office/word/2012/wordml" xmlns:w16cid="http://schemas.microsoft.com/office/word/2016/wordml/cid" xmlns:w16se="http://schemas.microsoft.com/office/word/2015/wordml/symex" xmlns:wpg="http://schemas.microsoft.com/office/word/2010/wordprocessingGroup" xmlns:wpi="http://schemas.microsoft.com/office/word/2010/wordprocessingInk" xmlns:wne="http://schemas.microsoft.com/office/word/2006/wordml" xmlns:wps="http://schemas.microsoft.com/office/word/2010/wordprocessingShape" mc:Ignorable="w14 w15 w16se w16cid wp14"><w:body><w:tbl><w:tblPr><w:tblW w:w="9356" w:type="dxa"/><w:jc w:val="center"/><w:tblLook w:val="01E0" w:firstRow="1" w:lastRow="1" w:firstColumn="1" w:lastColumn="1" w:noHBand="0" w:noVBand="0"/></w:tblPr><w:tblGrid><w:gridCol w:w="9356"/></w:tblGrid><w:tr><w:trPr><w:jc w:val="center"/></w:trPr><w:tc><w:tcPr><w:tcW w:w="9356" w:type="dxa"/></w:tcPr><w:p><w:pPr><w:spacing w:line="240" w:lineRule="auto"/><w:jc w:val="center"/><w:rPr><w:rFonts w:ascii="Times New Roman" w:hAnsi="Times New Roman" w:cs="Times New Roman"/><w:b/><w:sz w:val="26"/><w:szCs w:val="26"/><w:lang w:val="nl-NL"/></w:rPr></w:pPr><w:r><w:rPr><w:rFonts w:ascii="Times New Roman" w:hAnsi="Times New Roman" w:cs="Times New Roman"/><w:b/><w:sz w:val="26"/><w:szCs w:val="26"/><w:lang w:val="nl-NL"/></w:rPr><w:t>CỘNG HÒA XÃ HỘI CHỦ NGHĨA VIỆT NAM</w:t></w:r></w:p></w:tc></w:tr><w:tr><w:trPr><w:jc w:val="center"/></w:trPr><w:tc><w:tcPr><w:tcW w:w="9356" w:type="dxa"/></w:tcPr><w:p><w:pPr><w:spacing w:line="240" w:lineRule="auto"/><w:jc w:val="center"/><w:rPr><w:rFonts w:ascii="Times New Roman" w:hAnsi="Times New Roman" w:cs="Times New Roman"/><w:b/><w:sz w:val="26"/><w:szCs w:val="26"/></w:rPr></w:pPr><w:r><w:rPr><w:rFonts w:ascii="Times New Roman" w:hAnsi="Times New Roman" w:cs="Times New Roman"/><w:noProof/><w:sz w:val="26"/><w:szCs w:val="26"/></w:rPr><mc:AlternateContent><mc:Choice Requires="wps"><w:drawing><wp:anchor distT="4294967295" distB="4294967295" distL="114300" distR="114300" simplePos="0" relativeHeight="251659264" behindDoc="0" locked="0" layoutInCell="1" allowOverlap="1" wp14:anchorId="0A5F695E" wp14:editId="0959EC28"><wp:simplePos x="0" y="0"/><wp:positionH relativeFrom="column"><wp:posOffset>1919605</wp:posOffset></wp:positionH><wp:positionV relativeFrom="paragraph"><wp:posOffset>225425</wp:posOffset></wp:positionV><wp:extent cx="1981200" cy="0"/><wp:effectExtent l="0" t="0" r="0" b="0"/><wp:wrapNone/><wp:docPr id="53" name="Straight Connector 53"/><wp:cNvGraphicFramePr><a:graphicFrameLocks xmlns:a="http://schemas.openxmlformats.org/drawingml/2006/main"/></wp:cNvGraphicFramePr><a:graphic xmlns:a="http://schemas.openxmlformats.org/drawingml/2006/main"><a:graphicData uri="http://schemas.microsoft.com/office/word/2010/wordprocessingShape"><wps:wsp><wps:cNvCnPr><a:cxnSpLocks noChangeShapeType="1"/></wps:cNvCnPr><wps:spPr bwMode="auto"><a:xfrm><a:off x="0" y="0"/><a:ext cx="1981200" cy="0"/></a:xfrm><a:prstGeom prst="line"><a:avLst/></a:prstGeom><a:noFill/><a:ln w="9525"><a:solidFill><a:srgbClr val="000000"/></a:solidFill><a:round/><a:headEnd/><a:tailEnd/></a:ln><a:extLst><a:ext uri="{909E8E84-426E-40DD-AFC4-6F175D3DCCD1}"><a14:hiddenFill xmlns:a14="http://schemas.microsoft.com/office/drawing/2010/main"><a:noFill/></a14:hiddenFill></a:ext></a:extLst></wps:spPr><wps:bodyPr/></wps:wsp></a:graphicData></a:graphic><wp14:sizeRelH relativeFrom="page"><wp14:pctWidth>0</wp14:pctWidth></wp14:sizeRelH><wp14:sizeRelV relativeFrom="page"><wp14:pctHeight>0</wp14:pctHeight></wp14:sizeRelV></wp:anchor></w:drawing></mc:Choice><mc:Fallback xmlns:w16sdtfl="http://schemas.microsoft.com/office/word/2024/wordml/sdtformatlock" xmlns:w16sdtdh="http://schemas.microsoft.com/office/word/2020/wordml/sdtdatahash" xmlns:w16du="http://schemas.microsoft.com/office/word/2023/wordml/word16du" xmlns:w16="http://schemas.microsoft.com/office/word/2018/wordml" xmlns:w16cex="http://schemas.microsoft.com/office/word/2018/wordml/cex" xmlns:oel="http://schemas.microsoft.com/office/2019/extlst"><w:pict><v:line w14:anchorId="678861B3" id="Straight Connector 53" o:spid="_x0000_s1026" style="position:absolute;z-index:251659264;visibility:visible;mso-wrap-style:square;mso-width-percent:0;mso-height-percent:0;mso-wrap-distance-left:9pt;mso-wrap-distance-top:-3e-5mm;mso-wrap-distance-right:9pt;mso-wrap-distance-bottom:-3e-5mm;mso-position-horizontal:absolute;mso-position-horizontal-relative:text;mso-position-vertical:absolute;mso-position-vertical-relative:text;mso-width-percent:0;mso-height-percent:0;mso-width-relative:page;mso-height-relative:page" from="151.15pt,17.75pt" to="307.15pt,17.75pt" o:gfxdata="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"/></w:pict></mc:Fallback></mc:AlternateContent></w:r><w:r><w:rPr><w:rFonts w:ascii="Times New Roman" w:hAnsi="Times New Roman" w:cs="Times New Roman"/><w:b/><w:sz w:val="26"/><w:szCs w:val="26"/></w:rPr><w:t>Độc lập - Tự do - Hạnh phúc</w:t></w:r></w:p></w:tc></w:tr></w:tbl><w:p><w:pPr><w:pStyle w:val="Heading1"/><w:spacing w:before="40" w:line="240" w:lineRule="auto"/><w:jc w:val="center"/><w:rPr><w:rFonts w:ascii="Times New Roman" w:hAnsi="Times New Roman" w:cs="Times New Roman"/><w:color w:val="auto"/><w:sz w:val="26"/><w:szCs w:val="26"/></w:rPr></w:pPr></w:p><w:p><w:pPr><w:pStyle w:val="Heading1"/><w:spacing w:before="40" w:line="240" w:lineRule="auto"/><w:jc w:val="center"/><w:rPr><w:rFonts w:ascii="Times New Roman" w:hAnsi="Times New Roman" w:cs="Times New Roman"/><w:color w:val="auto"/><w:sz w:val="26"/><w:szCs w:val="26"/></w:rPr></w:pPr><w:r><w:rPr><w:rFonts w:ascii="Times New Roman" w:hAnsi="Times New Roman" w:cs="Times New Roman"/><w:color w:val="auto"/><w:sz w:val="26"/><w:szCs w:val="26"/></w:rPr><w:t xml:space="preserve">BIÊN BẢN </w:t></w:r><w:r><w:rPr><w:rFonts w:ascii="Times New Roman" w:hAnsi="Times New Roman" w:cs="Times New Roman"/><w:color w:val="auto"/><w:sz w:val="26"/><w:szCs w:val="26"/></w:rPr><w:t>GHI NHỚ</w:t></w:r></w:p><w:p><w:pPr><w:pStyle w:val="Heading1"/><w:spacing w:before="40" w:line="240" w:lineRule="auto"/><w:jc w:val="center"/><w:rPr><w:rFonts w:ascii="Times New Roman" w:hAnsi="Times New Roman" w:cs="Times New Roman"/><w:color w:val="auto"/><w:sz w:val="26"/><w:szCs w:val="26"/></w:rPr></w:pPr><w:r><w:rPr><w:rFonts w:ascii="Times New Roman" w:hAnsi="Times New Roman" w:cs="Times New Roman"/><w:color w:val="auto"/><w:sz w:val="26"/><w:szCs w:val="26"/></w:rPr><w:t>KHẢO SÁT VỊ TRÍ XÂY DỰNG TRẠM BTS</w:t></w:r></w:p><w:p><w:pPr><w:spacing w:line="240" w:lineRule="auto"/><w:rPr><w:rFonts w:ascii="Times New Roman" w:hAnsi="Times New Roman" w:cs="Times New Roman"/><w:b/><w:bCs/><w:sz w:val="26"/><w:szCs w:val="26"/></w:rPr></w:pPr></w:p><w:p><w:pPr><w:pStyle w:val="ListParagraph"/><w:numPr><w:ilvl w:val="0"/><w:numId w:val="11"/></w:numPr><w:spacing w:line="240" w:lineRule="auto"/><w:ind w:left="450" w:hanging="270"/><w:rPr><w:rFonts w:ascii="Times New Roman" w:hAnsi="Times New Roman" w:cs="Times New Roman"/><w:b/><w:bCs/><w:sz w:val="26"/><w:szCs w:val="26"/></w:rPr></w:pPr><w:r><w:rPr><w:rFonts w:ascii="Times New Roman" w:hAnsi="Times New Roman" w:cs="Times New Roman"/><w:b/><w:bCs/><w:sz w:val="26"/><w:szCs w:val="26"/></w:rPr><w:t>THÔNG TIN CHUNG</w:t></w:r></w:p><w:tbl><w:tblPr><w:tblStyle w:val="TableGrid"/><w:tblW w:w="10102" w:type="dxa"/><w:tblInd w:w="-318" w:type="dxa"/><w:tblLook w:val="04A0" w:firstRow="1" w:lastRow="0" w:firstColumn="1" w:lastColumn="0" w:noHBand="0" w:noVBand="1"/></w:tblPr><w:tblGrid><w:gridCol w:w="2411"/><w:gridCol w:w="1759"/><w:gridCol w:w="2427"/><w:gridCol w:w="3505"/></w:tblGrid><w:tr><w:trPr><w:trHeight w:val="353"/></w:trPr><w:tc><w:tcPr><w:tcW w:w="6597" w:type="dxa"/><w:gridSpan w:val="3"/><w:vAlign w:val="center"/></w:tcPr><w:p><w:pPr><w:rPr><w:rFonts w:ascii="Times New Roman" w:hAnsi="Times New Roman" w:cs="Times New Roman"/><w:bCs/><w:sz w:val="26"/><w:szCs w:val="26"/></w:rPr></w:pPr><w:r><w:rPr><w:rFonts w:ascii="Times New Roman" w:hAnsi="Times New Roman" w:cs="Times New Roman"/><w:bCs/><w:sz w:val="26"/><w:szCs w:val="26"/></w:rPr><w:t>Tên trạm / ID trạm: {{SITE_ID}} / {{SITE_ID_OLD}}<w:rPr><w:rFonts w:ascii="Times New Roman" w:hAnsi="Times New Roman" w:cs="Times New Roman"/><w:bCs/><w:sz w:val="26"/><w:szCs w:val="26"/></w:rPr></w:pPr><w:r><w:rPr><w:rFonts w:ascii="Times New Roman" w:hAnsi="Times New Roman" w:cs="Times New Roman"/><w:bCs/><w:sz w:val="26"/><w:szCs w:val="26"/></w:rPr><w:t>Loại trạm: {{CLASSIFICATION_TYPE}}<w:tcPr><w:tcW w:w="10102" w:type="dxa"/><w:gridSpan w:val="4"/></w:tcPr><w:p><w:pPr><w:rPr><w:rFonts w:ascii="Times New Roman" w:hAnsi="Times New Roman" w:cs="Times New Roman"/><w:bCs/><w:sz w:val="26"/><w:szCs w:val="26"/></w:rPr></w:pPr><w:r><w:rPr><w:rFonts w:ascii="Times New Roman" w:hAnsi="Times New Roman" w:cs="Times New Roman"/><w:bCs/><w:sz w:val="26"/><w:szCs w:val="26"/></w:rPr><w:t xml:space="preserve">Ngày khảo sát: {{SURVEY_DATE}} </w:t></w:r></w:p></w:tc></w:tr><w:tr><w:trPr><w:trHeight w:val="339"/></w:trPr><w:tc><w:tcPr><w:tcW w:w="10102" w:type="dxa"/><w:gridSpan w:val="4"/></w:tcPr><w:p><w:pPr><w:rPr><w:rFonts w:ascii="Times New Roman" w:hAnsi="Times New Roman" w:cs="Times New Roman"/><w:bCs/><w:sz w:val="26"/><w:szCs w:val="26"/></w:rPr></w:pPr><w:r><w:rPr><w:rFonts w:ascii="Times New Roman" w:hAnsi="Times New Roman" w:cs="Times New Roman"/><w:bCs/><w:sz w:val="26"/><w:szCs w:val="26"/></w:rPr><w:t>Địa chỉ: {{ADDRESS}}<w:tcPr><w:tcW w:w="10102" w:type="dxa"/><w:gridSpan w:val="4"/></w:tcPr><w:p><w:pPr><w:rPr><w:rFonts w:ascii="Times New Roman" w:hAnsi="Times New Roman" w:cs="Times New Roman"/><w:bCs/><w:sz w:val="26"/><w:szCs w:val="26"/></w:rPr></w:pPr></w:p></w:tc></w:tr><w:tr><w:trPr><w:trHeight w:val="353"/></w:trPr><w:tc><w:tcPr><w:tcW w:w="2411" w:type="dxa"/></w:tcPr><w:p><w:pPr><w:jc w:val="center"/><w:rPr><w:rFonts w:ascii="Times New Roman" w:hAnsi="Times New Roman" w:cs="Times New Roman"/><w:bCs/><w:sz w:val="26"/><w:szCs w:val="26"/></w:rPr></w:pPr><w:r><w:rPr><w:rFonts w:ascii="Times New Roman" w:hAnsi="Times New Roman" w:cs="Times New Roman"/><w:bCs/><w:sz w:val="26"/><w:szCs w:val="26"/></w:rPr><w:t>Tọa độ TK: {{LATITUDE_PLAN}}, {{LONGITUDE_PLAN}}<w:jc w:val="center"/><w:rPr><w:rFonts w:ascii="Times New Roman" w:hAnsi="Times New Roman" w:cs="Times New Roman"/><w:bCs/><w:sz w:val="26"/><w:szCs w:val="26"/></w:rPr></w:pPr></w:p></w:tc><w:tc><w:tcPr><w:tcW w:w="2427" w:type="dxa"/></w:tcPr><w:p><w:pPr><w:jc w:val="center"/><w:rPr><w:rFonts w:ascii="Times New Roman" w:hAnsi="Times New Roman" w:cs="Times New Roman"/><w:bCs/><w:sz w:val="26"/><w:szCs w:val="26"/></w:rPr></w:pPr></w:p></w:tc><w:tc><w:tcPr><w:tcW w:w="3505" w:type="dxa"/><w:vMerge w:val="restart"/><w:vAlign w:val="center"/></w:tcPr><w:p><w:pPr><w:rPr><w:rFonts w:ascii="Times New Roman" w:hAnsi="Times New Roman" w:cs="Times New Roman"/><w:bCs/><w:sz w:val="26"/><w:szCs w:val="26"/></w:rPr></w:pPr><w:r><w:rPr><w:rFonts w:ascii="Times New Roman" w:hAnsi="Times New Roman" w:cs="Times New Roman"/><w:bCs/><w:sz w:val="26"/><w:szCs w:val="26"/><w:lang w:val="de-DE"/></w:rPr><w:t xml:space="preserve">Sai số (so với TK): {{OFFSET_DISTANCE}}          </w:t></w:r><w:r><w:rPr><w:rFonts w:ascii="Times New Roman" w:hAnsi="Times New Roman" w:cs="Times New Roman"/><w:bCs/><w:sz w:val="26"/><w:szCs w:val="26"/></w:rPr><w:t>(mét)</w:t></w:r></w:p></w:tc></w:tr><w:tr><w:trPr><w:trHeight w:val="339"/></w:trPr><w:tc><w:tcPr><w:tcW w:w="2411" w:type="dxa"/><w:vMerge w:val="restart"/><w:vAlign w:val="center"/></w:tcPr><w:p><w:pPr><w:jc w:val="center"/><w:rPr><w:rFonts w:ascii="Times New Roman" w:hAnsi="Times New Roman" w:cs="Times New Roman"/><w:bCs/><w:sz w:val="26"/><w:szCs w:val="26"/></w:rPr></w:pPr><w:r><w:rPr><w:rFonts w:ascii="Times New Roman" w:hAnsi="Times New Roman" w:cs="Times New Roman"/><w:bCs/><w:sz w:val="26"/><w:szCs w:val="26"/></w:rPr><w:t>Tọa độ KS: {{LATITUDE_SURVEY}}, {{LONGITUDE_SURVEY}}<w:jc w:val="center"/><w:rPr><w:rFonts w:ascii="Times New Roman" w:hAnsi="Times New Roman" w:cs="Times New Roman"/><w:bCs/><w:sz w:val="26"/><w:szCs w:val="26"/></w:rPr></w:pPr></w:p></w:tc><w:tc><w:tcPr><w:tcW w:w="2427" w:type="dxa"/></w:tcPr><w:p><w:pPr><w:jc w:val="center"/><w:rPr><w:rFonts w:ascii="Times New Roman" w:hAnsi="Times New Roman" w:cs="Times New Roman"/><w:bCs/><w:sz w:val="26"/><w:szCs w:val="26"/></w:rPr></w:pPr></w:p></w:tc><w:tc><w:tcPr><w:tcW w:w="3505" w:type="dxa"/><w:vMerge/></w:tcPr><w:p><w:pPr><w:jc w:val="center"/><w:rPr><w:rFonts w:ascii="Times New Roman" w:hAnsi="Times New Roman" w:cs="Times New Roman"/><w:bCs/><w:sz w:val="26"/><w:szCs w:val="26"/></w:rPr></w:pPr></w:p></w:tc></w:tr><w:tr><w:trPr><w:trHeight w:val="169"/></w:trPr><w:tc><w:tcPr><w:tcW w:w="2411" w:type="dxa"/><w:vMerge/></w:tcPr><w:p><w:pPr><w:jc w:val="center"/><w:rPr><w:rFonts w:ascii="Times New Roman" w:hAnsi="Times New Roman" w:cs="Times New Roman"/><w:bCs/><w:sz w:val="26"/><w:szCs w:val="26"/></w:rPr></w:pPr></w:p></w:tc><w:tc><w:tcPr><w:tcW w:w="1759" w:type="dxa"/></w:tcPr><w:p><w:pPr><w:jc w:val="center"/><w:rPr><w:rFonts w:ascii="Times New Roman" w:hAnsi="Times New Roman" w:cs="Times New Roman"/><w:bCs/><w:sz w:val="26"/><w:szCs w:val="26"/></w:rPr></w:pPr></w:p></w:tc><w:tc><w:tcPr><w:tcW w:w="2427" w:type="dxa"/></w:tcPr><w:p><w:pPr><w:jc w:val="center"/><w:rPr><w:rFonts w:ascii="Times New Roman" w:hAnsi="Times New Roman" w:cs="Times New Roman"/><w:bCs/><w:sz w:val="26"/><w:szCs w:val="26"/></w:rPr></w:pPr></w:p></w:tc><w:tc><w:tcPr><w:tcW w:w="3505" w:type="dxa"/><w:vMerge/></w:tcPr><w:p><w:pPr><w:jc w:val="center"/><w:rPr><w:rFonts w:ascii="Times New Roman" w:hAnsi="Times New Roman" w:cs="Times New Roman"/><w:bCs/><w:sz w:val="26"/><w:szCs w:val="26"/></w:rPr></w:pPr></w:p></w:tc></w:tr></w:tbl><w:p><w:pPr><w:spacing w:line="240" w:lineRule="auto"/><w:rPr><w:rFonts w:ascii="Times New Roman" w:hAnsi="Times New Roman" w:cs="Times New Roman"/><w:b/><w:bCs/><w:sz w:val="26"/><w:szCs w:val="26"/></w:rPr></w:pPr></w:p><w:p><w:pPr><w:spacing w:line="240" w:lineRule="auto"/><w:rPr><w:rFonts w:ascii="Times New Roman" w:hAnsi="Times New Roman" w:cs="Times New Roman"/><w:b/><w:bCs/><w:sz w:val="26"/><w:szCs w:val="26"/></w:rPr></w:pPr><w:r><w:rPr><w:rFonts w:ascii="Times New Roman" w:hAnsi="Times New Roman" w:cs="Times New Roman"/><w:b/><w:bCs/><w:sz w:val="26"/><w:szCs w:val="26"/></w:rPr><w:t xml:space="preserve">II. </w:t></w:r><w:r><w:rPr><w:rFonts w:ascii="Times New Roman" w:hAnsi="Times New Roman" w:cs="Times New Roman"/><w:b/><w:bCs/><w:sz w:val="26"/><w:szCs w:val="26"/></w:rPr><w:t>ĐẠI DIỆN CÁC BÊN</w:t></w:r></w:p><w:p><w:pPr><w:spacing w:line="240" w:lineRule="auto"/><w:rPr><w:rFonts w:ascii="Times New Roman" w:hAnsi="Times New Roman" w:cs="Times New Roman"/><w:sz w:val="26"/><w:szCs w:val="26"/></w:rPr></w:pPr><w:r><w:rPr><w:rFonts w:ascii="Times New Roman" w:hAnsi="Times New Roman" w:cs="Times New Roman"/><w:sz w:val="26"/><w:szCs w:val="26"/></w:rPr><w:t xml:space="preserve">1. Đại diện </w:t></w:r><w:r><w:rPr><w:rFonts w:ascii="Times New Roman" w:hAnsi="Times New Roman" w:cs="Times New Roman"/><w:sz w:val="26"/><w:szCs w:val="26"/></w:rPr><w:t>MobiFone Đồng Nai</w:t></w:r><w:r><w:rPr><w:rFonts w:ascii="Times New Roman" w:hAnsi="Times New Roman" w:cs="Times New Roman"/><w:sz w:val="26"/><w:szCs w:val="26"/></w:rPr><w:t>:</w:t></w:r></w:p><w:p><w:pPr><w:spacing w:line="240" w:lineRule="auto"/><w:rPr><w:rFonts w:ascii="Times New Roman" w:hAnsi="Times New Roman" w:cs="Times New Roman"/><w:sz w:val="26"/><w:szCs w:val="26"/></w:rPr></w:pPr><w:r><w:rPr><w:rFonts w:ascii="Times New Roman" w:hAnsi="Times New Roman" w:cs="Times New Roman"/><w:sz w:val="26"/><w:szCs w:val="26"/></w:rPr><w:t xml:space="preserve">- Người khảo sát: {{SURVEYOR}} ...................</w:t></w:r><w:r><w:rPr><w:rFonts w:ascii="Times New Roman" w:hAnsi="Times New Roman" w:cs="Times New Roman"/><w:sz w:val="26"/><w:szCs w:val="26"/></w:rPr><w:t>........</w:t></w:r><w:r><w:rPr><w:rFonts w:ascii="Times New Roman" w:hAnsi="Times New Roman" w:cs="Times New Roman"/><w:sz w:val="26"/><w:szCs w:val="26"/></w:rPr><w:t>......</w:t></w:r><w:r><w:rPr><w:rFonts w:ascii="Times New Roman" w:hAnsi="Times New Roman" w:cs="Times New Roman"/><w:sz w:val="26"/><w:szCs w:val="26"/></w:rPr><w:t>...</w:t></w:r><w:r><w:rPr><w:rFonts w:ascii="Times New Roman" w:hAnsi="Times New Roman" w:cs="Times New Roman"/><w:sz w:val="26"/><w:szCs w:val="26"/></w:rPr><w:t xml:space="preserve"> </w:t></w:r><w:r><w:rPr><w:rFonts w:ascii="Times New Roman" w:hAnsi="Times New Roman" w:cs="Times New Roman"/><w:sz w:val="26"/><w:szCs w:val="26"/></w:rPr><w:t>…</w:t></w:r><w:r><w:rPr><w:rFonts w:ascii="Times New Roman" w:hAnsi="Times New Roman" w:cs="Times New Roman"/><w:sz w:val="26"/><w:szCs w:val="26"/></w:rPr><w:t>Chức vụ</w:t></w:r><w:r><w:rPr><w:rFonts w:ascii="Times New Roman" w:hAnsi="Times New Roman" w:cs="Times New Roman"/><w:sz w:val="26"/><w:szCs w:val="26"/></w:rPr><w:t>: .......................</w:t></w:r><w:r><w:rPr><w:rFonts w:ascii="Times New Roman" w:hAnsi="Times New Roman" w:cs="Times New Roman"/><w:sz w:val="26"/><w:szCs w:val="26"/></w:rPr><w:t>........</w:t></w:r><w:r><w:rPr><w:rFonts w:ascii="Times New Roman" w:hAnsi="Times New Roman" w:cs="Times New Roman"/><w:sz w:val="26"/><w:szCs w:val="26"/></w:rPr><w:t>..................</w:t></w:r><w:r><w:rPr><w:rFonts w:ascii="Times New Roman" w:hAnsi="Times New Roman" w:cs="Times New Roman"/><w:sz w:val="26"/><w:szCs w:val="26"/></w:rPr><w:t>....</w:t></w:r><w:r><w:rPr><w:rFonts w:ascii="Times New Roman" w:hAnsi="Times New Roman" w:cs="Times New Roman"/><w:sz w:val="26"/><w:szCs w:val="26"/></w:rPr><w:t>.</w:t></w:r><w:r><w:rPr><w:rFonts w:ascii="Times New Roman" w:hAnsi="Times New Roman" w:cs="Times New Roman"/><w:sz w:val="26"/><w:szCs w:val="26"/></w:rPr><w:t>....</w:t></w:r><w:r><w:rPr><w:rFonts w:ascii="Times New Roman" w:hAnsi="Times New Roman" w:cs="Times New Roman"/><w:sz w:val="26"/><w:szCs w:val="26"/></w:rPr><w:t>.</w:t></w:r></w:p><w:p><w:pPr><w:spacing w:line="240" w:lineRule="auto"/><w:rPr><w:rFonts w:ascii="Times New Roman" w:hAnsi="Times New Roman" w:cs="Times New Roman"/><w:sz w:val="26"/><w:szCs w:val="26"/></w:rPr></w:pPr><w:r><w:rPr><w:rFonts w:ascii="Times New Roman" w:hAnsi="Times New Roman" w:cs="Times New Roman"/><w:sz w:val="26"/><w:szCs w:val="26"/></w:rPr><w:t xml:space="preserve">- Người kiểm tra: {{CHECKER}} ...............................</w:t></w:r><w:r><w:rPr><w:rFonts w:ascii="Times New Roman" w:hAnsi="Times New Roman" w:cs="Times New Roman"/><w:sz w:val="26"/><w:szCs w:val="26"/></w:rPr><w:t>........</w:t></w:r><w:r><w:rPr><w:rFonts w:ascii="Times New Roman" w:hAnsi="Times New Roman" w:cs="Times New Roman"/><w:sz w:val="26"/><w:szCs w:val="26"/></w:rPr><w:t>.....</w:t></w:r><w:r><w:rPr><w:rFonts w:ascii="Times New Roman" w:hAnsi="Times New Roman" w:cs="Times New Roman"/><w:sz w:val="26"/><w:szCs w:val="26"/></w:rPr><w:t xml:space="preserve">Chức vụ: </w:t></w:r><w:r><w:rPr><w:rFonts w:ascii="Times New Roman" w:hAnsi="Times New Roman" w:cs="Times New Roman"/><w:sz w:val="26"/><w:szCs w:val="26"/></w:rPr><w:t>...</w:t></w:r><w:r><w:rPr><w:rFonts w:ascii="Times New Roman" w:hAnsi="Times New Roman" w:cs="Times New Roman"/><w:sz w:val="26"/><w:szCs w:val="26"/></w:rPr><w:t>.................</w:t></w:r><w:r><w:rPr><w:rFonts w:ascii="Times New Roman" w:hAnsi="Times New Roman" w:cs="Times New Roman"/><w:sz w:val="26"/><w:szCs w:val="26"/></w:rPr><w:t>................................</w:t></w:r><w:r><w:rPr><w:rFonts w:ascii="Times New Roman" w:hAnsi="Times New Roman" w:cs="Times New Roman"/><w:sz w:val="26"/><w:szCs w:val="26"/></w:rPr><w:t>....</w:t></w:r></w:p><w:p><w:pPr><w:spacing w:line="240" w:lineRule="auto"/><w:rPr><w:rFonts w:ascii="Times New Roman" w:hAnsi="Times New Roman" w:cs="Times New Roman"/><w:sz w:val="26"/><w:szCs w:val="26"/></w:rPr></w:pPr><w:r><w:rPr><w:rFonts w:ascii="Times New Roman" w:hAnsi="Times New Roman" w:cs="Times New Roman"/><w:sz w:val="26"/><w:szCs w:val="26"/></w:rPr><w:t>2. Đại diện chủ đất/chủ nhà</w:t></w:r><w:r><w:rPr><w:rFonts w:ascii="Times New Roman" w:hAnsi="Times New Roman" w:cs="Times New Roman"/><w:sz w:val="26"/><w:szCs w:val="26"/></w:rPr><w:t>/bên cho thuê</w:t></w:r><w:r><w:rPr><w:rFonts w:ascii="Times New Roman" w:hAnsi="Times New Roman" w:cs="Times New Roman"/><w:sz w:val="26"/><w:szCs w:val="26"/></w:rPr><w:t>:</w:t></w:r></w:p><w:p><w:pPr><w:spacing w:line="240" w:lineRule="auto"/><w:rPr><w:rFonts w:ascii="Times New Roman" w:hAnsi="Times New Roman" w:cs="Times New Roman"/><w:sz w:val="26"/><w:szCs w:val="26"/></w:rPr></w:pPr><w:r><w:rPr><w:rFonts w:ascii="Times New Roman" w:hAnsi="Times New Roman" w:cs="Times New Roman"/><w:sz w:val="26"/><w:szCs w:val="26"/></w:rPr><w:t>- Tên cơ quan (gia đình): {{COMPANY_NAME}}…………………………………………………………………….</w:t></w:r></w:p><w:p><w:pPr><w:spacing w:line="240" w:lineRule="auto"/><w:rPr><w:rFonts w:ascii="Times New Roman" w:hAnsi="Times New Roman" w:cs="Times New Roman"/><w:sz w:val="26"/><w:szCs w:val="26"/></w:rPr></w:pPr><w:r><w:rPr><w:rFonts w:ascii="Times New Roman" w:hAnsi="Times New Roman" w:cs="Times New Roman"/><w:sz w:val="26"/><w:szCs w:val="26"/></w:rPr><w:t>- Họ tên người đại diện: {{LANDLORD_NAME}} </w:t></w:r><w:r><w:rPr><w:rFonts w:ascii="Times New Roman" w:hAnsi="Times New Roman" w:cs="Times New Roman"/><w:sz w:val="26"/><w:szCs w:val="26"/></w:rPr><w:t>.............................</w:t></w:r><w:r><w:rPr><w:rFonts w:ascii="Times New Roman" w:hAnsi="Times New Roman" w:cs="Times New Roman"/><w:sz w:val="26"/><w:szCs w:val="26"/></w:rPr><w:t>........................</w:t></w:r><w:r><w:rPr><w:rFonts w:ascii="Times New Roman" w:hAnsi="Times New Roman" w:cs="Times New Roman"/><w:sz w:val="26"/><w:szCs w:val="26"/></w:rPr><w:t xml:space="preserve">  SĐT: {{LANDLORD_PHONE}} ...............</w:t></w:r><w:r><w:rPr><w:rFonts w:ascii="Times New Roman" w:hAnsi="Times New Roman" w:cs="Times New Roman"/><w:sz w:val="26"/><w:szCs w:val="26"/></w:rPr><w:t>.........................</w:t></w:r></w:p><w:p><w:pPr><w:spacing w:line="240" w:lineRule="auto"/><w:rPr><w:rFonts w:ascii="Times New Roman" w:hAnsi="Times New Roman" w:cs="Times New Roman"/><w:sz w:val="26"/><w:szCs w:val="26"/></w:rPr></w:pPr><w:r><w:rPr><w:rFonts w:ascii="Times New Roman" w:hAnsi="Times New Roman" w:cs="Times New Roman"/><w:sz w:val="26"/><w:szCs w:val="26"/></w:rPr><w:t>- CCCD/CMND: {{LANDLORD_CCCD}} .......................................................</w:t></w:r><w:r><w:rPr><w:rFonts w:ascii="Times New Roman" w:hAnsi="Times New Roman" w:cs="Times New Roman"/><w:sz w:val="26"/><w:szCs w:val="26"/></w:rPr><w:t>.................</w:t></w:r><w:r><w:rPr><w:rFonts w:ascii="Times New Roman" w:hAnsi="Times New Roman" w:cs="Times New Roman"/><w:sz w:val="26"/><w:szCs w:val="26"/></w:rPr><w:t>.........................................</w:t></w:r><w:r><w:rPr><w:rFonts w:ascii="Times New Roman" w:hAnsi="Times New Roman" w:cs="Times New Roman"/><w:sz w:val="26"/><w:szCs w:val="26"/></w:rPr><w:t>..</w:t></w:r></w:p><w:p><w:pPr><w:tabs><w:tab w:val="left" w:pos="4222"/></w:tabs><w:rPr><w:rFonts w:ascii="Times New Roman" w:hAnsi="Times New Roman" w:cs="Times New Roman"/><w:b/><w:sz w:val="26"/><w:szCs w:val="26"/></w:rPr></w:pPr><w:r><w:rPr><w:rFonts w:ascii="Times New Roman" w:hAnsi="Times New Roman" w:cs="Times New Roman"/><w:b/><w:sz w:val="26"/><w:szCs w:val="26"/></w:rPr><w:t xml:space="preserve">III. </w:t></w:r><w:r><w:rPr><w:rFonts w:ascii="Times New Roman" w:hAnsi="Times New Roman" w:cs="Times New Roman"/><w:b/><w:sz w:val="26"/><w:szCs w:val="26"/></w:rPr><w:t>KẾT QUẢ KHẢO SÁT</w:t></w:r></w:p><w:p><w:pPr><w:tabs><w:tab w:val="left" w:pos="4222"/></w:tabs><w:rPr><w:rFonts w:ascii="Times New Roman" w:hAnsi="Times New Roman" w:cs="Times New Roman"/><w:sz w:val="26"/><w:szCs w:val="26"/></w:rPr></w:pPr><w:r><w:rPr><w:rFonts w:ascii="Times New Roman" w:hAnsi="Times New Roman" w:cs="Times New Roman"/><w:sz w:val="26"/><w:szCs w:val="26"/></w:rPr><w:t xml:space="preserve">Đơn vị cho thuê </w:t></w:r><w:r><w:rPr><w:rFonts w:ascii="Times New Roman" w:hAnsi="Times New Roman" w:cs="Times New Roman"/><w:sz w:val="26"/><w:szCs w:val="26"/></w:rPr><w:t xml:space="preserve">(Bên </w:t></w:r><w:r><w:rPr><w:rFonts w:ascii="Times New Roman" w:hAnsi="Times New Roman" w:cs="Times New Roman"/><w:sz w:val="26"/><w:szCs w:val="26"/></w:rPr><w:t>B</w:t></w:r><w:r><w:rPr><w:rFonts w:ascii="Times New Roman" w:hAnsi="Times New Roman" w:cs="Times New Roman"/><w:sz w:val="26"/><w:szCs w:val="26"/></w:rPr><w:t>)</w:t></w:r><w:r><w:rPr><w:rFonts w:ascii="Times New Roman" w:hAnsi="Times New Roman" w:cs="Times New Roman"/><w:sz w:val="26"/><w:szCs w:val="26"/></w:rPr><w:t xml:space="preserve"> đồng ý cho MobiFone Đồng Nai thuê mặt bằng để xây dựng/lắp đặt trạm điện thoại di động BTS với những </w:t></w:r><w:r><w:rPr><w:rFonts w:ascii="Times New Roman" w:hAnsi="Times New Roman" w:cs="Times New Roman"/><w:sz w:val="26"/><w:szCs w:val="26"/></w:rPr><w:t>thông tin</w:t></w:r><w:r><w:rPr><w:rFonts w:ascii="Times New Roman" w:hAnsi="Times New Roman" w:cs="Times New Roman"/><w:sz w:val="26"/><w:szCs w:val="26"/></w:rPr><w:t xml:space="preserve"> như sau:</w:t></w:r></w:p><w:p><w:pPr><w:spacing w:line="240" w:lineRule="auto"/><w:rPr><w:rFonts w:ascii="Times New Roman" w:hAnsi="Times New Roman" w:cs="Times New Roman"/><w:sz w:val="26"/><w:szCs w:val="26"/></w:rPr></w:pPr><w:r><w:rPr><w:rFonts w:ascii="Times New Roman" w:hAnsi="Times New Roman" w:cs="Times New Roman"/><w:sz w:val="26"/><w:szCs w:val="26"/></w:rPr><w:t xml:space="preserve">- </w:t></w:r><w:r><w:rPr><w:rFonts w:ascii="Times New Roman" w:hAnsi="Times New Roman" w:cs="Times New Roman"/><w:sz w:val="26"/><w:szCs w:val="26"/></w:rPr><w:t>Vị trí d</w:t></w:r><w:r><w:rPr><w:rFonts w:ascii="Times New Roman" w:hAnsi="Times New Roman" w:cs="Times New Roman"/><w:sz w:val="26"/><w:szCs w:val="26"/></w:rPr><w:t>ự</w:t></w:r><w:r><w:rPr><w:rFonts w:ascii="Times New Roman" w:hAnsi="Times New Roman" w:cs="Times New Roman"/><w:sz w:val="26"/><w:szCs w:val="26"/></w:rPr><w:t>ng cột anten</w:t></w:r><w:r><w:rPr><w:rFonts w:ascii="Times New Roman" w:hAnsi="Times New Roman" w:cs="Times New Roman"/><w:sz w:val="26"/><w:szCs w:val="26"/></w:rPr><w:t xml:space="preserve">: </w:t></w:r><w:r><w:rPr><w:rFonts w:ascii="Segoe UI Symbol" w:hAnsi="Segoe UI Symbol" w:cs="Segoe UI Symbol"/><w:sz w:val="26"/><w:szCs w:val="26"/></w:rPr><w:t>{{#IS_MAT_DAT}}☑{{/IS_MAT_DAT}}{{^IS_MAT_DAT}}☐{{/IS_MAT_DAT}} Mặt đất<w:r><w:rPr><w:rFonts w:ascii="Times New Roman" w:hAnsi="Times New Roman" w:cs="Times New Roman"/><w:sz w:val="26"/><w:szCs w:val="26"/></w:rPr><w:tab/></w:r><w:r><w:rPr><w:rFonts w:ascii="Segoe UI Symbol" w:hAnsi="Segoe UI Symbol" w:cs="Segoe UI Symbol"/><w:sz w:val="26"/><w:szCs w:val="26"/></w:rPr><w:t>{{#IS_MAI_NHA}}☑{{/IS_MAI_NHA}}{{^IS_MAI_NHA}}☐{{/IS_MAI_NHA}} Mái nhà: {{ROOF_SHEETS}} tấm, cao {{ROOF_HEIGHT}} mét…… tấm, cao……. mét</w:t></w:r></w:p><w:p><w:pPr><w:spacing w:line="240" w:lineRule="auto"/><w:rPr><w:rFonts w:ascii="Times New Roman" w:hAnsi="Times New Roman" w:cs="Times New Roman"/><w:sz w:val="26"/><w:szCs w:val="26"/></w:rPr></w:pPr><w:r><w:rPr><w:rFonts w:ascii="Times New Roman" w:hAnsi="Times New Roman" w:cs="Times New Roman"/><w:sz w:val="26"/><w:szCs w:val="26"/></w:rPr><w:t>- Ghi chú đặc điểm đất, nhà: {{SURVEY_NOTES}} (</w:t></w:r><w:r><w:rPr><w:rFonts w:ascii="Times New Roman" w:hAnsi="Times New Roman" w:cs="Times New Roman"/><w:i/><w:iCs/><w:sz w:val="26"/><w:szCs w:val="26"/></w:rPr><w:t>đồi, núi, ao, đầm lầy, ruộng, đất độ dốc, gần taluy, gần sông hồ, điện cao thế, trung thế,</w:t></w:r><w:r><w:rPr><w:rFonts w:ascii="Times New Roman" w:hAnsi="Times New Roman" w:cs="Times New Roman"/><w:i/><w:iCs/><w:sz w:val="26"/><w:szCs w:val="26"/></w:rPr><w:t xml:space="preserve">loại </w:t></w:r><w:r><w:rPr><w:rFonts w:ascii="Times New Roman" w:hAnsi="Times New Roman" w:cs="Times New Roman"/><w:i/><w:iCs/><w:sz w:val="26"/><w:szCs w:val="26"/></w:rPr><w:t>mái nhà,</w:t></w:r><w:r><w:rPr><w:rFonts w:ascii="Times New Roman" w:hAnsi="Times New Roman" w:cs="Times New Roman"/><w:i/><w:iCs/><w:sz w:val="26"/><w:szCs w:val="26"/></w:rPr><w:t>…</w:t></w:r><w:r><w:rPr><w:rFonts w:ascii="Times New Roman" w:hAnsi="Times New Roman" w:cs="Times New Roman"/><w:sz w:val="26"/><w:szCs w:val="26"/></w:rPr><w:t>) ……………………………………….</w:t></w:r></w:p><w:p><w:pPr><w:spacing w:line="240" w:lineRule="auto"/><w:rPr><w:rFonts w:ascii="Times New Roman" w:hAnsi="Times New Roman" w:cs="Times New Roman"/><w:sz w:val="26"/><w:szCs w:val="26"/></w:rPr></w:pPr><w:r><w:rPr><w:rFonts w:ascii="Times New Roman" w:hAnsi="Times New Roman" w:cs="Times New Roman"/><w:sz w:val="26"/><w:szCs w:val="26"/></w:rPr><w:t xml:space="preserve">- </w:t></w:r><w:r><w:rPr><w:rFonts w:ascii="Times New Roman" w:hAnsi="Times New Roman" w:cs="Times New Roman"/><w:sz w:val="26"/><w:szCs w:val="26"/></w:rPr><w:t>Kích thước DxR khu đất/mái nhà: {{LAND_DIMENSIONS}} m…………..m       </w:t></w:r></w:p><w:p><w:pPr><w:spacing w:line="240" w:lineRule="auto"/><w:rPr><w:rFonts w:ascii="Times New Roman" w:hAnsi="Times New Roman" w:cs="Times New Roman"/><w:sz w:val="26"/><w:szCs w:val="26"/></w:rPr></w:pPr><w:r><w:rPr><w:rFonts w:ascii="Times New Roman" w:hAnsi="Times New Roman" w:cs="Times New Roman"/><w:sz w:val="26"/><w:szCs w:val="26"/></w:rPr><w:t>- Kích thước dự kiến thuê sử dụng xây dựng trạm (DxR): {{LEASED_DIMENSIONS}} m (Diện tích: {{LEASED_AREA}} m²) .......... </w:t></w:r><w:r><w:rPr><w:rFonts w:ascii="Times New Roman" w:hAnsi="Times New Roman" w:cs="Times New Roman"/><w:sz w:val="26"/><w:szCs w:val="26"/></w:rPr><w:t>m……….</w:t></w:r><w:r><w:rPr><w:rFonts w:ascii="Times New Roman" w:hAnsi="Times New Roman" w:cs="Times New Roman"/><w:sz w:val="26"/><w:szCs w:val="26"/></w:rPr><w:t>m²</w:t></w:r></w:p><w:p><w:pPr><w:spacing w:line="240" w:lineRule="auto"/><w:rPr><w:rFonts w:ascii="Times New Roman" w:hAnsi="Times New Roman" w:cs="Times New Roman"/><w:sz w:val="26"/><w:szCs w:val="26"/></w:rPr></w:pPr><w:r><w:rPr><w:rFonts w:ascii="Times New Roman" w:hAnsi="Times New Roman" w:cs="Times New Roman"/><w:sz w:val="26"/><w:szCs w:val="26"/></w:rPr><w:lastRenderedPageBreak/><w:t xml:space="preserve">- Đường vào: </w:t></w:r><w:r><w:rPr><w:rFonts w:ascii="Times New Roman" w:hAnsi="Times New Roman" w:cs="Times New Roman"/><w:sz w:val="26"/><w:szCs w:val="26"/></w:rPr><w:tab/></w:r><w:r><w:rPr><w:rFonts w:ascii="Segoe UI Symbol" w:hAnsi="Segoe UI Symbol" w:cs="Segoe UI Symbol"/><w:sz w:val="26"/><w:szCs w:val="26"/></w:rPr><w:t>{{#ACCESS_CAR}}☑{{/ACCESS_CAR}}{{^ACCESS_CAR}}☐{{/ACCESS_CAR}} Ô tô </w:t></w:r><w:r><w:rPr><w:rFonts w:ascii="Times New Roman" w:hAnsi="Times New Roman" w:cs="Times New Roman"/><w:sz w:val="26"/><w:szCs w:val="26"/></w:rPr><w:tab/></w:r><w:r><w:rPr><w:rFonts w:ascii="Segoe UI Symbol" w:hAnsi="Segoe UI Symbol" w:cs="Segoe UI Symbol"/><w:sz w:val="26"/><w:szCs w:val="26"/></w:rPr><w:t>{{#ACCESS_BIKE}}☑{{/ACCESS_BIKE}}{{^ACCESS_BIKE}}☐{{/ACCESS_BIKE}} Xe máy </w:t></w:r><w:r><w:rPr><w:rFonts w:ascii="Times New Roman" w:hAnsi="Times New Roman" w:cs="Times New Roman"/><w:sz w:val="26"/><w:szCs w:val="26"/></w:rPr><w:tab/></w:r><w:r><w:rPr><w:rFonts w:ascii="Times New Roman" w:hAnsi="Times New Roman" w:cs="Times New Roman"/><w:sz w:val="26"/><w:szCs w:val="26"/></w:rPr><w:tab/></w:r><w:r><w:rPr><w:rFonts w:ascii="Segoe UI Symbol" w:hAnsi="Segoe UI Symbol" w:cs="Segoe UI Symbol"/><w:sz w:val="26"/><w:szCs w:val="26"/></w:rPr><w:t>{{#ACCESS_WALK}}☑{{/ACCESS_WALK}}{{^ACCESS_WALK}}☐{{/ACCESS_WALK}} Đi bộ</w:rPr></w:pPr><w:r><w:rPr><w:rFonts w:ascii="Times New Roman" w:hAnsi="Times New Roman" w:cs="Times New Roman"/><w:sz w:val="26"/><w:szCs w:val="26"/></w:rPr><w:t xml:space="preserve">- Nguồn điện lưới: </w:t></w:r><w:r><w:rPr><w:rFonts w:ascii="Segoe UI Symbol" w:hAnsi="Segoe UI Symbol" w:cs="Segoe UI Symbol"/><w:sz w:val="26"/><w:szCs w:val="26"/></w:rPr><w:t>{{#POWER_DIRECT}}☑{{/POWER_DIRECT}}{{^POWER_DIRECT}}☐{{/POWER_DIRECT}} điện kế ĐL </w:t></w:r><w:r><w:rPr><w:rFonts w:ascii="Times New Roman" w:hAnsi="Times New Roman" w:cs="Times New Roman"/><w:sz w:val="26"/><w:szCs w:val="26"/></w:rPr><w:t xml:space="preserve">   </w:t></w:r><w:r><w:rPr><w:rFonts w:ascii="Segoe UI Symbol" w:hAnsi="Segoe UI Symbol" w:cs="Segoe UI Symbol"/><w:sz w:val="26"/><w:szCs w:val="26"/></w:rPr><w:t>{{#POWER_SHARE}}☑{{/POWER_SHARE}}{{^POWER_SHARE}}☐{{/POWER_SHARE}} không có hạ thế, câu đuôi     </w:t></w:r><w:r><w:rPr><w:rFonts w:ascii="Segoe UI Symbol" w:hAnsi="Segoe UI Symbol" w:cs="Segoe UI Symbol"/><w:sz w:val="26"/><w:szCs w:val="26"/></w:rPr><w:t>{{#POWER_SUBSTATION}}☑{{/POWER_SUBSTATION}}{{^POWER_SUBSTATION}}☐{{/POWER_SUBSTATION}} trang bị MBA riêng</w:p><w:p><w:pPr><w:spacing w:line="240" w:lineRule="auto"/><w:rPr><w:rFonts w:ascii="Times New Roman" w:hAnsi="Times New Roman" w:cs="Times New Roman"/><w:sz w:val="26"/><w:szCs w:val="26"/></w:rPr></w:pPr><w:r><w:rPr><w:rFonts w:ascii="Times New Roman" w:hAnsi="Times New Roman" w:cs="Times New Roman"/><w:sz w:val="26"/><w:szCs w:val="26"/></w:rPr><w:t>- Khoảng cách đến vị trí đấu điện lưới dự kiến: {{POWER_DISTANCE}} m…………………………………………….</w:t></w:r></w:p><w:p><w:pPr><w:spacing w:line="240" w:lineRule="auto"/><w:rPr><w:rFonts w:ascii="Times New Roman" w:hAnsi="Times New Roman" w:cs="Times New Roman"/><w:sz w:val="26"/><w:szCs w:val="26"/></w:rPr></w:pPr><w:r><w:rPr><w:rFonts w:ascii="Times New Roman" w:hAnsi="Times New Roman" w:cs="Times New Roman"/><w:sz w:val="26"/><w:szCs w:val="26"/></w:rPr><w:t xml:space="preserve">- Khả năng kéo cáp quang: {{FIBER_CAPABILITY}} </w:t></w:r><w:r><w:rPr><w:rFonts w:ascii="Segoe UI Symbol" w:hAnsi="Segoe UI Symbol" w:cs="Segoe UI Symbol"/><w:sz w:val="26"/><w:szCs w:val="26"/></w:rPr><w:t>…………………………………………………………………………………………</w:t></w:r></w:p><w:p><w:pPr><w:spacing w:line="240" w:lineRule="auto"/><w:rPr><w:rFonts w:ascii="Times New Roman" w:hAnsi="Times New Roman" w:cs="Times New Roman"/><w:sz w:val="26"/><w:szCs w:val="26"/></w:rPr></w:pPr><w:r><w:rPr><w:rFonts w:ascii="Times New Roman" w:hAnsi="Times New Roman" w:cs="Times New Roman"/><w:sz w:val="26"/><w:szCs w:val="26"/></w:rPr><w:t xml:space="preserve">- </w:t></w:r><w:r><w:rPr><w:rFonts w:ascii="Times New Roman" w:hAnsi="Times New Roman" w:cs="Times New Roman"/><w:sz w:val="26"/><w:szCs w:val="26"/></w:rPr><w:t xml:space="preserve">Pháp lý đất/nhà: </w:t></w:r><w:r><w:rPr><w:rFonts w:ascii="Segoe UI Symbol" w:hAnsi="Segoe UI Symbol" w:cs="Segoe UI Symbol"/><w:sz w:val="26"/><w:szCs w:val="26"/></w:rPr><w:t>{{#LEGAL_RED_BOOK}}☑{{/LEGAL_RED_BOOK}}{{^LEGAL_RED_BOOK}}☐{{/LEGAL_RED_BOOK}} Giấy chứng nhận QSD nhà/ đất<w:r><w:rPr><w:rFonts w:ascii="Segoe UI Symbol" w:hAnsi="Segoe UI Symbol" w:cs="Segoe UI Symbol"/><w:sz w:val="26"/><w:szCs w:val="26"/></w:rPr><w:t>{{#LEGAL_OTHER}}☑{{/LEGAL_OTHER}}{{^LEGAL_OTHER}}☐{{/LEGAL_OTHER}} Khác: {{LEGAL_OTHER_DESC}}…………………………</w:t></w:r><w:r><w:rPr><w:rFonts w:ascii="Times New Roman" w:hAnsi="Times New Roman" w:cs="Times New Roman"/><w:sz w:val="26"/><w:szCs w:val="26"/></w:rPr><w:t>.</w:t></w:r></w:p><w:p><w:pPr><w:spacing w:line="240" w:lineRule="auto"/><w:rPr><w:rFonts w:ascii="Times New Roman" w:hAnsi="Times New Roman" w:cs="Times New Roman"/><w:sz w:val="26"/><w:szCs w:val="26"/></w:rPr></w:pPr><w:r><w:rPr><w:rFonts w:ascii="Times New Roman" w:hAnsi="Times New Roman" w:cs="Times New Roman"/><w:sz w:val="26"/><w:szCs w:val="26"/></w:rPr><w:t xml:space="preserve">- Dạng trạm dự kiến: </w:t></w:r><w:r><w:rPr><w:rFonts w:ascii="Times New Roman" w:hAnsi="Times New Roman" w:cs="Times New Roman"/><w:sz w:val="26"/><w:szCs w:val="26"/></w:rPr><w:tab/></w:r><w:r><w:rPr><w:rFonts w:ascii="Segoe UI Symbol" w:hAnsi="Segoe UI Symbol" w:cs="Segoe UI Symbol"/><w:sz w:val="26"/><w:szCs w:val="26"/></w:rPr><w:t>{{#ANTENNA_GUYED}}☑{{/ANTENNA_GUYED}}{{^ANTENNA_GUYED}}☐{{/ANTENNA_GUYED}} Dây co mặt đất<w:r><w:rPr><w:rFonts w:ascii="Times New Roman" w:hAnsi="Times New Roman" w:cs="Times New Roman"/><w:sz w:val="26"/><w:szCs w:val="26"/></w:rPr><w:tab/></w:r><w:r><w:rPr><w:rFonts w:ascii="Segoe UI Symbol" w:hAnsi="Segoe UI Symbol" w:cs="Segoe UI Symbol"/><w:sz w:val="26"/><w:szCs w:val="26"/></w:rPr><w:t>{{#ANTENNA_MONOPOLE}}☑{{/ANTENNA_MONOPOLE}}{{^ANTENNA_MONOPOLE}}☐{{/ANTENNA_MONOPOLE}} Cột monopole mặt đất</w:rPr></w:pPr><w:r><w:rPr><w:rFonts w:ascii="Segoe UI Symbol" w:hAnsi="Segoe UI Symbol" w:cs="Segoe UI Symbol"/><w:sz w:val="26"/><w:szCs w:val="26"/></w:rPr><w:t xml:space="preserve"> </w:t></w:r><w:r><w:rPr><w:rFonts w:ascii="Times New Roman" w:hAnsi="Times New Roman" w:cs="Times New Roman"/><w:sz w:val="26"/><w:szCs w:val="26"/></w:rPr><w:t xml:space="preserve">- Chiều cao cột anten dự kiến: </w:t></w:r><w:r><w:rPr><w:rFonts w:ascii="Segoe UI Symbol" w:hAnsi="Segoe UI Symbol" w:cs="Segoe UI Symbol"/><w:sz w:val="26"/><w:szCs w:val="26"/></w:rPr><w:t>{{#HEIGHT_30}}☑{{/HEIGHT_30}}{{^HEIGHT_30}}☐{{/HEIGHT_30}} 30m<w:r><w:rPr><w:rFonts w:ascii="Segoe UI Symbol" w:hAnsi="Segoe UI Symbol" w:cs="Segoe UI Symbol"/><w:sz w:val="26"/><w:szCs w:val="26"/></w:rPr><w:t>{{#HEIGHT_36}}☑{{/HEIGHT_36}}{{^HEIGHT_36}}☐{{/HEIGHT_36}} 36m<w:r><w:rPr><w:rFonts w:ascii="Segoe UI Symbol" w:hAnsi="Segoe UI Symbol" w:cs="Segoe UI Symbol"/><w:sz w:val="26"/><w:szCs w:val="26"/></w:rPr><w:t>{{#HEIGHT_42}}☑{{/HEIGHT_42}}{{^HEIGHT_42}}☐{{/HEIGHT_42}} 42m<w:r><w:rPr><w:rFonts w:ascii="Segoe UI Symbol" w:hAnsi="Segoe UI Symbol" w:cs="Segoe UI Symbol"/><w:sz w:val="26"/><w:szCs w:val="26"/></w:rPr><w:t>{{#HEIGHT_OTHER}}☑{{/HEIGHT_OTHER}}{{^HEIGHT_OTHER}}☐{{/HEIGHT_OTHER}} Khác: {{HEIGHT_OTHER_DESC}} ……</w:t></w:r><w:r><w:rPr><w:rFonts w:ascii="Times New Roman" w:hAnsi="Times New Roman" w:cs="Times New Roman"/><w:sz w:val="26"/><w:szCs w:val="26"/></w:rPr><w:t>………</w:t></w:r></w:p><w:p><w:pPr><w:spacing w:line="240" w:lineRule="auto"/><w:rPr><w:rFonts w:ascii="Times New Roman" w:hAnsi="Times New Roman" w:cs="Times New Roman"/><w:sz w:val="26"/><w:szCs w:val="26"/></w:rPr></w:pPr><w:r><w:rPr><w:rFonts w:ascii="Times New Roman" w:hAnsi="Times New Roman" w:cs="Times New Roman"/><w:sz w:val="26"/><w:szCs w:val="26"/></w:rPr><w:t xml:space="preserve">- Loại móng cột dây co dự kiến: </w:t></w:r><w:r><w:rPr><w:rFonts w:ascii="Segoe UI Symbol" w:hAnsi="Segoe UI Symbol" w:cs="Segoe UI Symbol"/><w:sz w:val="26"/><w:szCs w:val="26"/></w:rPr><w:t>{{#FOUNDATION_3}}☑{{/FOUNDATION_3}}{{^FOUNDATION_3}}☐{{/FOUNDATION_3}} 3 co </w:t></w:r><w:r><w:rPr><w:rFonts w:ascii="Times New Roman" w:hAnsi="Times New Roman" w:cs="Times New Roman"/><w:sz w:val="26"/><w:szCs w:val="26"/></w:rPr><w:tab/></w:r><w:r><w:rPr><w:rFonts w:ascii="Times New Roman" w:hAnsi="Times New Roman" w:cs="Times New Roman"/><w:sz w:val="26"/><w:szCs w:val="26"/></w:rPr><w:tab/></w:r><w:r><w:rPr><w:rFonts w:ascii="Segoe UI Symbol" w:hAnsi="Segoe UI Symbol" w:cs="Segoe UI Symbol"/><w:sz w:val="26"/><w:szCs w:val="26"/></w:rPr><w:t>{{#FOUNDATION_4}}☑{{/FOUNDATION_4}}{{^FOUNDATION_4}}☐{{/FOUNDATION_4}} 4 co</w:rPr></w:pPr><w:r><w:rPr><w:rFonts w:ascii="Times New Roman" w:hAnsi="Times New Roman" w:cs="Times New Roman"/><w:sz w:val="26"/><w:szCs w:val="26"/></w:rPr><w:t>- Các công trình, vật dụng, cây cối có khả năng xung đột: {{CONFLICT_NOTES}} khi xây dựng trạm BTS/cột anten/móng cột (số lượng/loại</w:t></w:r><w:r><w:rPr><w:rFonts w:ascii="Times New Roman" w:hAnsi="Times New Roman" w:cs="Times New Roman"/><w:sz w:val="26"/><w:szCs w:val="26"/></w:rPr><w:t xml:space="preserve"> và trách nhiệm thực hiện</w:t></w:r><w:r><w:rPr><w:rFonts w:ascii="Times New Roman" w:hAnsi="Times New Roman" w:cs="Times New Roman"/><w:sz w:val="26"/><w:szCs w:val="26"/></w:rPr><w:t>):</w:t></w:r><w:r><w:rPr><w:rFonts w:ascii="Times New Roman" w:hAnsi="Times New Roman" w:cs="Times New Roman"/><w:sz w:val="26"/><w:szCs w:val="26"/></w:rPr><w:t xml:space="preserve"> </w:t></w:r><w:r><w:rPr><w:rFonts w:ascii="Times New Roman" w:hAnsi="Times New Roman" w:cs="Times New Roman"/><w:sz w:val="26"/><w:szCs w:val="26"/></w:rPr><w:t>……</w:t></w:r><w:r><w:rPr><w:rFonts w:ascii="Times New Roman" w:hAnsi="Times New Roman" w:cs="Times New Roman"/><w:sz w:val="26"/><w:szCs w:val="26"/></w:rPr><w:t>…………….</w:t></w:r><w:r><w:rPr><w:rFonts w:ascii="Times New Roman" w:hAnsi="Times New Roman" w:cs="Times New Roman"/><w:sz w:val="26"/><w:szCs w:val="26"/></w:rPr><w:t>…</w:t></w:r><w:r><w:rPr><w:rFonts w:ascii="Times New Roman" w:hAnsi="Times New Roman" w:cs="Times New Roman"/><w:sz w:val="26"/><w:szCs w:val="26"/></w:rPr><w:t>…………………………………………………………………………………………………………………………………………………</w:t></w:r><w:r><w:rPr><w:rFonts w:ascii="Times New Roman" w:hAnsi="Times New Roman" w:cs="Times New Roman"/><w:sz w:val="26"/><w:szCs w:val="26"/></w:rPr><w:t>………………….</w:t></w:r></w:p><w:p><w:pPr><w:spacing w:line="240" w:lineRule="auto"/><w:rPr><w:rFonts w:ascii="Times New Roman" w:hAnsi="Times New Roman" w:cs="Times New Roman"/><w:sz w:val="26"/><w:szCs w:val="26"/></w:rPr></w:pPr><w:r><w:rPr><w:rFonts w:ascii="Times New Roman" w:hAnsi="Times New Roman" w:cs="Times New Roman"/><w:sz w:val="26"/><w:szCs w:val="26"/></w:rPr><w:t xml:space="preserve">- </w:t></w:r><w:r><w:rPr><w:rFonts w:ascii="Times New Roman" w:hAnsi="Times New Roman" w:cs="Times New Roman"/><w:sz w:val="26"/><w:szCs w:val="26"/></w:rPr><w:t>Ý kiến</w:t></w:r><w:r><w:rPr><w:rFonts w:ascii="Times New Roman" w:hAnsi="Times New Roman" w:cs="Times New Roman"/><w:sz w:val="26"/><w:szCs w:val="26"/></w:rPr><w:t xml:space="preserve"> khác: .....................................................</w:t></w:r><w:r><w:rPr><w:rFonts w:ascii="Times New Roman" w:hAnsi="Times New Roman" w:cs="Times New Roman"/><w:sz w:val="26"/><w:szCs w:val="26"/></w:rPr><w:t>................................................................</w:t></w:r></w:p><w:p><w:pPr><w:spacing w:line="240" w:lineRule="auto"/><w:rPr><w:rFonts w:ascii="Times New Roman" w:hAnsi="Times New Roman" w:cs="Times New Roman"/><w:sz w:val="26"/><w:szCs w:val="26"/></w:rPr></w:pPr><w:r><w:rPr><w:rFonts w:ascii="Times New Roman" w:hAnsi="Times New Roman" w:cs="Times New Roman"/><w:sz w:val="26"/><w:szCs w:val="26"/></w:rPr><w:t>- Ảnh chụp hiện trạng, vẽ sơ bộ mặt bằng khu đất và bố trí dự kiến theo phụ lục đính kèm.</w:t></w:r></w:p><w:p><w:pPr><w:spacing w:line="240" w:lineRule="auto"/><w:rPr><w:rFonts w:ascii="Times New Roman" w:hAnsi="Times New Roman" w:cs="Times New Roman"/><w:b/><w:bCs/><w:sz w:val="26"/><w:szCs w:val="26"/></w:rPr></w:pPr><w:r><w:rPr><w:rFonts w:ascii="Times New Roman" w:hAnsi="Times New Roman" w:cs="Times New Roman"/><w:b/><w:bCs/><w:sz w:val="26"/><w:szCs w:val="26"/></w:rPr><w:t xml:space="preserve">V. </w:t></w:r><w:r><w:rPr><w:rFonts w:ascii="Times New Roman" w:hAnsi="Times New Roman" w:cs="Times New Roman"/><w:b/><w:bCs/><w:sz w:val="26"/><w:szCs w:val="26"/></w:rPr><w:t xml:space="preserve">THỜI GIAN THUÊ, </w:t></w:r><w:r><w:rPr><w:rFonts w:ascii="Times New Roman" w:hAnsi="Times New Roman" w:cs="Times New Roman"/><w:b/><w:bCs/><w:sz w:val="26"/><w:szCs w:val="26"/></w:rPr><w:t>GIÁ THUÊ VÀ PHƯƠNG THỨC THANH TOÁN</w:t></w:r></w:p><w:p><w:pPr><w:pStyle w:val="ListParagraph"/><w:numPr><w:ilvl w:val="0"/><w:numId w:val="14"/></w:numPr><w:tabs><w:tab w:val="center" w:pos="4222"/><w:tab w:val="left" w:pos="6521"/></w:tabs><w:rPr><w:rFonts w:ascii="Times New Roman" w:hAnsi="Times New Roman" w:cs="Times New Roman"/><w:bCs/><w:sz w:val="26"/><w:szCs w:val="26"/></w:rPr></w:pPr><w:r><w:rPr><w:rFonts w:ascii="Times New Roman" w:hAnsi="Times New Roman" w:cs="Times New Roman"/><w:bCs/><w:sz w:val="26"/><w:szCs w:val="26"/></w:rPr><w:t>Thời gian thuê: {{LEASE_TERM}} năm.………</w:t></w:r><w:r><w:rPr><w:rFonts w:ascii="Times New Roman" w:hAnsi="Times New Roman" w:cs="Times New Roman"/><w:bCs/><w:sz w:val="26"/><w:szCs w:val="26"/></w:rPr><w:t xml:space="preserve"> năm.</w:t></w:r></w:p><w:p><w:pPr><w:pStyle w:val="ListParagraph"/><w:numPr><w:ilvl w:val="0"/><w:numId w:val="14"/></w:numPr><w:tabs><w:tab w:val="center" w:pos="4222"/></w:tabs><w:rPr><w:rFonts w:ascii="Times New Roman" w:hAnsi="Times New Roman" w:cs="Times New Roman"/><w:bCs/><w:i/><w:iCs/><w:sz w:val="26"/><w:szCs w:val="26"/></w:rPr></w:pPr><w:r><w:rPr><w:rFonts w:ascii="Times New Roman" w:hAnsi="Times New Roman" w:cs="Times New Roman"/><w:bCs/><w:sz w:val="26"/><w:szCs w:val="26"/></w:rPr><w:t>Giá thuê: {{RENT_FEE}} đồng/tháng.………………………</w:t></w:r><w:r><w:rPr><w:rFonts w:ascii="Times New Roman" w:hAnsi="Times New Roman" w:cs="Times New Roman"/><w:bCs/><w:sz w:val="26"/><w:szCs w:val="26"/></w:rPr><w:t xml:space="preserve"> </w:t></w:r><w:r><w:rPr><w:rFonts w:ascii="Times New Roman" w:hAnsi="Times New Roman" w:cs="Times New Roman"/><w:bCs/><w:sz w:val="26"/><w:szCs w:val="26"/></w:rPr><w:t>đồng / tháng.</w:t></w:r></w:p><w:p><w:pPr><w:pStyle w:val="ListParagraph"/><w:tabs><w:tab w:val="center" w:pos="4222"/></w:tabs><w:rPr><w:rFonts w:ascii="Times New Roman" w:hAnsi="Times New Roman" w:cs="Times New Roman"/><w:bCs/><w:i/><w:iCs/><w:sz w:val="26"/><w:szCs w:val="26"/></w:rPr></w:pPr><w:r><w:rPr><w:rFonts w:ascii="Times New Roman" w:hAnsi="Times New Roman" w:cs="Times New Roman"/><w:bCs/><w:i/><w:iCs/><w:sz w:val="26"/><w:szCs w:val="26"/></w:rPr><w:t>(</w:t></w:r><w:r><w:rPr><w:rFonts w:ascii="Times New Roman" w:hAnsi="Times New Roman" w:cs="Times New Roman"/><w:bCs/><w:i/><w:iCs/><w:sz w:val="26"/><w:szCs w:val="26"/></w:rPr><w:tab/><w:t>Bằng chữ: {{RENT_FEE_TEXT}}………………………………………………………………………)</w:t></w:r></w:p><w:p><w:pPr><w:pStyle w:val="ListParagraph"/><w:numPr><w:ilvl w:val="0"/><w:numId w:val="13"/></w:numPr><w:tabs><w:tab w:val="center" w:pos="4222"/></w:tabs><w:ind w:left="1134"/><w:rPr><w:rFonts w:ascii="Times New Roman" w:hAnsi="Times New Roman" w:cs="Times New Roman"/><w:bCs/><w:sz w:val="26"/><w:szCs w:val="26"/></w:rPr></w:pPr><w:r><w:rPr><w:rFonts w:ascii="Times New Roman" w:hAnsi="Times New Roman" w:cs="Times New Roman"/><w:bCs/><w:sz w:val="26"/><w:szCs w:val="26"/></w:rPr><w:t>Giá thuê bao gồm các loại thuế do Nhà Nước quy định.</w:t></w:r></w:p><w:p><w:pPr><w:pStyle w:val="ListParagraph"/><w:numPr><w:ilvl w:val="0"/><w:numId w:val="13"/></w:numPr><w:tabs><w:tab w:val="center" w:pos="4222"/></w:tabs><w:ind w:left="1134"/><w:rPr><w:rFonts w:ascii="Times New Roman" w:hAnsi="Times New Roman" w:cs="Times New Roman"/><w:bCs/><w:sz w:val="26"/><w:szCs w:val="26"/></w:rPr></w:pPr><w:r><w:rPr><w:rFonts w:ascii="Times New Roman" w:hAnsi="Times New Roman" w:cs="Times New Roman"/><w:bCs/><w:sz w:val="26"/><w:szCs w:val="26"/></w:rPr><w:t>Giá thuê không thay đổi suốt thời gian thuê.</w:t></w:r></w:p><w:p><w:pPr><w:pStyle w:val="ListParagraph"/><w:numPr><w:ilvl w:val="0"/><w:numId w:val="13"/></w:numPr><w:tabs><w:tab w:val="center" w:pos="4222"/></w:tabs><w:ind w:left="1134"/><w:rPr><w:rFonts w:ascii="Times New Roman" w:hAnsi="Times New Roman" w:cs="Times New Roman"/><w:bCs/><w:sz w:val="26"/><w:szCs w:val="26"/></w:rPr></w:pPr><w:r><w:rPr><w:rFonts w:ascii="Times New Roman" w:hAnsi="Times New Roman" w:cs="Times New Roman"/><w:bCs/><w:sz w:val="26"/><w:szCs w:val="26"/></w:rPr><w:t xml:space="preserve">Thanh toán </w:t></w:r><w:r><w:rPr><w:rFonts w:ascii="Times New Roman" w:hAnsi="Times New Roman" w:cs="Times New Roman"/><w:bCs/><w:sz w:val="26"/><w:szCs w:val="26"/></w:rPr><w:t xml:space="preserve">đầu kỳ </w:t></w:r><w:r><w:rPr><w:rFonts w:ascii="Times New Roman" w:hAnsi="Times New Roman" w:cs="Times New Roman"/><w:bCs/><w:sz w:val="26"/><w:szCs w:val="26"/></w:rPr><w:t>06 tháng 01 lần.</w:t></w:r></w:p><w:p><w:pPr><w:pStyle w:val="ListParagraph"/><w:numPr><w:ilvl w:val="0"/><w:numId w:val="14"/></w:numPr><w:tabs><w:tab w:val="center" w:pos="4222"/></w:tabs><w:jc w:val="both"/><w:rPr><w:rFonts w:ascii="Times New Roman" w:hAnsi="Times New Roman" w:cs="Times New Roman"/><w:bCs/><w:sz w:val="26"/><w:szCs w:val="26"/></w:rPr></w:pPr><w:r><w:rPr><w:rFonts w:ascii="Times New Roman" w:hAnsi="Times New Roman" w:cs="Times New Roman"/><w:bCs/><w:sz w:val="26"/><w:szCs w:val="26"/></w:rPr><w:t xml:space="preserve">Thời điểm bắt đầu tính tiền: </w:t></w:r><w:r><w:rPr><w:rFonts w:ascii="Times New Roman" w:hAnsi="Times New Roman" w:cs="Times New Roman"/><w:bCs/><w:sz w:val="26"/><w:szCs w:val="26"/></w:rPr><w:t>Kể từ ngày bên A lắp đặt thiết bị phát sóng trạm.</w:t></w:r></w:p><w:p><w:pPr><w:tabs><w:tab w:val="left" w:pos="709"/><w:tab w:val="center" w:pos="4222"/></w:tabs><w:spacing w:after="0" w:line="240" w:lineRule="auto"/><w:jc w:val="both"/><w:rPr><w:rFonts w:ascii="Times New Roman" w:hAnsi="Times New Roman" w:cs="Times New Roman"/><w:bCs/><w:sz w:val="26"/><w:szCs w:val="26"/></w:rPr></w:pPr><w:r><w:rPr><w:rFonts w:ascii="Times New Roman" w:hAnsi="Times New Roman" w:cs="Times New Roman"/><w:bCs/><w:sz w:val="26"/><w:szCs w:val="26"/></w:rPr><w:t xml:space="preserve">Biên bản ghi nhớ này chính là cơ sở để </w:t></w:r><w:r><w:rPr><w:rFonts w:ascii="Times New Roman" w:hAnsi="Times New Roman" w:cs="Times New Roman"/><w:bCs/><w:sz w:val="26"/><w:szCs w:val="26"/></w:rPr><w:t xml:space="preserve">tiến hành </w:t></w:r><w:r><w:rPr><w:rFonts w:ascii="Times New Roman" w:hAnsi="Times New Roman" w:cs="Times New Roman"/><w:bCs/><w:sz w:val="26"/><w:szCs w:val="26"/></w:rPr><w:t>ký kết hợp đồng giữa hai bên.</w:t></w:r></w:p><w:p><w:pPr><w:spacing w:line="240" w:lineRule="auto"/><w:rPr><w:rFonts w:ascii="Times New Roman" w:hAnsi="Times New Roman" w:cs="Times New Roman"/><w:sz w:val="26"/><w:szCs w:val="26"/></w:rPr></w:pPr><w:r><w:rPr><w:rFonts w:ascii="Times New Roman" w:hAnsi="Times New Roman" w:cs="Times New Roman"/><w:sz w:val="26"/><w:szCs w:val="26"/></w:rPr><w:t>Biên bản lập thành 02 bản, mỗi bên giữ 01 bản.</w:t></w:r></w:p><w:tbl><w:tblPr><w:tblStyle w:val="TableGrid"/><w:tblW w:w="0" w:type="auto"/><w:tblBorders><w:top w:val="none" w:sz="0" w:space="0" w:color="auto"/><w:left w:val="none" w:sz="0" w:space="0" w:color="auto"/><w:bottom w:val="none" w:sz="0" w:space="0" w:color="auto"/><w:right w:val="none" w:sz="0" w:space="0" w:color="auto"/><w:insideH w:val="none" w:sz="0" w:space="0" w:color="auto"/><w:insideV w:val="none" w:sz="0" w:space="0" w:color="auto"/></w:tblBorders><w:tblLook w:val="04A0" w:firstRow="1" w:lastRow="0" w:firstColumn="1" w:lastColumn="0" w:noHBand="0" w:noVBand="1"/></w:tblPr><w:tblGrid><w:gridCol w:w="4696"/><w:gridCol w:w="4709"/></w:tblGrid><w:tr><w:tc><w:tcPr><w:tcW w:w="4810" w:type="dxa"/></w:tcPr><w:p><w:pPr><w:jc w:val="center"/><w:rPr><w:rFonts w:ascii="Times New Roman" w:hAnsi="Times New Roman" w:cs="Times New Roman"/><w:b/><w:bCs/><w:sz w:val="26"/><w:szCs w:val="26"/></w:rPr></w:pPr><w:r><w:rPr><w:rFonts w:ascii="Times New Roman" w:hAnsi="Times New Roman" w:cs="Times New Roman"/><w:b/><w:bCs/><w:sz w:val="26"/><w:szCs w:val="26"/></w:rPr><w:t xml:space="preserve">ĐẠI DIỆN </w:t></w:r><w:r><w:rPr><w:rFonts w:ascii="Times New Roman" w:hAnsi="Times New Roman" w:cs="Times New Roman"/><w:b/><w:bCs/><w:sz w:val="26"/><w:szCs w:val="26"/></w:rPr><w:t>MBF ĐỒNG NAI</w:t></w:r></w:p><w:p><w:pPr><w:jc w:val="center"/><w:rPr><w:rFonts w:ascii="Times New Roman" w:hAnsi="Times New Roman" w:cs="Times New Roman"/><w:sz w:val="26"/><w:szCs w:val="26"/></w:rPr></w:pPr><w:r><w:rPr><w:rFonts w:ascii="Times New Roman" w:hAnsi="Times New Roman" w:cs="Times New Roman"/><w:sz w:val="26"/><w:szCs w:val="26"/></w:rPr><w:t>Người khảo sát          N</w:t></w:r><w:r><w:rPr><w:rFonts w:ascii="Times New Roman" w:hAnsi="Times New Roman" w:cs="Times New Roman"/><w:sz w:val="26"/><w:szCs w:val="26"/></w:rPr><w:t>g</w:t></w:r><w:r><w:rPr><w:rFonts w:ascii="Times New Roman" w:hAnsi="Times New Roman" w:cs="Times New Roman"/><w:sz w:val="26"/><w:szCs w:val="26"/></w:rPr><w:t>ười kiểm tra</w:t></w:r></w:p></w:tc><w:tc><w:tcPr><w:tcW w:w="4811" w:type="dxa"/></w:tcPr><w:p><w:pPr><w:jc w:val="center"/><w:rPr><w:rFonts w:ascii="Times New Roman" w:hAnsi="Times New Roman" w:cs="Times New Roman"/><w:b/><w:bCs/><w:sz w:val="26"/><w:szCs w:val="26"/></w:rPr></w:pPr><w:r><w:rPr><w:rFonts w:ascii="Times New Roman" w:hAnsi="Times New Roman" w:cs="Times New Roman"/><w:b/><w:bCs/><w:sz w:val="26"/><w:szCs w:val="26"/></w:rPr><w:t>CHỦ ĐẤT/CHỦ NHÀ</w:t></w:r></w:p><w:p><w:pPr><w:jc w:val="center"/><w:rPr><w:rFonts w:ascii="Times New Roman" w:hAnsi="Times New Roman" w:cs="Times New Roman"/><w:b/><w:bCs/><w:sz w:val="26"/><w:szCs w:val="26"/></w:rPr></w:pPr><w:r><w:rPr><w:rFonts w:ascii="Times New Roman" w:hAnsi="Times New Roman" w:cs="Times New Roman"/><w:sz w:val="26"/><w:szCs w:val="26"/></w:rPr><w:t>(Ký, ghi rõ họ tên)</w:t></w:r></w:p></w:tc></w:tr></w:tbl><w:p><w:pPr><w:rPr><w:rFonts w:ascii="Times New Roman" w:hAnsi="Times New Roman" w:cs="Times New Roman"/><w:b/><w:bCs/><w:sz w:val="26"/><w:szCs w:val="26"/></w:rPr></w:pPr><w:bookmarkStart w:id="0" w:name="_GoBack"/><w:bookmarkEnd w:id="0"/></w:p><w:sectPr><w:pgSz w:w="12240" w:h="15840"/><w:pgMar w:top="990" w:right="1134" w:bottom="1134" w:left="1701" w:header="720" w:footer="720" w:gutter="0"/><w:cols w:space="720"/><w:docGrid w:linePitch="360"/></w:sectPr></w:body></w:document>
+<file path=word/document.xml><?xml version="1.0" encoding="utf-8"?>
+<w:document xmlns:wpc="http://schemas.microsoft.com/office/word/2010/wordprocessingCanvas" xmlns:cx="http://schemas.microsoft.com/office/drawing/2014/chartex" xmlns:cx1="http://schemas.microsoft.com/office/drawing/2015/9/8/chartex" xmlns:cx2="http://schemas.microsoft.com/office/drawing/2015/10/21/chartex" xmlns:cx3="http://schemas.microsoft.com/office/drawing/2016/5/9/chartex" xmlns:cx4="http://schemas.microsoft.com/office/drawing/2016/5/10/chartex" xmlns:cx5="http://schemas.microsoft.com/office/drawing/2016/5/11/chartex" xmlns:cx6="http://schemas.microsoft.com/office/drawing/2016/5/12/chartex" xmlns:cx7="http://schemas.microsoft.com/office/drawing/2016/5/13/chartex" xmlns:cx8="http://schemas.microsoft.com/office/drawing/2016/5/14/chartex" xmlns:mc="http://schemas.openxmlformats.org/markup-compatibility/2006" xmlns:aink="http://schemas.microsoft.com/office/drawing/2016/ink" xmlns:am3d="http://schemas.microsoft.com/office/drawing/2017/model3d" xmlns:o="urn:schemas-microsoft-com:office:office" xmlns:r="http://schemas.openxmlformats.org/officeDocument/2006/relationships" xmlns:m="http://schemas.openxmlformats.org/officeDocument/2006/math" xmlns:v="urn:schemas-microsoft-com:vml" xmlns:wp14="http://schemas.microsoft.com/office/word/2010/wordprocessingDrawing" xmlns:wp="http://schemas.openxmlformats.org/drawingml/2006/wordprocessingDrawing" xmlns:w10="urn:schemas-microsoft-com:office:word" xmlns:w="http://schemas.openxmlformats.org/wordprocessingml/2006/main" xmlns:w14="http://schemas.microsoft.com/office/word/2010/wordml" xmlns:w15="http://schemas.microsoft.com/office/word/2012/wordml" xmlns:w16cid="http://schemas.microsoft.com/office/word/2016/wordml/cid" xmlns:w16se="http://schemas.microsoft.com/office/word/2015/wordml/symex" xmlns:wpg="http://schemas.microsoft.com/office/word/2010/wordprocessingGroup" xmlns:wpi="http://schemas.microsoft.com/office/word/2010/wordprocessingInk" xmlns:wne="http://schemas.microsoft.com/office/word/2006/wordml" xmlns:wps="http://schemas.microsoft.com/office/word/2010/wordprocessingShape" mc:Ignorable="w14 w15 w16se w16cid wp14">
+  <w:body>
+    <w:tbl>
+      <w:tblPr>
+        <w:tblW w:w="9356" w:type="dxa"/>
+        <w:jc w:val="center"/>
+        <w:tblLook w:val="01E0" w:firstRow="1" w:lastRow="1" w:firstColumn="1" w:lastColumn="1" w:noHBand="0" w:noVBand="0"/>
+      </w:tblPr>
+      <w:tblGrid>
+        <w:gridCol w:w="9356"/>
+      </w:tblGrid>
+      <w:tr>
+        <w:trPr>
+          <w:jc w:val="center"/>
+        </w:trPr>
+        <w:tc>
+          <w:tcPr>
+            <w:tcW w:w="9356" w:type="dxa"/>
+          </w:tcPr>
+          <w:p>
+            <w:pPr>
+              <w:spacing w:line="240" w:lineRule="auto"/>
+              <w:jc w:val="center"/>
+              <w:rPr>
+                <w:rFonts w:ascii="Times New Roman" w:hAnsi="Times New Roman" w:cs="Times New Roman"/>
+                <w:b/>
+                <w:sz w:val="26"/>
+                <w:szCs w:val="26"/>
+                <w:lang w:val="nl-NL"/>
+              </w:rPr>
+            </w:pPr>
+            <w:r>
+              <w:rPr>
+                <w:rFonts w:ascii="Times New Roman" w:hAnsi="Times New Roman" w:cs="Times New Roman"/>
+                <w:b/>
+                <w:sz w:val="26"/>
+                <w:szCs w:val="26"/>
+                <w:lang w:val="nl-NL"/>
+              </w:rPr>
+              <w:t>CỘNG HÒA XÃ HỘI CHỦ NGHĨA VIỆT NAM</w:t>
+            </w:r>
+          </w:p>
+        </w:tc>
+      </w:tr>
+      <w:tr>
+        <w:trPr>
+          <w:jc w:val="center"/>
+        </w:trPr>
+        <w:tc>
+          <w:tcPr>
+            <w:tcW w:w="9356" w:type="dxa"/>
+          </w:tcPr>
+          <w:p>
+            <w:pPr>
+              <w:spacing w:line="240" w:lineRule="auto"/>
+              <w:jc w:val="center"/>
+              <w:rPr>
+                <w:rFonts w:ascii="Times New Roman" w:hAnsi="Times New Roman" w:cs="Times New Roman"/>
+                <w:b/>
+                <w:sz w:val="26"/>
+                <w:szCs w:val="26"/>
+              </w:rPr>
+            </w:pPr>
+            <w:r>
+              <w:rPr>
+                <w:rFonts w:ascii="Times New Roman" w:hAnsi="Times New Roman" w:cs="Times New Roman"/>
+                <w:noProof/>
+                <w:sz w:val="26"/>
+                <w:szCs w:val="26"/>
+              </w:rPr>
+              <mc:AlternateContent>
+                <mc:Choice Requires="wps">
+                  <w:drawing>
+                    <wp:anchor distT="4294967295" distB="4294967295" distL="114300" distR="114300" simplePos="0" relativeHeight="251659264" behindDoc="0" locked="0" layoutInCell="1" allowOverlap="1" wp14:anchorId="0A5F695E" wp14:editId="0959EC28">
+                      <wp:simplePos x="0" y="0"/>
+                      <wp:positionH relativeFrom="column">
+                        <wp:posOffset>1919605</wp:posOffset>
+                      </wp:positionH>
+                      <wp:positionV relativeFrom="paragraph">
+                        <wp:posOffset>225425</wp:posOffset>
+                      </wp:positionV>
+                      <wp:extent cx="1981200" cy="0"/>
+                      <wp:effectExtent l="0" t="0" r="0" b="0"/>
+                      <wp:wrapNone/>
+                      <wp:docPr id="53" name="Straight Connector 53"/>
+                      <wp:cNvGraphicFramePr>
+                        <a:graphicFrameLocks xmlns:a="http://schemas.openxmlformats.org/drawingml/2006/main"/>
+                      </wp:cNvGraphicFramePr>
+                      <a:graphic xmlns:a="http://schemas.openxmlformats.org/drawingml/2006/main">
+                        <a:graphicData uri="http://schemas.microsoft.com/office/word/2010/wordprocessingShape">
+                          <wps:wsp>
+                            <wps:cNvCnPr>
+                              <a:cxnSpLocks noChangeShapeType="1"/>
+                            </wps:cNvCnPr>
+                            <wps:spPr bwMode="auto">
+                              <a:xfrm>
+                                <a:off x="0" y="0"/>
+                                <a:ext cx="1981200" cy="0"/>
+                              </a:xfrm>
+                              <a:prstGeom prst="line">
+                                <a:avLst/>
+                              </a:prstGeom>
+                              <a:noFill/>
+                              <a:ln w="9525">
+                                <a:solidFill>
+                                  <a:srgbClr val="000000"/>
+                                </a:solidFill>
+                                <a:round/>
+                                <a:headEnd/>
+                                <a:tailEnd/>
+                              </a:ln>
+                              <a:extLst>
+                                <a:ext uri="{909E8E84-426E-40DD-AFC4-6F175D3DCCD1}">
+                                  <a14:hiddenFill xmlns:a14="http://schemas.microsoft.com/office/drawing/2010/main">
+                                    <a:noFill/>
+                                  </a14:hiddenFill>
+                                </a:ext>
+                              </a:extLst>
+                            </wps:spPr>
+                            <wps:bodyPr/>
+                          </wps:wsp>
+                        </a:graphicData>
+                      </a:graphic>
+                      <wp14:sizeRelH relativeFrom="page">
+                        <wp14:pctWidth>0</wp14:pctWidth>
+                      </wp14:sizeRelH>
+                      <wp14:sizeRelV relativeFrom="page">
+                        <wp14:pctHeight>0</wp14:pctHeight>
+                      </wp14:sizeRelV>
+                    </wp:anchor>
+                  </w:drawing>
+                </mc:Choice>
+                <mc:Fallback xmlns:w16sdtfl="http://schemas.microsoft.com/office/word/2024/wordml/sdtformatlock" xmlns:w16sdtdh="http://schemas.microsoft.com/office/word/2020/wordml/sdtdatahash" xmlns:w16du="http://schemas.microsoft.com/office/word/2023/wordml/word16du" xmlns:w16="http://schemas.microsoft.com/office/word/2018/wordml" xmlns:w16cex="http://schemas.microsoft.com/office/word/2018/wordml/cex" xmlns:oel="http://schemas.microsoft.com/office/2019/extlst">
+                  <w:pict>
+                    <v:line w14:anchorId="678861B3" id="Straight Connector 53" o:spid="_x0000_s1026" style="position:absolute;z-index:251659264;visibility:visible;mso-wrap-style:square;mso-width-percent:0;mso-height-percent:0;mso-wrap-distance-left:9pt;mso-wrap-distance-top:-3e-5mm;mso-wrap-distance-right:9pt;mso-wrap-distance-bottom:-3e-5mm;mso-position-horizontal:absolute;mso-position-horizontal-relative:text;mso-position-vertical:absolute;mso-position-vertical-relative:text;mso-width-percent:0;mso-height-percent:0;mso-width-relative:page;mso-height-relative:page" from="151.15pt,17.75pt" to="307.15pt,17.75pt" o:gfxdata="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"/>
+                  </w:pict>
+                </mc:Fallback>
+              </mc:AlternateContent>
+            </w:r>
+            <w:r>
+              <w:rPr>
+                <w:rFonts w:ascii="Times New Roman" w:hAnsi="Times New Roman" w:cs="Times New Roman"/>
+                <w:b/>
+                <w:sz w:val="26"/>
+                <w:szCs w:val="26"/>
+              </w:rPr>
+              <w:t>Độc lập - Tự do - Hạnh phúc</w:t>
+            </w:r>
+          </w:p>
+        </w:tc>
+      </w:tr>
+    </w:tbl>
+    <w:p>
+      <w:pPr>
+        <w:pStyle w:val="Heading1"/>
+        <w:spacing w:before="40" w:line="240" w:lineRule="auto"/>
+        <w:jc w:val="center"/>
+        <w:rPr>
+          <w:rFonts w:ascii="Times New Roman" w:hAnsi="Times New Roman" w:cs="Times New Roman"/>
+          <w:color w:val="auto"/>
+          <w:sz w:val="26"/>
+          <w:szCs w:val="26"/>
+        </w:rPr>
+      </w:pPr>
+    </w:p>
+    <w:p>
+      <w:pPr>
+        <w:pStyle w:val="Heading1"/>
+        <w:spacing w:before="40" w:line="240" w:lineRule="auto"/>
+        <w:jc w:val="center"/>
+        <w:rPr>
+          <w:rFonts w:ascii="Times New Roman" w:hAnsi="Times New Roman" w:cs="Times New Roman"/>
+          <w:color w:val="auto"/>
+          <w:sz w:val="26"/>
+          <w:szCs w:val="26"/>
+        </w:rPr>
+      </w:pPr>
+      <w:r>
+        <w:rPr>
+          <w:rFonts w:ascii="Times New Roman" w:hAnsi="Times New Roman" w:cs="Times New Roman"/>
+          <w:color w:val="auto"/>
+          <w:sz w:val="26"/>
+          <w:szCs w:val="26"/>
+        </w:rPr>
+        <w:t xml:space="preserve">BIÊN BẢN </w:t>
+      </w:r>
+      <w:r>
+        <w:rPr>
+          <w:rFonts w:ascii="Times New Roman" w:hAnsi="Times New Roman" w:cs="Times New Roman"/>
+          <w:color w:val="auto"/>
+          <w:sz w:val="26"/>
+          <w:szCs w:val="26"/>
+        </w:rPr>
+        <w:t>GHI NHỚ</w:t>
+      </w:r>
+    </w:p>
+    <w:p>
+      <w:pPr>
+        <w:pStyle w:val="Heading1"/>
+        <w:spacing w:before="40" w:line="240" w:lineRule="auto"/>
+        <w:jc w:val="center"/>
+        <w:rPr>
+          <w:rFonts w:ascii="Times New Roman" w:hAnsi="Times New Roman" w:cs="Times New Roman"/>
+          <w:color w:val="auto"/>
+          <w:sz w:val="26"/>
+          <w:szCs w:val="26"/>
+        </w:rPr>
+      </w:pPr>
+      <w:r>
+        <w:rPr>
+          <w:rFonts w:ascii="Times New Roman" w:hAnsi="Times New Roman" w:cs="Times New Roman"/>
+          <w:color w:val="auto"/>
+          <w:sz w:val="26"/>
+          <w:szCs w:val="26"/>
+        </w:rPr>
+        <w:t>KHẢO SÁT VỊ TRÍ XÂY DỰNG TRẠM BTS</w:t>
+      </w:r>
+    </w:p>
+    <w:p>
+      <w:pPr>
+        <w:spacing w:line="240" w:lineRule="auto"/>
+        <w:rPr>
+          <w:rFonts w:ascii="Times New Roman" w:hAnsi="Times New Roman" w:cs="Times New Roman"/>
+          <w:b/>
+          <w:bCs/>
+          <w:sz w:val="26"/>
+          <w:szCs w:val="26"/>
+        </w:rPr>
+      </w:pPr>
+    </w:p>
+    <w:p>
+      <w:pPr>
+        <w:pStyle w:val="ListParagraph"/>
+        <w:numPr>
+          <w:ilvl w:val="0"/>
+          <w:numId w:val="11"/>
+        </w:numPr>
+        <w:spacing w:line="240" w:lineRule="auto"/>
+        <w:ind w:left="450" w:hanging="270"/>
+        <w:rPr>
+          <w:rFonts w:ascii="Times New Roman" w:hAnsi="Times New Roman" w:cs="Times New Roman"/>
+          <w:b/>
+          <w:bCs/>
+          <w:sz w:val="26"/>
+          <w:szCs w:val="26"/>
+        </w:rPr>
+      </w:pPr>
+      <w:r>
+        <w:rPr>
+          <w:rFonts w:ascii="Times New Roman" w:hAnsi="Times New Roman" w:cs="Times New Roman"/>
+          <w:b/>
+          <w:bCs/>
+          <w:sz w:val="26"/>
+          <w:szCs w:val="26"/>
+        </w:rPr>
+        <w:t>THÔNG TIN CHUNG</w:t>
+      </w:r>
+    </w:p>
+    <w:tbl>
+      <w:tblPr>
+        <w:tblStyle w:val="TableGrid"/>
+        <w:tblW w:w="10102" w:type="dxa"/>
+        <w:tblInd w:w="-318" w:type="dxa"/>
+        <w:tblLook w:val="04A0" w:firstRow="1" w:lastRow="0" w:firstColumn="1" w:lastColumn="0" w:noHBand="0" w:noVBand="1"/>
+      </w:tblPr>
+      <w:tblGrid>
+        <w:gridCol w:w="2411"/>
+        <w:gridCol w:w="1759"/>
+        <w:gridCol w:w="2427"/>
+        <w:gridCol w:w="3505"/>
+      </w:tblGrid>
+      <w:tr>
+        <w:trPr>
+          <w:trHeight w:val="353"/>
+        </w:trPr>
+        <w:tc>
+          <w:tcPr>
+            <w:tcW w:w="6597" w:type="dxa"/>
+            <w:gridSpan w:val="3"/>
+            <w:vAlign w:val="center"/>
+          </w:tcPr>
+          <w:p>
+            <w:pPr>
+              <w:rPr>
+                <w:rFonts w:ascii="Times New Roman" w:hAnsi="Times New Roman" w:cs="Times New Roman"/>
+                <w:bCs/>
+                <w:sz w:val="26"/>
+                <w:szCs w:val="26"/>
+              </w:rPr>
+            </w:pPr>
+            <w:r>
+              <w:rPr>
+                <w:rFonts w:ascii="Times New Roman" w:hAnsi="Times New Roman" w:cs="Times New Roman"/>
+                <w:bCs/>
+                <w:sz w:val="26"/>
+                <w:szCs w:val="26"/>
+              </w:rPr>
+              <w:t>Tên trạm / ID trạm: {{SITE_ID}} / {{SITE_ID_OLD}}</w:t>
+            </w:r>
+          </w:p>
+        </w:tc>
+        <w:tc>
+          <w:tcPr>
+            <w:tcW w:w="3505" w:type="dxa"/>
+          </w:tcPr>
+          <w:p>
+            <w:pPr>
+              <w:rPr>
+                <w:rFonts w:ascii="Times New Roman" w:hAnsi="Times New Roman" w:cs="Times New Roman"/>
+                <w:bCs/>
+                <w:sz w:val="26"/>
+                <w:szCs w:val="26"/>
+              </w:rPr>
+            </w:pPr>
+            <w:r>
+              <w:rPr>
+                <w:rFonts w:ascii="Times New Roman" w:hAnsi="Times New Roman" w:cs="Times New Roman"/>
+                <w:bCs/>
+                <w:sz w:val="26"/>
+                <w:szCs w:val="26"/>
+              </w:rPr>
+              <w:t>Loại trạm: {{CLASSIFICATION_TYPE}}</w:t>
+            </w:r>
+          </w:p>
+        </w:tc>
+      </w:tr>
+      <w:tr>
+        <w:trPr>
+          <w:trHeight w:val="339"/>
+        </w:trPr>
+        <w:tc>
+          <w:tcPr>
+            <w:tcW w:w="10102" w:type="dxa"/>
+            <w:gridSpan w:val="4"/>
+          </w:tcPr>
+          <w:p>
+            <w:pPr>
+              <w:rPr>
+                <w:rFonts w:ascii="Times New Roman" w:hAnsi="Times New Roman" w:cs="Times New Roman"/>
+                <w:bCs/>
+                <w:sz w:val="26"/>
+                <w:szCs w:val="26"/>
+              </w:rPr>
+            </w:pPr>
+            <w:r>
+              <w:rPr>
+                <w:rFonts w:ascii="Times New Roman" w:hAnsi="Times New Roman" w:cs="Times New Roman"/>
+                <w:bCs/>
+                <w:sz w:val="26"/>
+                <w:szCs w:val="26"/>
+              </w:rPr>
+              <w:t xml:space="preserve">Ngày khảo sát: {{SURVEY_DATE}} </w:t>
+            </w:r>
+          </w:p>
+        </w:tc>
+      </w:tr>
+      <w:tr>
+        <w:trPr>
+          <w:trHeight w:val="339"/>
+        </w:trPr>
+        <w:tc>
+          <w:tcPr>
+            <w:tcW w:w="10102" w:type="dxa"/>
+            <w:gridSpan w:val="4"/>
+          </w:tcPr>
+          <w:p>
+            <w:pPr>
+              <w:rPr>
+                <w:rFonts w:ascii="Times New Roman" w:hAnsi="Times New Roman" w:cs="Times New Roman"/>
+                <w:bCs/>
+                <w:sz w:val="26"/>
+                <w:szCs w:val="26"/>
+              </w:rPr>
+            </w:pPr>
+            <w:r>
+              <w:rPr>
+                <w:rFonts w:ascii="Times New Roman" w:hAnsi="Times New Roman" w:cs="Times New Roman"/>
+                <w:bCs/>
+                <w:sz w:val="26"/>
+                <w:szCs w:val="26"/>
+              </w:rPr>
+              <w:t>Địa chỉ: {{ADDRESS}}</w:t>
+            </w:r>
+          </w:p>
+        </w:tc>
+      </w:tr>
+      <w:tr>
+        <w:trPr>
+          <w:trHeight w:val="353"/>
+        </w:trPr>
+        <w:tc>
+          <w:tcPr>
+            <w:tcW w:w="10102" w:type="dxa"/>
+            <w:gridSpan w:val="4"/>
+          </w:tcPr>
+          <w:p>
+            <w:pPr>
+              <w:rPr>
+                <w:rFonts w:ascii="Times New Roman" w:hAnsi="Times New Roman" w:cs="Times New Roman"/>
+                <w:bCs/>
+                <w:sz w:val="26"/>
+                <w:szCs w:val="26"/>
+              </w:rPr>
+            </w:pPr>
+          </w:p>
+        </w:tc>
+      </w:tr>
+      <w:tr>
+        <w:trPr>
+          <w:trHeight w:val="353"/>
+        </w:trPr>
+        <w:tc>
+          <w:tcPr>
+            <w:tcW w:w="2411" w:type="dxa"/>
+          </w:tcPr>
+          <w:p>
+            <w:pPr>
+              <w:jc w:val="center"/>
+              <w:rPr>
+                <w:rFonts w:ascii="Times New Roman" w:hAnsi="Times New Roman" w:cs="Times New Roman"/>
+                <w:bCs/>
+                <w:sz w:val="26"/>
+                <w:szCs w:val="26"/>
+              </w:rPr>
+            </w:pPr>
+            <w:r>
+              <w:rPr>
+                <w:rFonts w:ascii="Times New Roman" w:hAnsi="Times New Roman" w:cs="Times New Roman"/>
+                <w:bCs/>
+                <w:sz w:val="26"/>
+                <w:szCs w:val="26"/>
+              </w:rPr>
+              <w:t>Tọa độ TK: {{LATITUDE_PLAN}}, {{LONGITUDE_PLAN}}</w:t>
+            </w:r>
+          </w:p>
+        </w:tc>
+        <w:tc>
+          <w:tcPr>
+            <w:tcW w:w="1759" w:type="dxa"/>
+          </w:tcPr>
+          <w:p>
+            <w:pPr>
+              <w:jc w:val="center"/>
+              <w:rPr>
+                <w:rFonts w:ascii="Times New Roman" w:hAnsi="Times New Roman" w:cs="Times New Roman"/>
+                <w:bCs/>
+                <w:sz w:val="26"/>
+                <w:szCs w:val="26"/>
+              </w:rPr>
+            </w:pPr>
+          </w:p>
+        </w:tc>
+        <w:tc>
+          <w:tcPr>
+            <w:tcW w:w="2427" w:type="dxa"/>
+          </w:tcPr>
+          <w:p>
+            <w:pPr>
+              <w:jc w:val="center"/>
+              <w:rPr>
+                <w:rFonts w:ascii="Times New Roman" w:hAnsi="Times New Roman" w:cs="Times New Roman"/>
+                <w:bCs/>
+                <w:sz w:val="26"/>
+                <w:szCs w:val="26"/>
+              </w:rPr>
+            </w:pPr>
+          </w:p>
+        </w:tc>
+        <w:tc>
+          <w:tcPr>
+            <w:tcW w:w="3505" w:type="dxa"/>
+            <w:vMerge w:val="restart"/>
+            <w:vAlign w:val="center"/>
+          </w:tcPr>
+          <w:p>
+            <w:pPr>
+              <w:rPr>
+                <w:rFonts w:ascii="Times New Roman" w:hAnsi="Times New Roman" w:cs="Times New Roman"/>
+                <w:bCs/>
+                <w:sz w:val="26"/>
+                <w:szCs w:val="26"/>
+              </w:rPr>
+            </w:pPr>
+            <w:r>
+              <w:rPr>
+                <w:rFonts w:ascii="Times New Roman" w:hAnsi="Times New Roman" w:cs="Times New Roman"/>
+                <w:bCs/>
+                <w:sz w:val="26"/>
+                <w:szCs w:val="26"/>
+                <w:lang w:val="de-DE"/>
+              </w:rPr>
+              <w:t xml:space="preserve">Sai số (so với TK): {{OFFSET_DISTANCE}}          </w:t>
+            </w:r>
+            <w:r>
+              <w:rPr>
+                <w:rFonts w:ascii="Times New Roman" w:hAnsi="Times New Roman" w:cs="Times New Roman"/>
+                <w:bCs/>
+                <w:sz w:val="26"/>
+                <w:szCs w:val="26"/>
+              </w:rPr>
+              <w:t>(mét)</w:t>
+            </w:r>
+          </w:p>
+        </w:tc>
+      </w:tr>
+      <w:tr>
+        <w:trPr>
+          <w:trHeight w:val="339"/>
+        </w:trPr>
+        <w:tc>
+          <w:tcPr>
+            <w:tcW w:w="2411" w:type="dxa"/>
+            <w:vMerge w:val="restart"/>
+            <w:vAlign w:val="center"/>
+          </w:tcPr>
+          <w:p>
+            <w:pPr>
+              <w:jc w:val="center"/>
+              <w:rPr>
+                <w:rFonts w:ascii="Times New Roman" w:hAnsi="Times New Roman" w:cs="Times New Roman"/>
+                <w:bCs/>
+                <w:sz w:val="26"/>
+                <w:szCs w:val="26"/>
+              </w:rPr>
+            </w:pPr>
+            <w:r>
+              <w:rPr>
+                <w:rFonts w:ascii="Times New Roman" w:hAnsi="Times New Roman" w:cs="Times New Roman"/>
+                <w:bCs/>
+                <w:sz w:val="26"/>
+                <w:szCs w:val="26"/>
+              </w:rPr>
+              <w:t>Tọa độ KS: {{LATITUDE_SURVEY}}, {{LONGITUDE_SURVEY}}</w:t>
+            </w:r>
+          </w:p>
+        </w:tc>
+        <w:tc>
+          <w:tcPr>
+            <w:tcW w:w="1759" w:type="dxa"/>
+          </w:tcPr>
+          <w:p>
+            <w:pPr>
+              <w:jc w:val="center"/>
+              <w:rPr>
+                <w:rFonts w:ascii="Times New Roman" w:hAnsi="Times New Roman" w:cs="Times New Roman"/>
+                <w:bCs/>
+                <w:sz w:val="26"/>
+                <w:szCs w:val="26"/>
+              </w:rPr>
+            </w:pPr>
+          </w:p>
+        </w:tc>
+        <w:tc>
+          <w:tcPr>
+            <w:tcW w:w="2427" w:type="dxa"/>
+          </w:tcPr>
+          <w:p>
+            <w:pPr>
+              <w:jc w:val="center"/>
+              <w:rPr>
+                <w:rFonts w:ascii="Times New Roman" w:hAnsi="Times New Roman" w:cs="Times New Roman"/>
+                <w:bCs/>
+                <w:sz w:val="26"/>
+                <w:szCs w:val="26"/>
+              </w:rPr>
+            </w:pPr>
+          </w:p>
+        </w:tc>
+        <w:tc>
+          <w:tcPr>
+            <w:tcW w:w="3505" w:type="dxa"/>
+            <w:vMerge/>
+          </w:tcPr>
+          <w:p>
+            <w:pPr>
+              <w:jc w:val="center"/>
+              <w:rPr>
+                <w:rFonts w:ascii="Times New Roman" w:hAnsi="Times New Roman" w:cs="Times New Roman"/>
+                <w:bCs/>
+                <w:sz w:val="26"/>
+                <w:szCs w:val="26"/>
+              </w:rPr>
+            </w:pPr>
+          </w:p>
+        </w:tc>
+      </w:tr>
+      <w:tr>
+        <w:trPr>
+          <w:trHeight w:val="169"/>
+        </w:trPr>
+        <w:tc>
+          <w:tcPr>
+            <w:tcW w:w="2411" w:type="dxa"/>
+            <w:vMerge/>
+          </w:tcPr>
+          <w:p>
+            <w:pPr>
+              <w:jc w:val="center"/>
+              <w:rPr>
+                <w:rFonts w:ascii="Times New Roman" w:hAnsi="Times New Roman" w:cs="Times New Roman"/>
+                <w:bCs/>
+                <w:sz w:val="26"/>
+                <w:szCs w:val="26"/>
+              </w:rPr>
+            </w:pPr>
+          </w:p>
+        </w:tc>
+        <w:tc>
+          <w:tcPr>
+            <w:tcW w:w="1759" w:type="dxa"/>
+          </w:tcPr>
+          <w:p>
+            <w:pPr>
+              <w:jc w:val="center"/>
+              <w:rPr>
+                <w:rFonts w:ascii="Times New Roman" w:hAnsi="Times New Roman" w:cs="Times New Roman"/>
+                <w:bCs/>
+                <w:sz w:val="26"/>
+                <w:szCs w:val="26"/>
+              </w:rPr>
+            </w:pPr>
+          </w:p>
+        </w:tc>
+        <w:tc>
+          <w:tcPr>
+            <w:tcW w:w="2427" w:type="dxa"/>
+          </w:tcPr>
+          <w:p>
+            <w:pPr>
+              <w:jc w:val="center"/>
+              <w:rPr>
+                <w:rFonts w:ascii="Times New Roman" w:hAnsi="Times New Roman" w:cs="Times New Roman"/>
+                <w:bCs/>
+                <w:sz w:val="26"/>
+                <w:szCs w:val="26"/>
+              </w:rPr>
+            </w:pPr>
+          </w:p>
+        </w:tc>
+        <w:tc>
+          <w:tcPr>
+            <w:tcW w:w="3505" w:type="dxa"/>
+            <w:vMerge/>
+          </w:tcPr>
+          <w:p>
+            <w:pPr>
+              <w:jc w:val="center"/>
+              <w:rPr>
+                <w:rFonts w:ascii="Times New Roman" w:hAnsi="Times New Roman" w:cs="Times New Roman"/>
+                <w:bCs/>
+                <w:sz w:val="26"/>
+                <w:szCs w:val="26"/>
+              </w:rPr>
+            </w:pPr>
+          </w:p>
+        </w:tc>
+      </w:tr>
+    </w:tbl>
+    <w:p>
+      <w:pPr>
+        <w:spacing w:line="240" w:lineRule="auto"/>
+        <w:rPr>
+          <w:rFonts w:ascii="Times New Roman" w:hAnsi="Times New Roman" w:cs="Times New Roman"/>
+          <w:b/>
+          <w:bCs/>
+          <w:sz w:val="26"/>
+          <w:szCs w:val="26"/>
+        </w:rPr>
+      </w:pPr>
+    </w:p>
+    <w:p>
+      <w:pPr>
+        <w:spacing w:line="240" w:lineRule="auto"/>
+        <w:rPr>
+          <w:rFonts w:ascii="Times New Roman" w:hAnsi="Times New Roman" w:cs="Times New Roman"/>
+          <w:b/>
+          <w:bCs/>
+          <w:sz w:val="26"/>
+          <w:szCs w:val="26"/>
+        </w:rPr>
+      </w:pPr>
+      <w:r>
+        <w:rPr>
+          <w:rFonts w:ascii="Times New Roman" w:hAnsi="Times New Roman" w:cs="Times New Roman"/>
+          <w:b/>
+          <w:bCs/>
+          <w:sz w:val="26"/>
+          <w:szCs w:val="26"/>
+        </w:rPr>
+        <w:t xml:space="preserve">II. </w:t>
+      </w:r>
+      <w:r>
+        <w:rPr>
+          <w:rFonts w:ascii="Times New Roman" w:hAnsi="Times New Roman" w:cs="Times New Roman"/>
+          <w:b/>
+          <w:bCs/>
+          <w:sz w:val="26"/>
+          <w:szCs w:val="26"/>
+        </w:rPr>
+        <w:t>ĐẠI DIỆN CÁC BÊN</w:t>
+      </w:r>
+    </w:p>
+    <w:p>
+      <w:pPr>
+        <w:spacing w:line="240" w:lineRule="auto"/>
+        <w:rPr>
+          <w:rFonts w:ascii="Times New Roman" w:hAnsi="Times New Roman" w:cs="Times New Roman"/>
+          <w:sz w:val="26"/>
+          <w:szCs w:val="26"/>
+        </w:rPr>
+      </w:pPr>
+      <w:r>
+        <w:rPr>
+          <w:rFonts w:ascii="Times New Roman" w:hAnsi="Times New Roman" w:cs="Times New Roman"/>
+          <w:sz w:val="26"/>
+          <w:szCs w:val="26"/>
+        </w:rPr>
+        <w:t xml:space="preserve">1. Đại diện </w:t>
+      </w:r>
+      <w:r>
+        <w:rPr>
+          <w:rFonts w:ascii="Times New Roman" w:hAnsi="Times New Roman" w:cs="Times New Roman"/>
+          <w:sz w:val="26"/>
+          <w:szCs w:val="26"/>
+        </w:rPr>
+        <w:t>MobiFone Đồng Nai</w:t>
+      </w:r>
+      <w:r>
+        <w:rPr>
+          <w:rFonts w:ascii="Times New Roman" w:hAnsi="Times New Roman" w:cs="Times New Roman"/>
+          <w:sz w:val="26"/>
+          <w:szCs w:val="26"/>
+        </w:rPr>
+        <w:t>:</w:t>
+      </w:r>
+    </w:p>
+    <w:p>
+      <w:pPr>
+        <w:spacing w:line="240" w:lineRule="auto"/>
+        <w:rPr>
+          <w:rFonts w:ascii="Times New Roman" w:hAnsi="Times New Roman" w:cs="Times New Roman"/>
+          <w:sz w:val="26"/>
+          <w:szCs w:val="26"/>
+        </w:rPr>
+      </w:pPr>
+      <w:r>
+        <w:rPr>
+          <w:rFonts w:ascii="Times New Roman" w:hAnsi="Times New Roman" w:cs="Times New Roman"/>
+          <w:sz w:val="26"/>
+          <w:szCs w:val="26"/>
+        </w:rPr>
+        <w:t xml:space="preserve">- Người khảo sát: {{SURVEYOR}} ...................</w:t>
+      </w:r>
+      <w:r>
+        <w:rPr>
+          <w:rFonts w:ascii="Times New Roman" w:hAnsi="Times New Roman" w:cs="Times New Roman"/>
+          <w:sz w:val="26"/>
+          <w:szCs w:val="26"/>
+        </w:rPr>
+        <w:t>........</w:t>
+      </w:r>
+      <w:r>
+        <w:rPr>
+          <w:rFonts w:ascii="Times New Roman" w:hAnsi="Times New Roman" w:cs="Times New Roman"/>
+          <w:sz w:val="26"/>
+          <w:szCs w:val="26"/>
+        </w:rPr>
+        <w:t>......</w:t>
+      </w:r>
+      <w:r>
+        <w:rPr>
+          <w:rFonts w:ascii="Times New Roman" w:hAnsi="Times New Roman" w:cs="Times New Roman"/>
+          <w:sz w:val="26"/>
+          <w:szCs w:val="26"/>
+        </w:rPr>
+        <w:t>...</w:t>
+      </w:r>
+      <w:r>
+        <w:rPr>
+          <w:rFonts w:ascii="Times New Roman" w:hAnsi="Times New Roman" w:cs="Times New Roman"/>
+          <w:sz w:val="26"/>
+          <w:szCs w:val="26"/>
+        </w:rPr>
+        <w:t xml:space="preserve"> </w:t>
+      </w:r>
+      <w:r>
+        <w:rPr>
+          <w:rFonts w:ascii="Times New Roman" w:hAnsi="Times New Roman" w:cs="Times New Roman"/>
+          <w:sz w:val="26"/>
+          <w:szCs w:val="26"/>
+        </w:rPr>
+        <w:t>…</w:t>
+      </w:r>
+      <w:r>
+        <w:rPr>
+          <w:rFonts w:ascii="Times New Roman" w:hAnsi="Times New Roman" w:cs="Times New Roman"/>
+          <w:sz w:val="26"/>
+          <w:szCs w:val="26"/>
+        </w:rPr>
+        <w:t>Chức vụ</w:t>
+      </w:r>
+      <w:r>
+        <w:rPr>
+          <w:rFonts w:ascii="Times New Roman" w:hAnsi="Times New Roman" w:cs="Times New Roman"/>
+          <w:sz w:val="26"/>
+          <w:szCs w:val="26"/>
+        </w:rPr>
+        <w:t>: .......................</w:t>
+      </w:r>
+      <w:r>
+        <w:rPr>
+          <w:rFonts w:ascii="Times New Roman" w:hAnsi="Times New Roman" w:cs="Times New Roman"/>
+          <w:sz w:val="26"/>
+          <w:szCs w:val="26"/>
+        </w:rPr>
+        <w:t>........</w:t>
+      </w:r>
+      <w:r>
+        <w:rPr>
+          <w:rFonts w:ascii="Times New Roman" w:hAnsi="Times New Roman" w:cs="Times New Roman"/>
+          <w:sz w:val="26"/>
+          <w:szCs w:val="26"/>
+        </w:rPr>
+        <w:t>..................</w:t>
+      </w:r>
+      <w:r>
+        <w:rPr>
+          <w:rFonts w:ascii="Times New Roman" w:hAnsi="Times New Roman" w:cs="Times New Roman"/>
+          <w:sz w:val="26"/>
+          <w:szCs w:val="26"/>
+        </w:rPr>
+        <w:t>....</w:t>
+      </w:r>
+      <w:r>
+        <w:rPr>
+          <w:rFonts w:ascii="Times New Roman" w:hAnsi="Times New Roman" w:cs="Times New Roman"/>
+          <w:sz w:val="26"/>
+          <w:szCs w:val="26"/>
+        </w:rPr>
+        <w:t>.</w:t>
+      </w:r>
+      <w:r>
+        <w:rPr>
+          <w:rFonts w:ascii="Times New Roman" w:hAnsi="Times New Roman" w:cs="Times New Roman"/>
+          <w:sz w:val="26"/>
+          <w:szCs w:val="26"/>
+        </w:rPr>
+        <w:t>....</w:t>
+      </w:r>
+      <w:r>
+        <w:rPr>
+          <w:rFonts w:ascii="Times New Roman" w:hAnsi="Times New Roman" w:cs="Times New Roman"/>
+          <w:sz w:val="26"/>
+          <w:szCs w:val="26"/>
+        </w:rPr>
+        <w:t>.</w:t>
+      </w:r>
+    </w:p>
+    <w:p>
+      <w:pPr>
+        <w:spacing w:line="240" w:lineRule="auto"/>
+        <w:rPr>
+          <w:rFonts w:ascii="Times New Roman" w:hAnsi="Times New Roman" w:cs="Times New Roman"/>
+          <w:sz w:val="26"/>
+          <w:szCs w:val="26"/>
+        </w:rPr>
+      </w:pPr>
+      <w:r>
+        <w:rPr>
+          <w:rFonts w:ascii="Times New Roman" w:hAnsi="Times New Roman" w:cs="Times New Roman"/>
+          <w:sz w:val="26"/>
+          <w:szCs w:val="26"/>
+        </w:rPr>
+        <w:t xml:space="preserve">- Người kiểm tra: {{CHECKER}} ...............................</w:t>
+      </w:r>
+      <w:r>
+        <w:rPr>
+          <w:rFonts w:ascii="Times New Roman" w:hAnsi="Times New Roman" w:cs="Times New Roman"/>
+          <w:sz w:val="26"/>
+          <w:szCs w:val="26"/>
+        </w:rPr>
+        <w:t>........</w:t>
+      </w:r>
+      <w:r>
+        <w:rPr>
+          <w:rFonts w:ascii="Times New Roman" w:hAnsi="Times New Roman" w:cs="Times New Roman"/>
+          <w:sz w:val="26"/>
+          <w:szCs w:val="26"/>
+        </w:rPr>
+        <w:t>.....</w:t>
+      </w:r>
+      <w:r>
+        <w:rPr>
+          <w:rFonts w:ascii="Times New Roman" w:hAnsi="Times New Roman" w:cs="Times New Roman"/>
+          <w:sz w:val="26"/>
+          <w:szCs w:val="26"/>
+        </w:rPr>
+        <w:t xml:space="preserve">Chức vụ: </w:t>
+      </w:r>
+      <w:r>
+        <w:rPr>
+          <w:rFonts w:ascii="Times New Roman" w:hAnsi="Times New Roman" w:cs="Times New Roman"/>
+          <w:sz w:val="26"/>
+          <w:szCs w:val="26"/>
+        </w:rPr>
+        <w:t>...</w:t>
+      </w:r>
+      <w:r>
+        <w:rPr>
+          <w:rFonts w:ascii="Times New Roman" w:hAnsi="Times New Roman" w:cs="Times New Roman"/>
+          <w:sz w:val="26"/>
+          <w:szCs w:val="26"/>
+        </w:rPr>
+        <w:t>.................</w:t>
+      </w:r>
+      <w:r>
+        <w:rPr>
+          <w:rFonts w:ascii="Times New Roman" w:hAnsi="Times New Roman" w:cs="Times New Roman"/>
+          <w:sz w:val="26"/>
+          <w:szCs w:val="26"/>
+        </w:rPr>
+        <w:t>................................</w:t>
+      </w:r>
+      <w:r>
+        <w:rPr>
+          <w:rFonts w:ascii="Times New Roman" w:hAnsi="Times New Roman" w:cs="Times New Roman"/>
+          <w:sz w:val="26"/>
+          <w:szCs w:val="26"/>
+        </w:rPr>
+        <w:t>....</w:t>
+      </w:r>
+    </w:p>
+    <w:p>
+      <w:pPr>
+        <w:spacing w:line="240" w:lineRule="auto"/>
+        <w:rPr>
+          <w:rFonts w:ascii="Times New Roman" w:hAnsi="Times New Roman" w:cs="Times New Roman"/>
+          <w:sz w:val="26"/>
+          <w:szCs w:val="26"/>
+        </w:rPr>
+      </w:pPr>
+      <w:r>
+        <w:rPr>
+          <w:rFonts w:ascii="Times New Roman" w:hAnsi="Times New Roman" w:cs="Times New Roman"/>
+          <w:sz w:val="26"/>
+          <w:szCs w:val="26"/>
+        </w:rPr>
+        <w:t>2. Đại diện chủ đất/chủ nhà</w:t>
+      </w:r>
+      <w:r>
+        <w:rPr>
+          <w:rFonts w:ascii="Times New Roman" w:hAnsi="Times New Roman" w:cs="Times New Roman"/>
+          <w:sz w:val="26"/>
+          <w:szCs w:val="26"/>
+        </w:rPr>
+        <w:t>/bên cho thuê</w:t>
+      </w:r>
+      <w:r>
+        <w:rPr>
+          <w:rFonts w:ascii="Times New Roman" w:hAnsi="Times New Roman" w:cs="Times New Roman"/>
+          <w:sz w:val="26"/>
+          <w:szCs w:val="26"/>
+        </w:rPr>
+        <w:t>:</w:t>
+      </w:r>
+    </w:p>
+    <w:p>
+      <w:pPr>
+        <w:spacing w:line="240" w:lineRule="auto"/>
+        <w:rPr>
+          <w:rFonts w:ascii="Times New Roman" w:hAnsi="Times New Roman" w:cs="Times New Roman"/>
+          <w:sz w:val="26"/>
+          <w:szCs w:val="26"/>
+        </w:rPr>
+      </w:pPr>
+      <w:r>
+        <w:rPr>
+          <w:rFonts w:ascii="Times New Roman" w:hAnsi="Times New Roman" w:cs="Times New Roman"/>
+          <w:sz w:val="26"/>
+          <w:szCs w:val="26"/>
+        </w:rPr>
+        <w:t>- Tên cơ quan (gia đình): {{COMPANY_NAME}}…………………………………………………………………….</w:t>
+      </w:r>
+    </w:p>
+    <w:p>
+      <w:pPr>
+        <w:spacing w:line="240" w:lineRule="auto"/>
+        <w:rPr>
+          <w:rFonts w:ascii="Times New Roman" w:hAnsi="Times New Roman" w:cs="Times New Roman"/>
+          <w:sz w:val="26"/>
+          <w:szCs w:val="26"/>
+        </w:rPr>
+      </w:pPr>
+      <w:r>
+        <w:rPr>
+          <w:rFonts w:ascii="Times New Roman" w:hAnsi="Times New Roman" w:cs="Times New Roman"/>
+          <w:sz w:val="26"/>
+          <w:szCs w:val="26"/>
+        </w:rPr>
+        <w:t>- Họ tên người đại diện: {{LANDLORD_NAME}} </w:t>
+      </w:r>
+      <w:r>
+        <w:rPr>
+          <w:rFonts w:ascii="Times New Roman" w:hAnsi="Times New Roman" w:cs="Times New Roman"/>
+          <w:sz w:val="26"/>
+          <w:szCs w:val="26"/>
+        </w:rPr>
+        <w:t>.............................</w:t>
+      </w:r>
+      <w:r>
+        <w:rPr>
+          <w:rFonts w:ascii="Times New Roman" w:hAnsi="Times New Roman" w:cs="Times New Roman"/>
+          <w:sz w:val="26"/>
+          <w:szCs w:val="26"/>
+        </w:rPr>
+        <w:t>........................</w:t>
+      </w:r>
+      <w:r>
+        <w:rPr>
+          <w:rFonts w:ascii="Times New Roman" w:hAnsi="Times New Roman" w:cs="Times New Roman"/>
+          <w:sz w:val="26"/>
+          <w:szCs w:val="26"/>
+        </w:rPr>
+        <w:t xml:space="preserve">  SĐT: {{LANDLORD_PHONE}} ...............</w:t>
+      </w:r>
+      <w:r>
+        <w:rPr>
+          <w:rFonts w:ascii="Times New Roman" w:hAnsi="Times New Roman" w:cs="Times New Roman"/>
+          <w:sz w:val="26"/>
+          <w:szCs w:val="26"/>
+        </w:rPr>
+        <w:t>.........................</w:t>
+      </w:r>
+    </w:p>
+    <w:p>
+      <w:pPr>
+        <w:spacing w:line="240" w:lineRule="auto"/>
+        <w:rPr>
+          <w:rFonts w:ascii="Times New Roman" w:hAnsi="Times New Roman" w:cs="Times New Roman"/>
+          <w:sz w:val="26"/>
+          <w:szCs w:val="26"/>
+        </w:rPr>
+      </w:pPr>
+      <w:r>
+        <w:rPr>
+          <w:rFonts w:ascii="Times New Roman" w:hAnsi="Times New Roman" w:cs="Times New Roman"/>
+          <w:sz w:val="26"/>
+          <w:szCs w:val="26"/>
+        </w:rPr>
+        <w:t>- CCCD/CMND: {{LANDLORD_CCCD}} .......................................................</w:t>
+      </w:r>
+      <w:r>
+        <w:rPr>
+          <w:rFonts w:ascii="Times New Roman" w:hAnsi="Times New Roman" w:cs="Times New Roman"/>
+          <w:sz w:val="26"/>
+          <w:szCs w:val="26"/>
+        </w:rPr>
+        <w:t>.................</w:t>
+      </w:r>
+      <w:r>
+        <w:rPr>
+          <w:rFonts w:ascii="Times New Roman" w:hAnsi="Times New Roman" w:cs="Times New Roman"/>
+          <w:sz w:val="26"/>
+          <w:szCs w:val="26"/>
+        </w:rPr>
+        <w:t>.........................................</w:t>
+      </w:r>
+      <w:r>
+        <w:rPr>
+          <w:rFonts w:ascii="Times New Roman" w:hAnsi="Times New Roman" w:cs="Times New Roman"/>
+          <w:sz w:val="26"/>
+          <w:szCs w:val="26"/>
+        </w:rPr>
+        <w:t>..</w:t>
+      </w:r>
+    </w:p>
+    <w:p>
+      <w:pPr>
+        <w:tabs>
+          <w:tab w:val="left" w:pos="4222"/>
+        </w:tabs>
+        <w:rPr>
+          <w:rFonts w:ascii="Times New Roman" w:hAnsi="Times New Roman" w:cs="Times New Roman"/>
+          <w:b/>
+          <w:sz w:val="26"/>
+          <w:szCs w:val="26"/>
+        </w:rPr>
+      </w:pPr>
+      <w:r>
+        <w:rPr>
+          <w:rFonts w:ascii="Times New Roman" w:hAnsi="Times New Roman" w:cs="Times New Roman"/>
+          <w:b/>
+          <w:sz w:val="26"/>
+          <w:szCs w:val="26"/>
+        </w:rPr>
+        <w:t xml:space="preserve">III. </w:t>
+      </w:r>
+      <w:r>
+        <w:rPr>
+          <w:rFonts w:ascii="Times New Roman" w:hAnsi="Times New Roman" w:cs="Times New Roman"/>
+          <w:b/>
+          <w:sz w:val="26"/>
+          <w:szCs w:val="26"/>
+        </w:rPr>
+        <w:t>KẾT QUẢ KHẢO SÁT</w:t>
+      </w:r>
+    </w:p>
+    <w:p>
+      <w:pPr>
+        <w:tabs>
+          <w:tab w:val="left" w:pos="4222"/>
+        </w:tabs>
+        <w:rPr>
+          <w:rFonts w:ascii="Times New Roman" w:hAnsi="Times New Roman" w:cs="Times New Roman"/>
+          <w:sz w:val="26"/>
+          <w:szCs w:val="26"/>
+        </w:rPr>
+      </w:pPr>
+      <w:r>
+        <w:rPr>
+          <w:rFonts w:ascii="Times New Roman" w:hAnsi="Times New Roman" w:cs="Times New Roman"/>
+          <w:sz w:val="26"/>
+          <w:szCs w:val="26"/>
+        </w:rPr>
+        <w:t xml:space="preserve">Đơn vị cho thuê </w:t>
+      </w:r>
+      <w:r>
+        <w:rPr>
+          <w:rFonts w:ascii="Times New Roman" w:hAnsi="Times New Roman" w:cs="Times New Roman"/>
+          <w:sz w:val="26"/>
+          <w:szCs w:val="26"/>
+        </w:rPr>
+        <w:t xml:space="preserve">(Bên </w:t>
+      </w:r>
+      <w:r>
+        <w:rPr>
+          <w:rFonts w:ascii="Times New Roman" w:hAnsi="Times New Roman" w:cs="Times New Roman"/>
+          <w:sz w:val="26"/>
+          <w:szCs w:val="26"/>
+        </w:rPr>
+        <w:t>B</w:t>
+      </w:r>
+      <w:r>
+        <w:rPr>
+          <w:rFonts w:ascii="Times New Roman" w:hAnsi="Times New Roman" w:cs="Times New Roman"/>
+          <w:sz w:val="26"/>
+          <w:szCs w:val="26"/>
+        </w:rPr>
+        <w:t>)</w:t>
+      </w:r>
+      <w:r>
+        <w:rPr>
+          <w:rFonts w:ascii="Times New Roman" w:hAnsi="Times New Roman" w:cs="Times New Roman"/>
+          <w:sz w:val="26"/>
+          <w:szCs w:val="26"/>
+        </w:rPr>
+        <w:t xml:space="preserve"> đồng ý cho MobiFone Đồng Nai thuê mặt bằng để xây dựng/lắp đặt trạm điện thoại di động BTS với những </w:t>
+      </w:r>
+      <w:r>
+        <w:rPr>
+          <w:rFonts w:ascii="Times New Roman" w:hAnsi="Times New Roman" w:cs="Times New Roman"/>
+          <w:sz w:val="26"/>
+          <w:szCs w:val="26"/>
+        </w:rPr>
+        <w:t>thông tin</w:t>
+      </w:r>
+      <w:r>
+        <w:rPr>
+          <w:rFonts w:ascii="Times New Roman" w:hAnsi="Times New Roman" w:cs="Times New Roman"/>
+          <w:sz w:val="26"/>
+          <w:szCs w:val="26"/>
+        </w:rPr>
+        <w:t xml:space="preserve"> như sau:</w:t>
+      </w:r>
+    </w:p>
+    <w:p>
+      <w:pPr>
+        <w:spacing w:line="240" w:lineRule="auto"/>
+        <w:rPr>
+          <w:rFonts w:ascii="Times New Roman" w:hAnsi="Times New Roman" w:cs="Times New Roman"/>
+          <w:sz w:val="26"/>
+          <w:szCs w:val="26"/>
+        </w:rPr>
+      </w:pPr>
+      <w:r>
+        <w:rPr>
+          <w:rFonts w:ascii="Times New Roman" w:hAnsi="Times New Roman" w:cs="Times New Roman"/>
+          <w:sz w:val="26"/>
+          <w:szCs w:val="26"/>
+        </w:rPr>
+        <w:t xml:space="preserve">- </w:t>
+      </w:r>
+      <w:r>
+        <w:rPr>
+          <w:rFonts w:ascii="Times New Roman" w:hAnsi="Times New Roman" w:cs="Times New Roman"/>
+          <w:sz w:val="26"/>
+          <w:szCs w:val="26"/>
+        </w:rPr>
+        <w:t>Vị trí d</w:t>
+      </w:r>
+      <w:r>
+        <w:rPr>
+          <w:rFonts w:ascii="Times New Roman" w:hAnsi="Times New Roman" w:cs="Times New Roman"/>
+          <w:sz w:val="26"/>
+          <w:szCs w:val="26"/>
+        </w:rPr>
+        <w:t>ự</w:t>
+      </w:r>
+      <w:r>
+        <w:rPr>
+          <w:rFonts w:ascii="Times New Roman" w:hAnsi="Times New Roman" w:cs="Times New Roman"/>
+          <w:sz w:val="26"/>
+          <w:szCs w:val="26"/>
+        </w:rPr>
+        <w:t>ng cột anten</w:t>
+      </w:r>
+      <w:r>
+        <w:rPr>
+          <w:rFonts w:ascii="Times New Roman" w:hAnsi="Times New Roman" w:cs="Times New Roman"/>
+          <w:sz w:val="26"/>
+          <w:szCs w:val="26"/>
+        </w:rPr>
+        <w:t xml:space="preserve">: </w:t>
+      </w:r>
+      <w:r>
+        <w:rPr>
+          <w:rFonts w:ascii="Segoe UI Symbol" w:hAnsi="Segoe UI Symbol" w:cs="Segoe UI Symbol"/>
+          <w:sz w:val="26"/>
+          <w:szCs w:val="26"/>
+        </w:rPr>
+        <w:t>{{#IS_MAT_DAT}}☑{{/IS_MAT_DAT}}{{^IS_MAT_DAT}}☐{{/IS_MAT_DAT}} Mặt đất</w:t>
+      </w:r>
+      <w:r>
+        <w:rPr>
+          <w:rFonts w:ascii="Times New Roman" w:hAnsi="Times New Roman" w:cs="Times New Roman"/>
+          <w:sz w:val="26"/>
+          <w:szCs w:val="26"/>
+        </w:rPr>
+        <w:tab/>
+      </w:r>
+      <w:r>
+        <w:rPr>
+          <w:rFonts w:ascii="Times New Roman" w:hAnsi="Times New Roman" w:cs="Times New Roman"/>
+          <w:sz w:val="26"/>
+          <w:szCs w:val="26"/>
+        </w:rPr>
+        <w:tab/>
+      </w:r>
+      <w:r>
+        <w:rPr>
+          <w:rFonts w:ascii="Segoe UI Symbol" w:hAnsi="Segoe UI Symbol" w:cs="Segoe UI Symbol"/>
+          <w:sz w:val="26"/>
+          <w:szCs w:val="26"/>
+        </w:rPr>
+        <w:t>{{#IS_MAI_NHA}}☑{{/IS_MAI_NHA}}{{^IS_MAI_NHA}}☐{{/IS_MAI_NHA}} Mái nhà: {{ROOF_SHEETS}} tấm, cao {{ROOF_HEIGHT}} mét…… tấm, cao……. mét</w:t>
+      </w:r>
+    </w:p>
+    <w:p>
+      <w:pPr>
+        <w:spacing w:line="240" w:lineRule="auto"/>
+        <w:rPr>
+          <w:rFonts w:ascii="Times New Roman" w:hAnsi="Times New Roman" w:cs="Times New Roman"/>
+          <w:sz w:val="26"/>
+          <w:szCs w:val="26"/>
+        </w:rPr>
+      </w:pPr>
+      <w:r>
+        <w:rPr>
+          <w:rFonts w:ascii="Times New Roman" w:hAnsi="Times New Roman" w:cs="Times New Roman"/>
+          <w:sz w:val="26"/>
+          <w:szCs w:val="26"/>
+        </w:rPr>
+        <w:t>- Ghi chú đặc điểm đất, nhà: {{SURVEY_NOTES}} (</w:t>
+      </w:r>
+      <w:r>
+        <w:rPr>
+          <w:rFonts w:ascii="Times New Roman" w:hAnsi="Times New Roman" w:cs="Times New Roman"/>
+          <w:i/>
+          <w:iCs/>
+          <w:sz w:val="26"/>
+          <w:szCs w:val="26"/>
+        </w:rPr>
+        <w:t>đồi, núi, ao, đầm lầy, ruộng, đất độ dốc, gần taluy, gần sông hồ, điện cao thế, trung thế,</w:t>
+      </w:r>
+      <w:r>
+        <w:rPr>
+          <w:rFonts w:ascii="Times New Roman" w:hAnsi="Times New Roman" w:cs="Times New Roman"/>
+          <w:i/>
+          <w:iCs/>
+          <w:sz w:val="26"/>
+          <w:szCs w:val="26"/>
+        </w:rPr>
+        <w:t xml:space="preserve">loại </w:t>
+      </w:r>
+      <w:r>
+        <w:rPr>
+          <w:rFonts w:ascii="Times New Roman" w:hAnsi="Times New Roman" w:cs="Times New Roman"/>
+          <w:i/>
+          <w:iCs/>
+          <w:sz w:val="26"/>
+          <w:szCs w:val="26"/>
+        </w:rPr>
+        <w:t>mái nhà,</w:t>
+      </w:r>
+      <w:r>
+        <w:rPr>
+          <w:rFonts w:ascii="Times New Roman" w:hAnsi="Times New Roman" w:cs="Times New Roman"/>
+          <w:i/>
+          <w:iCs/>
+          <w:sz w:val="26"/>
+          <w:szCs w:val="26"/>
+        </w:rPr>
+        <w:t>…</w:t>
+      </w:r>
+      <w:r>
+        <w:rPr>
+          <w:rFonts w:ascii="Times New Roman" w:hAnsi="Times New Roman" w:cs="Times New Roman"/>
+          <w:sz w:val="26"/>
+          <w:szCs w:val="26"/>
+        </w:rPr>
+        <w:t>) ……………………………………….</w:t>
+      </w:r>
+    </w:p>
+    <w:p>
+      <w:pPr>
+        <w:spacing w:line="240" w:lineRule="auto"/>
+        <w:rPr>
+          <w:rFonts w:ascii="Times New Roman" w:hAnsi="Times New Roman" w:cs="Times New Roman"/>
+          <w:sz w:val="26"/>
+          <w:szCs w:val="26"/>
+        </w:rPr>
+      </w:pPr>
+      <w:r>
+        <w:rPr>
+          <w:rFonts w:ascii="Times New Roman" w:hAnsi="Times New Roman" w:cs="Times New Roman"/>
+          <w:sz w:val="26"/>
+          <w:szCs w:val="26"/>
+        </w:rPr>
+        <w:t xml:space="preserve">- </w:t>
+      </w:r>
+      <w:r>
+        <w:rPr>
+          <w:rFonts w:ascii="Times New Roman" w:hAnsi="Times New Roman" w:cs="Times New Roman"/>
+          <w:sz w:val="26"/>
+          <w:szCs w:val="26"/>
+        </w:rPr>
+        <w:t>Kích thước DxR khu đất/mái nhà: {{LAND_DIMENSIONS}} m…………..m       </w:t>
+      </w:r>
+    </w:p>
+    <w:p>
+      <w:pPr>
+        <w:spacing w:line="240" w:lineRule="auto"/>
+        <w:rPr>
+          <w:rFonts w:ascii="Times New Roman" w:hAnsi="Times New Roman" w:cs="Times New Roman"/>
+          <w:sz w:val="26"/>
+          <w:szCs w:val="26"/>
+        </w:rPr>
+      </w:pPr>
+      <w:r>
+        <w:rPr>
+          <w:rFonts w:ascii="Times New Roman" w:hAnsi="Times New Roman" w:cs="Times New Roman"/>
+          <w:sz w:val="26"/>
+          <w:szCs w:val="26"/>
+        </w:rPr>
+        <w:t>- Kích thước dự kiến thuê sử dụng xây dựng trạm (DxR): {{LEASED_DIMENSIONS}} m (Diện tích: {{LEASED_AREA}} m²) .......... </w:t>
+      </w:r>
+      <w:r>
+        <w:rPr>
+          <w:rFonts w:ascii="Times New Roman" w:hAnsi="Times New Roman" w:cs="Times New Roman"/>
+          <w:sz w:val="26"/>
+          <w:szCs w:val="26"/>
+        </w:rPr>
+        <w:t>m……….</w:t>
+      </w:r>
+      <w:r>
+        <w:rPr>
+          <w:rFonts w:ascii="Times New Roman" w:hAnsi="Times New Roman" w:cs="Times New Roman"/>
+          <w:sz w:val="26"/>
+          <w:szCs w:val="26"/>
+        </w:rPr>
+        <w:t>m²</w:t>
+      </w:r>
+    </w:p>
+    <w:p>
+      <w:pPr>
+        <w:spacing w:line="240" w:lineRule="auto"/>
+        <w:rPr>
+          <w:rFonts w:ascii="Times New Roman" w:hAnsi="Times New Roman" w:cs="Times New Roman"/>
+          <w:sz w:val="26"/>
+          <w:szCs w:val="26"/>
+        </w:rPr>
+      </w:pPr>
+      <w:r>
+        <w:rPr>
+          <w:rFonts w:ascii="Times New Roman" w:hAnsi="Times New Roman" w:cs="Times New Roman"/>
+          <w:sz w:val="26"/>
+          <w:szCs w:val="26"/>
+        </w:rPr>
+        <w:lastRenderedPageBreak/>
+        <w:t xml:space="preserve">- Đường vào: </w:t>
+      </w:r>
+      <w:r>
+        <w:rPr>
+          <w:rFonts w:ascii="Times New Roman" w:hAnsi="Times New Roman" w:cs="Times New Roman"/>
+          <w:sz w:val="26"/>
+          <w:szCs w:val="26"/>
+        </w:rPr>
+        <w:tab/>
+      </w:r>
+      <w:r>
+        <w:rPr>
+          <w:rFonts w:ascii="Segoe UI Symbol" w:hAnsi="Segoe UI Symbol" w:cs="Segoe UI Symbol"/>
+          <w:sz w:val="26"/>
+          <w:szCs w:val="26"/>
+        </w:rPr>
+        <w:t>{{#ACCESS_CAR}}☑{{/ACCESS_CAR}}{{^ACCESS_CAR}}☐{{/ACCESS_CAR}} Ô tô </w:t>
+      </w:r>
+      <w:r>
+        <w:rPr>
+          <w:rFonts w:ascii="Times New Roman" w:hAnsi="Times New Roman" w:cs="Times New Roman"/>
+          <w:sz w:val="26"/>
+          <w:szCs w:val="26"/>
+        </w:rPr>
+        <w:tab/>
+      </w:r>
+      <w:r>
+        <w:rPr>
+          <w:rFonts w:ascii="Segoe UI Symbol" w:hAnsi="Segoe UI Symbol" w:cs="Segoe UI Symbol"/>
+          <w:sz w:val="26"/>
+          <w:szCs w:val="26"/>
+        </w:rPr>
+        <w:t>{{#ACCESS_BIKE}}☑{{/ACCESS_BIKE}}{{^ACCESS_BIKE}}☐{{/ACCESS_BIKE}} Xe máy </w:t>
+      </w:r>
+      <w:r>
+        <w:rPr>
+          <w:rFonts w:ascii="Times New Roman" w:hAnsi="Times New Roman" w:cs="Times New Roman"/>
+          <w:sz w:val="26"/>
+          <w:szCs w:val="26"/>
+        </w:rPr>
+        <w:tab/>
+      </w:r>
+      <w:r>
+        <w:rPr>
+          <w:rFonts w:ascii="Times New Roman" w:hAnsi="Times New Roman" w:cs="Times New Roman"/>
+          <w:sz w:val="26"/>
+          <w:szCs w:val="26"/>
+        </w:rPr>
+        <w:tab/>
+      </w:r>
+      <w:r>
+        <w:rPr>
+          <w:rFonts w:ascii="Segoe UI Symbol" w:hAnsi="Segoe UI Symbol" w:cs="Segoe UI Symbol"/>
+          <w:sz w:val="26"/>
+          <w:szCs w:val="26"/>
+        </w:rPr>
+        <w:t>{{#ACCESS_WALK}}☑{{/ACCESS_WALK}}{{^ACCESS_WALK}}☐{{/ACCESS_WALK}} Đi bộ</w:t>
+      </w:r>
+    </w:p>
+    <w:p>
+      <w:pPr>
+        <w:spacing w:line="240" w:lineRule="auto"/>
+        <w:rPr>
+          <w:rFonts w:ascii="Times New Roman" w:hAnsi="Times New Roman" w:cs="Times New Roman"/>
+          <w:sz w:val="26"/>
+          <w:szCs w:val="26"/>
+        </w:rPr>
+      </w:pPr>
+      <w:r>
+        <w:rPr>
+          <w:rFonts w:ascii="Times New Roman" w:hAnsi="Times New Roman" w:cs="Times New Roman"/>
+          <w:sz w:val="26"/>
+          <w:szCs w:val="26"/>
+        </w:rPr>
+        <w:t xml:space="preserve">- Nguồn điện lưới: </w:t>
+      </w:r>
+      <w:r>
+        <w:rPr>
+          <w:rFonts w:ascii="Segoe UI Symbol" w:hAnsi="Segoe UI Symbol" w:cs="Segoe UI Symbol"/>
+          <w:sz w:val="26"/>
+          <w:szCs w:val="26"/>
+        </w:rPr>
+        <w:t>{{#POWER_DIRECT}}☑{{/POWER_DIRECT}}{{^POWER_DIRECT}}☐{{/POWER_DIRECT}} điện kế ĐL</w:t>
+      </w:r>
+      <w:r>
+        <w:rPr>
+          <w:rFonts w:ascii="Times New Roman" w:hAnsi="Times New Roman" w:cs="Times New Roman"/>
+          <w:sz w:val="26"/>
+          <w:szCs w:val="26"/>
+        </w:rPr>
+        <w:t xml:space="preserve"> </w:t>
+      </w:r>
+      <w:r>
+        <w:rPr>
+          <w:rFonts w:ascii="Times New Roman" w:hAnsi="Times New Roman" w:cs="Times New Roman"/>
+          <w:sz w:val="26"/>
+          <w:szCs w:val="26"/>
+        </w:rPr>
+        <w:t xml:space="preserve">   </w:t>
+      </w:r>
+      <w:r>
+        <w:rPr>
+          <w:rFonts w:ascii="Segoe UI Symbol" w:hAnsi="Segoe UI Symbol" w:cs="Segoe UI Symbol"/>
+          <w:sz w:val="26"/>
+          <w:szCs w:val="26"/>
+        </w:rPr>
+        <w:t>{{#POWER_SHARE}}☑{{/POWER_SHARE}}{{^POWER_SHARE}}☐{{/POWER_SHARE}} không có hạ thế, câu đuôi     </w:t>
+      </w:r>
+      <w:r>
+        <w:rPr>
+          <w:rFonts w:ascii="Segoe UI Symbol" w:hAnsi="Segoe UI Symbol" w:cs="Segoe UI Symbol"/>
+          <w:sz w:val="26"/>
+          <w:szCs w:val="26"/>
+        </w:rPr>
+        <w:t>{{#POWER_SUBSTATION}}☑{{/POWER_SUBSTATION}}{{^POWER_SUBSTATION}}☐{{/POWER_SUBSTATION}} trang bị MBA riêng</w:t>
+      </w:r>
+      <w:r>
+        <w:rPr>
+          <w:rFonts w:ascii="Times New Roman" w:hAnsi="Times New Roman" w:cs="Times New Roman"/>
+          <w:sz w:val="26"/>
+          <w:szCs w:val="26"/>
+        </w:rPr>
+        <w:tab/>
+      </w:r>
+    </w:p>
+    <w:p>
+      <w:pPr>
+        <w:spacing w:line="240" w:lineRule="auto"/>
+        <w:rPr>
+          <w:rFonts w:ascii="Times New Roman" w:hAnsi="Times New Roman" w:cs="Times New Roman"/>
+          <w:sz w:val="26"/>
+          <w:szCs w:val="26"/>
+        </w:rPr>
+      </w:pPr>
+      <w:r>
+        <w:rPr>
+          <w:rFonts w:ascii="Times New Roman" w:hAnsi="Times New Roman" w:cs="Times New Roman"/>
+          <w:sz w:val="26"/>
+          <w:szCs w:val="26"/>
+        </w:rPr>
+        <w:t>- Khoảng cách đến vị trí đấu điện lưới dự kiến: {{POWER_DISTANCE}} m…………………………………………….</w:t>
+      </w:r>
+    </w:p>
+    <w:p>
+      <w:pPr>
+        <w:spacing w:line="240" w:lineRule="auto"/>
+        <w:rPr>
+          <w:rFonts w:ascii="Times New Roman" w:hAnsi="Times New Roman" w:cs="Times New Roman"/>
+          <w:sz w:val="26"/>
+          <w:szCs w:val="26"/>
+        </w:rPr>
+      </w:pPr>
+      <w:r>
+        <w:rPr>
+          <w:rFonts w:ascii="Times New Roman" w:hAnsi="Times New Roman" w:cs="Times New Roman"/>
+          <w:sz w:val="26"/>
+          <w:szCs w:val="26"/>
+        </w:rPr>
+        <w:t xml:space="preserve">- Khả năng kéo cáp quang: {{FIBER_CAPABILITY}} </w:t>
+      </w:r>
+      <w:r>
+        <w:rPr>
+          <w:rFonts w:ascii="Segoe UI Symbol" w:hAnsi="Segoe UI Symbol" w:cs="Segoe UI Symbol"/>
+          <w:sz w:val="26"/>
+          <w:szCs w:val="26"/>
+        </w:rPr>
+        <w:t>…………………………………………………………………………………………</w:t>
+      </w:r>
+    </w:p>
+    <w:p>
+      <w:pPr>
+        <w:spacing w:line="240" w:lineRule="auto"/>
+        <w:rPr>
+          <w:rFonts w:ascii="Times New Roman" w:hAnsi="Times New Roman" w:cs="Times New Roman"/>
+          <w:sz w:val="26"/>
+          <w:szCs w:val="26"/>
+        </w:rPr>
+      </w:pPr>
+      <w:r>
+        <w:rPr>
+          <w:rFonts w:ascii="Times New Roman" w:hAnsi="Times New Roman" w:cs="Times New Roman"/>
+          <w:sz w:val="26"/>
+          <w:szCs w:val="26"/>
+        </w:rPr>
+        <w:t xml:space="preserve">- </w:t>
+      </w:r>
+      <w:r>
+        <w:rPr>
+          <w:rFonts w:ascii="Times New Roman" w:hAnsi="Times New Roman" w:cs="Times New Roman"/>
+          <w:sz w:val="26"/>
+          <w:szCs w:val="26"/>
+        </w:rPr>
+        <w:t xml:space="preserve">Pháp lý đất/nhà: </w:t>
+      </w:r>
+      <w:r>
+        <w:rPr>
+          <w:rFonts w:ascii="Segoe UI Symbol" w:hAnsi="Segoe UI Symbol" w:cs="Segoe UI Symbol"/>
+          <w:sz w:val="26"/>
+          <w:szCs w:val="26"/>
+        </w:rPr>
+        <w:t>{{#LEGAL_RED_BOOK}}☑{{/LEGAL_RED_BOOK}}{{^LEGAL_RED_BOOK}}☐{{/LEGAL_RED_BOOK}} Giấy chứng nhận QSD nhà/ đất</w:t>
+      </w:r>
+      <w:r>
+        <w:rPr>
+          <w:rFonts w:ascii="Times New Roman" w:hAnsi="Times New Roman" w:cs="Times New Roman"/>
+          <w:sz w:val="26"/>
+          <w:szCs w:val="26"/>
+        </w:rPr>
+        <w:tab/>
+      </w:r>
+      <w:r>
+        <w:rPr>
+          <w:rFonts w:ascii="Segoe UI Symbol" w:hAnsi="Segoe UI Symbol" w:cs="Segoe UI Symbol"/>
+          <w:sz w:val="26"/>
+          <w:szCs w:val="26"/>
+        </w:rPr>
+        <w:t>{{#LEGAL_OTHER}}☑{{/LEGAL_OTHER}}{{^LEGAL_OTHER}}☐{{/LEGAL_OTHER}} Khác: {{LEGAL_OTHER_DESC}}…………………………</w:t>
+      </w:r>
+      <w:r>
+        <w:rPr>
+          <w:rFonts w:ascii="Times New Roman" w:hAnsi="Times New Roman" w:cs="Times New Roman"/>
+          <w:sz w:val="26"/>
+          <w:szCs w:val="26"/>
+        </w:rPr>
+        <w:t>.</w:t>
+      </w:r>
+    </w:p>
+    <w:p>
+      <w:pPr>
+        <w:spacing w:line="240" w:lineRule="auto"/>
+        <w:rPr>
+          <w:rFonts w:ascii="Times New Roman" w:hAnsi="Times New Roman" w:cs="Times New Roman"/>
+          <w:sz w:val="26"/>
+          <w:szCs w:val="26"/>
+        </w:rPr>
+      </w:pPr>
+      <w:r>
+        <w:rPr>
+          <w:rFonts w:ascii="Times New Roman" w:hAnsi="Times New Roman" w:cs="Times New Roman"/>
+          <w:sz w:val="26"/>
+          <w:szCs w:val="26"/>
+        </w:rPr>
+        <w:t xml:space="preserve">- Dạng trạm dự kiến: </w:t>
+      </w:r>
+      <w:r>
+        <w:rPr>
+          <w:rFonts w:ascii="Times New Roman" w:hAnsi="Times New Roman" w:cs="Times New Roman"/>
+          <w:sz w:val="26"/>
+          <w:szCs w:val="26"/>
+        </w:rPr>
+        <w:tab/>
+      </w:r>
+      <w:r>
+        <w:rPr>
+          <w:rFonts w:ascii="Segoe UI Symbol" w:hAnsi="Segoe UI Symbol" w:cs="Segoe UI Symbol"/>
+          <w:sz w:val="26"/>
+          <w:szCs w:val="26"/>
+        </w:rPr>
+        <w:t>{{#ANTENNA_GUYED}}☑{{/ANTENNA_GUYED}}{{^ANTENNA_GUYED}}☐{{/ANTENNA_GUYED}} Dây co mặt đất</w:t>
+      </w:r>
+      <w:r>
+        <w:rPr>
+          <w:rFonts w:ascii="Times New Roman" w:hAnsi="Times New Roman" w:cs="Times New Roman"/>
+          <w:sz w:val="26"/>
+          <w:szCs w:val="26"/>
+        </w:rPr>
+        <w:tab/>
+      </w:r>
+      <w:r>
+        <w:rPr>
+          <w:rFonts w:ascii="Times New Roman" w:hAnsi="Times New Roman" w:cs="Times New Roman"/>
+          <w:sz w:val="26"/>
+          <w:szCs w:val="26"/>
+        </w:rPr>
+        <w:tab/>
+      </w:r>
+      <w:r>
+        <w:rPr>
+          <w:rFonts w:ascii="Segoe UI Symbol" w:hAnsi="Segoe UI Symbol" w:cs="Segoe UI Symbol"/>
+          <w:sz w:val="26"/>
+          <w:szCs w:val="26"/>
+        </w:rPr>
+        <w:t>{{#ANTENNA_MONOPOLE}}☑{{/ANTENNA_MONOPOLE}}{{^ANTENNA_MONOPOLE}}☐{{/ANTENNA_MONOPOLE}} Cột monopole mặt đất</w:t>
+      </w:r>
+    </w:p>
+    <w:p>
+      <w:pPr>
+        <w:spacing w:line="240" w:lineRule="auto"/>
+        <w:rPr>
+          <w:rFonts w:ascii="Times New Roman" w:hAnsi="Times New Roman" w:cs="Times New Roman"/>
+          <w:sz w:val="26"/>
+          <w:szCs w:val="26"/>
+        </w:rPr>
+      </w:pPr>
+      <w:r>
+        <w:rPr>
+          <w:rFonts w:ascii="Segoe UI Symbol" w:hAnsi="Segoe UI Symbol" w:cs="Segoe UI Symbol"/>
+          <w:sz w:val="26"/>
+          <w:szCs w:val="26"/>
+        </w:rPr>
+        <w:t xml:space="preserve"> </w:t>
+      </w:r>
+      <w:r>
+        <w:rPr>
+          <w:rFonts w:ascii="Times New Roman" w:hAnsi="Times New Roman" w:cs="Times New Roman"/>
+          <w:sz w:val="26"/>
+          <w:szCs w:val="26"/>
+        </w:rPr>
+        <w:t xml:space="preserve">- Chiều cao cột anten dự kiến: </w:t>
+      </w:r>
+      <w:r>
+        <w:rPr>
+          <w:rFonts w:ascii="Segoe UI Symbol" w:hAnsi="Segoe UI Symbol" w:cs="Segoe UI Symbol"/>
+          <w:sz w:val="26"/>
+          <w:szCs w:val="26"/>
+        </w:rPr>
+        <w:t>{{#HEIGHT_30}}☑{{/HEIGHT_30}}{{^HEIGHT_30}}☐{{/HEIGHT_30}} 30m</w:t>
+      </w:r>
+      <w:r>
+        <w:rPr>
+          <w:rFonts w:ascii="Times New Roman" w:hAnsi="Times New Roman" w:cs="Times New Roman"/>
+          <w:sz w:val="26"/>
+          <w:szCs w:val="26"/>
+        </w:rPr>
+        <w:tab/>
+      </w:r>
+      <w:r>
+        <w:rPr>
+          <w:rFonts w:ascii="Segoe UI Symbol" w:hAnsi="Segoe UI Symbol" w:cs="Segoe UI Symbol"/>
+          <w:sz w:val="26"/>
+          <w:szCs w:val="26"/>
+        </w:rPr>
+        <w:t>{{#HEIGHT_36}}☑{{/HEIGHT_36}}{{^HEIGHT_36}}☐{{/HEIGHT_36}} 36m</w:t>
+      </w:r>
+      <w:r>
+        <w:rPr>
+          <w:rFonts w:ascii="Times New Roman" w:hAnsi="Times New Roman" w:cs="Times New Roman"/>
+          <w:sz w:val="26"/>
+          <w:szCs w:val="26"/>
+        </w:rPr>
+        <w:tab/>
+      </w:r>
+      <w:r>
+        <w:rPr>
+          <w:rFonts w:ascii="Segoe UI Symbol" w:hAnsi="Segoe UI Symbol" w:cs="Segoe UI Symbol"/>
+          <w:sz w:val="26"/>
+          <w:szCs w:val="26"/>
+        </w:rPr>
+        <w:t>{{#HEIGHT_42}}☑{{/HEIGHT_42}}{{^HEIGHT_42}}☐{{/HEIGHT_42}} 42m</w:t>
+      </w:r>
+      <w:r>
+        <w:rPr>
+          <w:rFonts w:ascii="Times New Roman" w:hAnsi="Times New Roman" w:cs="Times New Roman"/>
+          <w:sz w:val="26"/>
+          <w:szCs w:val="26"/>
+        </w:rPr>
+        <w:tab/>
+      </w:r>
+      <w:r>
+        <w:rPr>
+          <w:rFonts w:ascii="Segoe UI Symbol" w:hAnsi="Segoe UI Symbol" w:cs="Segoe UI Symbol"/>
+          <w:sz w:val="26"/>
+          <w:szCs w:val="26"/>
+        </w:rPr>
+        <w:t>{{#HEIGHT_OTHER}}☑{{/HEIGHT_OTHER}}{{^HEIGHT_OTHER}}☐{{/HEIGHT_OTHER}} Khác: {{HEIGHT_OTHER_DESC}} ……</w:t>
+      </w:r>
+      <w:r>
+        <w:rPr>
+          <w:rFonts w:ascii="Times New Roman" w:hAnsi="Times New Roman" w:cs="Times New Roman"/>
+          <w:sz w:val="26"/>
+          <w:szCs w:val="26"/>
+        </w:rPr>
+        <w:t>………</w:t>
+      </w:r>
+    </w:p>
+    <w:p>
+      <w:pPr>
+        <w:spacing w:line="240" w:lineRule="auto"/>
+        <w:rPr>
+          <w:rFonts w:ascii="Times New Roman" w:hAnsi="Times New Roman" w:cs="Times New Roman"/>
+          <w:sz w:val="26"/>
+          <w:szCs w:val="26"/>
+        </w:rPr>
+      </w:pPr>
+      <w:r>
+        <w:rPr>
+          <w:rFonts w:ascii="Times New Roman" w:hAnsi="Times New Roman" w:cs="Times New Roman"/>
+          <w:sz w:val="26"/>
+          <w:szCs w:val="26"/>
+        </w:rPr>
+        <w:t xml:space="preserve">- Loại móng cột dây co dự kiến: </w:t>
+      </w:r>
+      <w:r>
+        <w:rPr>
+          <w:rFonts w:ascii="Segoe UI Symbol" w:hAnsi="Segoe UI Symbol" w:cs="Segoe UI Symbol"/>
+          <w:sz w:val="26"/>
+          <w:szCs w:val="26"/>
+        </w:rPr>
+        <w:t>{{#FOUNDATION_3}}☑{{/FOUNDATION_3}}{{^FOUNDATION_3}}☐{{/FOUNDATION_3}} 3 co</w:t>
+      </w:r>
+      <w:r>
+        <w:rPr>
+          <w:rFonts w:ascii="Times New Roman" w:hAnsi="Times New Roman" w:cs="Times New Roman"/>
+          <w:sz w:val="26"/>
+          <w:szCs w:val="26"/>
+        </w:rPr>
+        <w:t xml:space="preserve"> </w:t>
+      </w:r>
+      <w:r>
+        <w:rPr>
+          <w:rFonts w:ascii="Times New Roman" w:hAnsi="Times New Roman" w:cs="Times New Roman"/>
+          <w:sz w:val="26"/>
+          <w:szCs w:val="26"/>
+        </w:rPr>
+        <w:tab/>
+      </w:r>
+      <w:r>
+        <w:rPr>
+          <w:rFonts w:ascii="Times New Roman" w:hAnsi="Times New Roman" w:cs="Times New Roman"/>
+          <w:sz w:val="26"/>
+          <w:szCs w:val="26"/>
+        </w:rPr>
+        <w:tab/>
+      </w:r>
+      <w:r>
+        <w:rPr>
+          <w:rFonts w:ascii="Segoe UI Symbol" w:hAnsi="Segoe UI Symbol" w:cs="Segoe UI Symbol"/>
+          <w:sz w:val="26"/>
+          <w:szCs w:val="26"/>
+        </w:rPr>
+        <w:t>{{#FOUNDATION_4}}☑{{/FOUNDATION_4}}{{^FOUNDATION_4}}☐{{/FOUNDATION_4}} 4 co</w:t>
+      </w:r>
+    </w:p>
+    <w:p>
+      <w:pPr>
+        <w:spacing w:line="240" w:lineRule="auto"/>
+        <w:rPr>
+          <w:rFonts w:ascii="Times New Roman" w:hAnsi="Times New Roman" w:cs="Times New Roman"/>
+          <w:sz w:val="26"/>
+          <w:szCs w:val="26"/>
+        </w:rPr>
+      </w:pPr>
+      <w:r>
+        <w:rPr>
+          <w:rFonts w:ascii="Times New Roman" w:hAnsi="Times New Roman" w:cs="Times New Roman"/>
+          <w:sz w:val="26"/>
+          <w:szCs w:val="26"/>
+        </w:rPr>
+        <w:t>- Các công trình, vật dụng, cây cối có khả năng xung đột: {{CONFLICT_NOTES}} khi xây dựng trạm BTS/cột anten/móng cột (số lượng/loại</w:t>
+      </w:r>
+      <w:r>
+        <w:rPr>
+          <w:rFonts w:ascii="Times New Roman" w:hAnsi="Times New Roman" w:cs="Times New Roman"/>
+          <w:sz w:val="26"/>
+          <w:szCs w:val="26"/>
+        </w:rPr>
+        <w:t xml:space="preserve"> và trách nhiệm thực hiện</w:t>
+      </w:r>
+      <w:r>
+        <w:rPr>
+          <w:rFonts w:ascii="Times New Roman" w:hAnsi="Times New Roman" w:cs="Times New Roman"/>
+          <w:sz w:val="26"/>
+          <w:szCs w:val="26"/>
+        </w:rPr>
+        <w:t>):</w:t>
+      </w:r>
+      <w:r>
+        <w:rPr>
+          <w:rFonts w:ascii="Times New Roman" w:hAnsi="Times New Roman" w:cs="Times New Roman"/>
+          <w:sz w:val="26"/>
+          <w:szCs w:val="26"/>
+        </w:rPr>
+        <w:t xml:space="preserve"> </w:t>
+      </w:r>
+      <w:r>
+        <w:rPr>
+          <w:rFonts w:ascii="Times New Roman" w:hAnsi="Times New Roman" w:cs="Times New Roman"/>
+          <w:sz w:val="26"/>
+          <w:szCs w:val="26"/>
+        </w:rPr>
+        <w:t>……</w:t>
+      </w:r>
+      <w:r>
+        <w:rPr>
+          <w:rFonts w:ascii="Times New Roman" w:hAnsi="Times New Roman" w:cs="Times New Roman"/>
+          <w:sz w:val="26"/>
+          <w:szCs w:val="26"/>
+        </w:rPr>
+        <w:t>…………….</w:t>
+      </w:r>
+      <w:r>
+        <w:rPr>
+          <w:rFonts w:ascii="Times New Roman" w:hAnsi="Times New Roman" w:cs="Times New Roman"/>
+          <w:sz w:val="26"/>
+          <w:szCs w:val="26"/>
+        </w:rPr>
+        <w:t>…</w:t>
+      </w:r>
+      <w:r>
+        <w:rPr>
+          <w:rFonts w:ascii="Times New Roman" w:hAnsi="Times New Roman" w:cs="Times New Roman"/>
+          <w:sz w:val="26"/>
+          <w:szCs w:val="26"/>
+        </w:rPr>
+        <w:t>…………………………………………………………………………………………………………………………………………………</w:t>
+      </w:r>
+      <w:r>
+        <w:rPr>
+          <w:rFonts w:ascii="Times New Roman" w:hAnsi="Times New Roman" w:cs="Times New Roman"/>
+          <w:sz w:val="26"/>
+          <w:szCs w:val="26"/>
+        </w:rPr>
+        <w:t>………………….</w:t>
+      </w:r>
+    </w:p>
+    <w:p>
+      <w:pPr>
+        <w:spacing w:line="240" w:lineRule="auto"/>
+        <w:rPr>
+          <w:rFonts w:ascii="Times New Roman" w:hAnsi="Times New Roman" w:cs="Times New Roman"/>
+          <w:sz w:val="26"/>
+          <w:szCs w:val="26"/>
+        </w:rPr>
+      </w:pPr>
+      <w:r>
+        <w:rPr>
+          <w:rFonts w:ascii="Times New Roman" w:hAnsi="Times New Roman" w:cs="Times New Roman"/>
+          <w:sz w:val="26"/>
+          <w:szCs w:val="26"/>
+        </w:rPr>
+        <w:t xml:space="preserve">- </w:t>
+      </w:r>
+      <w:r>
+        <w:rPr>
+          <w:rFonts w:ascii="Times New Roman" w:hAnsi="Times New Roman" w:cs="Times New Roman"/>
+          <w:sz w:val="26"/>
+          <w:szCs w:val="26"/>
+        </w:rPr>
+        <w:t>Ý kiến</w:t>
+      </w:r>
+      <w:r>
+        <w:rPr>
+          <w:rFonts w:ascii="Times New Roman" w:hAnsi="Times New Roman" w:cs="Times New Roman"/>
+          <w:sz w:val="26"/>
+          <w:szCs w:val="26"/>
+        </w:rPr>
+        <w:t xml:space="preserve"> khác: .....................................................</w:t>
+      </w:r>
+      <w:r>
+        <w:rPr>
+          <w:rFonts w:ascii="Times New Roman" w:hAnsi="Times New Roman" w:cs="Times New Roman"/>
+          <w:sz w:val="26"/>
+          <w:szCs w:val="26"/>
+        </w:rPr>
+        <w:t>................................................................</w:t>
+      </w:r>
+    </w:p>
+    <w:p>
+      <w:pPr>
+        <w:spacing w:line="240" w:lineRule="auto"/>
+        <w:rPr>
+          <w:rFonts w:ascii="Times New Roman" w:hAnsi="Times New Roman" w:cs="Times New Roman"/>
+          <w:sz w:val="26"/>
+          <w:szCs w:val="26"/>
+        </w:rPr>
+      </w:pPr>
+      <w:r>
+        <w:rPr>
+          <w:rFonts w:ascii="Times New Roman" w:hAnsi="Times New Roman" w:cs="Times New Roman"/>
+          <w:sz w:val="26"/>
+          <w:szCs w:val="26"/>
+        </w:rPr>
+        <w:t>- Ảnh chụp hiện trạng, vẽ sơ bộ mặt bằng khu đất và bố trí dự kiến theo phụ lục đính kèm.</w:t>
+      </w:r>
+    </w:p>
+    <w:p>
+      <w:pPr>
+        <w:spacing w:line="240" w:lineRule="auto"/>
+        <w:rPr>
+          <w:rFonts w:ascii="Times New Roman" w:hAnsi="Times New Roman" w:cs="Times New Roman"/>
+          <w:b/>
+          <w:bCs/>
+          <w:sz w:val="26"/>
+          <w:szCs w:val="26"/>
+        </w:rPr>
+      </w:pPr>
+      <w:r>
+        <w:rPr>
+          <w:rFonts w:ascii="Times New Roman" w:hAnsi="Times New Roman" w:cs="Times New Roman"/>
+          <w:b/>
+          <w:bCs/>
+          <w:sz w:val="26"/>
+          <w:szCs w:val="26"/>
+        </w:rPr>
+        <w:t xml:space="preserve">V. </w:t>
+      </w:r>
+      <w:r>
+        <w:rPr>
+          <w:rFonts w:ascii="Times New Roman" w:hAnsi="Times New Roman" w:cs="Times New Roman"/>
+          <w:b/>
+          <w:bCs/>
+          <w:sz w:val="26"/>
+          <w:szCs w:val="26"/>
+        </w:rPr>
+        <w:t xml:space="preserve">THỜI GIAN THUÊ, </w:t>
+      </w:r>
+      <w:r>
+        <w:rPr>
+          <w:rFonts w:ascii="Times New Roman" w:hAnsi="Times New Roman" w:cs="Times New Roman"/>
+          <w:b/>
+          <w:bCs/>
+          <w:sz w:val="26"/>
+          <w:szCs w:val="26"/>
+        </w:rPr>
+        <w:t>GIÁ THUÊ VÀ PHƯƠNG THỨC THANH TOÁN</w:t>
+      </w:r>
+    </w:p>
+    <w:p>
+      <w:pPr>
+        <w:pStyle w:val="ListParagraph"/>
+        <w:numPr>
+          <w:ilvl w:val="0"/>
+          <w:numId w:val="14"/>
+        </w:numPr>
+        <w:tabs>
+          <w:tab w:val="center" w:pos="4222"/>
+          <w:tab w:val="left" w:pos="6521"/>
+        </w:tabs>
+        <w:rPr>
+          <w:rFonts w:ascii="Times New Roman" w:hAnsi="Times New Roman" w:cs="Times New Roman"/>
+          <w:bCs/>
+          <w:sz w:val="26"/>
+          <w:szCs w:val="26"/>
+        </w:rPr>
+      </w:pPr>
+      <w:r>
+        <w:rPr>
+          <w:rFonts w:ascii="Times New Roman" w:hAnsi="Times New Roman" w:cs="Times New Roman"/>
+          <w:bCs/>
+          <w:sz w:val="26"/>
+          <w:szCs w:val="26"/>
+        </w:rPr>
+        <w:t>Thời gian thuê: {{LEASE_TERM}} năm.</w:t>
+      </w:r>
+      <w:r>
+        <w:rPr>
+          <w:rFonts w:ascii="Times New Roman" w:hAnsi="Times New Roman" w:cs="Times New Roman"/>
+          <w:bCs/>
+          <w:sz w:val="26"/>
+          <w:szCs w:val="26"/>
+        </w:rPr>
+        <w:t>………</w:t>
+      </w:r>
+      <w:r>
+        <w:rPr>
+          <w:rFonts w:ascii="Times New Roman" w:hAnsi="Times New Roman" w:cs="Times New Roman"/>
+          <w:bCs/>
+          <w:sz w:val="26"/>
+          <w:szCs w:val="26"/>
+        </w:rPr>
+        <w:t xml:space="preserve"> năm.</w:t>
+      </w:r>
+    </w:p>
+    <w:p>
+      <w:pPr>
+        <w:pStyle w:val="ListParagraph"/>
+        <w:numPr>
+          <w:ilvl w:val="0"/>
+          <w:numId w:val="14"/>
+        </w:numPr>
+        <w:tabs>
+          <w:tab w:val="center" w:pos="4222"/>
+        </w:tabs>
+        <w:rPr>
+          <w:rFonts w:ascii="Times New Roman" w:hAnsi="Times New Roman" w:cs="Times New Roman"/>
+          <w:bCs/>
+          <w:i/>
+          <w:iCs/>
+          <w:sz w:val="26"/>
+          <w:szCs w:val="26"/>
+        </w:rPr>
+      </w:pPr>
+      <w:r>
+        <w:rPr>
+          <w:rFonts w:ascii="Times New Roman" w:hAnsi="Times New Roman" w:cs="Times New Roman"/>
+          <w:bCs/>
+          <w:sz w:val="26"/>
+          <w:szCs w:val="26"/>
+        </w:rPr>
+        <w:t>Giá thuê: {{RENT_FEE}} đồng/tháng.………………………</w:t>
+      </w:r>
+      <w:r>
+        <w:rPr>
+          <w:rFonts w:ascii="Times New Roman" w:hAnsi="Times New Roman" w:cs="Times New Roman"/>
+          <w:bCs/>
+          <w:sz w:val="26"/>
+          <w:szCs w:val="26"/>
+        </w:rPr>
+        <w:t xml:space="preserve"> </w:t>
+      </w:r>
+      <w:r>
+        <w:rPr>
+          <w:rFonts w:ascii="Times New Roman" w:hAnsi="Times New Roman" w:cs="Times New Roman"/>
+          <w:bCs/>
+          <w:sz w:val="26"/>
+          <w:szCs w:val="26"/>
+        </w:rPr>
+        <w:t>đồng / tháng.</w:t>
+      </w:r>
+    </w:p>
+    <w:p>
+      <w:pPr>
+        <w:pStyle w:val="ListParagraph"/>
+        <w:tabs>
+          <w:tab w:val="center" w:pos="4222"/>
+        </w:tabs>
+        <w:rPr>
+          <w:rFonts w:ascii="Times New Roman" w:hAnsi="Times New Roman" w:cs="Times New Roman"/>
+          <w:bCs/>
+          <w:i/>
+          <w:iCs/>
+          <w:sz w:val="26"/>
+          <w:szCs w:val="26"/>
+        </w:rPr>
+      </w:pPr>
+      <w:r>
+        <w:rPr>
+          <w:rFonts w:ascii="Times New Roman" w:hAnsi="Times New Roman" w:cs="Times New Roman"/>
+          <w:bCs/>
+          <w:i/>
+          <w:iCs/>
+          <w:sz w:val="26"/>
+          <w:szCs w:val="26"/>
+        </w:rPr>
+        <w:t>(</w:t>
+      </w:r>
+      <w:r>
+        <w:rPr>
+          <w:rFonts w:ascii="Times New Roman" w:hAnsi="Times New Roman" w:cs="Times New Roman"/>
+          <w:bCs/>
+          <w:i/>
+          <w:iCs/>
+          <w:sz w:val="26"/>
+          <w:szCs w:val="26"/>
+        </w:rPr>
+        <w:tab/>
+        <w:t>Bằng chữ: {{RENT_FEE_TEXT}}………………………………………………………………………)</w:t>
+      </w:r>
+    </w:p>
+    <w:p>
+      <w:pPr>
+        <w:pStyle w:val="ListParagraph"/>
+        <w:numPr>
+          <w:ilvl w:val="0"/>
+          <w:numId w:val="13"/>
+        </w:numPr>
+        <w:tabs>
+          <w:tab w:val="center" w:pos="4222"/>
+        </w:tabs>
+        <w:ind w:left="1134"/>
+        <w:rPr>
+          <w:rFonts w:ascii="Times New Roman" w:hAnsi="Times New Roman" w:cs="Times New Roman"/>
+          <w:bCs/>
+          <w:sz w:val="26"/>
+          <w:szCs w:val="26"/>
+        </w:rPr>
+      </w:pPr>
+      <w:r>
+        <w:rPr>
+          <w:rFonts w:ascii="Times New Roman" w:hAnsi="Times New Roman" w:cs="Times New Roman"/>
+          <w:bCs/>
+          <w:sz w:val="26"/>
+          <w:szCs w:val="26"/>
+        </w:rPr>
+        <w:t>Giá thuê bao gồm các loại thuế do Nhà Nước quy định.</w:t>
+      </w:r>
+    </w:p>
+    <w:p>
+      <w:pPr>
+        <w:pStyle w:val="ListParagraph"/>
+        <w:numPr>
+          <w:ilvl w:val="0"/>
+          <w:numId w:val="13"/>
+        </w:numPr>
+        <w:tabs>
+          <w:tab w:val="center" w:pos="4222"/>
+        </w:tabs>
+        <w:ind w:left="1134"/>
+        <w:rPr>
+          <w:rFonts w:ascii="Times New Roman" w:hAnsi="Times New Roman" w:cs="Times New Roman"/>
+          <w:bCs/>
+          <w:sz w:val="26"/>
+          <w:szCs w:val="26"/>
+        </w:rPr>
+      </w:pPr>
+      <w:r>
+        <w:rPr>
+          <w:rFonts w:ascii="Times New Roman" w:hAnsi="Times New Roman" w:cs="Times New Roman"/>
+          <w:bCs/>
+          <w:sz w:val="26"/>
+          <w:szCs w:val="26"/>
+        </w:rPr>
+        <w:t>Giá thuê không thay đổi suốt thời gian thuê.</w:t>
+      </w:r>
+    </w:p>
+    <w:p>
+      <w:pPr>
+        <w:pStyle w:val="ListParagraph"/>
+        <w:numPr>
+          <w:ilvl w:val="0"/>
+          <w:numId w:val="13"/>
+        </w:numPr>
+        <w:tabs>
+          <w:tab w:val="center" w:pos="4222"/>
+        </w:tabs>
+        <w:ind w:left="1134"/>
+        <w:rPr>
+          <w:rFonts w:ascii="Times New Roman" w:hAnsi="Times New Roman" w:cs="Times New Roman"/>
+          <w:bCs/>
+          <w:sz w:val="26"/>
+          <w:szCs w:val="26"/>
+        </w:rPr>
+      </w:pPr>
+      <w:r>
+        <w:rPr>
+          <w:rFonts w:ascii="Times New Roman" w:hAnsi="Times New Roman" w:cs="Times New Roman"/>
+          <w:bCs/>
+          <w:sz w:val="26"/>
+          <w:szCs w:val="26"/>
+        </w:rPr>
+        <w:t xml:space="preserve">Thanh toán </w:t>
+      </w:r>
+      <w:r>
+        <w:rPr>
+          <w:rFonts w:ascii="Times New Roman" w:hAnsi="Times New Roman" w:cs="Times New Roman"/>
+          <w:bCs/>
+          <w:sz w:val="26"/>
+          <w:szCs w:val="26"/>
+        </w:rPr>
+        <w:t xml:space="preserve">đầu kỳ </w:t>
+      </w:r>
+      <w:r>
+        <w:rPr>
+          <w:rFonts w:ascii="Times New Roman" w:hAnsi="Times New Roman" w:cs="Times New Roman"/>
+          <w:bCs/>
+          <w:sz w:val="26"/>
+          <w:szCs w:val="26"/>
+        </w:rPr>
+        <w:t>06 tháng 01 lần.</w:t>
+      </w:r>
+    </w:p>
+    <w:p>
+      <w:pPr>
+        <w:pStyle w:val="ListParagraph"/>
+        <w:numPr>
+          <w:ilvl w:val="0"/>
+          <w:numId w:val="14"/>
+        </w:numPr>
+        <w:tabs>
+          <w:tab w:val="center" w:pos="4222"/>
+        </w:tabs>
+        <w:jc w:val="both"/>
+        <w:rPr>
+          <w:rFonts w:ascii="Times New Roman" w:hAnsi="Times New Roman" w:cs="Times New Roman"/>
+          <w:bCs/>
+          <w:sz w:val="26"/>
+          <w:szCs w:val="26"/>
+        </w:rPr>
+      </w:pPr>
+      <w:r>
+        <w:rPr>
+          <w:rFonts w:ascii="Times New Roman" w:hAnsi="Times New Roman" w:cs="Times New Roman"/>
+          <w:bCs/>
+          <w:sz w:val="26"/>
+          <w:szCs w:val="26"/>
+        </w:rPr>
+        <w:t xml:space="preserve">Thời điểm bắt đầu tính tiền: </w:t>
+      </w:r>
+      <w:r>
+        <w:rPr>
+          <w:rFonts w:ascii="Times New Roman" w:hAnsi="Times New Roman" w:cs="Times New Roman"/>
+          <w:bCs/>
+          <w:sz w:val="26"/>
+          <w:szCs w:val="26"/>
+        </w:rPr>
+        <w:t>Kể từ ngày bên A lắp đặt thiết bị phát sóng trạm.</w:t>
+      </w:r>
+    </w:p>
+    <w:p>
+      <w:pPr>
+        <w:tabs>
+          <w:tab w:val="left" w:pos="709"/>
+          <w:tab w:val="center" w:pos="4222"/>
+        </w:tabs>
+        <w:spacing w:after="0" w:line="240" w:lineRule="auto"/>
+        <w:jc w:val="both"/>
+        <w:rPr>
+          <w:rFonts w:ascii="Times New Roman" w:hAnsi="Times New Roman" w:cs="Times New Roman"/>
+          <w:bCs/>
+          <w:sz w:val="26"/>
+          <w:szCs w:val="26"/>
+        </w:rPr>
+      </w:pPr>
+      <w:r>
+        <w:rPr>
+          <w:rFonts w:ascii="Times New Roman" w:hAnsi="Times New Roman" w:cs="Times New Roman"/>
+          <w:bCs/>
+          <w:sz w:val="26"/>
+          <w:szCs w:val="26"/>
+        </w:rPr>
+        <w:t xml:space="preserve">Biên bản ghi nhớ này chính là cơ sở để </w:t>
+      </w:r>
+      <w:r>
+        <w:rPr>
+          <w:rFonts w:ascii="Times New Roman" w:hAnsi="Times New Roman" w:cs="Times New Roman"/>
+          <w:bCs/>
+          <w:sz w:val="26"/>
+          <w:szCs w:val="26"/>
+        </w:rPr>
+        <w:t xml:space="preserve">tiến hành </w:t>
+      </w:r>
+      <w:r>
+        <w:rPr>
+          <w:rFonts w:ascii="Times New Roman" w:hAnsi="Times New Roman" w:cs="Times New Roman"/>
+          <w:bCs/>
+          <w:sz w:val="26"/>
+          <w:szCs w:val="26"/>
+        </w:rPr>
+        <w:t>ký kết hợp đồng giữa hai bên.</w:t>
+      </w:r>
+    </w:p>
+    <w:p>
+      <w:pPr>
+        <w:spacing w:line="240" w:lineRule="auto"/>
+        <w:rPr>
+          <w:rFonts w:ascii="Times New Roman" w:hAnsi="Times New Roman" w:cs="Times New Roman"/>
+          <w:sz w:val="26"/>
+          <w:szCs w:val="26"/>
+        </w:rPr>
+      </w:pPr>
+      <w:r>
+        <w:rPr>
+          <w:rFonts w:ascii="Times New Roman" w:hAnsi="Times New Roman" w:cs="Times New Roman"/>
+          <w:sz w:val="26"/>
+          <w:szCs w:val="26"/>
+        </w:rPr>
+        <w:t>Biên bản lập thành 02 bản, mỗi bên giữ 01 bản.</w:t>
+      </w:r>
+    </w:p>
+    <w:tbl>
+      <w:tblPr>
+        <w:tblStyle w:val="TableGrid"/>
+        <w:tblW w:w="0" w:type="auto"/>
+        <w:tblBorders>
+          <w:top w:val="none" w:sz="0" w:space="0" w:color="auto"/>
+          <w:left w:val="none" w:sz="0" w:space="0" w:color="auto"/>
+          <w:bottom w:val="none" w:sz="0" w:space="0" w:color="auto"/>
+          <w:right w:val="none" w:sz="0" w:space="0" w:color="auto"/>
+          <w:insideH w:val="none" w:sz="0" w:space="0" w:color="auto"/>
+          <w:insideV w:val="none" w:sz="0" w:space="0" w:color="auto"/>
+        </w:tblBorders>
+        <w:tblLook w:val="04A0" w:firstRow="1" w:lastRow="0" w:firstColumn="1" w:lastColumn="0" w:noHBand="0" w:noVBand="1"/>
+      </w:tblPr>
+      <w:tblGrid>
+        <w:gridCol w:w="4696"/>
+        <w:gridCol w:w="4709"/>
+      </w:tblGrid>
+      <w:tr>
+        <w:tc>
+          <w:tcPr>
+            <w:tcW w:w="4810" w:type="dxa"/>
+          </w:tcPr>
+          <w:p>
+            <w:pPr>
+              <w:jc w:val="center"/>
+              <w:rPr>
+                <w:rFonts w:ascii="Times New Roman" w:hAnsi="Times New Roman" w:cs="Times New Roman"/>
+                <w:b/>
+                <w:bCs/>
+                <w:sz w:val="26"/>
+                <w:szCs w:val="26"/>
+              </w:rPr>
+            </w:pPr>
+            <w:r>
+              <w:rPr>
+                <w:rFonts w:ascii="Times New Roman" w:hAnsi="Times New Roman" w:cs="Times New Roman"/>
+                <w:b/>
+                <w:bCs/>
+                <w:sz w:val="26"/>
+                <w:szCs w:val="26"/>
+              </w:rPr>
+              <w:t xml:space="preserve">ĐẠI DIỆN </w:t>
+            </w:r>
+            <w:r>
+              <w:rPr>
+                <w:rFonts w:ascii="Times New Roman" w:hAnsi="Times New Roman" w:cs="Times New Roman"/>
+                <w:b/>
+                <w:bCs/>
+                <w:sz w:val="26"/>
+                <w:szCs w:val="26"/>
+              </w:rPr>
+              <w:t>MBF ĐỒNG NAI</w:t>
+            </w:r>
+          </w:p>
+          <w:p>
+            <w:pPr>
+              <w:jc w:val="center"/>
+              <w:rPr>
+                <w:rFonts w:ascii="Times New Roman" w:hAnsi="Times New Roman" w:cs="Times New Roman"/>
+                <w:sz w:val="26"/>
+                <w:szCs w:val="26"/>
+              </w:rPr>
+            </w:pPr>
+            <w:r>
+              <w:rPr>
+                <w:rFonts w:ascii="Times New Roman" w:hAnsi="Times New Roman" w:cs="Times New Roman"/>
+                <w:sz w:val="26"/>
+                <w:szCs w:val="26"/>
+              </w:rPr>
+              <w:t>Người khảo sát          N</w:t>
+            </w:r>
+            <w:r>
+              <w:rPr>
+                <w:rFonts w:ascii="Times New Roman" w:hAnsi="Times New Roman" w:cs="Times New Roman"/>
+                <w:sz w:val="26"/>
+                <w:szCs w:val="26"/>
+              </w:rPr>
+              <w:t>g</w:t>
+            </w:r>
+            <w:r>
+              <w:rPr>
+                <w:rFonts w:ascii="Times New Roman" w:hAnsi="Times New Roman" w:cs="Times New Roman"/>
+                <w:sz w:val="26"/>
+                <w:szCs w:val="26"/>
+              </w:rPr>
+              <w:t>ười kiểm tra</w:t>
+            </w:r>
+          </w:p>
+        </w:tc>
+        <w:tc>
+          <w:tcPr>
+            <w:tcW w:w="4811" w:type="dxa"/>
+          </w:tcPr>
+          <w:p>
+            <w:pPr>
+              <w:jc w:val="center"/>
+              <w:rPr>
+                <w:rFonts w:ascii="Times New Roman" w:hAnsi="Times New Roman" w:cs="Times New Roman"/>
+                <w:b/>
+                <w:bCs/>
+                <w:sz w:val="26"/>
+                <w:szCs w:val="26"/>
+              </w:rPr>
+            </w:pPr>
+            <w:r>
+              <w:rPr>
+                <w:rFonts w:ascii="Times New Roman" w:hAnsi="Times New Roman" w:cs="Times New Roman"/>
+                <w:b/>
+                <w:bCs/>
+                <w:sz w:val="26"/>
+                <w:szCs w:val="26"/>
+              </w:rPr>
+              <w:t>CHỦ ĐẤT/CHỦ NHÀ</w:t>
+            </w:r>
+          </w:p>
+          <w:p>
+            <w:pPr>
+              <w:jc w:val="center"/>
+              <w:rPr>
+                <w:rFonts w:ascii="Times New Roman" w:hAnsi="Times New Roman" w:cs="Times New Roman"/>
+                <w:b/>
+                <w:bCs/>
+                <w:sz w:val="26"/>
+                <w:szCs w:val="26"/>
+              </w:rPr>
+            </w:pPr>
+            <w:r>
+              <w:rPr>
+                <w:rFonts w:ascii="Times New Roman" w:hAnsi="Times New Roman" w:cs="Times New Roman"/>
+                <w:sz w:val="26"/>
+                <w:szCs w:val="26"/>
+              </w:rPr>
+              <w:t>(Ký, ghi rõ họ tên)</w:t>
+            </w:r>
+          </w:p>
+        </w:tc>
+      </w:tr>
+    </w:tbl>
+    <w:p>
+      <w:pPr>
+        <w:rPr>
+          <w:rFonts w:ascii="Times New Roman" w:hAnsi="Times New Roman" w:cs="Times New Roman"/>
+          <w:b/>
+          <w:bCs/>
+          <w:sz w:val="26"/>
+          <w:szCs w:val="26"/>
+        </w:rPr>
+      </w:pPr>
+      <w:bookmarkStart w:id="0" w:name="_GoBack"/>
+      <w:bookmarkEnd w:id="0"/>
+    </w:p>
+    <w:sectPr>
+      <w:pgSz w:w="12240" w:h="15840"/>
+      <w:pgMar w:top="990" w:right="1134" w:bottom="1134" w:left="1701" w:header="720" w:footer="720" w:gutter="0"/>
+      <w:cols w:space="720"/>
+      <w:docGrid w:linePitch="360"/>
+    </w:sectPr>
+  </w:body>
+</w:document>
 </file>
 
 <file path=word/numbering.xml><?xml version="1.0" encoding="utf-8"?>

--- a/tvt3_v2/public/templates/BBLV.docx
+++ b/tvt3_v2/public/templates/BBLV.docx
@@ -1,6 +1,6 @@
 
 <file path=word/document.xml><?xml version="1.0" encoding="utf-8"?>
-<w:document xmlns:wpc="http://schemas.microsoft.com/office/word/2010/wordprocessingCanvas" xmlns:cx="http://schemas.microsoft.com/office/drawing/2014/chartex" xmlns:cx1="http://schemas.microsoft.com/office/drawing/2015/9/8/chartex" xmlns:cx2="http://schemas.microsoft.com/office/drawing/2015/10/21/chartex" xmlns:cx3="http://schemas.microsoft.com/office/drawing/2016/5/9/chartex" xmlns:cx4="http://schemas.microsoft.com/office/drawing/2016/5/10/chartex" xmlns:cx5="http://schemas.microsoft.com/office/drawing/2016/5/11/chartex" xmlns:cx6="http://schemas.microsoft.com/office/drawing/2016/5/12/chartex" xmlns:cx7="http://schemas.microsoft.com/office/drawing/2016/5/13/chartex" xmlns:cx8="http://schemas.microsoft.com/office/drawing/2016/5/14/chartex" xmlns:mc="http://schemas.openxmlformats.org/markup-compatibility/2006" xmlns:aink="http://schemas.microsoft.com/office/drawing/2016/ink" xmlns:am3d="http://schemas.microsoft.com/office/drawing/2017/model3d" xmlns:o="urn:schemas-microsoft-com:office:office" xmlns:r="http://schemas.openxmlformats.org/officeDocument/2006/relationships" xmlns:m="http://schemas.openxmlformats.org/officeDocument/2006/math" xmlns:v="urn:schemas-microsoft-com:vml" xmlns:wp14="http://schemas.microsoft.com/office/word/2010/wordprocessingDrawing" xmlns:wp="http://schemas.openxmlformats.org/drawingml/2006/wordprocessingDrawing" xmlns:w10="urn:schemas-microsoft-com:office:word" xmlns:w="http://schemas.openxmlformats.org/wordprocessingml/2006/main" xmlns:w14="http://schemas.microsoft.com/office/word/2010/wordml" xmlns:w15="http://schemas.microsoft.com/office/word/2012/wordml" xmlns:w16cid="http://schemas.microsoft.com/office/word/2016/wordml/cid" xmlns:w16se="http://schemas.microsoft.com/office/word/2015/wordml/symex" xmlns:wpg="http://schemas.microsoft.com/office/word/2010/wordprocessingGroup" xmlns:wpi="http://schemas.microsoft.com/office/word/2010/wordprocessingInk" xmlns:wne="http://schemas.microsoft.com/office/word/2006/wordml" xmlns:wps="http://schemas.microsoft.com/office/word/2010/wordprocessingShape" mc:Ignorable="w14 w15 w16se w16cid wp14">
+<w:document xmlns:a="http://schemas.openxmlformats.org/drawingml/2006/main" xmlns:a14="http://schemas.microsoft.com/office/drawing/2010/main" xmlns:w16sdtfl="http://schemas.microsoft.com/office/word/2024/wordml/sdtformatlock" xmlns:w16sdtdh="http://schemas.microsoft.com/office/word/2020/wordml/sdtdatahash" xmlns:w16du="http://schemas.microsoft.com/office/word/2023/wordml/word16du" xmlns:w16="http://schemas.microsoft.com/office/word/2018/wordml" xmlns:w16cex="http://schemas.microsoft.com/office/word/2018/wordml/cex" xmlns:oel="http://schemas.microsoft.com/office/2019/extlst" xmlns:wpc="http://schemas.microsoft.com/office/word/2010/wordprocessingCanvas" xmlns:cx="http://schemas.microsoft.com/office/drawing/2014/chartex" xmlns:cx1="http://schemas.microsoft.com/office/drawing/2015/9/8/chartex" xmlns:cx2="http://schemas.microsoft.com/office/drawing/2015/10/21/chartex" xmlns:cx3="http://schemas.microsoft.com/office/drawing/2016/5/9/chartex" xmlns:cx4="http://schemas.microsoft.com/office/drawing/2016/5/10/chartex" xmlns:cx5="http://schemas.microsoft.com/office/drawing/2016/5/11/chartex" xmlns:cx6="http://schemas.microsoft.com/office/drawing/2016/5/12/chartex" xmlns:cx7="http://schemas.microsoft.com/office/drawing/2016/5/13/chartex" xmlns:cx8="http://schemas.microsoft.com/office/drawing/2016/5/14/chartex" xmlns:mc="http://schemas.openxmlformats.org/markup-compatibility/2006" xmlns:aink="http://schemas.microsoft.com/office/drawing/2016/ink" xmlns:am3d="http://schemas.microsoft.com/office/drawing/2017/model3d" xmlns:o="urn:schemas-microsoft-com:office:office" xmlns:r="http://schemas.openxmlformats.org/officeDocument/2006/relationships" xmlns:m="http://schemas.openxmlformats.org/officeDocument/2006/math" xmlns:v="urn:schemas-microsoft-com:vml" xmlns:wp14="http://schemas.microsoft.com/office/word/2010/wordprocessingDrawing" xmlns:wp="http://schemas.openxmlformats.org/drawingml/2006/wordprocessingDrawing" xmlns:w10="urn:schemas-microsoft-com:office:word" xmlns:w="http://schemas.openxmlformats.org/wordprocessingml/2006/main" xmlns:w14="http://schemas.microsoft.com/office/word/2010/wordml" xmlns:w15="http://schemas.microsoft.com/office/word/2012/wordml" xmlns:w16cid="http://schemas.microsoft.com/office/word/2016/wordml/cid" xmlns:w16se="http://schemas.microsoft.com/office/word/2015/wordml/symex" xmlns:wpg="http://schemas.microsoft.com/office/word/2010/wordprocessingGroup" xmlns:wpi="http://schemas.microsoft.com/office/word/2010/wordprocessingInk" xmlns:wne="http://schemas.microsoft.com/office/word/2006/wordml" xmlns:wps="http://schemas.microsoft.com/office/word/2010/wordprocessingShape" mc:Ignorable="w14 w15 w16se w16cid wp14">
   <w:body>
     <w:tbl>
       <w:tblPr>
@@ -73,7 +73,7 @@
               <mc:AlternateContent>
                 <mc:Choice Requires="wps">
                   <w:drawing>
-                    <wp:anchor distT="4294967295" distB="4294967295" distL="114300" distR="114300" simplePos="0" relativeHeight="251659264" behindDoc="0" locked="0" layoutInCell="1" allowOverlap="1" wp14:anchorId="0A5F695E" wp14:editId="0959EC28">
+                    <wp:anchor distT="4294967295" distB="4294967295" distL="114300" distR="114300" simplePos="0" relativeHeight="251659264" behindDoc="0" locked="0" layoutInCell="1" allowOverlap="1" wp14:editId="0959EC28" wp14:anchorId="0A5F695E">
                       <wp:simplePos x="0" y="0"/>
                       <wp:positionH relativeFrom="column">
                         <wp:posOffset>1919605</wp:posOffset>
@@ -134,7 +134,7 @@
                 </mc:Choice>
                 <mc:Fallback xmlns:w16sdtfl="http://schemas.microsoft.com/office/word/2024/wordml/sdtformatlock" xmlns:w16sdtdh="http://schemas.microsoft.com/office/word/2020/wordml/sdtdatahash" xmlns:w16du="http://schemas.microsoft.com/office/word/2023/wordml/word16du" xmlns:w16="http://schemas.microsoft.com/office/word/2018/wordml" xmlns:w16cex="http://schemas.microsoft.com/office/word/2018/wordml/cex" xmlns:oel="http://schemas.microsoft.com/office/2019/extlst">
                   <w:pict>
-                    <v:line w14:anchorId="678861B3" id="Straight Connector 53" o:spid="_x0000_s1026" style="position:absolute;z-index:251659264;visibility:visible;mso-wrap-style:square;mso-width-percent:0;mso-height-percent:0;mso-wrap-distance-left:9pt;mso-wrap-distance-top:-3e-5mm;mso-wrap-distance-right:9pt;mso-wrap-distance-bottom:-3e-5mm;mso-position-horizontal:absolute;mso-position-horizontal-relative:text;mso-position-vertical:absolute;mso-position-vertical-relative:text;mso-width-percent:0;mso-height-percent:0;mso-width-relative:page;mso-height-relative:page" from="151.15pt,17.75pt" to="307.15pt,17.75pt" o:gfxdata="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"/>
+                    <v:line id="Straight Connector 53" style="position:absolute;z-index:251659264;visibility:visible;mso-wrap-style:square;mso-width-percent:0;mso-height-percent:0;mso-wrap-distance-left:9pt;mso-wrap-distance-top:-3e-5mm;mso-wrap-distance-right:9pt;mso-wrap-distance-bottom:-3e-5mm;mso-position-horizontal:absolute;mso-position-horizontal-relative:text;mso-position-vertical:absolute;mso-position-vertical-relative:text;mso-width-percent:0;mso-height-percent:0;mso-width-relative:page;mso-height-relative:page" o:spid="_x0000_s1026" o:gfxdata="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" from="151.15pt,17.75pt" to="307.15pt,17.75pt" w14:anchorId="678861B3"/>
                   </w:pict>
                 </mc:Fallback>
               </mc:AlternateContent>
@@ -164,6 +164,24 @@
           <w:szCs w:val="26"/>
         </w:rPr>
       </w:pPr>
+      <w:r>
+        <w:rPr>
+          <w:rFonts w:ascii="Times New Roman" w:hAnsi="Times New Roman" w:cs="Times New Roman"/>
+          <w:color w:val="auto"/>
+          <w:sz w:val="26"/>
+          <w:szCs w:val="26"/>
+        </w:rPr>
+        <w:t xml:space="preserve">BIÊN BẢN </w:t>
+      </w:r>
+      <w:r>
+        <w:rPr>
+          <w:rFonts w:ascii="Times New Roman" w:hAnsi="Times New Roman" w:cs="Times New Roman"/>
+          <w:color w:val="auto"/>
+          <w:sz w:val="26"/>
+          <w:szCs w:val="26"/>
+        </w:rPr>
+        <w:t>GHI NHỚ</w:t>
+      </w:r>
     </w:p>
     <w:p>
       <w:pPr>
@@ -184,51 +202,8 @@
           <w:sz w:val="26"/>
           <w:szCs w:val="26"/>
         </w:rPr>
-        <w:t xml:space="preserve">BIÊN BẢN </w:t>
-      </w:r>
-      <w:r>
-        <w:rPr>
-          <w:rFonts w:ascii="Times New Roman" w:hAnsi="Times New Roman" w:cs="Times New Roman"/>
-          <w:color w:val="auto"/>
-          <w:sz w:val="26"/>
-          <w:szCs w:val="26"/>
-        </w:rPr>
-        <w:t>GHI NHỚ</w:t>
-      </w:r>
-    </w:p>
-    <w:p>
-      <w:pPr>
-        <w:pStyle w:val="Heading1"/>
-        <w:spacing w:before="40" w:line="240" w:lineRule="auto"/>
-        <w:jc w:val="center"/>
-        <w:rPr>
-          <w:rFonts w:ascii="Times New Roman" w:hAnsi="Times New Roman" w:cs="Times New Roman"/>
-          <w:color w:val="auto"/>
-          <w:sz w:val="26"/>
-          <w:szCs w:val="26"/>
-        </w:rPr>
-      </w:pPr>
-      <w:r>
-        <w:rPr>
-          <w:rFonts w:ascii="Times New Roman" w:hAnsi="Times New Roman" w:cs="Times New Roman"/>
-          <w:color w:val="auto"/>
-          <w:sz w:val="26"/>
-          <w:szCs w:val="26"/>
-        </w:rPr>
         <w:t>KHẢO SÁT VỊ TRÍ XÂY DỰNG TRẠM BTS</w:t>
       </w:r>
-    </w:p>
-    <w:p>
-      <w:pPr>
-        <w:spacing w:line="240" w:lineRule="auto"/>
-        <w:rPr>
-          <w:rFonts w:ascii="Times New Roman" w:hAnsi="Times New Roman" w:cs="Times New Roman"/>
-          <w:b/>
-          <w:bCs/>
-          <w:sz w:val="26"/>
-          <w:szCs w:val="26"/>
-        </w:rPr>
-      </w:pPr>
     </w:p>
     <w:p>
       <w:pPr>
@@ -491,7 +466,7 @@
                 <w:szCs w:val="26"/>
                 <w:lang w:val="de-DE"/>
               </w:rPr>
-              <w:t xml:space="preserve">Sai số (so với TK): {{OFFSET_DISTANCE}}          </w:t>
+              <w:t xml:space="preserve">Sai số (so với TK): {{OFFSET_DISTANCE}}        </w:t>
             </w:r>
             <w:r>
               <w:rPr>
@@ -669,37 +644,59 @@
           <w:szCs w:val="26"/>
         </w:rPr>
       </w:pPr>
+      <w:r>
+        <w:rPr>
+          <w:rFonts w:ascii="Times New Roman" w:hAnsi="Times New Roman" w:cs="Times New Roman"/>
+          <w:b/>
+          <w:bCs/>
+          <w:sz w:val="26"/>
+          <w:szCs w:val="26"/>
+        </w:rPr>
+        <w:t xml:space="preserve">II. </w:t>
+      </w:r>
+      <w:r>
+        <w:rPr>
+          <w:rFonts w:ascii="Times New Roman" w:hAnsi="Times New Roman" w:cs="Times New Roman"/>
+          <w:b/>
+          <w:bCs/>
+          <w:sz w:val="26"/>
+          <w:szCs w:val="26"/>
+        </w:rPr>
+        <w:t>ĐẠI DIỆN CÁC BÊN</w:t>
+      </w:r>
     </w:p>
     <w:p>
       <w:pPr>
         <w:spacing w:line="240" w:lineRule="auto"/>
         <w:rPr>
           <w:rFonts w:ascii="Times New Roman" w:hAnsi="Times New Roman" w:cs="Times New Roman"/>
-          <w:b/>
-          <w:bCs/>
-          <w:sz w:val="26"/>
-          <w:szCs w:val="26"/>
-        </w:rPr>
-      </w:pPr>
-      <w:r>
-        <w:rPr>
-          <w:rFonts w:ascii="Times New Roman" w:hAnsi="Times New Roman" w:cs="Times New Roman"/>
-          <w:b/>
-          <w:bCs/>
-          <w:sz w:val="26"/>
-          <w:szCs w:val="26"/>
-        </w:rPr>
-        <w:t xml:space="preserve">II. </w:t>
-      </w:r>
-      <w:r>
-        <w:rPr>
-          <w:rFonts w:ascii="Times New Roman" w:hAnsi="Times New Roman" w:cs="Times New Roman"/>
-          <w:b/>
-          <w:bCs/>
-          <w:sz w:val="26"/>
-          <w:szCs w:val="26"/>
-        </w:rPr>
-        <w:t>ĐẠI DIỆN CÁC BÊN</w:t>
+          <w:sz w:val="26"/>
+          <w:szCs w:val="26"/>
+        </w:rPr>
+      </w:pPr>
+      <w:r>
+        <w:rPr>
+          <w:rFonts w:ascii="Times New Roman" w:hAnsi="Times New Roman" w:cs="Times New Roman"/>
+          <w:sz w:val="26"/>
+          <w:szCs w:val="26"/>
+        </w:rPr>
+        <w:t xml:space="preserve">1. Đại diện </w:t>
+      </w:r>
+      <w:r>
+        <w:rPr>
+          <w:rFonts w:ascii="Times New Roman" w:hAnsi="Times New Roman" w:cs="Times New Roman"/>
+          <w:sz w:val="26"/>
+          <w:szCs w:val="26"/>
+        </w:rPr>
+        <w:t>MobiFone Đồng Nai</w:t>
+      </w:r>
+      <w:r>
+        <w:rPr>
+          <w:rFonts w:ascii="Times New Roman" w:hAnsi="Times New Roman" w:cs="Times New Roman"/>
+          <w:sz w:val="26"/>
+          <w:szCs w:val="26"/>
+        </w:rPr>
+        <w:t>:</w:t>
       </w:r>
     </w:p>
     <w:p>
@@ -717,23 +714,111 @@
           <w:sz w:val="26"/>
           <w:szCs w:val="26"/>
         </w:rPr>
-        <w:t xml:space="preserve">1. Đại diện </w:t>
-      </w:r>
-      <w:r>
-        <w:rPr>
-          <w:rFonts w:ascii="Times New Roman" w:hAnsi="Times New Roman" w:cs="Times New Roman"/>
-          <w:sz w:val="26"/>
-          <w:szCs w:val="26"/>
-        </w:rPr>
-        <w:t>MobiFone Đồng Nai</w:t>
-      </w:r>
-      <w:r>
-        <w:rPr>
-          <w:rFonts w:ascii="Times New Roman" w:hAnsi="Times New Roman" w:cs="Times New Roman"/>
-          <w:sz w:val="26"/>
-          <w:szCs w:val="26"/>
-        </w:rPr>
-        <w:t>:</w:t>
+        <w:t xml:space="preserve">- Người khảo sát: {{SURVEYOR}} ...................</w:t>
+      </w:r>
+      <w:r>
+        <w:rPr>
+          <w:rFonts w:ascii="Times New Roman" w:hAnsi="Times New Roman" w:cs="Times New Roman"/>
+          <w:sz w:val="26"/>
+          <w:szCs w:val="26"/>
+        </w:rPr>
+        <w:t>........</w:t>
+      </w:r>
+      <w:r>
+        <w:rPr>
+          <w:rFonts w:ascii="Times New Roman" w:hAnsi="Times New Roman" w:cs="Times New Roman"/>
+          <w:sz w:val="26"/>
+          <w:szCs w:val="26"/>
+        </w:rPr>
+        <w:t>......</w:t>
+      </w:r>
+      <w:r>
+        <w:rPr>
+          <w:rFonts w:ascii="Times New Roman" w:hAnsi="Times New Roman" w:cs="Times New Roman"/>
+          <w:sz w:val="26"/>
+          <w:szCs w:val="26"/>
+        </w:rPr>
+        <w:t>...</w:t>
+      </w:r>
+      <w:r>
+        <w:rPr>
+          <w:rFonts w:ascii="Times New Roman" w:hAnsi="Times New Roman" w:cs="Times New Roman"/>
+          <w:sz w:val="26"/>
+          <w:szCs w:val="26"/>
+        </w:rPr>
+        <w:t xml:space="preserve"> </w:t>
+      </w:r>
+      <w:r>
+        <w:rPr>
+          <w:rFonts w:ascii="Times New Roman" w:hAnsi="Times New Roman" w:cs="Times New Roman"/>
+          <w:sz w:val="26"/>
+          <w:szCs w:val="26"/>
+        </w:rPr>
+        <w:t>…</w:t>
+      </w:r>
+      <w:r>
+        <w:rPr>
+          <w:rFonts w:ascii="Times New Roman" w:hAnsi="Times New Roman" w:cs="Times New Roman"/>
+          <w:sz w:val="26"/>
+          <w:szCs w:val="26"/>
+        </w:rPr>
+        <w:t>Chức vụ</w:t>
+      </w:r>
+      <w:r>
+        <w:rPr>
+          <w:rFonts w:ascii="Times New Roman" w:hAnsi="Times New Roman" w:cs="Times New Roman"/>
+          <w:sz w:val="26"/>
+          <w:szCs w:val="26"/>
+        </w:rPr>
+        <w:t>: .......................</w:t>
+      </w:r>
+      <w:r>
+        <w:rPr>
+          <w:rFonts w:ascii="Times New Roman" w:hAnsi="Times New Roman" w:cs="Times New Roman"/>
+          <w:sz w:val="26"/>
+          <w:szCs w:val="26"/>
+        </w:rPr>
+        <w:t>........</w:t>
+      </w:r>
+      <w:r>
+        <w:rPr>
+          <w:rFonts w:ascii="Times New Roman" w:hAnsi="Times New Roman" w:cs="Times New Roman"/>
+          <w:sz w:val="26"/>
+          <w:szCs w:val="26"/>
+        </w:rPr>
+        <w:t>..................</w:t>
+      </w:r>
+      <w:r>
+        <w:rPr>
+          <w:rFonts w:ascii="Times New Roman" w:hAnsi="Times New Roman" w:cs="Times New Roman"/>
+          <w:sz w:val="26"/>
+          <w:szCs w:val="26"/>
+        </w:rPr>
+        <w:t>....</w:t>
+      </w:r>
+      <w:r>
+        <w:rPr>
+          <w:rFonts w:ascii="Times New Roman" w:hAnsi="Times New Roman" w:cs="Times New Roman"/>
+          <w:sz w:val="26"/>
+          <w:szCs w:val="26"/>
+        </w:rPr>
+        <w:t>.</w:t>
+      </w:r>
+      <w:r>
+        <w:rPr>
+          <w:rFonts w:ascii="Times New Roman" w:hAnsi="Times New Roman" w:cs="Times New Roman"/>
+          <w:sz w:val="26"/>
+          <w:szCs w:val="26"/>
+        </w:rPr>
+        <w:t>....</w:t>
+      </w:r>
+      <w:r>
+        <w:rPr>
+          <w:rFonts w:ascii="Times New Roman" w:hAnsi="Times New Roman" w:cs="Times New Roman"/>
+          <w:sz w:val="26"/>
+          <w:szCs w:val="26"/>
+        </w:rPr>
+        <w:t>.</w:t>
       </w:r>
     </w:p>
     <w:p>
@@ -751,7 +836,7 @@
           <w:sz w:val="26"/>
           <w:szCs w:val="26"/>
         </w:rPr>
-        <w:t xml:space="preserve">- Người khảo sát: {{SURVEYOR}} ...................</w:t>
+        <w:t xml:space="preserve">- Người kiểm tra: {{CHECKER}} ...............................</w:t>
       </w:r>
       <w:r>
         <w:rPr>
@@ -767,7 +852,15 @@
           <w:sz w:val="26"/>
           <w:szCs w:val="26"/>
         </w:rPr>
-        <w:t>......</w:t>
+        <w:t>.....</w:t>
+      </w:r>
+      <w:r>
+        <w:rPr>
+          <w:rFonts w:ascii="Times New Roman" w:hAnsi="Times New Roman" w:cs="Times New Roman"/>
+          <w:sz w:val="26"/>
+          <w:szCs w:val="26"/>
+        </w:rPr>
+        <w:t xml:space="preserve">Chức vụ: </w:t>
       </w:r>
       <w:r>
         <w:rPr>
@@ -783,47 +876,15 @@
           <w:sz w:val="26"/>
           <w:szCs w:val="26"/>
         </w:rPr>
-        <w:t xml:space="preserve"> </w:t>
-      </w:r>
-      <w:r>
-        <w:rPr>
-          <w:rFonts w:ascii="Times New Roman" w:hAnsi="Times New Roman" w:cs="Times New Roman"/>
-          <w:sz w:val="26"/>
-          <w:szCs w:val="26"/>
-        </w:rPr>
-        <w:t>…</w:t>
-      </w:r>
-      <w:r>
-        <w:rPr>
-          <w:rFonts w:ascii="Times New Roman" w:hAnsi="Times New Roman" w:cs="Times New Roman"/>
-          <w:sz w:val="26"/>
-          <w:szCs w:val="26"/>
-        </w:rPr>
-        <w:t>Chức vụ</w:t>
-      </w:r>
-      <w:r>
-        <w:rPr>
-          <w:rFonts w:ascii="Times New Roman" w:hAnsi="Times New Roman" w:cs="Times New Roman"/>
-          <w:sz w:val="26"/>
-          <w:szCs w:val="26"/>
-        </w:rPr>
-        <w:t>: .......................</w:t>
-      </w:r>
-      <w:r>
-        <w:rPr>
-          <w:rFonts w:ascii="Times New Roman" w:hAnsi="Times New Roman" w:cs="Times New Roman"/>
-          <w:sz w:val="26"/>
-          <w:szCs w:val="26"/>
-        </w:rPr>
-        <w:t>........</w:t>
-      </w:r>
-      <w:r>
-        <w:rPr>
-          <w:rFonts w:ascii="Times New Roman" w:hAnsi="Times New Roman" w:cs="Times New Roman"/>
-          <w:sz w:val="26"/>
-          <w:szCs w:val="26"/>
-        </w:rPr>
-        <w:t>..................</w:t>
+        <w:t>.................</w:t>
+      </w:r>
+      <w:r>
+        <w:rPr>
+          <w:rFonts w:ascii="Times New Roman" w:hAnsi="Times New Roman" w:cs="Times New Roman"/>
+          <w:sz w:val="26"/>
+          <w:szCs w:val="26"/>
+        </w:rPr>
+        <w:t>................................</w:t>
       </w:r>
       <w:r>
         <w:rPr>
@@ -832,30 +893,6 @@
           <w:szCs w:val="26"/>
         </w:rPr>
         <w:t>....</w:t>
-      </w:r>
-      <w:r>
-        <w:rPr>
-          <w:rFonts w:ascii="Times New Roman" w:hAnsi="Times New Roman" w:cs="Times New Roman"/>
-          <w:sz w:val="26"/>
-          <w:szCs w:val="26"/>
-        </w:rPr>
-        <w:t>.</w:t>
-      </w:r>
-      <w:r>
-        <w:rPr>
-          <w:rFonts w:ascii="Times New Roman" w:hAnsi="Times New Roman" w:cs="Times New Roman"/>
-          <w:sz w:val="26"/>
-          <w:szCs w:val="26"/>
-        </w:rPr>
-        <w:t>....</w:t>
-      </w:r>
-      <w:r>
-        <w:rPr>
-          <w:rFonts w:ascii="Times New Roman" w:hAnsi="Times New Roman" w:cs="Times New Roman"/>
-          <w:sz w:val="26"/>
-          <w:szCs w:val="26"/>
-        </w:rPr>
-        <w:t>.</w:t>
       </w:r>
     </w:p>
     <w:p>
@@ -873,63 +910,23 @@
           <w:sz w:val="26"/>
           <w:szCs w:val="26"/>
         </w:rPr>
-        <w:t xml:space="preserve">- Người kiểm tra: {{CHECKER}} ...............................</w:t>
-      </w:r>
-      <w:r>
-        <w:rPr>
-          <w:rFonts w:ascii="Times New Roman" w:hAnsi="Times New Roman" w:cs="Times New Roman"/>
-          <w:sz w:val="26"/>
-          <w:szCs w:val="26"/>
-        </w:rPr>
-        <w:t>........</w:t>
-      </w:r>
-      <w:r>
-        <w:rPr>
-          <w:rFonts w:ascii="Times New Roman" w:hAnsi="Times New Roman" w:cs="Times New Roman"/>
-          <w:sz w:val="26"/>
-          <w:szCs w:val="26"/>
-        </w:rPr>
-        <w:t>.....</w:t>
-      </w:r>
-      <w:r>
-        <w:rPr>
-          <w:rFonts w:ascii="Times New Roman" w:hAnsi="Times New Roman" w:cs="Times New Roman"/>
-          <w:sz w:val="26"/>
-          <w:szCs w:val="26"/>
-        </w:rPr>
-        <w:t xml:space="preserve">Chức vụ: </w:t>
-      </w:r>
-      <w:r>
-        <w:rPr>
-          <w:rFonts w:ascii="Times New Roman" w:hAnsi="Times New Roman" w:cs="Times New Roman"/>
-          <w:sz w:val="26"/>
-          <w:szCs w:val="26"/>
-        </w:rPr>
-        <w:t>...</w:t>
-      </w:r>
-      <w:r>
-        <w:rPr>
-          <w:rFonts w:ascii="Times New Roman" w:hAnsi="Times New Roman" w:cs="Times New Roman"/>
-          <w:sz w:val="26"/>
-          <w:szCs w:val="26"/>
-        </w:rPr>
-        <w:t>.................</w:t>
-      </w:r>
-      <w:r>
-        <w:rPr>
-          <w:rFonts w:ascii="Times New Roman" w:hAnsi="Times New Roman" w:cs="Times New Roman"/>
-          <w:sz w:val="26"/>
-          <w:szCs w:val="26"/>
-        </w:rPr>
-        <w:t>................................</w:t>
-      </w:r>
-      <w:r>
-        <w:rPr>
-          <w:rFonts w:ascii="Times New Roman" w:hAnsi="Times New Roman" w:cs="Times New Roman"/>
-          <w:sz w:val="26"/>
-          <w:szCs w:val="26"/>
-        </w:rPr>
-        <w:t>....</w:t>
+        <w:t>2. Đại diện chủ đất/chủ nhà</w:t>
+      </w:r>
+      <w:r>
+        <w:rPr>
+          <w:rFonts w:ascii="Times New Roman" w:hAnsi="Times New Roman" w:cs="Times New Roman"/>
+          <w:sz w:val="26"/>
+          <w:szCs w:val="26"/>
+        </w:rPr>
+        <w:t>/bên cho thuê</w:t>
+      </w:r>
+      <w:r>
+        <w:rPr>
+          <w:rFonts w:ascii="Times New Roman" w:hAnsi="Times New Roman" w:cs="Times New Roman"/>
+          <w:sz w:val="26"/>
+          <w:szCs w:val="26"/>
+        </w:rPr>
+        <w:t>:</w:t>
       </w:r>
     </w:p>
     <w:p>
@@ -947,23 +944,7 @@
           <w:sz w:val="26"/>
           <w:szCs w:val="26"/>
         </w:rPr>
-        <w:t>2. Đại diện chủ đất/chủ nhà</w:t>
-      </w:r>
-      <w:r>
-        <w:rPr>
-          <w:rFonts w:ascii="Times New Roman" w:hAnsi="Times New Roman" w:cs="Times New Roman"/>
-          <w:sz w:val="26"/>
-          <w:szCs w:val="26"/>
-        </w:rPr>
-        <w:t>/bên cho thuê</w:t>
-      </w:r>
-      <w:r>
-        <w:rPr>
-          <w:rFonts w:ascii="Times New Roman" w:hAnsi="Times New Roman" w:cs="Times New Roman"/>
-          <w:sz w:val="26"/>
-          <w:szCs w:val="26"/>
-        </w:rPr>
-        <w:t>:</w:t>
+        <w:t>- Tên cơ quan (gia đình): {{COMPANY_NAME}}…………………………………………………………………….</w:t>
       </w:r>
     </w:p>
     <w:p>
@@ -981,24 +962,6 @@
           <w:sz w:val="26"/>
           <w:szCs w:val="26"/>
         </w:rPr>
-        <w:t>- Tên cơ quan (gia đình): {{COMPANY_NAME}}…………………………………………………………………….</w:t>
-      </w:r>
-    </w:p>
-    <w:p>
-      <w:pPr>
-        <w:spacing w:line="240" w:lineRule="auto"/>
-        <w:rPr>
-          <w:rFonts w:ascii="Times New Roman" w:hAnsi="Times New Roman" w:cs="Times New Roman"/>
-          <w:sz w:val="26"/>
-          <w:szCs w:val="26"/>
-        </w:rPr>
-      </w:pPr>
-      <w:r>
-        <w:rPr>
-          <w:rFonts w:ascii="Times New Roman" w:hAnsi="Times New Roman" w:cs="Times New Roman"/>
-          <w:sz w:val="26"/>
-          <w:szCs w:val="26"/>
-        </w:rPr>
         <w:t>- Họ tên người đại diện: {{LANDLORD_NAME}} </w:t>
       </w:r>
       <w:r>
@@ -1023,7 +986,7 @@
           <w:sz w:val="26"/>
           <w:szCs w:val="26"/>
         </w:rPr>
-        <w:t xml:space="preserve">  SĐT: {{LANDLORD_PHONE}} ...............</w:t>
+        <w:t xml:space="preserve"> SĐT: {{LANDLORD_PHONE}} ...............</w:t>
       </w:r>
       <w:r>
         <w:rPr>
@@ -1124,31 +1087,7 @@
           <w:sz w:val="26"/>
           <w:szCs w:val="26"/>
         </w:rPr>
-        <w:t xml:space="preserve">Đơn vị cho thuê </w:t>
-      </w:r>
-      <w:r>
-        <w:rPr>
-          <w:rFonts w:ascii="Times New Roman" w:hAnsi="Times New Roman" w:cs="Times New Roman"/>
-          <w:sz w:val="26"/>
-          <w:szCs w:val="26"/>
-        </w:rPr>
-        <w:t xml:space="preserve">(Bên </w:t>
-      </w:r>
-      <w:r>
-        <w:rPr>
-          <w:rFonts w:ascii="Times New Roman" w:hAnsi="Times New Roman" w:cs="Times New Roman"/>
-          <w:sz w:val="26"/>
-          <w:szCs w:val="26"/>
-        </w:rPr>
-        <w:t>B</w:t>
-      </w:r>
-      <w:r>
-        <w:rPr>
-          <w:rFonts w:ascii="Times New Roman" w:hAnsi="Times New Roman" w:cs="Times New Roman"/>
-          <w:sz w:val="26"/>
-          <w:szCs w:val="26"/>
-        </w:rPr>
-        <w:t>)</w:t>
+        <w:t xml:space="preserve">Đơn vị cho thuê (Bên A)</w:t>
       </w:r>
       <w:r>
         <w:rPr>
@@ -1346,7 +1285,7 @@
           <w:sz w:val="26"/>
           <w:szCs w:val="26"/>
         </w:rPr>
-        <w:t>Kích thước DxR khu đất/mái nhà: {{LAND_DIMENSIONS}} m…………..m       </w:t>
+        <w:t>Kích thước DxR khu đất/mái nhà: {{LAND_DIMENSIONS}} m…………..m     </w:t>
       </w:r>
     </w:p>
     <w:p>
@@ -1497,7 +1436,7 @@
           <w:sz w:val="26"/>
           <w:szCs w:val="26"/>
         </w:rPr>
-        <w:t xml:space="preserve">   </w:t>
+        <w:t xml:space="preserve"> </w:t>
       </w:r>
       <w:r>
         <w:rPr>
@@ -1505,7 +1444,7 @@
           <w:sz w:val="26"/>
           <w:szCs w:val="26"/>
         </w:rPr>
-        <w:t>{{#POWER_SHARE}}☑{{/POWER_SHARE}}{{^POWER_SHARE}}☐{{/POWER_SHARE}} không có hạ thế, câu đuôi     </w:t>
+        <w:t>{{#POWER_SHARE}}☑{{/POWER_SHARE}}{{^POWER_SHARE}}☐{{/POWER_SHARE}} không có hạ thế, câu đuôi   </w:t>
       </w:r>
       <w:r>
         <w:rPr>
@@ -2353,12 +2292,12 @@
         <w:tblStyle w:val="TableGrid"/>
         <w:tblW w:w="0" w:type="auto"/>
         <w:tblBorders>
-          <w:top w:val="none" w:sz="0" w:space="0" w:color="auto"/>
-          <w:left w:val="none" w:sz="0" w:space="0" w:color="auto"/>
-          <w:bottom w:val="none" w:sz="0" w:space="0" w:color="auto"/>
-          <w:right w:val="none" w:sz="0" w:space="0" w:color="auto"/>
-          <w:insideH w:val="none" w:sz="0" w:space="0" w:color="auto"/>
-          <w:insideV w:val="none" w:sz="0" w:space="0" w:color="auto"/>
+          <w:top w:val="none" w:color="auto" w:sz="0" w:space="0"/>
+          <w:left w:val="none" w:color="auto" w:sz="0" w:space="0"/>
+          <w:bottom w:val="none" w:color="auto" w:sz="0" w:space="0"/>
+          <w:right w:val="none" w:color="auto" w:sz="0" w:space="0"/>
+          <w:insideH w:val="none" w:color="auto" w:sz="0" w:space="0"/>
+          <w:insideV w:val="none" w:color="auto" w:sz="0" w:space="0"/>
         </w:tblBorders>
         <w:tblLook w:val="04A0" w:firstRow="1" w:lastRow="0" w:firstColumn="1" w:lastColumn="0" w:noHBand="0" w:noVBand="1"/>
       </w:tblPr>
@@ -2487,19 +2426,6 @@
         </w:tc>
       </w:tr>
     </w:tbl>
-    <w:p>
-      <w:pPr>
-        <w:rPr>
-          <w:rFonts w:ascii="Times New Roman" w:hAnsi="Times New Roman" w:cs="Times New Roman"/>
-          <w:b/>
-          <w:bCs/>
-          <w:sz w:val="26"/>
-          <w:szCs w:val="26"/>
-        </w:rPr>
-      </w:pPr>
-      <w:bookmarkStart w:id="0" w:name="_GoBack"/>
-      <w:bookmarkEnd w:id="0"/>
-    </w:p>
     <w:sectPr>
       <w:pgSz w:w="12240" w:h="15840"/>
       <w:pgMar w:top="990" w:right="1134" w:bottom="1134" w:left="1701" w:header="720" w:footer="720" w:gutter="0"/>
@@ -2598,7 +2524,7 @@
         <w:ind w:left="1440" w:hanging="360"/>
       </w:pPr>
       <w:rPr>
-        <w:rFonts w:ascii="Symbol" w:hAnsi="Symbol" w:hint="default"/>
+        <w:rFonts w:hint="default" w:ascii="Symbol" w:hAnsi="Symbol"/>
       </w:rPr>
     </w:lvl>
   </w:abstractNum>
@@ -2619,7 +2545,7 @@
         <w:ind w:left="1080" w:hanging="360"/>
       </w:pPr>
       <w:rPr>
-        <w:rFonts w:ascii="Symbol" w:hAnsi="Symbol" w:hint="default"/>
+        <w:rFonts w:hint="default" w:ascii="Symbol" w:hAnsi="Symbol"/>
       </w:rPr>
     </w:lvl>
   </w:abstractNum>
@@ -2640,7 +2566,7 @@
         <w:ind w:left="720" w:hanging="360"/>
       </w:pPr>
       <w:rPr>
-        <w:rFonts w:ascii="Symbol" w:hAnsi="Symbol" w:hint="default"/>
+        <w:rFonts w:hint="default" w:ascii="Symbol" w:hAnsi="Symbol"/>
       </w:rPr>
     </w:lvl>
   </w:abstractNum>
@@ -2679,7 +2605,7 @@
         <w:ind w:left="360" w:hanging="360"/>
       </w:pPr>
       <w:rPr>
-        <w:rFonts w:ascii="Symbol" w:hAnsi="Symbol" w:hint="default"/>
+        <w:rFonts w:hint="default" w:ascii="Symbol" w:hAnsi="Symbol"/>
       </w:rPr>
     </w:lvl>
   </w:abstractNum>
@@ -2965,7 +2891,7 @@
         <w:ind w:left="-349" w:hanging="360"/>
       </w:pPr>
       <w:rPr>
-        <w:rFonts w:ascii="Times New Roman" w:eastAsiaTheme="minorHAnsi" w:hAnsi="Times New Roman" w:cs="Times New Roman" w:hint="default"/>
+        <w:rFonts w:hint="default" w:ascii="Times New Roman" w:hAnsi="Times New Roman" w:cs="Times New Roman" w:eastAsiaTheme="minorHAnsi"/>
       </w:rPr>
     </w:lvl>
     <w:lvl w:ilvl="1" w:tplc="04090003" w:tentative="1">
@@ -2977,7 +2903,7 @@
         <w:ind w:left="371" w:hanging="360"/>
       </w:pPr>
       <w:rPr>
-        <w:rFonts w:ascii="Courier New" w:hAnsi="Courier New" w:cs="Courier New" w:hint="default"/>
+        <w:rFonts w:hint="default" w:ascii="Courier New" w:hAnsi="Courier New" w:cs="Courier New"/>
       </w:rPr>
     </w:lvl>
     <w:lvl w:ilvl="2" w:tplc="04090005" w:tentative="1">
@@ -2989,7 +2915,7 @@
         <w:ind w:left="1091" w:hanging="360"/>
       </w:pPr>
       <w:rPr>
-        <w:rFonts w:ascii="Wingdings" w:hAnsi="Wingdings" w:hint="default"/>
+        <w:rFonts w:hint="default" w:ascii="Wingdings" w:hAnsi="Wingdings"/>
       </w:rPr>
     </w:lvl>
     <w:lvl w:ilvl="3" w:tplc="04090001" w:tentative="1">
@@ -3001,7 +2927,7 @@
         <w:ind w:left="1811" w:hanging="360"/>
       </w:pPr>
       <w:rPr>
-        <w:rFonts w:ascii="Symbol" w:hAnsi="Symbol" w:hint="default"/>
+        <w:rFonts w:hint="default" w:ascii="Symbol" w:hAnsi="Symbol"/>
       </w:rPr>
     </w:lvl>
     <w:lvl w:ilvl="4" w:tplc="04090003" w:tentative="1">
@@ -3013,7 +2939,7 @@
         <w:ind w:left="2531" w:hanging="360"/>
       </w:pPr>
       <w:rPr>
-        <w:rFonts w:ascii="Courier New" w:hAnsi="Courier New" w:cs="Courier New" w:hint="default"/>
+        <w:rFonts w:hint="default" w:ascii="Courier New" w:hAnsi="Courier New" w:cs="Courier New"/>
       </w:rPr>
     </w:lvl>
     <w:lvl w:ilvl="5" w:tplc="04090005" w:tentative="1">
@@ -3025,7 +2951,7 @@
         <w:ind w:left="3251" w:hanging="360"/>
       </w:pPr>
       <w:rPr>
-        <w:rFonts w:ascii="Wingdings" w:hAnsi="Wingdings" w:hint="default"/>
+        <w:rFonts w:hint="default" w:ascii="Wingdings" w:hAnsi="Wingdings"/>
       </w:rPr>
     </w:lvl>
     <w:lvl w:ilvl="6" w:tplc="04090001" w:tentative="1">
@@ -3037,7 +2963,7 @@
         <w:ind w:left="3971" w:hanging="360"/>
       </w:pPr>
       <w:rPr>
-        <w:rFonts w:ascii="Symbol" w:hAnsi="Symbol" w:hint="default"/>
+        <w:rFonts w:hint="default" w:ascii="Symbol" w:hAnsi="Symbol"/>
       </w:rPr>
     </w:lvl>
     <w:lvl w:ilvl="7" w:tplc="04090003" w:tentative="1">
@@ -3049,7 +2975,7 @@
         <w:ind w:left="4691" w:hanging="360"/>
       </w:pPr>
       <w:rPr>
-        <w:rFonts w:ascii="Courier New" w:hAnsi="Courier New" w:cs="Courier New" w:hint="default"/>
+        <w:rFonts w:hint="default" w:ascii="Courier New" w:hAnsi="Courier New" w:cs="Courier New"/>
       </w:rPr>
     </w:lvl>
     <w:lvl w:ilvl="8" w:tplc="04090005" w:tentative="1">
@@ -3061,7 +2987,7 @@
         <w:ind w:left="5411" w:hanging="360"/>
       </w:pPr>
       <w:rPr>
-        <w:rFonts w:ascii="Wingdings" w:hAnsi="Wingdings" w:hint="default"/>
+        <w:rFonts w:hint="default" w:ascii="Wingdings" w:hAnsi="Wingdings"/>
       </w:rPr>
     </w:lvl>
   </w:abstractNum>
@@ -3078,7 +3004,7 @@
         <w:ind w:left="720" w:hanging="360"/>
       </w:pPr>
       <w:rPr>
-        <w:rFonts w:ascii="Times New Roman" w:eastAsiaTheme="minorEastAsia" w:hAnsi="Times New Roman" w:cs="Times New Roman" w:hint="default"/>
+        <w:rFonts w:hint="default" w:ascii="Times New Roman" w:hAnsi="Times New Roman" w:cs="Times New Roman" w:eastAsiaTheme="minorEastAsia"/>
       </w:rPr>
     </w:lvl>
     <w:lvl w:ilvl="1" w:tplc="04090003" w:tentative="1">
@@ -3090,7 +3016,7 @@
         <w:ind w:left="1440" w:hanging="360"/>
       </w:pPr>
       <w:rPr>
-        <w:rFonts w:ascii="Courier New" w:hAnsi="Courier New" w:cs="Courier New" w:hint="default"/>
+        <w:rFonts w:hint="default" w:ascii="Courier New" w:hAnsi="Courier New" w:cs="Courier New"/>
       </w:rPr>
     </w:lvl>
     <w:lvl w:ilvl="2" w:tplc="04090005" w:tentative="1">
@@ -3102,7 +3028,7 @@
         <w:ind w:left="2160" w:hanging="360"/>
       </w:pPr>
       <w:rPr>
-        <w:rFonts w:ascii="Wingdings" w:hAnsi="Wingdings" w:hint="default"/>
+        <w:rFonts w:hint="default" w:ascii="Wingdings" w:hAnsi="Wingdings"/>
       </w:rPr>
     </w:lvl>
     <w:lvl w:ilvl="3" w:tplc="04090001" w:tentative="1">
@@ -3114,7 +3040,7 @@
         <w:ind w:left="2880" w:hanging="360"/>
       </w:pPr>
       <w:rPr>
-        <w:rFonts w:ascii="Symbol" w:hAnsi="Symbol" w:hint="default"/>
+        <w:rFonts w:hint="default" w:ascii="Symbol" w:hAnsi="Symbol"/>
       </w:rPr>
     </w:lvl>
     <w:lvl w:ilvl="4" w:tplc="04090003" w:tentative="1">
@@ -3126,7 +3052,7 @@
         <w:ind w:left="3600" w:hanging="360"/>
       </w:pPr>
       <w:rPr>
-        <w:rFonts w:ascii="Courier New" w:hAnsi="Courier New" w:cs="Courier New" w:hint="default"/>
+        <w:rFonts w:hint="default" w:ascii="Courier New" w:hAnsi="Courier New" w:cs="Courier New"/>
       </w:rPr>
     </w:lvl>
     <w:lvl w:ilvl="5" w:tplc="04090005" w:tentative="1">
@@ -3138,7 +3064,7 @@
         <w:ind w:left="4320" w:hanging="360"/>
       </w:pPr>
       <w:rPr>
-        <w:rFonts w:ascii="Wingdings" w:hAnsi="Wingdings" w:hint="default"/>
+        <w:rFonts w:hint="default" w:ascii="Wingdings" w:hAnsi="Wingdings"/>
       </w:rPr>
     </w:lvl>
     <w:lvl w:ilvl="6" w:tplc="04090001" w:tentative="1">
@@ -3150,7 +3076,7 @@
         <w:ind w:left="5040" w:hanging="360"/>
       </w:pPr>
       <w:rPr>
-        <w:rFonts w:ascii="Symbol" w:hAnsi="Symbol" w:hint="default"/>
+        <w:rFonts w:hint="default" w:ascii="Symbol" w:hAnsi="Symbol"/>
       </w:rPr>
     </w:lvl>
     <w:lvl w:ilvl="7" w:tplc="04090003" w:tentative="1">
@@ -3162,7 +3088,7 @@
         <w:ind w:left="5760" w:hanging="360"/>
       </w:pPr>
       <w:rPr>
-        <w:rFonts w:ascii="Courier New" w:hAnsi="Courier New" w:cs="Courier New" w:hint="default"/>
+        <w:rFonts w:hint="default" w:ascii="Courier New" w:hAnsi="Courier New" w:cs="Courier New"/>
       </w:rPr>
     </w:lvl>
     <w:lvl w:ilvl="8" w:tplc="04090005" w:tentative="1">
@@ -3174,7 +3100,7 @@
         <w:ind w:left="6480" w:hanging="360"/>
       </w:pPr>
       <w:rPr>
-        <w:rFonts w:ascii="Wingdings" w:hAnsi="Wingdings" w:hint="default"/>
+        <w:rFonts w:hint="default" w:ascii="Wingdings" w:hAnsi="Wingdings"/>
       </w:rPr>
     </w:lvl>
   </w:abstractNum>
@@ -3228,7 +3154,7 @@
   <w:docDefaults>
     <w:rPrDefault>
       <w:rPr>
-        <w:rFonts w:asciiTheme="minorHAnsi" w:eastAsiaTheme="minorEastAsia" w:hAnsiTheme="minorHAnsi" w:cstheme="minorBidi"/>
+        <w:rFonts w:asciiTheme="minorHAnsi" w:hAnsiTheme="minorHAnsi" w:eastAsiaTheme="minorEastAsia" w:cstheme="minorBidi"/>
         <w:sz w:val="22"/>
         <w:szCs w:val="22"/>
         <w:lang w:val="en-US" w:eastAsia="en-US" w:bidi="ar-SA"/>
@@ -3243,14 +3169,14 @@
   <w:latentStyles w:defLockedState="0" w:defUIPriority="99" w:defSemiHidden="0" w:defUnhideWhenUsed="0" w:defQFormat="0" w:count="375">
     <w:lsdException w:name="Normal" w:uiPriority="0" w:qFormat="1"/>
     <w:lsdException w:name="heading 1" w:uiPriority="9" w:qFormat="1"/>
-    <w:lsdException w:name="heading 2" w:semiHidden="1" w:uiPriority="9" w:unhideWhenUsed="1" w:qFormat="1"/>
-    <w:lsdException w:name="heading 3" w:semiHidden="1" w:uiPriority="9" w:unhideWhenUsed="1" w:qFormat="1"/>
-    <w:lsdException w:name="heading 4" w:semiHidden="1" w:uiPriority="9" w:unhideWhenUsed="1" w:qFormat="1"/>
-    <w:lsdException w:name="heading 5" w:semiHidden="1" w:uiPriority="9" w:unhideWhenUsed="1" w:qFormat="1"/>
-    <w:lsdException w:name="heading 6" w:semiHidden="1" w:uiPriority="9" w:unhideWhenUsed="1" w:qFormat="1"/>
-    <w:lsdException w:name="heading 7" w:semiHidden="1" w:uiPriority="9" w:unhideWhenUsed="1" w:qFormat="1"/>
-    <w:lsdException w:name="heading 8" w:semiHidden="1" w:uiPriority="9" w:unhideWhenUsed="1" w:qFormat="1"/>
-    <w:lsdException w:name="heading 9" w:semiHidden="1" w:uiPriority="9" w:unhideWhenUsed="1" w:qFormat="1"/>
+    <w:lsdException w:name="heading 2" w:uiPriority="9" w:semiHidden="1" w:unhideWhenUsed="1" w:qFormat="1"/>
+    <w:lsdException w:name="heading 3" w:uiPriority="9" w:semiHidden="1" w:unhideWhenUsed="1" w:qFormat="1"/>
+    <w:lsdException w:name="heading 4" w:uiPriority="9" w:semiHidden="1" w:unhideWhenUsed="1" w:qFormat="1"/>
+    <w:lsdException w:name="heading 5" w:uiPriority="9" w:semiHidden="1" w:unhideWhenUsed="1" w:qFormat="1"/>
+    <w:lsdException w:name="heading 6" w:uiPriority="9" w:semiHidden="1" w:unhideWhenUsed="1" w:qFormat="1"/>
+    <w:lsdException w:name="heading 7" w:uiPriority="9" w:semiHidden="1" w:unhideWhenUsed="1" w:qFormat="1"/>
+    <w:lsdException w:name="heading 8" w:uiPriority="9" w:semiHidden="1" w:unhideWhenUsed="1" w:qFormat="1"/>
+    <w:lsdException w:name="heading 9" w:uiPriority="9" w:semiHidden="1" w:unhideWhenUsed="1" w:qFormat="1"/>
     <w:lsdException w:name="index 1" w:semiHidden="1" w:unhideWhenUsed="1"/>
     <w:lsdException w:name="index 2" w:semiHidden="1" w:unhideWhenUsed="1"/>
     <w:lsdException w:name="index 3" w:semiHidden="1" w:unhideWhenUsed="1"/>
@@ -3260,22 +3186,22 @@
     <w:lsdException w:name="index 7" w:semiHidden="1" w:unhideWhenUsed="1"/>
     <w:lsdException w:name="index 8" w:semiHidden="1" w:unhideWhenUsed="1"/>
     <w:lsdException w:name="index 9" w:semiHidden="1" w:unhideWhenUsed="1"/>
-    <w:lsdException w:name="toc 1" w:semiHidden="1" w:uiPriority="39" w:unhideWhenUsed="1"/>
-    <w:lsdException w:name="toc 2" w:semiHidden="1" w:uiPriority="39" w:unhideWhenUsed="1"/>
-    <w:lsdException w:name="toc 3" w:semiHidden="1" w:uiPriority="39" w:unhideWhenUsed="1"/>
-    <w:lsdException w:name="toc 4" w:semiHidden="1" w:uiPriority="39" w:unhideWhenUsed="1"/>
-    <w:lsdException w:name="toc 5" w:semiHidden="1" w:uiPriority="39" w:unhideWhenUsed="1"/>
-    <w:lsdException w:name="toc 6" w:semiHidden="1" w:uiPriority="39" w:unhideWhenUsed="1"/>
-    <w:lsdException w:name="toc 7" w:semiHidden="1" w:uiPriority="39" w:unhideWhenUsed="1"/>
-    <w:lsdException w:name="toc 8" w:semiHidden="1" w:uiPriority="39" w:unhideWhenUsed="1"/>
-    <w:lsdException w:name="toc 9" w:semiHidden="1" w:uiPriority="39" w:unhideWhenUsed="1"/>
+    <w:lsdException w:name="toc 1" w:uiPriority="39" w:semiHidden="1" w:unhideWhenUsed="1"/>
+    <w:lsdException w:name="toc 2" w:uiPriority="39" w:semiHidden="1" w:unhideWhenUsed="1"/>
+    <w:lsdException w:name="toc 3" w:uiPriority="39" w:semiHidden="1" w:unhideWhenUsed="1"/>
+    <w:lsdException w:name="toc 4" w:uiPriority="39" w:semiHidden="1" w:unhideWhenUsed="1"/>
+    <w:lsdException w:name="toc 5" w:uiPriority="39" w:semiHidden="1" w:unhideWhenUsed="1"/>
+    <w:lsdException w:name="toc 6" w:uiPriority="39" w:semiHidden="1" w:unhideWhenUsed="1"/>
+    <w:lsdException w:name="toc 7" w:uiPriority="39" w:semiHidden="1" w:unhideWhenUsed="1"/>
+    <w:lsdException w:name="toc 8" w:uiPriority="39" w:semiHidden="1" w:unhideWhenUsed="1"/>
+    <w:lsdException w:name="toc 9" w:uiPriority="39" w:semiHidden="1" w:unhideWhenUsed="1"/>
     <w:lsdException w:name="Normal Indent" w:semiHidden="1" w:unhideWhenUsed="1"/>
     <w:lsdException w:name="footnote text" w:semiHidden="1" w:unhideWhenUsed="1"/>
     <w:lsdException w:name="annotation text" w:semiHidden="1" w:unhideWhenUsed="1"/>
     <w:lsdException w:name="header" w:semiHidden="1" w:unhideWhenUsed="1"/>
     <w:lsdException w:name="footer" w:semiHidden="1" w:unhideWhenUsed="1"/>
     <w:lsdException w:name="index heading" w:semiHidden="1" w:unhideWhenUsed="1"/>
-    <w:lsdException w:name="caption" w:semiHidden="1" w:uiPriority="35" w:unhideWhenUsed="1" w:qFormat="1"/>
+    <w:lsdException w:name="caption" w:uiPriority="35" w:semiHidden="1" w:unhideWhenUsed="1" w:qFormat="1"/>
     <w:lsdException w:name="table of figures" w:semiHidden="1" w:unhideWhenUsed="1"/>
     <w:lsdException w:name="envelope address" w:semiHidden="1" w:unhideWhenUsed="1"/>
     <w:lsdException w:name="envelope return" w:semiHidden="1" w:unhideWhenUsed="1"/>
@@ -3306,7 +3232,7 @@
     <w:lsdException w:name="Title" w:uiPriority="10" w:qFormat="1"/>
     <w:lsdException w:name="Closing" w:semiHidden="1" w:unhideWhenUsed="1"/>
     <w:lsdException w:name="Signature" w:semiHidden="1" w:unhideWhenUsed="1"/>
-    <w:lsdException w:name="Default Paragraph Font" w:semiHidden="1" w:uiPriority="1" w:unhideWhenUsed="1"/>
+    <w:lsdException w:name="Default Paragraph Font" w:uiPriority="1" w:semiHidden="1" w:unhideWhenUsed="1"/>
     <w:lsdException w:name="Body Text" w:semiHidden="1" w:unhideWhenUsed="1"/>
     <w:lsdException w:name="Body Text Indent" w:semiHidden="1" w:unhideWhenUsed="1"/>
     <w:lsdException w:name="List Continue" w:semiHidden="1" w:unhideWhenUsed="1"/>
@@ -3506,8 +3432,8 @@
     <w:lsdException w:name="Subtle Reference" w:uiPriority="31" w:qFormat="1"/>
     <w:lsdException w:name="Intense Reference" w:uiPriority="32" w:qFormat="1"/>
     <w:lsdException w:name="Book Title" w:uiPriority="33" w:qFormat="1"/>
-    <w:lsdException w:name="Bibliography" w:semiHidden="1" w:uiPriority="37" w:unhideWhenUsed="1"/>
-    <w:lsdException w:name="TOC Heading" w:semiHidden="1" w:uiPriority="39" w:unhideWhenUsed="1" w:qFormat="1"/>
+    <w:lsdException w:name="Bibliography" w:uiPriority="37" w:semiHidden="1" w:unhideWhenUsed="1"/>
+    <w:lsdException w:name="TOC Heading" w:uiPriority="39" w:semiHidden="1" w:unhideWhenUsed="1" w:qFormat="1"/>
     <w:lsdException w:name="Grid Table 4" w:uiPriority="49"/>
     <w:lsdException w:name="Grid Table 5 Dark" w:uiPriority="50"/>
     <w:lsdException w:name="Grid Table 6 Colorful" w:uiPriority="51"/>
@@ -3608,7 +3534,7 @@
     <w:lsdException w:name="Hashtag" w:semiHidden="1" w:unhideWhenUsed="1"/>
     <w:lsdException w:name="Unresolved Mention" w:semiHidden="1" w:unhideWhenUsed="1"/>
   </w:latentStyles>
-  <w:style w:type="paragraph" w:default="1" w:styleId="Normal">
+  <w:style w:type="paragraph" w:styleId="Normal" w:default="1">
     <w:name w:val="Normal"/>
     <w:qFormat/>
     <w:rsid w:val="00FC693F"/>
@@ -3628,7 +3554,7 @@
       <w:outlineLvl w:val="0"/>
     </w:pPr>
     <w:rPr>
-      <w:rFonts w:asciiTheme="majorHAnsi" w:eastAsiaTheme="majorEastAsia" w:hAnsiTheme="majorHAnsi" w:cstheme="majorBidi"/>
+      <w:rFonts w:asciiTheme="majorHAnsi" w:hAnsiTheme="majorHAnsi" w:eastAsiaTheme="majorEastAsia" w:cstheme="majorBidi"/>
       <w:b/>
       <w:bCs/>
       <w:color w:val="365F91" w:themeColor="accent1" w:themeShade="BF"/>
@@ -3652,7 +3578,7 @@
       <w:outlineLvl w:val="1"/>
     </w:pPr>
     <w:rPr>
-      <w:rFonts w:asciiTheme="majorHAnsi" w:eastAsiaTheme="majorEastAsia" w:hAnsiTheme="majorHAnsi" w:cstheme="majorBidi"/>
+      <w:rFonts w:asciiTheme="majorHAnsi" w:hAnsiTheme="majorHAnsi" w:eastAsiaTheme="majorEastAsia" w:cstheme="majorBidi"/>
       <w:b/>
       <w:bCs/>
       <w:color w:val="4F81BD" w:themeColor="accent1"/>
@@ -3676,7 +3602,7 @@
       <w:outlineLvl w:val="2"/>
     </w:pPr>
     <w:rPr>
-      <w:rFonts w:asciiTheme="majorHAnsi" w:eastAsiaTheme="majorEastAsia" w:hAnsiTheme="majorHAnsi" w:cstheme="majorBidi"/>
+      <w:rFonts w:asciiTheme="majorHAnsi" w:hAnsiTheme="majorHAnsi" w:eastAsiaTheme="majorEastAsia" w:cstheme="majorBidi"/>
       <w:b/>
       <w:bCs/>
       <w:color w:val="4F81BD" w:themeColor="accent1"/>
@@ -3699,7 +3625,7 @@
       <w:outlineLvl w:val="3"/>
     </w:pPr>
     <w:rPr>
-      <w:rFonts w:asciiTheme="majorHAnsi" w:eastAsiaTheme="majorEastAsia" w:hAnsiTheme="majorHAnsi" w:cstheme="majorBidi"/>
+      <w:rFonts w:asciiTheme="majorHAnsi" w:hAnsiTheme="majorHAnsi" w:eastAsiaTheme="majorEastAsia" w:cstheme="majorBidi"/>
       <w:b/>
       <w:bCs/>
       <w:i/>
@@ -3724,7 +3650,7 @@
       <w:outlineLvl w:val="4"/>
     </w:pPr>
     <w:rPr>
-      <w:rFonts w:asciiTheme="majorHAnsi" w:eastAsiaTheme="majorEastAsia" w:hAnsiTheme="majorHAnsi" w:cstheme="majorBidi"/>
+      <w:rFonts w:asciiTheme="majorHAnsi" w:hAnsiTheme="majorHAnsi" w:eastAsiaTheme="majorEastAsia" w:cstheme="majorBidi"/>
       <w:color w:val="243F60" w:themeColor="accent1" w:themeShade="7F"/>
     </w:rPr>
   </w:style>
@@ -3745,7 +3671,7 @@
       <w:outlineLvl w:val="5"/>
     </w:pPr>
     <w:rPr>
-      <w:rFonts w:asciiTheme="majorHAnsi" w:eastAsiaTheme="majorEastAsia" w:hAnsiTheme="majorHAnsi" w:cstheme="majorBidi"/>
+      <w:rFonts w:asciiTheme="majorHAnsi" w:hAnsiTheme="majorHAnsi" w:eastAsiaTheme="majorEastAsia" w:cstheme="majorBidi"/>
       <w:i/>
       <w:iCs/>
       <w:color w:val="243F60" w:themeColor="accent1" w:themeShade="7F"/>
@@ -3768,7 +3694,7 @@
       <w:outlineLvl w:val="6"/>
     </w:pPr>
     <w:rPr>
-      <w:rFonts w:asciiTheme="majorHAnsi" w:eastAsiaTheme="majorEastAsia" w:hAnsiTheme="majorHAnsi" w:cstheme="majorBidi"/>
+      <w:rFonts w:asciiTheme="majorHAnsi" w:hAnsiTheme="majorHAnsi" w:eastAsiaTheme="majorEastAsia" w:cstheme="majorBidi"/>
       <w:i/>
       <w:iCs/>
       <w:color w:val="404040" w:themeColor="text1" w:themeTint="BF"/>
@@ -3791,7 +3717,7 @@
       <w:outlineLvl w:val="7"/>
     </w:pPr>
     <w:rPr>
-      <w:rFonts w:asciiTheme="majorHAnsi" w:eastAsiaTheme="majorEastAsia" w:hAnsiTheme="majorHAnsi" w:cstheme="majorBidi"/>
+      <w:rFonts w:asciiTheme="majorHAnsi" w:hAnsiTheme="majorHAnsi" w:eastAsiaTheme="majorEastAsia" w:cstheme="majorBidi"/>
       <w:color w:val="4F81BD" w:themeColor="accent1"/>
       <w:sz w:val="20"/>
       <w:szCs w:val="20"/>
@@ -3814,7 +3740,7 @@
       <w:outlineLvl w:val="8"/>
     </w:pPr>
     <w:rPr>
-      <w:rFonts w:asciiTheme="majorHAnsi" w:eastAsiaTheme="majorEastAsia" w:hAnsiTheme="majorHAnsi" w:cstheme="majorBidi"/>
+      <w:rFonts w:asciiTheme="majorHAnsi" w:hAnsiTheme="majorHAnsi" w:eastAsiaTheme="majorEastAsia" w:cstheme="majorBidi"/>
       <w:i/>
       <w:iCs/>
       <w:color w:val="404040" w:themeColor="text1" w:themeTint="BF"/>
@@ -3822,13 +3748,13 @@
       <w:szCs w:val="20"/>
     </w:rPr>
   </w:style>
-  <w:style w:type="character" w:default="1" w:styleId="DefaultParagraphFont">
+  <w:style w:type="character" w:styleId="DefaultParagraphFont" w:default="1">
     <w:name w:val="Default Paragraph Font"/>
     <w:uiPriority w:val="1"/>
     <w:semiHidden/>
     <w:unhideWhenUsed/>
   </w:style>
-  <w:style w:type="table" w:default="1" w:styleId="TableNormal">
+  <w:style w:type="table" w:styleId="TableNormal" w:default="1">
     <w:name w:val="Normal Table"/>
     <w:uiPriority w:val="99"/>
     <w:semiHidden/>
@@ -3843,7 +3769,7 @@
       </w:tblCellMar>
     </w:tblPr>
   </w:style>
-  <w:style w:type="numbering" w:default="1" w:styleId="NoList">
+  <w:style w:type="numbering" w:styleId="NoList" w:default="1">
     <w:name w:val="No List"/>
     <w:uiPriority w:val="99"/>
     <w:semiHidden/>
@@ -3864,7 +3790,7 @@
       <w:spacing w:after="0" w:line="240" w:lineRule="auto"/>
     </w:pPr>
   </w:style>
-  <w:style w:type="character" w:customStyle="1" w:styleId="HeaderChar">
+  <w:style w:type="character" w:styleId="HeaderChar" w:customStyle="1">
     <w:name w:val="Header Char"/>
     <w:basedOn w:val="DefaultParagraphFont"/>
     <w:link w:val="Header"/>
@@ -3886,7 +3812,7 @@
       <w:spacing w:after="0" w:line="240" w:lineRule="auto"/>
     </w:pPr>
   </w:style>
-  <w:style w:type="character" w:customStyle="1" w:styleId="FooterChar">
+  <w:style w:type="character" w:styleId="FooterChar" w:customStyle="1">
     <w:name w:val="Footer Char"/>
     <w:basedOn w:val="DefaultParagraphFont"/>
     <w:link w:val="Footer"/>
@@ -3902,14 +3828,14 @@
       <w:spacing w:after="0" w:line="240" w:lineRule="auto"/>
     </w:pPr>
   </w:style>
-  <w:style w:type="character" w:customStyle="1" w:styleId="Heading1Char">
+  <w:style w:type="character" w:styleId="Heading1Char" w:customStyle="1">
     <w:name w:val="Heading 1 Char"/>
     <w:basedOn w:val="DefaultParagraphFont"/>
     <w:link w:val="Heading1"/>
     <w:uiPriority w:val="9"/>
     <w:rsid w:val="00FC693F"/>
     <w:rPr>
-      <w:rFonts w:asciiTheme="majorHAnsi" w:eastAsiaTheme="majorEastAsia" w:hAnsiTheme="majorHAnsi" w:cstheme="majorBidi"/>
+      <w:rFonts w:asciiTheme="majorHAnsi" w:hAnsiTheme="majorHAnsi" w:eastAsiaTheme="majorEastAsia" w:cstheme="majorBidi"/>
       <w:b/>
       <w:bCs/>
       <w:color w:val="365F91" w:themeColor="accent1" w:themeShade="BF"/>
@@ -3917,14 +3843,14 @@
       <w:szCs w:val="28"/>
     </w:rPr>
   </w:style>
-  <w:style w:type="character" w:customStyle="1" w:styleId="Heading2Char">
+  <w:style w:type="character" w:styleId="Heading2Char" w:customStyle="1">
     <w:name w:val="Heading 2 Char"/>
     <w:basedOn w:val="DefaultParagraphFont"/>
     <w:link w:val="Heading2"/>
     <w:uiPriority w:val="9"/>
     <w:rsid w:val="00FC693F"/>
     <w:rPr>
-      <w:rFonts w:asciiTheme="majorHAnsi" w:eastAsiaTheme="majorEastAsia" w:hAnsiTheme="majorHAnsi" w:cstheme="majorBidi"/>
+      <w:rFonts w:asciiTheme="majorHAnsi" w:hAnsiTheme="majorHAnsi" w:eastAsiaTheme="majorEastAsia" w:cstheme="majorBidi"/>
       <w:b/>
       <w:bCs/>
       <w:color w:val="4F81BD" w:themeColor="accent1"/>
@@ -3932,14 +3858,14 @@
       <w:szCs w:val="26"/>
     </w:rPr>
   </w:style>
-  <w:style w:type="character" w:customStyle="1" w:styleId="Heading3Char">
+  <w:style w:type="character" w:styleId="Heading3Char" w:customStyle="1">
     <w:name w:val="Heading 3 Char"/>
     <w:basedOn w:val="DefaultParagraphFont"/>
     <w:link w:val="Heading3"/>
     <w:uiPriority w:val="9"/>
     <w:rsid w:val="00FC693F"/>
     <w:rPr>
-      <w:rFonts w:asciiTheme="majorHAnsi" w:eastAsiaTheme="majorEastAsia" w:hAnsiTheme="majorHAnsi" w:cstheme="majorBidi"/>
+      <w:rFonts w:asciiTheme="majorHAnsi" w:hAnsiTheme="majorHAnsi" w:eastAsiaTheme="majorEastAsia" w:cstheme="majorBidi"/>
       <w:b/>
       <w:bCs/>
       <w:color w:val="4F81BD" w:themeColor="accent1"/>
@@ -3955,13 +3881,13 @@
     <w:rsid w:val="00FC693F"/>
     <w:pPr>
       <w:pBdr>
-        <w:bottom w:val="single" w:sz="8" w:space="4" w:color="4F81BD" w:themeColor="accent1"/>
+        <w:bottom w:val="single" w:color="4F81BD" w:themeColor="accent1" w:sz="8" w:space="4"/>
       </w:pBdr>
       <w:spacing w:after="300" w:line="240" w:lineRule="auto"/>
       <w:contextualSpacing/>
     </w:pPr>
     <w:rPr>
-      <w:rFonts w:asciiTheme="majorHAnsi" w:eastAsiaTheme="majorEastAsia" w:hAnsiTheme="majorHAnsi" w:cstheme="majorBidi"/>
+      <w:rFonts w:asciiTheme="majorHAnsi" w:hAnsiTheme="majorHAnsi" w:eastAsiaTheme="majorEastAsia" w:cstheme="majorBidi"/>
       <w:color w:val="17365D" w:themeColor="text2" w:themeShade="BF"/>
       <w:spacing w:val="5"/>
       <w:kern w:val="28"/>
@@ -3969,14 +3895,14 @@
       <w:szCs w:val="52"/>
     </w:rPr>
   </w:style>
-  <w:style w:type="character" w:customStyle="1" w:styleId="TitleChar">
+  <w:style w:type="character" w:styleId="TitleChar" w:customStyle="1">
     <w:name w:val="Title Char"/>
     <w:basedOn w:val="DefaultParagraphFont"/>
     <w:link w:val="Title"/>
     <w:uiPriority w:val="10"/>
     <w:rsid w:val="00FC693F"/>
     <w:rPr>
-      <w:rFonts w:asciiTheme="majorHAnsi" w:eastAsiaTheme="majorEastAsia" w:hAnsiTheme="majorHAnsi" w:cstheme="majorBidi"/>
+      <w:rFonts w:asciiTheme="majorHAnsi" w:hAnsiTheme="majorHAnsi" w:eastAsiaTheme="majorEastAsia" w:cstheme="majorBidi"/>
       <w:color w:val="17365D" w:themeColor="text2" w:themeShade="BF"/>
       <w:spacing w:val="5"/>
       <w:kern w:val="28"/>
@@ -3998,7 +3924,7 @@
       </w:numPr>
     </w:pPr>
     <w:rPr>
-      <w:rFonts w:asciiTheme="majorHAnsi" w:eastAsiaTheme="majorEastAsia" w:hAnsiTheme="majorHAnsi" w:cstheme="majorBidi"/>
+      <w:rFonts w:asciiTheme="majorHAnsi" w:hAnsiTheme="majorHAnsi" w:eastAsiaTheme="majorEastAsia" w:cstheme="majorBidi"/>
       <w:i/>
       <w:iCs/>
       <w:color w:val="4F81BD" w:themeColor="accent1"/>
@@ -4007,14 +3933,14 @@
       <w:szCs w:val="24"/>
     </w:rPr>
   </w:style>
-  <w:style w:type="character" w:customStyle="1" w:styleId="SubtitleChar">
+  <w:style w:type="character" w:styleId="SubtitleChar" w:customStyle="1">
     <w:name w:val="Subtitle Char"/>
     <w:basedOn w:val="DefaultParagraphFont"/>
     <w:link w:val="Subtitle"/>
     <w:uiPriority w:val="11"/>
     <w:rsid w:val="00FC693F"/>
     <w:rPr>
-      <w:rFonts w:asciiTheme="majorHAnsi" w:eastAsiaTheme="majorEastAsia" w:hAnsiTheme="majorHAnsi" w:cstheme="majorBidi"/>
+      <w:rFonts w:asciiTheme="majorHAnsi" w:hAnsiTheme="majorHAnsi" w:eastAsiaTheme="majorEastAsia" w:cstheme="majorBidi"/>
       <w:i/>
       <w:iCs/>
       <w:color w:val="4F81BD" w:themeColor="accent1"/>
@@ -4045,7 +3971,7 @@
       <w:spacing w:after="120"/>
     </w:pPr>
   </w:style>
-  <w:style w:type="character" w:customStyle="1" w:styleId="BodyTextChar">
+  <w:style w:type="character" w:styleId="BodyTextChar" w:customStyle="1">
     <w:name w:val="Body Text Char"/>
     <w:basedOn w:val="DefaultParagraphFont"/>
     <w:link w:val="BodyText"/>
@@ -4063,7 +3989,7 @@
       <w:spacing w:after="120" w:line="480" w:lineRule="auto"/>
     </w:pPr>
   </w:style>
-  <w:style w:type="character" w:customStyle="1" w:styleId="BodyText2Char">
+  <w:style w:type="character" w:styleId="BodyText2Char" w:customStyle="1">
     <w:name w:val="Body Text 2 Char"/>
     <w:basedOn w:val="DefaultParagraphFont"/>
     <w:link w:val="BodyText2"/>
@@ -4085,7 +4011,7 @@
       <w:szCs w:val="16"/>
     </w:rPr>
   </w:style>
-  <w:style w:type="character" w:customStyle="1" w:styleId="BodyText3Char">
+  <w:style w:type="character" w:styleId="BodyText3Char" w:customStyle="1">
     <w:name w:val="Body Text 3 Char"/>
     <w:basedOn w:val="DefaultParagraphFont"/>
     <w:link w:val="BodyText3"/>
@@ -4266,7 +4192,7 @@
       <w:szCs w:val="20"/>
     </w:rPr>
   </w:style>
-  <w:style w:type="character" w:customStyle="1" w:styleId="MacroTextChar">
+  <w:style w:type="character" w:styleId="MacroTextChar" w:customStyle="1">
     <w:name w:val="Macro Text Char"/>
     <w:basedOn w:val="DefaultParagraphFont"/>
     <w:link w:val="MacroText"/>
@@ -4292,7 +4218,7 @@
       <w:color w:val="000000" w:themeColor="text1"/>
     </w:rPr>
   </w:style>
-  <w:style w:type="character" w:customStyle="1" w:styleId="QuoteChar">
+  <w:style w:type="character" w:styleId="QuoteChar" w:customStyle="1">
     <w:name w:val="Quote Char"/>
     <w:basedOn w:val="DefaultParagraphFont"/>
     <w:link w:val="Quote"/>
@@ -4304,7 +4230,7 @@
       <w:color w:val="000000" w:themeColor="text1"/>
     </w:rPr>
   </w:style>
-  <w:style w:type="character" w:customStyle="1" w:styleId="Heading4Char">
+  <w:style w:type="character" w:styleId="Heading4Char" w:customStyle="1">
     <w:name w:val="Heading 4 Char"/>
     <w:basedOn w:val="DefaultParagraphFont"/>
     <w:link w:val="Heading4"/>
@@ -4312,7 +4238,7 @@
     <w:semiHidden/>
     <w:rsid w:val="00FC693F"/>
     <w:rPr>
-      <w:rFonts w:asciiTheme="majorHAnsi" w:eastAsiaTheme="majorEastAsia" w:hAnsiTheme="majorHAnsi" w:cstheme="majorBidi"/>
+      <w:rFonts w:asciiTheme="majorHAnsi" w:hAnsiTheme="majorHAnsi" w:eastAsiaTheme="majorEastAsia" w:cstheme="majorBidi"/>
       <w:b/>
       <w:bCs/>
       <w:i/>
@@ -4320,7 +4246,7 @@
       <w:color w:val="4F81BD" w:themeColor="accent1"/>
     </w:rPr>
   </w:style>
-  <w:style w:type="character" w:customStyle="1" w:styleId="Heading5Char">
+  <w:style w:type="character" w:styleId="Heading5Char" w:customStyle="1">
     <w:name w:val="Heading 5 Char"/>
     <w:basedOn w:val="DefaultParagraphFont"/>
     <w:link w:val="Heading5"/>
@@ -4328,11 +4254,11 @@
     <w:semiHidden/>
     <w:rsid w:val="00FC693F"/>
     <w:rPr>
-      <w:rFonts w:asciiTheme="majorHAnsi" w:eastAsiaTheme="majorEastAsia" w:hAnsiTheme="majorHAnsi" w:cstheme="majorBidi"/>
+      <w:rFonts w:asciiTheme="majorHAnsi" w:hAnsiTheme="majorHAnsi" w:eastAsiaTheme="majorEastAsia" w:cstheme="majorBidi"/>
       <w:color w:val="243F60" w:themeColor="accent1" w:themeShade="7F"/>
     </w:rPr>
   </w:style>
-  <w:style w:type="character" w:customStyle="1" w:styleId="Heading6Char">
+  <w:style w:type="character" w:styleId="Heading6Char" w:customStyle="1">
     <w:name w:val="Heading 6 Char"/>
     <w:basedOn w:val="DefaultParagraphFont"/>
     <w:link w:val="Heading6"/>
@@ -4340,13 +4266,13 @@
     <w:semiHidden/>
     <w:rsid w:val="00FC693F"/>
     <w:rPr>
-      <w:rFonts w:asciiTheme="majorHAnsi" w:eastAsiaTheme="majorEastAsia" w:hAnsiTheme="majorHAnsi" w:cstheme="majorBidi"/>
+      <w:rFonts w:asciiTheme="majorHAnsi" w:hAnsiTheme="majorHAnsi" w:eastAsiaTheme="majorEastAsia" w:cstheme="majorBidi"/>
       <w:i/>
       <w:iCs/>
       <w:color w:val="243F60" w:themeColor="accent1" w:themeShade="7F"/>
     </w:rPr>
   </w:style>
-  <w:style w:type="character" w:customStyle="1" w:styleId="Heading7Char">
+  <w:style w:type="character" w:styleId="Heading7Char" w:customStyle="1">
     <w:name w:val="Heading 7 Char"/>
     <w:basedOn w:val="DefaultParagraphFont"/>
     <w:link w:val="Heading7"/>
@@ -4354,13 +4280,13 @@
     <w:semiHidden/>
     <w:rsid w:val="00FC693F"/>
     <w:rPr>
-      <w:rFonts w:asciiTheme="majorHAnsi" w:eastAsiaTheme="majorEastAsia" w:hAnsiTheme="majorHAnsi" w:cstheme="majorBidi"/>
+      <w:rFonts w:asciiTheme="majorHAnsi" w:hAnsiTheme="majorHAnsi" w:eastAsiaTheme="majorEastAsia" w:cstheme="majorBidi"/>
       <w:i/>
       <w:iCs/>
       <w:color w:val="404040" w:themeColor="text1" w:themeTint="BF"/>
     </w:rPr>
   </w:style>
-  <w:style w:type="character" w:customStyle="1" w:styleId="Heading8Char">
+  <w:style w:type="character" w:styleId="Heading8Char" w:customStyle="1">
     <w:name w:val="Heading 8 Char"/>
     <w:basedOn w:val="DefaultParagraphFont"/>
     <w:link w:val="Heading8"/>
@@ -4368,13 +4294,13 @@
     <w:semiHidden/>
     <w:rsid w:val="00FC693F"/>
     <w:rPr>
-      <w:rFonts w:asciiTheme="majorHAnsi" w:eastAsiaTheme="majorEastAsia" w:hAnsiTheme="majorHAnsi" w:cstheme="majorBidi"/>
+      <w:rFonts w:asciiTheme="majorHAnsi" w:hAnsiTheme="majorHAnsi" w:eastAsiaTheme="majorEastAsia" w:cstheme="majorBidi"/>
       <w:color w:val="4F81BD" w:themeColor="accent1"/>
       <w:sz w:val="20"/>
       <w:szCs w:val="20"/>
     </w:rPr>
   </w:style>
-  <w:style w:type="character" w:customStyle="1" w:styleId="Heading9Char">
+  <w:style w:type="character" w:styleId="Heading9Char" w:customStyle="1">
     <w:name w:val="Heading 9 Char"/>
     <w:basedOn w:val="DefaultParagraphFont"/>
     <w:link w:val="Heading9"/>
@@ -4382,7 +4308,7 @@
     <w:semiHidden/>
     <w:rsid w:val="00FC693F"/>
     <w:rPr>
-      <w:rFonts w:asciiTheme="majorHAnsi" w:eastAsiaTheme="majorEastAsia" w:hAnsiTheme="majorHAnsi" w:cstheme="majorBidi"/>
+      <w:rFonts w:asciiTheme="majorHAnsi" w:hAnsiTheme="majorHAnsi" w:eastAsiaTheme="majorEastAsia" w:cstheme="majorBidi"/>
       <w:i/>
       <w:iCs/>
       <w:color w:val="404040" w:themeColor="text1" w:themeTint="BF"/>
@@ -4442,7 +4368,7 @@
     <w:rsid w:val="00FC693F"/>
     <w:pPr>
       <w:pBdr>
-        <w:bottom w:val="single" w:sz="4" w:space="4" w:color="4F81BD" w:themeColor="accent1"/>
+        <w:bottom w:val="single" w:color="4F81BD" w:themeColor="accent1" w:sz="4" w:space="4"/>
       </w:pBdr>
       <w:spacing w:before="200" w:after="280"/>
       <w:ind w:left="936" w:right="936"/>
@@ -4455,7 +4381,7 @@
       <w:color w:val="4F81BD" w:themeColor="accent1"/>
     </w:rPr>
   </w:style>
-  <w:style w:type="character" w:customStyle="1" w:styleId="IntenseQuoteChar">
+  <w:style w:type="character" w:styleId="IntenseQuoteChar" w:customStyle="1">
     <w:name w:val="Intense Quote Char"/>
     <w:basedOn w:val="DefaultParagraphFont"/>
     <w:link w:val="IntenseQuote"/>
@@ -4558,12 +4484,12 @@
     </w:pPr>
     <w:tblPr>
       <w:tblBorders>
-        <w:top w:val="single" w:sz="4" w:space="0" w:color="auto"/>
-        <w:left w:val="single" w:sz="4" w:space="0" w:color="auto"/>
-        <w:bottom w:val="single" w:sz="4" w:space="0" w:color="auto"/>
-        <w:right w:val="single" w:sz="4" w:space="0" w:color="auto"/>
-        <w:insideH w:val="single" w:sz="4" w:space="0" w:color="auto"/>
-        <w:insideV w:val="single" w:sz="4" w:space="0" w:color="auto"/>
+        <w:top w:val="single" w:color="auto" w:sz="4" w:space="0"/>
+        <w:left w:val="single" w:color="auto" w:sz="4" w:space="0"/>
+        <w:bottom w:val="single" w:color="auto" w:sz="4" w:space="0"/>
+        <w:right w:val="single" w:color="auto" w:sz="4" w:space="0"/>
+        <w:insideH w:val="single" w:color="auto" w:sz="4" w:space="0"/>
+        <w:insideV w:val="single" w:color="auto" w:sz="4" w:space="0"/>
       </w:tblBorders>
     </w:tblPr>
   </w:style>
@@ -4582,8 +4508,8 @@
       <w:tblStyleRowBandSize w:val="1"/>
       <w:tblStyleColBandSize w:val="1"/>
       <w:tblBorders>
-        <w:top w:val="single" w:sz="8" w:space="0" w:color="000000" w:themeColor="text1"/>
-        <w:bottom w:val="single" w:sz="8" w:space="0" w:color="000000" w:themeColor="text1"/>
+        <w:top w:val="single" w:color="000000" w:themeColor="text1" w:sz="8" w:space="0"/>
+        <w:bottom w:val="single" w:color="000000" w:themeColor="text1" w:sz="8" w:space="0"/>
       </w:tblBorders>
     </w:tblPr>
     <w:tblStylePr w:type="firstRow">
@@ -4597,9 +4523,9 @@
       <w:tblPr/>
       <w:tcPr>
         <w:tcBorders>
-          <w:top w:val="single" w:sz="8" w:space="0" w:color="000000" w:themeColor="text1"/>
-          <w:left w:val="nil"/>
-          <w:bottom w:val="single" w:sz="8" w:space="0" w:color="000000" w:themeColor="text1"/>
+          <w:top w:val="single" w:color="000000" w:themeColor="text1" w:sz="8" w:space="0"/>
+          <w:left w:val="nil"/>
+          <w:bottom w:val="single" w:color="000000" w:themeColor="text1" w:sz="8" w:space="0"/>
           <w:right w:val="nil"/>
           <w:insideH w:val="nil"/>
           <w:insideV w:val="nil"/>
@@ -4617,9 +4543,9 @@
       <w:tblPr/>
       <w:tcPr>
         <w:tcBorders>
-          <w:top w:val="single" w:sz="8" w:space="0" w:color="000000" w:themeColor="text1"/>
-          <w:left w:val="nil"/>
-          <w:bottom w:val="single" w:sz="8" w:space="0" w:color="000000" w:themeColor="text1"/>
+          <w:top w:val="single" w:color="000000" w:themeColor="text1" w:sz="8" w:space="0"/>
+          <w:left w:val="nil"/>
+          <w:bottom w:val="single" w:color="000000" w:themeColor="text1" w:sz="8" w:space="0"/>
           <w:right w:val="nil"/>
           <w:insideH w:val="nil"/>
           <w:insideV w:val="nil"/>
@@ -4678,8 +4604,8 @@
       <w:tblStyleRowBandSize w:val="1"/>
       <w:tblStyleColBandSize w:val="1"/>
       <w:tblBorders>
-        <w:top w:val="single" w:sz="8" w:space="0" w:color="4F81BD" w:themeColor="accent1"/>
-        <w:bottom w:val="single" w:sz="8" w:space="0" w:color="4F81BD" w:themeColor="accent1"/>
+        <w:top w:val="single" w:color="4F81BD" w:themeColor="accent1" w:sz="8" w:space="0"/>
+        <w:bottom w:val="single" w:color="4F81BD" w:themeColor="accent1" w:sz="8" w:space="0"/>
       </w:tblBorders>
     </w:tblPr>
     <w:tblStylePr w:type="firstRow">
@@ -4693,9 +4619,9 @@
       <w:tblPr/>
       <w:tcPr>
         <w:tcBorders>
-          <w:top w:val="single" w:sz="8" w:space="0" w:color="4F81BD" w:themeColor="accent1"/>
-          <w:left w:val="nil"/>
-          <w:bottom w:val="single" w:sz="8" w:space="0" w:color="4F81BD" w:themeColor="accent1"/>
+          <w:top w:val="single" w:color="4F81BD" w:themeColor="accent1" w:sz="8" w:space="0"/>
+          <w:left w:val="nil"/>
+          <w:bottom w:val="single" w:color="4F81BD" w:themeColor="accent1" w:sz="8" w:space="0"/>
           <w:right w:val="nil"/>
           <w:insideH w:val="nil"/>
           <w:insideV w:val="nil"/>
@@ -4713,9 +4639,9 @@
       <w:tblPr/>
       <w:tcPr>
         <w:tcBorders>
-          <w:top w:val="single" w:sz="8" w:space="0" w:color="4F81BD" w:themeColor="accent1"/>
-          <w:left w:val="nil"/>
-          <w:bottom w:val="single" w:sz="8" w:space="0" w:color="4F81BD" w:themeColor="accent1"/>
+          <w:top w:val="single" w:color="4F81BD" w:themeColor="accent1" w:sz="8" w:space="0"/>
+          <w:left w:val="nil"/>
+          <w:bottom w:val="single" w:color="4F81BD" w:themeColor="accent1" w:sz="8" w:space="0"/>
           <w:right w:val="nil"/>
           <w:insideH w:val="nil"/>
           <w:insideV w:val="nil"/>
@@ -4774,8 +4700,8 @@
       <w:tblStyleRowBandSize w:val="1"/>
       <w:tblStyleColBandSize w:val="1"/>
       <w:tblBorders>
-        <w:top w:val="single" w:sz="8" w:space="0" w:color="C0504D" w:themeColor="accent2"/>
-        <w:bottom w:val="single" w:sz="8" w:space="0" w:color="C0504D" w:themeColor="accent2"/>
+        <w:top w:val="single" w:color="C0504D" w:themeColor="accent2" w:sz="8" w:space="0"/>
+        <w:bottom w:val="single" w:color="C0504D" w:themeColor="accent2" w:sz="8" w:space="0"/>
       </w:tblBorders>
     </w:tblPr>
     <w:tblStylePr w:type="firstRow">
@@ -4789,9 +4715,9 @@
       <w:tblPr/>
       <w:tcPr>
         <w:tcBorders>
-          <w:top w:val="single" w:sz="8" w:space="0" w:color="C0504D" w:themeColor="accent2"/>
-          <w:left w:val="nil"/>
-          <w:bottom w:val="single" w:sz="8" w:space="0" w:color="C0504D" w:themeColor="accent2"/>
+          <w:top w:val="single" w:color="C0504D" w:themeColor="accent2" w:sz="8" w:space="0"/>
+          <w:left w:val="nil"/>
+          <w:bottom w:val="single" w:color="C0504D" w:themeColor="accent2" w:sz="8" w:space="0"/>
           <w:right w:val="nil"/>
           <w:insideH w:val="nil"/>
           <w:insideV w:val="nil"/>
@@ -4809,9 +4735,9 @@
       <w:tblPr/>
       <w:tcPr>
         <w:tcBorders>
-          <w:top w:val="single" w:sz="8" w:space="0" w:color="C0504D" w:themeColor="accent2"/>
-          <w:left w:val="nil"/>
-          <w:bottom w:val="single" w:sz="8" w:space="0" w:color="C0504D" w:themeColor="accent2"/>
+          <w:top w:val="single" w:color="C0504D" w:themeColor="accent2" w:sz="8" w:space="0"/>
+          <w:left w:val="nil"/>
+          <w:bottom w:val="single" w:color="C0504D" w:themeColor="accent2" w:sz="8" w:space="0"/>
           <w:right w:val="nil"/>
           <w:insideH w:val="nil"/>
           <w:insideV w:val="nil"/>
@@ -4870,8 +4796,8 @@
       <w:tblStyleRowBandSize w:val="1"/>
       <w:tblStyleColBandSize w:val="1"/>
       <w:tblBorders>
-        <w:top w:val="single" w:sz="8" w:space="0" w:color="9BBB59" w:themeColor="accent3"/>
-        <w:bottom w:val="single" w:sz="8" w:space="0" w:color="9BBB59" w:themeColor="accent3"/>
+        <w:top w:val="single" w:color="9BBB59" w:themeColor="accent3" w:sz="8" w:space="0"/>
+        <w:bottom w:val="single" w:color="9BBB59" w:themeColor="accent3" w:sz="8" w:space="0"/>
       </w:tblBorders>
     </w:tblPr>
     <w:tblStylePr w:type="firstRow">
@@ -4885,9 +4811,9 @@
       <w:tblPr/>
       <w:tcPr>
         <w:tcBorders>
-          <w:top w:val="single" w:sz="8" w:space="0" w:color="9BBB59" w:themeColor="accent3"/>
-          <w:left w:val="nil"/>
-          <w:bottom w:val="single" w:sz="8" w:space="0" w:color="9BBB59" w:themeColor="accent3"/>
+          <w:top w:val="single" w:color="9BBB59" w:themeColor="accent3" w:sz="8" w:space="0"/>
+          <w:left w:val="nil"/>
+          <w:bottom w:val="single" w:color="9BBB59" w:themeColor="accent3" w:sz="8" w:space="0"/>
           <w:right w:val="nil"/>
           <w:insideH w:val="nil"/>
           <w:insideV w:val="nil"/>
@@ -4905,9 +4831,9 @@
       <w:tblPr/>
       <w:tcPr>
         <w:tcBorders>
-          <w:top w:val="single" w:sz="8" w:space="0" w:color="9BBB59" w:themeColor="accent3"/>
-          <w:left w:val="nil"/>
-          <w:bottom w:val="single" w:sz="8" w:space="0" w:color="9BBB59" w:themeColor="accent3"/>
+          <w:top w:val="single" w:color="9BBB59" w:themeColor="accent3" w:sz="8" w:space="0"/>
+          <w:left w:val="nil"/>
+          <w:bottom w:val="single" w:color="9BBB59" w:themeColor="accent3" w:sz="8" w:space="0"/>
           <w:right w:val="nil"/>
           <w:insideH w:val="nil"/>
           <w:insideV w:val="nil"/>
@@ -4966,8 +4892,8 @@
       <w:tblStyleRowBandSize w:val="1"/>
       <w:tblStyleColBandSize w:val="1"/>
       <w:tblBorders>
-        <w:top w:val="single" w:sz="8" w:space="0" w:color="8064A2" w:themeColor="accent4"/>
-        <w:bottom w:val="single" w:sz="8" w:space="0" w:color="8064A2" w:themeColor="accent4"/>
+        <w:top w:val="single" w:color="8064A2" w:themeColor="accent4" w:sz="8" w:space="0"/>
+        <w:bottom w:val="single" w:color="8064A2" w:themeColor="accent4" w:sz="8" w:space="0"/>
       </w:tblBorders>
     </w:tblPr>
     <w:tblStylePr w:type="firstRow">
@@ -4981,9 +4907,9 @@
       <w:tblPr/>
       <w:tcPr>
         <w:tcBorders>
-          <w:top w:val="single" w:sz="8" w:space="0" w:color="8064A2" w:themeColor="accent4"/>
-          <w:left w:val="nil"/>
-          <w:bottom w:val="single" w:sz="8" w:space="0" w:color="8064A2" w:themeColor="accent4"/>
+          <w:top w:val="single" w:color="8064A2" w:themeColor="accent4" w:sz="8" w:space="0"/>
+          <w:left w:val="nil"/>
+          <w:bottom w:val="single" w:color="8064A2" w:themeColor="accent4" w:sz="8" w:space="0"/>
           <w:right w:val="nil"/>
           <w:insideH w:val="nil"/>
           <w:insideV w:val="nil"/>
@@ -5001,9 +4927,9 @@
       <w:tblPr/>
       <w:tcPr>
         <w:tcBorders>
-          <w:top w:val="single" w:sz="8" w:space="0" w:color="8064A2" w:themeColor="accent4"/>
-          <w:left w:val="nil"/>
-          <w:bottom w:val="single" w:sz="8" w:space="0" w:color="8064A2" w:themeColor="accent4"/>
+          <w:top w:val="single" w:color="8064A2" w:themeColor="accent4" w:sz="8" w:space="0"/>
+          <w:left w:val="nil"/>
+          <w:bottom w:val="single" w:color="8064A2" w:themeColor="accent4" w:sz="8" w:space="0"/>
           <w:right w:val="nil"/>
           <w:insideH w:val="nil"/>
           <w:insideV w:val="nil"/>
@@ -5062,8 +4988,8 @@
       <w:tblStyleRowBandSize w:val="1"/>
       <w:tblStyleColBandSize w:val="1"/>
       <w:tblBorders>
-        <w:top w:val="single" w:sz="8" w:space="0" w:color="4BACC6" w:themeColor="accent5"/>
-        <w:bottom w:val="single" w:sz="8" w:space="0" w:color="4BACC6" w:themeColor="accent5"/>
+        <w:top w:val="single" w:color="4BACC6" w:themeColor="accent5" w:sz="8" w:space="0"/>
+        <w:bottom w:val="single" w:color="4BACC6" w:themeColor="accent5" w:sz="8" w:space="0"/>
       </w:tblBorders>
     </w:tblPr>
     <w:tblStylePr w:type="firstRow">
@@ -5077,9 +5003,9 @@
       <w:tblPr/>
       <w:tcPr>
         <w:tcBorders>
-          <w:top w:val="single" w:sz="8" w:space="0" w:color="4BACC6" w:themeColor="accent5"/>
-          <w:left w:val="nil"/>
-          <w:bottom w:val="single" w:sz="8" w:space="0" w:color="4BACC6" w:themeColor="accent5"/>
+          <w:top w:val="single" w:color="4BACC6" w:themeColor="accent5" w:sz="8" w:space="0"/>
+          <w:left w:val="nil"/>
+          <w:bottom w:val="single" w:color="4BACC6" w:themeColor="accent5" w:sz="8" w:space="0"/>
           <w:right w:val="nil"/>
           <w:insideH w:val="nil"/>
           <w:insideV w:val="nil"/>
@@ -5097,9 +5023,9 @@
       <w:tblPr/>
       <w:tcPr>
         <w:tcBorders>
-          <w:top w:val="single" w:sz="8" w:space="0" w:color="4BACC6" w:themeColor="accent5"/>
-          <w:left w:val="nil"/>
-          <w:bottom w:val="single" w:sz="8" w:space="0" w:color="4BACC6" w:themeColor="accent5"/>
+          <w:top w:val="single" w:color="4BACC6" w:themeColor="accent5" w:sz="8" w:space="0"/>
+          <w:left w:val="nil"/>
+          <w:bottom w:val="single" w:color="4BACC6" w:themeColor="accent5" w:sz="8" w:space="0"/>
           <w:right w:val="nil"/>
           <w:insideH w:val="nil"/>
           <w:insideV w:val="nil"/>
@@ -5158,8 +5084,8 @@
       <w:tblStyleRowBandSize w:val="1"/>
       <w:tblStyleColBandSize w:val="1"/>
       <w:tblBorders>
-        <w:top w:val="single" w:sz="8" w:space="0" w:color="F79646" w:themeColor="accent6"/>
-        <w:bottom w:val="single" w:sz="8" w:space="0" w:color="F79646" w:themeColor="accent6"/>
+        <w:top w:val="single" w:color="F79646" w:themeColor="accent6" w:sz="8" w:space="0"/>
+        <w:bottom w:val="single" w:color="F79646" w:themeColor="accent6" w:sz="8" w:space="0"/>
       </w:tblBorders>
     </w:tblPr>
     <w:tblStylePr w:type="firstRow">
@@ -5173,9 +5099,9 @@
       <w:tblPr/>
       <w:tcPr>
         <w:tcBorders>
-          <w:top w:val="single" w:sz="8" w:space="0" w:color="F79646" w:themeColor="accent6"/>
-          <w:left w:val="nil"/>
-          <w:bottom w:val="single" w:sz="8" w:space="0" w:color="F79646" w:themeColor="accent6"/>
+          <w:top w:val="single" w:color="F79646" w:themeColor="accent6" w:sz="8" w:space="0"/>
+          <w:left w:val="nil"/>
+          <w:bottom w:val="single" w:color="F79646" w:themeColor="accent6" w:sz="8" w:space="0"/>
           <w:right w:val="nil"/>
           <w:insideH w:val="nil"/>
           <w:insideV w:val="nil"/>
@@ -5193,9 +5119,9 @@
       <w:tblPr/>
       <w:tcPr>
         <w:tcBorders>
-          <w:top w:val="single" w:sz="8" w:space="0" w:color="F79646" w:themeColor="accent6"/>
-          <w:left w:val="nil"/>
-          <w:bottom w:val="single" w:sz="8" w:space="0" w:color="F79646" w:themeColor="accent6"/>
+          <w:top w:val="single" w:color="F79646" w:themeColor="accent6" w:sz="8" w:space="0"/>
+          <w:left w:val="nil"/>
+          <w:bottom w:val="single" w:color="F79646" w:themeColor="accent6" w:sz="8" w:space="0"/>
           <w:right w:val="nil"/>
           <w:insideH w:val="nil"/>
           <w:insideV w:val="nil"/>
@@ -5251,10 +5177,10 @@
       <w:tblStyleRowBandSize w:val="1"/>
       <w:tblStyleColBandSize w:val="1"/>
       <w:tblBorders>
-        <w:top w:val="single" w:sz="8" w:space="0" w:color="000000" w:themeColor="text1"/>
-        <w:left w:val="single" w:sz="8" w:space="0" w:color="000000" w:themeColor="text1"/>
-        <w:bottom w:val="single" w:sz="8" w:space="0" w:color="000000" w:themeColor="text1"/>
-        <w:right w:val="single" w:sz="8" w:space="0" w:color="000000" w:themeColor="text1"/>
+        <w:top w:val="single" w:color="000000" w:themeColor="text1" w:sz="8" w:space="0"/>
+        <w:left w:val="single" w:color="000000" w:themeColor="text1" w:sz="8" w:space="0"/>
+        <w:bottom w:val="single" w:color="000000" w:themeColor="text1" w:sz="8" w:space="0"/>
+        <w:right w:val="single" w:color="000000" w:themeColor="text1" w:sz="8" w:space="0"/>
       </w:tblBorders>
     </w:tblPr>
     <w:tblStylePr w:type="firstRow">
@@ -5282,10 +5208,10 @@
       <w:tblPr/>
       <w:tcPr>
         <w:tcBorders>
-          <w:top w:val="double" w:sz="6" w:space="0" w:color="000000" w:themeColor="text1"/>
-          <w:left w:val="single" w:sz="8" w:space="0" w:color="000000" w:themeColor="text1"/>
-          <w:bottom w:val="single" w:sz="8" w:space="0" w:color="000000" w:themeColor="text1"/>
-          <w:right w:val="single" w:sz="8" w:space="0" w:color="000000" w:themeColor="text1"/>
+          <w:top w:val="double" w:color="000000" w:themeColor="text1" w:sz="6" w:space="0"/>
+          <w:left w:val="single" w:color="000000" w:themeColor="text1" w:sz="8" w:space="0"/>
+          <w:bottom w:val="single" w:color="000000" w:themeColor="text1" w:sz="8" w:space="0"/>
+          <w:right w:val="single" w:color="000000" w:themeColor="text1" w:sz="8" w:space="0"/>
         </w:tcBorders>
       </w:tcPr>
     </w:tblStylePr>
@@ -5305,10 +5231,10 @@
       <w:tblPr/>
       <w:tcPr>
         <w:tcBorders>
-          <w:top w:val="single" w:sz="8" w:space="0" w:color="000000" w:themeColor="text1"/>
-          <w:left w:val="single" w:sz="8" w:space="0" w:color="000000" w:themeColor="text1"/>
-          <w:bottom w:val="single" w:sz="8" w:space="0" w:color="000000" w:themeColor="text1"/>
-          <w:right w:val="single" w:sz="8" w:space="0" w:color="000000" w:themeColor="text1"/>
+          <w:top w:val="single" w:color="000000" w:themeColor="text1" w:sz="8" w:space="0"/>
+          <w:left w:val="single" w:color="000000" w:themeColor="text1" w:sz="8" w:space="0"/>
+          <w:bottom w:val="single" w:color="000000" w:themeColor="text1" w:sz="8" w:space="0"/>
+          <w:right w:val="single" w:color="000000" w:themeColor="text1" w:sz="8" w:space="0"/>
         </w:tcBorders>
       </w:tcPr>
     </w:tblStylePr>
@@ -5316,10 +5242,10 @@
       <w:tblPr/>
       <w:tcPr>
         <w:tcBorders>
-          <w:top w:val="single" w:sz="8" w:space="0" w:color="000000" w:themeColor="text1"/>
-          <w:left w:val="single" w:sz="8" w:space="0" w:color="000000" w:themeColor="text1"/>
-          <w:bottom w:val="single" w:sz="8" w:space="0" w:color="000000" w:themeColor="text1"/>
-          <w:right w:val="single" w:sz="8" w:space="0" w:color="000000" w:themeColor="text1"/>
+          <w:top w:val="single" w:color="000000" w:themeColor="text1" w:sz="8" w:space="0"/>
+          <w:left w:val="single" w:color="000000" w:themeColor="text1" w:sz="8" w:space="0"/>
+          <w:bottom w:val="single" w:color="000000" w:themeColor="text1" w:sz="8" w:space="0"/>
+          <w:right w:val="single" w:color="000000" w:themeColor="text1" w:sz="8" w:space="0"/>
         </w:tcBorders>
       </w:tcPr>
     </w:tblStylePr>
@@ -5336,10 +5262,10 @@
       <w:tblStyleRowBandSize w:val="1"/>
       <w:tblStyleColBandSize w:val="1"/>
       <w:tblBorders>
-        <w:top w:val="single" w:sz="8" w:space="0" w:color="4F81BD" w:themeColor="accent1"/>
-        <w:left w:val="single" w:sz="8" w:space="0" w:color="4F81BD" w:themeColor="accent1"/>
-        <w:bottom w:val="single" w:sz="8" w:space="0" w:color="4F81BD" w:themeColor="accent1"/>
-        <w:right w:val="single" w:sz="8" w:space="0" w:color="4F81BD" w:themeColor="accent1"/>
+        <w:top w:val="single" w:color="4F81BD" w:themeColor="accent1" w:sz="8" w:space="0"/>
+        <w:left w:val="single" w:color="4F81BD" w:themeColor="accent1" w:sz="8" w:space="0"/>
+        <w:bottom w:val="single" w:color="4F81BD" w:themeColor="accent1" w:sz="8" w:space="0"/>
+        <w:right w:val="single" w:color="4F81BD" w:themeColor="accent1" w:sz="8" w:space="0"/>
       </w:tblBorders>
     </w:tblPr>
     <w:tblStylePr w:type="firstRow">
@@ -5367,10 +5293,10 @@
       <w:tblPr/>
       <w:tcPr>
         <w:tcBorders>
-          <w:top w:val="double" w:sz="6" w:space="0" w:color="4F81BD" w:themeColor="accent1"/>
-          <w:left w:val="single" w:sz="8" w:space="0" w:color="4F81BD" w:themeColor="accent1"/>
-          <w:bottom w:val="single" w:sz="8" w:space="0" w:color="4F81BD" w:themeColor="accent1"/>
-          <w:right w:val="single" w:sz="8" w:space="0" w:color="4F81BD" w:themeColor="accent1"/>
+          <w:top w:val="double" w:color="4F81BD" w:themeColor="accent1" w:sz="6" w:space="0"/>
+          <w:left w:val="single" w:color="4F81BD" w:themeColor="accent1" w:sz="8" w:space="0"/>
+          <w:bottom w:val="single" w:color="4F81BD" w:themeColor="accent1" w:sz="8" w:space="0"/>
+          <w:right w:val="single" w:color="4F81BD" w:themeColor="accent1" w:sz="8" w:space="0"/>
         </w:tcBorders>
       </w:tcPr>
     </w:tblStylePr>
@@ -5390,10 +5316,10 @@
       <w:tblPr/>
       <w:tcPr>
         <w:tcBorders>
-          <w:top w:val="single" w:sz="8" w:space="0" w:color="4F81BD" w:themeColor="accent1"/>
-          <w:left w:val="single" w:sz="8" w:space="0" w:color="4F81BD" w:themeColor="accent1"/>
-          <w:bottom w:val="single" w:sz="8" w:space="0" w:color="4F81BD" w:themeColor="accent1"/>
-          <w:right w:val="single" w:sz="8" w:space="0" w:color="4F81BD" w:themeColor="accent1"/>
+          <w:top w:val="single" w:color="4F81BD" w:themeColor="accent1" w:sz="8" w:space="0"/>
+          <w:left w:val="single" w:color="4F81BD" w:themeColor="accent1" w:sz="8" w:space="0"/>
+          <w:bottom w:val="single" w:color="4F81BD" w:themeColor="accent1" w:sz="8" w:space="0"/>
+          <w:right w:val="single" w:color="4F81BD" w:themeColor="accent1" w:sz="8" w:space="0"/>
         </w:tcBorders>
       </w:tcPr>
     </w:tblStylePr>
@@ -5401,10 +5327,10 @@
       <w:tblPr/>
       <w:tcPr>
         <w:tcBorders>
-          <w:top w:val="single" w:sz="8" w:space="0" w:color="4F81BD" w:themeColor="accent1"/>
-          <w:left w:val="single" w:sz="8" w:space="0" w:color="4F81BD" w:themeColor="accent1"/>
-          <w:bottom w:val="single" w:sz="8" w:space="0" w:color="4F81BD" w:themeColor="accent1"/>
-          <w:right w:val="single" w:sz="8" w:space="0" w:color="4F81BD" w:themeColor="accent1"/>
+          <w:top w:val="single" w:color="4F81BD" w:themeColor="accent1" w:sz="8" w:space="0"/>
+          <w:left w:val="single" w:color="4F81BD" w:themeColor="accent1" w:sz="8" w:space="0"/>
+          <w:bottom w:val="single" w:color="4F81BD" w:themeColor="accent1" w:sz="8" w:space="0"/>
+          <w:right w:val="single" w:color="4F81BD" w:themeColor="accent1" w:sz="8" w:space="0"/>
         </w:tcBorders>
       </w:tcPr>
     </w:tblStylePr>
@@ -5421,10 +5347,10 @@
       <w:tblStyleRowBandSize w:val="1"/>
       <w:tblStyleColBandSize w:val="1"/>
       <w:tblBorders>
-        <w:top w:val="single" w:sz="8" w:space="0" w:color="C0504D" w:themeColor="accent2"/>
-        <w:left w:val="single" w:sz="8" w:space="0" w:color="C0504D" w:themeColor="accent2"/>
-        <w:bottom w:val="single" w:sz="8" w:space="0" w:color="C0504D" w:themeColor="accent2"/>
-        <w:right w:val="single" w:sz="8" w:space="0" w:color="C0504D" w:themeColor="accent2"/>
+        <w:top w:val="single" w:color="C0504D" w:themeColor="accent2" w:sz="8" w:space="0"/>
+        <w:left w:val="single" w:color="C0504D" w:themeColor="accent2" w:sz="8" w:space="0"/>
+        <w:bottom w:val="single" w:color="C0504D" w:themeColor="accent2" w:sz="8" w:space="0"/>
+        <w:right w:val="single" w:color="C0504D" w:themeColor="accent2" w:sz="8" w:space="0"/>
       </w:tblBorders>
     </w:tblPr>
     <w:tblStylePr w:type="firstRow">
@@ -5452,10 +5378,10 @@
       <w:tblPr/>
       <w:tcPr>
         <w:tcBorders>
-          <w:top w:val="double" w:sz="6" w:space="0" w:color="C0504D" w:themeColor="accent2"/>
-          <w:left w:val="single" w:sz="8" w:space="0" w:color="C0504D" w:themeColor="accent2"/>
-          <w:bottom w:val="single" w:sz="8" w:space="0" w:color="C0504D" w:themeColor="accent2"/>
-          <w:right w:val="single" w:sz="8" w:space="0" w:color="C0504D" w:themeColor="accent2"/>
+          <w:top w:val="double" w:color="C0504D" w:themeColor="accent2" w:sz="6" w:space="0"/>
+          <w:left w:val="single" w:color="C0504D" w:themeColor="accent2" w:sz="8" w:space="0"/>
+          <w:bottom w:val="single" w:color="C0504D" w:themeColor="accent2" w:sz="8" w:space="0"/>
+          <w:right w:val="single" w:color="C0504D" w:themeColor="accent2" w:sz="8" w:space="0"/>
         </w:tcBorders>
       </w:tcPr>
     </w:tblStylePr>
@@ -5475,10 +5401,10 @@
       <w:tblPr/>
       <w:tcPr>
         <w:tcBorders>
-          <w:top w:val="single" w:sz="8" w:space="0" w:color="C0504D" w:themeColor="accent2"/>
-          <w:left w:val="single" w:sz="8" w:space="0" w:color="C0504D" w:themeColor="accent2"/>
-          <w:bottom w:val="single" w:sz="8" w:space="0" w:color="C0504D" w:themeColor="accent2"/>
-          <w:right w:val="single" w:sz="8" w:space="0" w:color="C0504D" w:themeColor="accent2"/>
+          <w:top w:val="single" w:color="C0504D" w:themeColor="accent2" w:sz="8" w:space="0"/>
+          <w:left w:val="single" w:color="C0504D" w:themeColor="accent2" w:sz="8" w:space="0"/>
+          <w:bottom w:val="single" w:color="C0504D" w:themeColor="accent2" w:sz="8" w:space="0"/>
+          <w:right w:val="single" w:color="C0504D" w:themeColor="accent2" w:sz="8" w:space="0"/>
         </w:tcBorders>
       </w:tcPr>
     </w:tblStylePr>
@@ -5486,10 +5412,10 @@
       <w:tblPr/>
       <w:tcPr>
         <w:tcBorders>
-          <w:top w:val="single" w:sz="8" w:space="0" w:color="C0504D" w:themeColor="accent2"/>
-          <w:left w:val="single" w:sz="8" w:space="0" w:color="C0504D" w:themeColor="accent2"/>
-          <w:bottom w:val="single" w:sz="8" w:space="0" w:color="C0504D" w:themeColor="accent2"/>
-          <w:right w:val="single" w:sz="8" w:space="0" w:color="C0504D" w:themeColor="accent2"/>
+          <w:top w:val="single" w:color="C0504D" w:themeColor="accent2" w:sz="8" w:space="0"/>
+          <w:left w:val="single" w:color="C0504D" w:themeColor="accent2" w:sz="8" w:space="0"/>
+          <w:bottom w:val="single" w:color="C0504D" w:themeColor="accent2" w:sz="8" w:space="0"/>
+          <w:right w:val="single" w:color="C0504D" w:themeColor="accent2" w:sz="8" w:space="0"/>
         </w:tcBorders>
       </w:tcPr>
     </w:tblStylePr>
@@ -5506,10 +5432,10 @@
       <w:tblStyleRowBandSize w:val="1"/>
       <w:tblStyleColBandSize w:val="1"/>
       <w:tblBorders>
-        <w:top w:val="single" w:sz="8" w:space="0" w:color="9BBB59" w:themeColor="accent3"/>
-        <w:left w:val="single" w:sz="8" w:space="0" w:color="9BBB59" w:themeColor="accent3"/>
-        <w:bottom w:val="single" w:sz="8" w:space="0" w:color="9BBB59" w:themeColor="accent3"/>
-        <w:right w:val="single" w:sz="8" w:space="0" w:color="9BBB59" w:themeColor="accent3"/>
+        <w:top w:val="single" w:color="9BBB59" w:themeColor="accent3" w:sz="8" w:space="0"/>
+        <w:left w:val="single" w:color="9BBB59" w:themeColor="accent3" w:sz="8" w:space="0"/>
+        <w:bottom w:val="single" w:color="9BBB59" w:themeColor="accent3" w:sz="8" w:space="0"/>
+        <w:right w:val="single" w:color="9BBB59" w:themeColor="accent3" w:sz="8" w:space="0"/>
       </w:tblBorders>
     </w:tblPr>
     <w:tblStylePr w:type="firstRow">
@@ -5537,10 +5463,10 @@
       <w:tblPr/>
       <w:tcPr>
         <w:tcBorders>
-          <w:top w:val="double" w:sz="6" w:space="0" w:color="9BBB59" w:themeColor="accent3"/>
-          <w:left w:val="single" w:sz="8" w:space="0" w:color="9BBB59" w:themeColor="accent3"/>
-          <w:bottom w:val="single" w:sz="8" w:space="0" w:color="9BBB59" w:themeColor="accent3"/>
-          <w:right w:val="single" w:sz="8" w:space="0" w:color="9BBB59" w:themeColor="accent3"/>
+          <w:top w:val="double" w:color="9BBB59" w:themeColor="accent3" w:sz="6" w:space="0"/>
+          <w:left w:val="single" w:color="9BBB59" w:themeColor="accent3" w:sz="8" w:space="0"/>
+          <w:bottom w:val="single" w:color="9BBB59" w:themeColor="accent3" w:sz="8" w:space="0"/>
+          <w:right w:val="single" w:color="9BBB59" w:themeColor="accent3" w:sz="8" w:space="0"/>
         </w:tcBorders>
       </w:tcPr>
     </w:tblStylePr>
@@ -5560,10 +5486,10 @@
       <w:tblPr/>
       <w:tcPr>
         <w:tcBorders>
-          <w:top w:val="single" w:sz="8" w:space="0" w:color="9BBB59" w:themeColor="accent3"/>
-          <w:left w:val="single" w:sz="8" w:space="0" w:color="9BBB59" w:themeColor="accent3"/>
-          <w:bottom w:val="single" w:sz="8" w:space="0" w:color="9BBB59" w:themeColor="accent3"/>
-          <w:right w:val="single" w:sz="8" w:space="0" w:color="9BBB59" w:themeColor="accent3"/>
+          <w:top w:val="single" w:color="9BBB59" w:themeColor="accent3" w:sz="8" w:space="0"/>
+          <w:left w:val="single" w:color="9BBB59" w:themeColor="accent3" w:sz="8" w:space="0"/>
+          <w:bottom w:val="single" w:color="9BBB59" w:themeColor="accent3" w:sz="8" w:space="0"/>
+          <w:right w:val="single" w:color="9BBB59" w:themeColor="accent3" w:sz="8" w:space="0"/>
         </w:tcBorders>
       </w:tcPr>
     </w:tblStylePr>
@@ -5571,10 +5497,10 @@
       <w:tblPr/>
       <w:tcPr>
         <w:tcBorders>
-          <w:top w:val="single" w:sz="8" w:space="0" w:color="9BBB59" w:themeColor="accent3"/>
-          <w:left w:val="single" w:sz="8" w:space="0" w:color="9BBB59" w:themeColor="accent3"/>
-          <w:bottom w:val="single" w:sz="8" w:space="0" w:color="9BBB59" w:themeColor="accent3"/>
-          <w:right w:val="single" w:sz="8" w:space="0" w:color="9BBB59" w:themeColor="accent3"/>
+          <w:top w:val="single" w:color="9BBB59" w:themeColor="accent3" w:sz="8" w:space="0"/>
+          <w:left w:val="single" w:color="9BBB59" w:themeColor="accent3" w:sz="8" w:space="0"/>
+          <w:bottom w:val="single" w:color="9BBB59" w:themeColor="accent3" w:sz="8" w:space="0"/>
+          <w:right w:val="single" w:color="9BBB59" w:themeColor="accent3" w:sz="8" w:space="0"/>
         </w:tcBorders>
       </w:tcPr>
     </w:tblStylePr>
@@ -5591,10 +5517,10 @@
       <w:tblStyleRowBandSize w:val="1"/>
       <w:tblStyleColBandSize w:val="1"/>
       <w:tblBorders>
-        <w:top w:val="single" w:sz="8" w:space="0" w:color="8064A2" w:themeColor="accent4"/>
-        <w:left w:val="single" w:sz="8" w:space="0" w:color="8064A2" w:themeColor="accent4"/>
-        <w:bottom w:val="single" w:sz="8" w:space="0" w:color="8064A2" w:themeColor="accent4"/>
-        <w:right w:val="single" w:sz="8" w:space="0" w:color="8064A2" w:themeColor="accent4"/>
+        <w:top w:val="single" w:color="8064A2" w:themeColor="accent4" w:sz="8" w:space="0"/>
+        <w:left w:val="single" w:color="8064A2" w:themeColor="accent4" w:sz="8" w:space="0"/>
+        <w:bottom w:val="single" w:color="8064A2" w:themeColor="accent4" w:sz="8" w:space="0"/>
+        <w:right w:val="single" w:color="8064A2" w:themeColor="accent4" w:sz="8" w:space="0"/>
       </w:tblBorders>
     </w:tblPr>
     <w:tblStylePr w:type="firstRow">
@@ -5622,10 +5548,10 @@
       <w:tblPr/>
       <w:tcPr>
         <w:tcBorders>
-          <w:top w:val="double" w:sz="6" w:space="0" w:color="8064A2" w:themeColor="accent4"/>
-          <w:left w:val="single" w:sz="8" w:space="0" w:color="8064A2" w:themeColor="accent4"/>
-          <w:bottom w:val="single" w:sz="8" w:space="0" w:color="8064A2" w:themeColor="accent4"/>
-          <w:right w:val="single" w:sz="8" w:space="0" w:color="8064A2" w:themeColor="accent4"/>
+          <w:top w:val="double" w:color="8064A2" w:themeColor="accent4" w:sz="6" w:space="0"/>
+          <w:left w:val="single" w:color="8064A2" w:themeColor="accent4" w:sz="8" w:space="0"/>
+          <w:bottom w:val="single" w:color="8064A2" w:themeColor="accent4" w:sz="8" w:space="0"/>
+          <w:right w:val="single" w:color="8064A2" w:themeColor="accent4" w:sz="8" w:space="0"/>
         </w:tcBorders>
       </w:tcPr>
     </w:tblStylePr>
@@ -5645,10 +5571,10 @@
       <w:tblPr/>
       <w:tcPr>
         <w:tcBorders>
-          <w:top w:val="single" w:sz="8" w:space="0" w:color="8064A2" w:themeColor="accent4"/>
-          <w:left w:val="single" w:sz="8" w:space="0" w:color="8064A2" w:themeColor="accent4"/>
-          <w:bottom w:val="single" w:sz="8" w:space="0" w:color="8064A2" w:themeColor="accent4"/>
-          <w:right w:val="single" w:sz="8" w:space="0" w:color="8064A2" w:themeColor="accent4"/>
+          <w:top w:val="single" w:color="8064A2" w:themeColor="accent4" w:sz="8" w:space="0"/>
+          <w:left w:val="single" w:color="8064A2" w:themeColor="accent4" w:sz="8" w:space="0"/>
+          <w:bottom w:val="single" w:color="8064A2" w:themeColor="accent4" w:sz="8" w:space="0"/>
+          <w:right w:val="single" w:color="8064A2" w:themeColor="accent4" w:sz="8" w:space="0"/>
         </w:tcBorders>
       </w:tcPr>
     </w:tblStylePr>
@@ -5656,10 +5582,10 @@
       <w:tblPr/>
       <w:tcPr>
         <w:tcBorders>
-          <w:top w:val="single" w:sz="8" w:space="0" w:color="8064A2" w:themeColor="accent4"/>
-          <w:left w:val="single" w:sz="8" w:space="0" w:color="8064A2" w:themeColor="accent4"/>
-          <w:bottom w:val="single" w:sz="8" w:space="0" w:color="8064A2" w:themeColor="accent4"/>
-          <w:right w:val="single" w:sz="8" w:space="0" w:color="8064A2" w:themeColor="accent4"/>
+          <w:top w:val="single" w:color="8064A2" w:themeColor="accent4" w:sz="8" w:space="0"/>
+          <w:left w:val="single" w:color="8064A2" w:themeColor="accent4" w:sz="8" w:space="0"/>
+          <w:bottom w:val="single" w:color="8064A2" w:themeColor="accent4" w:sz="8" w:space="0"/>
+          <w:right w:val="single" w:color="8064A2" w:themeColor="accent4" w:sz="8" w:space="0"/>
         </w:tcBorders>
       </w:tcPr>
     </w:tblStylePr>
@@ -5676,10 +5602,10 @@
       <w:tblStyleRowBandSize w:val="1"/>
       <w:tblStyleColBandSize w:val="1"/>
       <w:tblBorders>
-        <w:top w:val="single" w:sz="8" w:space="0" w:color="4BACC6" w:themeColor="accent5"/>
-        <w:left w:val="single" w:sz="8" w:space="0" w:color="4BACC6" w:themeColor="accent5"/>
-        <w:bottom w:val="single" w:sz="8" w:space="0" w:color="4BACC6" w:themeColor="accent5"/>
-        <w:right w:val="single" w:sz="8" w:space="0" w:color="4BACC6" w:themeColor="accent5"/>
+        <w:top w:val="single" w:color="4BACC6" w:themeColor="accent5" w:sz="8" w:space="0"/>
+        <w:left w:val="single" w:color="4BACC6" w:themeColor="accent5" w:sz="8" w:space="0"/>
+        <w:bottom w:val="single" w:color="4BACC6" w:themeColor="accent5" w:sz="8" w:space="0"/>
+        <w:right w:val="single" w:color="4BACC6" w:themeColor="accent5" w:sz="8" w:space="0"/>
       </w:tblBorders>
     </w:tblPr>
     <w:tblStylePr w:type="firstRow">
@@ -5707,10 +5633,10 @@
       <w:tblPr/>
       <w:tcPr>
         <w:tcBorders>
-          <w:top w:val="double" w:sz="6" w:space="0" w:color="4BACC6" w:themeColor="accent5"/>
-          <w:left w:val="single" w:sz="8" w:space="0" w:color="4BACC6" w:themeColor="accent5"/>
-          <w:bottom w:val="single" w:sz="8" w:space="0" w:color="4BACC6" w:themeColor="accent5"/>
-          <w:right w:val="single" w:sz="8" w:space="0" w:color="4BACC6" w:themeColor="accent5"/>
+          <w:top w:val="double" w:color="4BACC6" w:themeColor="accent5" w:sz="6" w:space="0"/>
+          <w:left w:val="single" w:color="4BACC6" w:themeColor="accent5" w:sz="8" w:space="0"/>
+          <w:bottom w:val="single" w:color="4BACC6" w:themeColor="accent5" w:sz="8" w:space="0"/>
+          <w:right w:val="single" w:color="4BACC6" w:themeColor="accent5" w:sz="8" w:space="0"/>
         </w:tcBorders>
       </w:tcPr>
     </w:tblStylePr>
@@ -5730,10 +5656,10 @@
       <w:tblPr/>
       <w:tcPr>
         <w:tcBorders>
-          <w:top w:val="single" w:sz="8" w:space="0" w:color="4BACC6" w:themeColor="accent5"/>
-          <w:left w:val="single" w:sz="8" w:space="0" w:color="4BACC6" w:themeColor="accent5"/>
-          <w:bottom w:val="single" w:sz="8" w:space="0" w:color="4BACC6" w:themeColor="accent5"/>
-          <w:right w:val="single" w:sz="8" w:space="0" w:color="4BACC6" w:themeColor="accent5"/>
+          <w:top w:val="single" w:color="4BACC6" w:themeColor="accent5" w:sz="8" w:space="0"/>
+          <w:left w:val="single" w:color="4BACC6" w:themeColor="accent5" w:sz="8" w:space="0"/>
+          <w:bottom w:val="single" w:color="4BACC6" w:themeColor="accent5" w:sz="8" w:space="0"/>
+          <w:right w:val="single" w:color="4BACC6" w:themeColor="accent5" w:sz="8" w:space="0"/>
         </w:tcBorders>
       </w:tcPr>
     </w:tblStylePr>
@@ -5741,10 +5667,10 @@
       <w:tblPr/>
       <w:tcPr>
         <w:tcBorders>
-          <w:top w:val="single" w:sz="8" w:space="0" w:color="4BACC6" w:themeColor="accent5"/>
-          <w:left w:val="single" w:sz="8" w:space="0" w:color="4BACC6" w:themeColor="accent5"/>
-          <w:bottom w:val="single" w:sz="8" w:space="0" w:color="4BACC6" w:themeColor="accent5"/>
-          <w:right w:val="single" w:sz="8" w:space="0" w:color="4BACC6" w:themeColor="accent5"/>
+          <w:top w:val="single" w:color="4BACC6" w:themeColor="accent5" w:sz="8" w:space="0"/>
+          <w:left w:val="single" w:color="4BACC6" w:themeColor="accent5" w:sz="8" w:space="0"/>
+          <w:bottom w:val="single" w:color="4BACC6" w:themeColor="accent5" w:sz="8" w:space="0"/>
+          <w:right w:val="single" w:color="4BACC6" w:themeColor="accent5" w:sz="8" w:space="0"/>
         </w:tcBorders>
       </w:tcPr>
     </w:tblStylePr>
@@ -5761,10 +5687,10 @@
       <w:tblStyleRowBandSize w:val="1"/>
       <w:tblStyleColBandSize w:val="1"/>
       <w:tblBorders>
-        <w:top w:val="single" w:sz="8" w:space="0" w:color="F79646" w:themeColor="accent6"/>
-        <w:left w:val="single" w:sz="8" w:space="0" w:color="F79646" w:themeColor="accent6"/>
-        <w:bottom w:val="single" w:sz="8" w:space="0" w:color="F79646" w:themeColor="accent6"/>
-        <w:right w:val="single" w:sz="8" w:space="0" w:color="F79646" w:themeColor="accent6"/>
+        <w:top w:val="single" w:color="F79646" w:themeColor="accent6" w:sz="8" w:space="0"/>
+        <w:left w:val="single" w:color="F79646" w:themeColor="accent6" w:sz="8" w:space="0"/>
+        <w:bottom w:val="single" w:color="F79646" w:themeColor="accent6" w:sz="8" w:space="0"/>
+        <w:right w:val="single" w:color="F79646" w:themeColor="accent6" w:sz="8" w:space="0"/>
       </w:tblBorders>
     </w:tblPr>
     <w:tblStylePr w:type="firstRow">
@@ -5792,10 +5718,10 @@
       <w:tblPr/>
       <w:tcPr>
         <w:tcBorders>
-          <w:top w:val="double" w:sz="6" w:space="0" w:color="F79646" w:themeColor="accent6"/>
-          <w:left w:val="single" w:sz="8" w:space="0" w:color="F79646" w:themeColor="accent6"/>
-          <w:bottom w:val="single" w:sz="8" w:space="0" w:color="F79646" w:themeColor="accent6"/>
-          <w:right w:val="single" w:sz="8" w:space="0" w:color="F79646" w:themeColor="accent6"/>
+          <w:top w:val="double" w:color="F79646" w:themeColor="accent6" w:sz="6" w:space="0"/>
+          <w:left w:val="single" w:color="F79646" w:themeColor="accent6" w:sz="8" w:space="0"/>
+          <w:bottom w:val="single" w:color="F79646" w:themeColor="accent6" w:sz="8" w:space="0"/>
+          <w:right w:val="single" w:color="F79646" w:themeColor="accent6" w:sz="8" w:space="0"/>
         </w:tcBorders>
       </w:tcPr>
     </w:tblStylePr>
@@ -5815,10 +5741,10 @@
       <w:tblPr/>
       <w:tcPr>
         <w:tcBorders>
-          <w:top w:val="single" w:sz="8" w:space="0" w:color="F79646" w:themeColor="accent6"/>
-          <w:left w:val="single" w:sz="8" w:space="0" w:color="F79646" w:themeColor="accent6"/>
-          <w:bottom w:val="single" w:sz="8" w:space="0" w:color="F79646" w:themeColor="accent6"/>
-          <w:right w:val="single" w:sz="8" w:space="0" w:color="F79646" w:themeColor="accent6"/>
+          <w:top w:val="single" w:color="F79646" w:themeColor="accent6" w:sz="8" w:space="0"/>
+          <w:left w:val="single" w:color="F79646" w:themeColor="accent6" w:sz="8" w:space="0"/>
+          <w:bottom w:val="single" w:color="F79646" w:themeColor="accent6" w:sz="8" w:space="0"/>
+          <w:right w:val="single" w:color="F79646" w:themeColor="accent6" w:sz="8" w:space="0"/>
         </w:tcBorders>
       </w:tcPr>
     </w:tblStylePr>
@@ -5826,10 +5752,10 @@
       <w:tblPr/>
       <w:tcPr>
         <w:tcBorders>
-          <w:top w:val="single" w:sz="8" w:space="0" w:color="F79646" w:themeColor="accent6"/>
-          <w:left w:val="single" w:sz="8" w:space="0" w:color="F79646" w:themeColor="accent6"/>
-          <w:bottom w:val="single" w:sz="8" w:space="0" w:color="F79646" w:themeColor="accent6"/>
-          <w:right w:val="single" w:sz="8" w:space="0" w:color="F79646" w:themeColor="accent6"/>
+          <w:top w:val="single" w:color="F79646" w:themeColor="accent6" w:sz="8" w:space="0"/>
+          <w:left w:val="single" w:color="F79646" w:themeColor="accent6" w:sz="8" w:space="0"/>
+          <w:bottom w:val="single" w:color="F79646" w:themeColor="accent6" w:sz="8" w:space="0"/>
+          <w:right w:val="single" w:color="F79646" w:themeColor="accent6" w:sz="8" w:space="0"/>
         </w:tcBorders>
       </w:tcPr>
     </w:tblStylePr>
@@ -5846,12 +5772,12 @@
       <w:tblStyleRowBandSize w:val="1"/>
       <w:tblStyleColBandSize w:val="1"/>
       <w:tblBorders>
-        <w:top w:val="single" w:sz="8" w:space="0" w:color="000000" w:themeColor="text1"/>
-        <w:left w:val="single" w:sz="8" w:space="0" w:color="000000" w:themeColor="text1"/>
-        <w:bottom w:val="single" w:sz="8" w:space="0" w:color="000000" w:themeColor="text1"/>
-        <w:right w:val="single" w:sz="8" w:space="0" w:color="000000" w:themeColor="text1"/>
-        <w:insideH w:val="single" w:sz="8" w:space="0" w:color="000000" w:themeColor="text1"/>
-        <w:insideV w:val="single" w:sz="8" w:space="0" w:color="000000" w:themeColor="text1"/>
+        <w:top w:val="single" w:color="000000" w:themeColor="text1" w:sz="8" w:space="0"/>
+        <w:left w:val="single" w:color="000000" w:themeColor="text1" w:sz="8" w:space="0"/>
+        <w:bottom w:val="single" w:color="000000" w:themeColor="text1" w:sz="8" w:space="0"/>
+        <w:right w:val="single" w:color="000000" w:themeColor="text1" w:sz="8" w:space="0"/>
+        <w:insideH w:val="single" w:color="000000" w:themeColor="text1" w:sz="8" w:space="0"/>
+        <w:insideV w:val="single" w:color="000000" w:themeColor="text1" w:sz="8" w:space="0"/>
       </w:tblBorders>
     </w:tblPr>
     <w:tblStylePr w:type="firstRow">
@@ -5859,19 +5785,19 @@
         <w:spacing w:before="0" w:after="0" w:line="240" w:lineRule="auto"/>
       </w:pPr>
       <w:rPr>
-        <w:rFonts w:asciiTheme="majorHAnsi" w:eastAsiaTheme="majorEastAsia" w:hAnsiTheme="majorHAnsi" w:cstheme="majorBidi"/>
-        <w:b/>
-        <w:bCs/>
-      </w:rPr>
-      <w:tblPr/>
-      <w:tcPr>
-        <w:tcBorders>
-          <w:top w:val="single" w:sz="8" w:space="0" w:color="000000" w:themeColor="text1"/>
-          <w:left w:val="single" w:sz="8" w:space="0" w:color="000000" w:themeColor="text1"/>
-          <w:bottom w:val="single" w:sz="18" w:space="0" w:color="000000" w:themeColor="text1"/>
-          <w:right w:val="single" w:sz="8" w:space="0" w:color="000000" w:themeColor="text1"/>
-          <w:insideH w:val="nil"/>
-          <w:insideV w:val="single" w:sz="8" w:space="0" w:color="000000" w:themeColor="text1"/>
+        <w:rFonts w:asciiTheme="majorHAnsi" w:hAnsiTheme="majorHAnsi" w:eastAsiaTheme="majorEastAsia" w:cstheme="majorBidi"/>
+        <w:b/>
+        <w:bCs/>
+      </w:rPr>
+      <w:tblPr/>
+      <w:tcPr>
+        <w:tcBorders>
+          <w:top w:val="single" w:color="000000" w:themeColor="text1" w:sz="8" w:space="0"/>
+          <w:left w:val="single" w:color="000000" w:themeColor="text1" w:sz="8" w:space="0"/>
+          <w:bottom w:val="single" w:color="000000" w:themeColor="text1" w:sz="18" w:space="0"/>
+          <w:right w:val="single" w:color="000000" w:themeColor="text1" w:sz="8" w:space="0"/>
+          <w:insideH w:val="nil"/>
+          <w:insideV w:val="single" w:color="000000" w:themeColor="text1" w:sz="8" w:space="0"/>
         </w:tcBorders>
       </w:tcPr>
     </w:tblStylePr>
@@ -5880,42 +5806,42 @@
         <w:spacing w:before="0" w:after="0" w:line="240" w:lineRule="auto"/>
       </w:pPr>
       <w:rPr>
-        <w:rFonts w:asciiTheme="majorHAnsi" w:eastAsiaTheme="majorEastAsia" w:hAnsiTheme="majorHAnsi" w:cstheme="majorBidi"/>
-        <w:b/>
-        <w:bCs/>
-      </w:rPr>
-      <w:tblPr/>
-      <w:tcPr>
-        <w:tcBorders>
-          <w:top w:val="double" w:sz="6" w:space="0" w:color="000000" w:themeColor="text1"/>
-          <w:left w:val="single" w:sz="8" w:space="0" w:color="000000" w:themeColor="text1"/>
-          <w:bottom w:val="single" w:sz="8" w:space="0" w:color="000000" w:themeColor="text1"/>
-          <w:right w:val="single" w:sz="8" w:space="0" w:color="000000" w:themeColor="text1"/>
-          <w:insideH w:val="nil"/>
-          <w:insideV w:val="single" w:sz="8" w:space="0" w:color="000000" w:themeColor="text1"/>
+        <w:rFonts w:asciiTheme="majorHAnsi" w:hAnsiTheme="majorHAnsi" w:eastAsiaTheme="majorEastAsia" w:cstheme="majorBidi"/>
+        <w:b/>
+        <w:bCs/>
+      </w:rPr>
+      <w:tblPr/>
+      <w:tcPr>
+        <w:tcBorders>
+          <w:top w:val="double" w:color="000000" w:themeColor="text1" w:sz="6" w:space="0"/>
+          <w:left w:val="single" w:color="000000" w:themeColor="text1" w:sz="8" w:space="0"/>
+          <w:bottom w:val="single" w:color="000000" w:themeColor="text1" w:sz="8" w:space="0"/>
+          <w:right w:val="single" w:color="000000" w:themeColor="text1" w:sz="8" w:space="0"/>
+          <w:insideH w:val="nil"/>
+          <w:insideV w:val="single" w:color="000000" w:themeColor="text1" w:sz="8" w:space="0"/>
         </w:tcBorders>
       </w:tcPr>
     </w:tblStylePr>
     <w:tblStylePr w:type="firstCol">
       <w:rPr>
-        <w:rFonts w:asciiTheme="majorHAnsi" w:eastAsiaTheme="majorEastAsia" w:hAnsiTheme="majorHAnsi" w:cstheme="majorBidi"/>
+        <w:rFonts w:asciiTheme="majorHAnsi" w:hAnsiTheme="majorHAnsi" w:eastAsiaTheme="majorEastAsia" w:cstheme="majorBidi"/>
         <w:b/>
         <w:bCs/>
       </w:rPr>
     </w:tblStylePr>
     <w:tblStylePr w:type="lastCol">
       <w:rPr>
-        <w:rFonts w:asciiTheme="majorHAnsi" w:eastAsiaTheme="majorEastAsia" w:hAnsiTheme="majorHAnsi" w:cstheme="majorBidi"/>
-        <w:b/>
-        <w:bCs/>
-      </w:rPr>
-      <w:tblPr/>
-      <w:tcPr>
-        <w:tcBorders>
-          <w:top w:val="single" w:sz="8" w:space="0" w:color="000000" w:themeColor="text1"/>
-          <w:left w:val="single" w:sz="8" w:space="0" w:color="000000" w:themeColor="text1"/>
-          <w:bottom w:val="single" w:sz="8" w:space="0" w:color="000000" w:themeColor="text1"/>
-          <w:right w:val="single" w:sz="8" w:space="0" w:color="000000" w:themeColor="text1"/>
+        <w:rFonts w:asciiTheme="majorHAnsi" w:hAnsiTheme="majorHAnsi" w:eastAsiaTheme="majorEastAsia" w:cstheme="majorBidi"/>
+        <w:b/>
+        <w:bCs/>
+      </w:rPr>
+      <w:tblPr/>
+      <w:tcPr>
+        <w:tcBorders>
+          <w:top w:val="single" w:color="000000" w:themeColor="text1" w:sz="8" w:space="0"/>
+          <w:left w:val="single" w:color="000000" w:themeColor="text1" w:sz="8" w:space="0"/>
+          <w:bottom w:val="single" w:color="000000" w:themeColor="text1" w:sz="8" w:space="0"/>
+          <w:right w:val="single" w:color="000000" w:themeColor="text1" w:sz="8" w:space="0"/>
         </w:tcBorders>
       </w:tcPr>
     </w:tblStylePr>
@@ -5923,10 +5849,10 @@
       <w:tblPr/>
       <w:tcPr>
         <w:tcBorders>
-          <w:top w:val="single" w:sz="8" w:space="0" w:color="000000" w:themeColor="text1"/>
-          <w:left w:val="single" w:sz="8" w:space="0" w:color="000000" w:themeColor="text1"/>
-          <w:bottom w:val="single" w:sz="8" w:space="0" w:color="000000" w:themeColor="text1"/>
-          <w:right w:val="single" w:sz="8" w:space="0" w:color="000000" w:themeColor="text1"/>
+          <w:top w:val="single" w:color="000000" w:themeColor="text1" w:sz="8" w:space="0"/>
+          <w:left w:val="single" w:color="000000" w:themeColor="text1" w:sz="8" w:space="0"/>
+          <w:bottom w:val="single" w:color="000000" w:themeColor="text1" w:sz="8" w:space="0"/>
+          <w:right w:val="single" w:color="000000" w:themeColor="text1" w:sz="8" w:space="0"/>
         </w:tcBorders>
         <w:shd w:val="clear" w:color="auto" w:fill="C0C0C0" w:themeFill="text1" w:themeFillTint="3F"/>
       </w:tcPr>
@@ -5935,11 +5861,11 @@
       <w:tblPr/>
       <w:tcPr>
         <w:tcBorders>
-          <w:top w:val="single" w:sz="8" w:space="0" w:color="000000" w:themeColor="text1"/>
-          <w:left w:val="single" w:sz="8" w:space="0" w:color="000000" w:themeColor="text1"/>
-          <w:bottom w:val="single" w:sz="8" w:space="0" w:color="000000" w:themeColor="text1"/>
-          <w:right w:val="single" w:sz="8" w:space="0" w:color="000000" w:themeColor="text1"/>
-          <w:insideV w:val="single" w:sz="8" w:space="0" w:color="000000" w:themeColor="text1"/>
+          <w:top w:val="single" w:color="000000" w:themeColor="text1" w:sz="8" w:space="0"/>
+          <w:left w:val="single" w:color="000000" w:themeColor="text1" w:sz="8" w:space="0"/>
+          <w:bottom w:val="single" w:color="000000" w:themeColor="text1" w:sz="8" w:space="0"/>
+          <w:right w:val="single" w:color="000000" w:themeColor="text1" w:sz="8" w:space="0"/>
+          <w:insideV w:val="single" w:color="000000" w:themeColor="text1" w:sz="8" w:space="0"/>
         </w:tcBorders>
         <w:shd w:val="clear" w:color="auto" w:fill="C0C0C0" w:themeFill="text1" w:themeFillTint="3F"/>
       </w:tcPr>
@@ -5948,11 +5874,11 @@
       <w:tblPr/>
       <w:tcPr>
         <w:tcBorders>
-          <w:top w:val="single" w:sz="8" w:space="0" w:color="000000" w:themeColor="text1"/>
-          <w:left w:val="single" w:sz="8" w:space="0" w:color="000000" w:themeColor="text1"/>
-          <w:bottom w:val="single" w:sz="8" w:space="0" w:color="000000" w:themeColor="text1"/>
-          <w:right w:val="single" w:sz="8" w:space="0" w:color="000000" w:themeColor="text1"/>
-          <w:insideV w:val="single" w:sz="8" w:space="0" w:color="000000" w:themeColor="text1"/>
+          <w:top w:val="single" w:color="000000" w:themeColor="text1" w:sz="8" w:space="0"/>
+          <w:left w:val="single" w:color="000000" w:themeColor="text1" w:sz="8" w:space="0"/>
+          <w:bottom w:val="single" w:color="000000" w:themeColor="text1" w:sz="8" w:space="0"/>
+          <w:right w:val="single" w:color="000000" w:themeColor="text1" w:sz="8" w:space="0"/>
+          <w:insideV w:val="single" w:color="000000" w:themeColor="text1" w:sz="8" w:space="0"/>
         </w:tcBorders>
       </w:tcPr>
     </w:tblStylePr>
@@ -5969,12 +5895,12 @@
       <w:tblStyleRowBandSize w:val="1"/>
       <w:tblStyleColBandSize w:val="1"/>
       <w:tblBorders>
-        <w:top w:val="single" w:sz="8" w:space="0" w:color="4F81BD" w:themeColor="accent1"/>
-        <w:left w:val="single" w:sz="8" w:space="0" w:color="4F81BD" w:themeColor="accent1"/>
-        <w:bottom w:val="single" w:sz="8" w:space="0" w:color="4F81BD" w:themeColor="accent1"/>
-        <w:right w:val="single" w:sz="8" w:space="0" w:color="4F81BD" w:themeColor="accent1"/>
-        <w:insideH w:val="single" w:sz="8" w:space="0" w:color="4F81BD" w:themeColor="accent1"/>
-        <w:insideV w:val="single" w:sz="8" w:space="0" w:color="4F81BD" w:themeColor="accent1"/>
+        <w:top w:val="single" w:color="4F81BD" w:themeColor="accent1" w:sz="8" w:space="0"/>
+        <w:left w:val="single" w:color="4F81BD" w:themeColor="accent1" w:sz="8" w:space="0"/>
+        <w:bottom w:val="single" w:color="4F81BD" w:themeColor="accent1" w:sz="8" w:space="0"/>
+        <w:right w:val="single" w:color="4F81BD" w:themeColor="accent1" w:sz="8" w:space="0"/>
+        <w:insideH w:val="single" w:color="4F81BD" w:themeColor="accent1" w:sz="8" w:space="0"/>
+        <w:insideV w:val="single" w:color="4F81BD" w:themeColor="accent1" w:sz="8" w:space="0"/>
       </w:tblBorders>
     </w:tblPr>
     <w:tblStylePr w:type="firstRow">
@@ -5982,19 +5908,19 @@
         <w:spacing w:before="0" w:after="0" w:line="240" w:lineRule="auto"/>
       </w:pPr>
       <w:rPr>
-        <w:rFonts w:asciiTheme="majorHAnsi" w:eastAsiaTheme="majorEastAsia" w:hAnsiTheme="majorHAnsi" w:cstheme="majorBidi"/>
-        <w:b/>
-        <w:bCs/>
-      </w:rPr>
-      <w:tblPr/>
-      <w:tcPr>
-        <w:tcBorders>
-          <w:top w:val="single" w:sz="8" w:space="0" w:color="4F81BD" w:themeColor="accent1"/>
-          <w:left w:val="single" w:sz="8" w:space="0" w:color="4F81BD" w:themeColor="accent1"/>
-          <w:bottom w:val="single" w:sz="18" w:space="0" w:color="4F81BD" w:themeColor="accent1"/>
-          <w:right w:val="single" w:sz="8" w:space="0" w:color="4F81BD" w:themeColor="accent1"/>
-          <w:insideH w:val="nil"/>
-          <w:insideV w:val="single" w:sz="8" w:space="0" w:color="4F81BD" w:themeColor="accent1"/>
+        <w:rFonts w:asciiTheme="majorHAnsi" w:hAnsiTheme="majorHAnsi" w:eastAsiaTheme="majorEastAsia" w:cstheme="majorBidi"/>
+        <w:b/>
+        <w:bCs/>
+      </w:rPr>
+      <w:tblPr/>
+      <w:tcPr>
+        <w:tcBorders>
+          <w:top w:val="single" w:color="4F81BD" w:themeColor="accent1" w:sz="8" w:space="0"/>
+          <w:left w:val="single" w:color="4F81BD" w:themeColor="accent1" w:sz="8" w:space="0"/>
+          <w:bottom w:val="single" w:color="4F81BD" w:themeColor="accent1" w:sz="18" w:space="0"/>
+          <w:right w:val="single" w:color="4F81BD" w:themeColor="accent1" w:sz="8" w:space="0"/>
+          <w:insideH w:val="nil"/>
+          <w:insideV w:val="single" w:color="4F81BD" w:themeColor="accent1" w:sz="8" w:space="0"/>
         </w:tcBorders>
       </w:tcPr>
     </w:tblStylePr>
@@ -6003,42 +5929,42 @@
         <w:spacing w:before="0" w:after="0" w:line="240" w:lineRule="auto"/>
       </w:pPr>
       <w:rPr>
-        <w:rFonts w:asciiTheme="majorHAnsi" w:eastAsiaTheme="majorEastAsia" w:hAnsiTheme="majorHAnsi" w:cstheme="majorBidi"/>
-        <w:b/>
-        <w:bCs/>
-      </w:rPr>
-      <w:tblPr/>
-      <w:tcPr>
-        <w:tcBorders>
-          <w:top w:val="double" w:sz="6" w:space="0" w:color="4F81BD" w:themeColor="accent1"/>
-          <w:left w:val="single" w:sz="8" w:space="0" w:color="4F81BD" w:themeColor="accent1"/>
-          <w:bottom w:val="single" w:sz="8" w:space="0" w:color="4F81BD" w:themeColor="accent1"/>
-          <w:right w:val="single" w:sz="8" w:space="0" w:color="4F81BD" w:themeColor="accent1"/>
-          <w:insideH w:val="nil"/>
-          <w:insideV w:val="single" w:sz="8" w:space="0" w:color="4F81BD" w:themeColor="accent1"/>
+        <w:rFonts w:asciiTheme="majorHAnsi" w:hAnsiTheme="majorHAnsi" w:eastAsiaTheme="majorEastAsia" w:cstheme="majorBidi"/>
+        <w:b/>
+        <w:bCs/>
+      </w:rPr>
+      <w:tblPr/>
+      <w:tcPr>
+        <w:tcBorders>
+          <w:top w:val="double" w:color="4F81BD" w:themeColor="accent1" w:sz="6" w:space="0"/>
+          <w:left w:val="single" w:color="4F81BD" w:themeColor="accent1" w:sz="8" w:space="0"/>
+          <w:bottom w:val="single" w:color="4F81BD" w:themeColor="accent1" w:sz="8" w:space="0"/>
+          <w:right w:val="single" w:color="4F81BD" w:themeColor="accent1" w:sz="8" w:space="0"/>
+          <w:insideH w:val="nil"/>
+          <w:insideV w:val="single" w:color="4F81BD" w:themeColor="accent1" w:sz="8" w:space="0"/>
         </w:tcBorders>
       </w:tcPr>
     </w:tblStylePr>
     <w:tblStylePr w:type="firstCol">
       <w:rPr>
-        <w:rFonts w:asciiTheme="majorHAnsi" w:eastAsiaTheme="majorEastAsia" w:hAnsiTheme="majorHAnsi" w:cstheme="majorBidi"/>
+        <w:rFonts w:asciiTheme="majorHAnsi" w:hAnsiTheme="majorHAnsi" w:eastAsiaTheme="majorEastAsia" w:cstheme="majorBidi"/>
         <w:b/>
         <w:bCs/>
       </w:rPr>
     </w:tblStylePr>
     <w:tblStylePr w:type="lastCol">
       <w:rPr>
-        <w:rFonts w:asciiTheme="majorHAnsi" w:eastAsiaTheme="majorEastAsia" w:hAnsiTheme="majorHAnsi" w:cstheme="majorBidi"/>
-        <w:b/>
-        <w:bCs/>
-      </w:rPr>
-      <w:tblPr/>
-      <w:tcPr>
-        <w:tcBorders>
-          <w:top w:val="single" w:sz="8" w:space="0" w:color="4F81BD" w:themeColor="accent1"/>
-          <w:left w:val="single" w:sz="8" w:space="0" w:color="4F81BD" w:themeColor="accent1"/>
-          <w:bottom w:val="single" w:sz="8" w:space="0" w:color="4F81BD" w:themeColor="accent1"/>
-          <w:right w:val="single" w:sz="8" w:space="0" w:color="4F81BD" w:themeColor="accent1"/>
+        <w:rFonts w:asciiTheme="majorHAnsi" w:hAnsiTheme="majorHAnsi" w:eastAsiaTheme="majorEastAsia" w:cstheme="majorBidi"/>
+        <w:b/>
+        <w:bCs/>
+      </w:rPr>
+      <w:tblPr/>
+      <w:tcPr>
+        <w:tcBorders>
+          <w:top w:val="single" w:color="4F81BD" w:themeColor="accent1" w:sz="8" w:space="0"/>
+          <w:left w:val="single" w:color="4F81BD" w:themeColor="accent1" w:sz="8" w:space="0"/>
+          <w:bottom w:val="single" w:color="4F81BD" w:themeColor="accent1" w:sz="8" w:space="0"/>
+          <w:right w:val="single" w:color="4F81BD" w:themeColor="accent1" w:sz="8" w:space="0"/>
         </w:tcBorders>
       </w:tcPr>
     </w:tblStylePr>
@@ -6046,10 +5972,10 @@
       <w:tblPr/>
       <w:tcPr>
         <w:tcBorders>
-          <w:top w:val="single" w:sz="8" w:space="0" w:color="4F81BD" w:themeColor="accent1"/>
-          <w:left w:val="single" w:sz="8" w:space="0" w:color="4F81BD" w:themeColor="accent1"/>
-          <w:bottom w:val="single" w:sz="8" w:space="0" w:color="4F81BD" w:themeColor="accent1"/>
-          <w:right w:val="single" w:sz="8" w:space="0" w:color="4F81BD" w:themeColor="accent1"/>
+          <w:top w:val="single" w:color="4F81BD" w:themeColor="accent1" w:sz="8" w:space="0"/>
+          <w:left w:val="single" w:color="4F81BD" w:themeColor="accent1" w:sz="8" w:space="0"/>
+          <w:bottom w:val="single" w:color="4F81BD" w:themeColor="accent1" w:sz="8" w:space="0"/>
+          <w:right w:val="single" w:color="4F81BD" w:themeColor="accent1" w:sz="8" w:space="0"/>
         </w:tcBorders>
         <w:shd w:val="clear" w:color="auto" w:fill="D3DFEE" w:themeFill="accent1" w:themeFillTint="3F"/>
       </w:tcPr>
@@ -6058,11 +5984,11 @@
       <w:tblPr/>
       <w:tcPr>
         <w:tcBorders>
-          <w:top w:val="single" w:sz="8" w:space="0" w:color="4F81BD" w:themeColor="accent1"/>
-          <w:left w:val="single" w:sz="8" w:space="0" w:color="4F81BD" w:themeColor="accent1"/>
-          <w:bottom w:val="single" w:sz="8" w:space="0" w:color="4F81BD" w:themeColor="accent1"/>
-          <w:right w:val="single" w:sz="8" w:space="0" w:color="4F81BD" w:themeColor="accent1"/>
-          <w:insideV w:val="single" w:sz="8" w:space="0" w:color="4F81BD" w:themeColor="accent1"/>
+          <w:top w:val="single" w:color="4F81BD" w:themeColor="accent1" w:sz="8" w:space="0"/>
+          <w:left w:val="single" w:color="4F81BD" w:themeColor="accent1" w:sz="8" w:space="0"/>
+          <w:bottom w:val="single" w:color="4F81BD" w:themeColor="accent1" w:sz="8" w:space="0"/>
+          <w:right w:val="single" w:color="4F81BD" w:themeColor="accent1" w:sz="8" w:space="0"/>
+          <w:insideV w:val="single" w:color="4F81BD" w:themeColor="accent1" w:sz="8" w:space="0"/>
         </w:tcBorders>
         <w:shd w:val="clear" w:color="auto" w:fill="D3DFEE" w:themeFill="accent1" w:themeFillTint="3F"/>
       </w:tcPr>
@@ -6071,11 +5997,11 @@
       <w:tblPr/>
       <w:tcPr>
         <w:tcBorders>
-          <w:top w:val="single" w:sz="8" w:space="0" w:color="4F81BD" w:themeColor="accent1"/>
-          <w:left w:val="single" w:sz="8" w:space="0" w:color="4F81BD" w:themeColor="accent1"/>
-          <w:bottom w:val="single" w:sz="8" w:space="0" w:color="4F81BD" w:themeColor="accent1"/>
-          <w:right w:val="single" w:sz="8" w:space="0" w:color="4F81BD" w:themeColor="accent1"/>
-          <w:insideV w:val="single" w:sz="8" w:space="0" w:color="4F81BD" w:themeColor="accent1"/>
+          <w:top w:val="single" w:color="4F81BD" w:themeColor="accent1" w:sz="8" w:space="0"/>
+          <w:left w:val="single" w:color="4F81BD" w:themeColor="accent1" w:sz="8" w:space="0"/>
+          <w:bottom w:val="single" w:color="4F81BD" w:themeColor="accent1" w:sz="8" w:space="0"/>
+          <w:right w:val="single" w:color="4F81BD" w:themeColor="accent1" w:sz="8" w:space="0"/>
+          <w:insideV w:val="single" w:color="4F81BD" w:themeColor="accent1" w:sz="8" w:space="0"/>
         </w:tcBorders>
       </w:tcPr>
     </w:tblStylePr>
@@ -6092,12 +6018,12 @@
       <w:tblStyleRowBandSize w:val="1"/>
       <w:tblStyleColBandSize w:val="1"/>
       <w:tblBorders>
-        <w:top w:val="single" w:sz="8" w:space="0" w:color="C0504D" w:themeColor="accent2"/>
-        <w:left w:val="single" w:sz="8" w:space="0" w:color="C0504D" w:themeColor="accent2"/>
-        <w:bottom w:val="single" w:sz="8" w:space="0" w:color="C0504D" w:themeColor="accent2"/>
-        <w:right w:val="single" w:sz="8" w:space="0" w:color="C0504D" w:themeColor="accent2"/>
-        <w:insideH w:val="single" w:sz="8" w:space="0" w:color="C0504D" w:themeColor="accent2"/>
-        <w:insideV w:val="single" w:sz="8" w:space="0" w:color="C0504D" w:themeColor="accent2"/>
+        <w:top w:val="single" w:color="C0504D" w:themeColor="accent2" w:sz="8" w:space="0"/>
+        <w:left w:val="single" w:color="C0504D" w:themeColor="accent2" w:sz="8" w:space="0"/>
+        <w:bottom w:val="single" w:color="C0504D" w:themeColor="accent2" w:sz="8" w:space="0"/>
+        <w:right w:val="single" w:color="C0504D" w:themeColor="accent2" w:sz="8" w:space="0"/>
+        <w:insideH w:val="single" w:color="C0504D" w:themeColor="accent2" w:sz="8" w:space="0"/>
+        <w:insideV w:val="single" w:color="C0504D" w:themeColor="accent2" w:sz="8" w:space="0"/>
       </w:tblBorders>
     </w:tblPr>
     <w:tblStylePr w:type="firstRow">
@@ -6105,19 +6031,19 @@
         <w:spacing w:before="0" w:after="0" w:line="240" w:lineRule="auto"/>
       </w:pPr>
       <w:rPr>
-        <w:rFonts w:asciiTheme="majorHAnsi" w:eastAsiaTheme="majorEastAsia" w:hAnsiTheme="majorHAnsi" w:cstheme="majorBidi"/>
-        <w:b/>
-        <w:bCs/>
-      </w:rPr>
-      <w:tblPr/>
-      <w:tcPr>
-        <w:tcBorders>
-          <w:top w:val="single" w:sz="8" w:space="0" w:color="C0504D" w:themeColor="accent2"/>
-          <w:left w:val="single" w:sz="8" w:space="0" w:color="C0504D" w:themeColor="accent2"/>
-          <w:bottom w:val="single" w:sz="18" w:space="0" w:color="C0504D" w:themeColor="accent2"/>
-          <w:right w:val="single" w:sz="8" w:space="0" w:color="C0504D" w:themeColor="accent2"/>
-          <w:insideH w:val="nil"/>
-          <w:insideV w:val="single" w:sz="8" w:space="0" w:color="C0504D" w:themeColor="accent2"/>
+        <w:rFonts w:asciiTheme="majorHAnsi" w:hAnsiTheme="majorHAnsi" w:eastAsiaTheme="majorEastAsia" w:cstheme="majorBidi"/>
+        <w:b/>
+        <w:bCs/>
+      </w:rPr>
+      <w:tblPr/>
+      <w:tcPr>
+        <w:tcBorders>
+          <w:top w:val="single" w:color="C0504D" w:themeColor="accent2" w:sz="8" w:space="0"/>
+          <w:left w:val="single" w:color="C0504D" w:themeColor="accent2" w:sz="8" w:space="0"/>
+          <w:bottom w:val="single" w:color="C0504D" w:themeColor="accent2" w:sz="18" w:space="0"/>
+          <w:right w:val="single" w:color="C0504D" w:themeColor="accent2" w:sz="8" w:space="0"/>
+          <w:insideH w:val="nil"/>
+          <w:insideV w:val="single" w:color="C0504D" w:themeColor="accent2" w:sz="8" w:space="0"/>
         </w:tcBorders>
       </w:tcPr>
     </w:tblStylePr>
@@ -6126,42 +6052,42 @@
         <w:spacing w:before="0" w:after="0" w:line="240" w:lineRule="auto"/>
       </w:pPr>
       <w:rPr>
-        <w:rFonts w:asciiTheme="majorHAnsi" w:eastAsiaTheme="majorEastAsia" w:hAnsiTheme="majorHAnsi" w:cstheme="majorBidi"/>
-        <w:b/>
-        <w:bCs/>
-      </w:rPr>
-      <w:tblPr/>
-      <w:tcPr>
-        <w:tcBorders>
-          <w:top w:val="double" w:sz="6" w:space="0" w:color="C0504D" w:themeColor="accent2"/>
-          <w:left w:val="single" w:sz="8" w:space="0" w:color="C0504D" w:themeColor="accent2"/>
-          <w:bottom w:val="single" w:sz="8" w:space="0" w:color="C0504D" w:themeColor="accent2"/>
-          <w:right w:val="single" w:sz="8" w:space="0" w:color="C0504D" w:themeColor="accent2"/>
-          <w:insideH w:val="nil"/>
-          <w:insideV w:val="single" w:sz="8" w:space="0" w:color="C0504D" w:themeColor="accent2"/>
+        <w:rFonts w:asciiTheme="majorHAnsi" w:hAnsiTheme="majorHAnsi" w:eastAsiaTheme="majorEastAsia" w:cstheme="majorBidi"/>
+        <w:b/>
+        <w:bCs/>
+      </w:rPr>
+      <w:tblPr/>
+      <w:tcPr>
+        <w:tcBorders>
+          <w:top w:val="double" w:color="C0504D" w:themeColor="accent2" w:sz="6" w:space="0"/>
+          <w:left w:val="single" w:color="C0504D" w:themeColor="accent2" w:sz="8" w:space="0"/>
+          <w:bottom w:val="single" w:color="C0504D" w:themeColor="accent2" w:sz="8" w:space="0"/>
+          <w:right w:val="single" w:color="C0504D" w:themeColor="accent2" w:sz="8" w:space="0"/>
+          <w:insideH w:val="nil"/>
+          <w:insideV w:val="single" w:color="C0504D" w:themeColor="accent2" w:sz="8" w:space="0"/>
         </w:tcBorders>
       </w:tcPr>
     </w:tblStylePr>
     <w:tblStylePr w:type="firstCol">
       <w:rPr>
-        <w:rFonts w:asciiTheme="majorHAnsi" w:eastAsiaTheme="majorEastAsia" w:hAnsiTheme="majorHAnsi" w:cstheme="majorBidi"/>
+        <w:rFonts w:asciiTheme="majorHAnsi" w:hAnsiTheme="majorHAnsi" w:eastAsiaTheme="majorEastAsia" w:cstheme="majorBidi"/>
         <w:b/>
         <w:bCs/>
       </w:rPr>
     </w:tblStylePr>
     <w:tblStylePr w:type="lastCol">
       <w:rPr>
-        <w:rFonts w:asciiTheme="majorHAnsi" w:eastAsiaTheme="majorEastAsia" w:hAnsiTheme="majorHAnsi" w:cstheme="majorBidi"/>
-        <w:b/>
-        <w:bCs/>
-      </w:rPr>
-      <w:tblPr/>
-      <w:tcPr>
-        <w:tcBorders>
-          <w:top w:val="single" w:sz="8" w:space="0" w:color="C0504D" w:themeColor="accent2"/>
-          <w:left w:val="single" w:sz="8" w:space="0" w:color="C0504D" w:themeColor="accent2"/>
-          <w:bottom w:val="single" w:sz="8" w:space="0" w:color="C0504D" w:themeColor="accent2"/>
-          <w:right w:val="single" w:sz="8" w:space="0" w:color="C0504D" w:themeColor="accent2"/>
+        <w:rFonts w:asciiTheme="majorHAnsi" w:hAnsiTheme="majorHAnsi" w:eastAsiaTheme="majorEastAsia" w:cstheme="majorBidi"/>
+        <w:b/>
+        <w:bCs/>
+      </w:rPr>
+      <w:tblPr/>
+      <w:tcPr>
+        <w:tcBorders>
+          <w:top w:val="single" w:color="C0504D" w:themeColor="accent2" w:sz="8" w:space="0"/>
+          <w:left w:val="single" w:color="C0504D" w:themeColor="accent2" w:sz="8" w:space="0"/>
+          <w:bottom w:val="single" w:color="C0504D" w:themeColor="accent2" w:sz="8" w:space="0"/>
+          <w:right w:val="single" w:color="C0504D" w:themeColor="accent2" w:sz="8" w:space="0"/>
         </w:tcBorders>
       </w:tcPr>
     </w:tblStylePr>
@@ -6169,10 +6095,10 @@
       <w:tblPr/>
       <w:tcPr>
         <w:tcBorders>
-          <w:top w:val="single" w:sz="8" w:space="0" w:color="C0504D" w:themeColor="accent2"/>
-          <w:left w:val="single" w:sz="8" w:space="0" w:color="C0504D" w:themeColor="accent2"/>
-          <w:bottom w:val="single" w:sz="8" w:space="0" w:color="C0504D" w:themeColor="accent2"/>
-          <w:right w:val="single" w:sz="8" w:space="0" w:color="C0504D" w:themeColor="accent2"/>
+          <w:top w:val="single" w:color="C0504D" w:themeColor="accent2" w:sz="8" w:space="0"/>
+          <w:left w:val="single" w:color="C0504D" w:themeColor="accent2" w:sz="8" w:space="0"/>
+          <w:bottom w:val="single" w:color="C0504D" w:themeColor="accent2" w:sz="8" w:space="0"/>
+          <w:right w:val="single" w:color="C0504D" w:themeColor="accent2" w:sz="8" w:space="0"/>
         </w:tcBorders>
         <w:shd w:val="clear" w:color="auto" w:fill="EFD3D2" w:themeFill="accent2" w:themeFillTint="3F"/>
       </w:tcPr>
@@ -6181,11 +6107,11 @@
       <w:tblPr/>
       <w:tcPr>
         <w:tcBorders>
-          <w:top w:val="single" w:sz="8" w:space="0" w:color="C0504D" w:themeColor="accent2"/>
-          <w:left w:val="single" w:sz="8" w:space="0" w:color="C0504D" w:themeColor="accent2"/>
-          <w:bottom w:val="single" w:sz="8" w:space="0" w:color="C0504D" w:themeColor="accent2"/>
-          <w:right w:val="single" w:sz="8" w:space="0" w:color="C0504D" w:themeColor="accent2"/>
-          <w:insideV w:val="single" w:sz="8" w:space="0" w:color="C0504D" w:themeColor="accent2"/>
+          <w:top w:val="single" w:color="C0504D" w:themeColor="accent2" w:sz="8" w:space="0"/>
+          <w:left w:val="single" w:color="C0504D" w:themeColor="accent2" w:sz="8" w:space="0"/>
+          <w:bottom w:val="single" w:color="C0504D" w:themeColor="accent2" w:sz="8" w:space="0"/>
+          <w:right w:val="single" w:color="C0504D" w:themeColor="accent2" w:sz="8" w:space="0"/>
+          <w:insideV w:val="single" w:color="C0504D" w:themeColor="accent2" w:sz="8" w:space="0"/>
         </w:tcBorders>
         <w:shd w:val="clear" w:color="auto" w:fill="EFD3D2" w:themeFill="accent2" w:themeFillTint="3F"/>
       </w:tcPr>
@@ -6194,11 +6120,11 @@
       <w:tblPr/>
       <w:tcPr>
         <w:tcBorders>
-          <w:top w:val="single" w:sz="8" w:space="0" w:color="C0504D" w:themeColor="accent2"/>
-          <w:left w:val="single" w:sz="8" w:space="0" w:color="C0504D" w:themeColor="accent2"/>
-          <w:bottom w:val="single" w:sz="8" w:space="0" w:color="C0504D" w:themeColor="accent2"/>
-          <w:right w:val="single" w:sz="8" w:space="0" w:color="C0504D" w:themeColor="accent2"/>
-          <w:insideV w:val="single" w:sz="8" w:space="0" w:color="C0504D" w:themeColor="accent2"/>
+          <w:top w:val="single" w:color="C0504D" w:themeColor="accent2" w:sz="8" w:space="0"/>
+          <w:left w:val="single" w:color="C0504D" w:themeColor="accent2" w:sz="8" w:space="0"/>
+          <w:bottom w:val="single" w:color="C0504D" w:themeColor="accent2" w:sz="8" w:space="0"/>
+          <w:right w:val="single" w:color="C0504D" w:themeColor="accent2" w:sz="8" w:space="0"/>
+          <w:insideV w:val="single" w:color="C0504D" w:themeColor="accent2" w:sz="8" w:space="0"/>
         </w:tcBorders>
       </w:tcPr>
     </w:tblStylePr>
@@ -6215,12 +6141,12 @@
       <w:tblStyleRowBandSize w:val="1"/>
       <w:tblStyleColBandSize w:val="1"/>
       <w:tblBorders>
-        <w:top w:val="single" w:sz="8" w:space="0" w:color="9BBB59" w:themeColor="accent3"/>
-        <w:left w:val="single" w:sz="8" w:space="0" w:color="9BBB59" w:themeColor="accent3"/>
-        <w:bottom w:val="single" w:sz="8" w:space="0" w:color="9BBB59" w:themeColor="accent3"/>
-        <w:right w:val="single" w:sz="8" w:space="0" w:color="9BBB59" w:themeColor="accent3"/>
-        <w:insideH w:val="single" w:sz="8" w:space="0" w:color="9BBB59" w:themeColor="accent3"/>
-        <w:insideV w:val="single" w:sz="8" w:space="0" w:color="9BBB59" w:themeColor="accent3"/>
+        <w:top w:val="single" w:color="9BBB59" w:themeColor="accent3" w:sz="8" w:space="0"/>
+        <w:left w:val="single" w:color="9BBB59" w:themeColor="accent3" w:sz="8" w:space="0"/>
+        <w:bottom w:val="single" w:color="9BBB59" w:themeColor="accent3" w:sz="8" w:space="0"/>
+        <w:right w:val="single" w:color="9BBB59" w:themeColor="accent3" w:sz="8" w:space="0"/>
+        <w:insideH w:val="single" w:color="9BBB59" w:themeColor="accent3" w:sz="8" w:space="0"/>
+        <w:insideV w:val="single" w:color="9BBB59" w:themeColor="accent3" w:sz="8" w:space="0"/>
       </w:tblBorders>
     </w:tblPr>
     <w:tblStylePr w:type="firstRow">
@@ -6228,19 +6154,19 @@
         <w:spacing w:before="0" w:after="0" w:line="240" w:lineRule="auto"/>
       </w:pPr>
       <w:rPr>
-        <w:rFonts w:asciiTheme="majorHAnsi" w:eastAsiaTheme="majorEastAsia" w:hAnsiTheme="majorHAnsi" w:cstheme="majorBidi"/>
-        <w:b/>
-        <w:bCs/>
-      </w:rPr>
-      <w:tblPr/>
-      <w:tcPr>
-        <w:tcBorders>
-          <w:top w:val="single" w:sz="8" w:space="0" w:color="9BBB59" w:themeColor="accent3"/>
-          <w:left w:val="single" w:sz="8" w:space="0" w:color="9BBB59" w:themeColor="accent3"/>
-          <w:bottom w:val="single" w:sz="18" w:space="0" w:color="9BBB59" w:themeColor="accent3"/>
-          <w:right w:val="single" w:sz="8" w:space="0" w:color="9BBB59" w:themeColor="accent3"/>
-          <w:insideH w:val="nil"/>
-          <w:insideV w:val="single" w:sz="8" w:space="0" w:color="9BBB59" w:themeColor="accent3"/>
+        <w:rFonts w:asciiTheme="majorHAnsi" w:hAnsiTheme="majorHAnsi" w:eastAsiaTheme="majorEastAsia" w:cstheme="majorBidi"/>
+        <w:b/>
+        <w:bCs/>
+      </w:rPr>
+      <w:tblPr/>
+      <w:tcPr>
+        <w:tcBorders>
+          <w:top w:val="single" w:color="9BBB59" w:themeColor="accent3" w:sz="8" w:space="0"/>
+          <w:left w:val="single" w:color="9BBB59" w:themeColor="accent3" w:sz="8" w:space="0"/>
+          <w:bottom w:val="single" w:color="9BBB59" w:themeColor="accent3" w:sz="18" w:space="0"/>
+          <w:right w:val="single" w:color="9BBB59" w:themeColor="accent3" w:sz="8" w:space="0"/>
+          <w:insideH w:val="nil"/>
+          <w:insideV w:val="single" w:color="9BBB59" w:themeColor="accent3" w:sz="8" w:space="0"/>
         </w:tcBorders>
       </w:tcPr>
     </w:tblStylePr>
@@ -6249,42 +6175,42 @@
         <w:spacing w:before="0" w:after="0" w:line="240" w:lineRule="auto"/>
       </w:pPr>
       <w:rPr>
-        <w:rFonts w:asciiTheme="majorHAnsi" w:eastAsiaTheme="majorEastAsia" w:hAnsiTheme="majorHAnsi" w:cstheme="majorBidi"/>
-        <w:b/>
-        <w:bCs/>
-      </w:rPr>
-      <w:tblPr/>
-      <w:tcPr>
-        <w:tcBorders>
-          <w:top w:val="double" w:sz="6" w:space="0" w:color="9BBB59" w:themeColor="accent3"/>
-          <w:left w:val="single" w:sz="8" w:space="0" w:color="9BBB59" w:themeColor="accent3"/>
-          <w:bottom w:val="single" w:sz="8" w:space="0" w:color="9BBB59" w:themeColor="accent3"/>
-          <w:right w:val="single" w:sz="8" w:space="0" w:color="9BBB59" w:themeColor="accent3"/>
-          <w:insideH w:val="nil"/>
-          <w:insideV w:val="single" w:sz="8" w:space="0" w:color="9BBB59" w:themeColor="accent3"/>
+        <w:rFonts w:asciiTheme="majorHAnsi" w:hAnsiTheme="majorHAnsi" w:eastAsiaTheme="majorEastAsia" w:cstheme="majorBidi"/>
+        <w:b/>
+        <w:bCs/>
+      </w:rPr>
+      <w:tblPr/>
+      <w:tcPr>
+        <w:tcBorders>
+          <w:top w:val="double" w:color="9BBB59" w:themeColor="accent3" w:sz="6" w:space="0"/>
+          <w:left w:val="single" w:color="9BBB59" w:themeColor="accent3" w:sz="8" w:space="0"/>
+          <w:bottom w:val="single" w:color="9BBB59" w:themeColor="accent3" w:sz="8" w:space="0"/>
+          <w:right w:val="single" w:color="9BBB59" w:themeColor="accent3" w:sz="8" w:space="0"/>
+          <w:insideH w:val="nil"/>
+          <w:insideV w:val="single" w:color="9BBB59" w:themeColor="accent3" w:sz="8" w:space="0"/>
         </w:tcBorders>
       </w:tcPr>
     </w:tblStylePr>
     <w:tblStylePr w:type="firstCol">
       <w:rPr>
-        <w:rFonts w:asciiTheme="majorHAnsi" w:eastAsiaTheme="majorEastAsia" w:hAnsiTheme="majorHAnsi" w:cstheme="majorBidi"/>
+        <w:rFonts w:asciiTheme="majorHAnsi" w:hAnsiTheme="majorHAnsi" w:eastAsiaTheme="majorEastAsia" w:cstheme="majorBidi"/>
         <w:b/>
         <w:bCs/>
       </w:rPr>
     </w:tblStylePr>
     <w:tblStylePr w:type="lastCol">
       <w:rPr>
-        <w:rFonts w:asciiTheme="majorHAnsi" w:eastAsiaTheme="majorEastAsia" w:hAnsiTheme="majorHAnsi" w:cstheme="majorBidi"/>
-        <w:b/>
-        <w:bCs/>
-      </w:rPr>
-      <w:tblPr/>
-      <w:tcPr>
-        <w:tcBorders>
-          <w:top w:val="single" w:sz="8" w:space="0" w:color="9BBB59" w:themeColor="accent3"/>
-          <w:left w:val="single" w:sz="8" w:space="0" w:color="9BBB59" w:themeColor="accent3"/>
-          <w:bottom w:val="single" w:sz="8" w:space="0" w:color="9BBB59" w:themeColor="accent3"/>
-          <w:right w:val="single" w:sz="8" w:space="0" w:color="9BBB59" w:themeColor="accent3"/>
+        <w:rFonts w:asciiTheme="majorHAnsi" w:hAnsiTheme="majorHAnsi" w:eastAsiaTheme="majorEastAsia" w:cstheme="majorBidi"/>
+        <w:b/>
+        <w:bCs/>
+      </w:rPr>
+      <w:tblPr/>
+      <w:tcPr>
+        <w:tcBorders>
+          <w:top w:val="single" w:color="9BBB59" w:themeColor="accent3" w:sz="8" w:space="0"/>
+          <w:left w:val="single" w:color="9BBB59" w:themeColor="accent3" w:sz="8" w:space="0"/>
+          <w:bottom w:val="single" w:color="9BBB59" w:themeColor="accent3" w:sz="8" w:space="0"/>
+          <w:right w:val="single" w:color="9BBB59" w:themeColor="accent3" w:sz="8" w:space="0"/>
         </w:tcBorders>
       </w:tcPr>
     </w:tblStylePr>
@@ -6292,10 +6218,10 @@
       <w:tblPr/>
       <w:tcPr>
         <w:tcBorders>
-          <w:top w:val="single" w:sz="8" w:space="0" w:color="9BBB59" w:themeColor="accent3"/>
-          <w:left w:val="single" w:sz="8" w:space="0" w:color="9BBB59" w:themeColor="accent3"/>
-          <w:bottom w:val="single" w:sz="8" w:space="0" w:color="9BBB59" w:themeColor="accent3"/>
-          <w:right w:val="single" w:sz="8" w:space="0" w:color="9BBB59" w:themeColor="accent3"/>
+          <w:top w:val="single" w:color="9BBB59" w:themeColor="accent3" w:sz="8" w:space="0"/>
+          <w:left w:val="single" w:color="9BBB59" w:themeColor="accent3" w:sz="8" w:space="0"/>
+          <w:bottom w:val="single" w:color="9BBB59" w:themeColor="accent3" w:sz="8" w:space="0"/>
+          <w:right w:val="single" w:color="9BBB59" w:themeColor="accent3" w:sz="8" w:space="0"/>
         </w:tcBorders>
         <w:shd w:val="clear" w:color="auto" w:fill="E6EED5" w:themeFill="accent3" w:themeFillTint="3F"/>
       </w:tcPr>
@@ -6304,11 +6230,11 @@
       <w:tblPr/>
       <w:tcPr>
         <w:tcBorders>
-          <w:top w:val="single" w:sz="8" w:space="0" w:color="9BBB59" w:themeColor="accent3"/>
-          <w:left w:val="single" w:sz="8" w:space="0" w:color="9BBB59" w:themeColor="accent3"/>
-          <w:bottom w:val="single" w:sz="8" w:space="0" w:color="9BBB59" w:themeColor="accent3"/>
-          <w:right w:val="single" w:sz="8" w:space="0" w:color="9BBB59" w:themeColor="accent3"/>
-          <w:insideV w:val="single" w:sz="8" w:space="0" w:color="9BBB59" w:themeColor="accent3"/>
+          <w:top w:val="single" w:color="9BBB59" w:themeColor="accent3" w:sz="8" w:space="0"/>
+          <w:left w:val="single" w:color="9BBB59" w:themeColor="accent3" w:sz="8" w:space="0"/>
+          <w:bottom w:val="single" w:color="9BBB59" w:themeColor="accent3" w:sz="8" w:space="0"/>
+          <w:right w:val="single" w:color="9BBB59" w:themeColor="accent3" w:sz="8" w:space="0"/>
+          <w:insideV w:val="single" w:color="9BBB59" w:themeColor="accent3" w:sz="8" w:space="0"/>
         </w:tcBorders>
         <w:shd w:val="clear" w:color="auto" w:fill="E6EED5" w:themeFill="accent3" w:themeFillTint="3F"/>
       </w:tcPr>
@@ -6317,11 +6243,11 @@
       <w:tblPr/>
       <w:tcPr>
         <w:tcBorders>
-          <w:top w:val="single" w:sz="8" w:space="0" w:color="9BBB59" w:themeColor="accent3"/>
-          <w:left w:val="single" w:sz="8" w:space="0" w:color="9BBB59" w:themeColor="accent3"/>
-          <w:bottom w:val="single" w:sz="8" w:space="0" w:color="9BBB59" w:themeColor="accent3"/>
-          <w:right w:val="single" w:sz="8" w:space="0" w:color="9BBB59" w:themeColor="accent3"/>
-          <w:insideV w:val="single" w:sz="8" w:space="0" w:color="9BBB59" w:themeColor="accent3"/>
+          <w:top w:val="single" w:color="9BBB59" w:themeColor="accent3" w:sz="8" w:space="0"/>
+          <w:left w:val="single" w:color="9BBB59" w:themeColor="accent3" w:sz="8" w:space="0"/>
+          <w:bottom w:val="single" w:color="9BBB59" w:themeColor="accent3" w:sz="8" w:space="0"/>
+          <w:right w:val="single" w:color="9BBB59" w:themeColor="accent3" w:sz="8" w:space="0"/>
+          <w:insideV w:val="single" w:color="9BBB59" w:themeColor="accent3" w:sz="8" w:space="0"/>
         </w:tcBorders>
       </w:tcPr>
     </w:tblStylePr>
@@ -6338,12 +6264,12 @@
       <w:tblStyleRowBandSize w:val="1"/>
       <w:tblStyleColBandSize w:val="1"/>
       <w:tblBorders>
-        <w:top w:val="single" w:sz="8" w:space="0" w:color="8064A2" w:themeColor="accent4"/>
-        <w:left w:val="single" w:sz="8" w:space="0" w:color="8064A2" w:themeColor="accent4"/>
-        <w:bottom w:val="single" w:sz="8" w:space="0" w:color="8064A2" w:themeColor="accent4"/>
-        <w:right w:val="single" w:sz="8" w:space="0" w:color="8064A2" w:themeColor="accent4"/>
-        <w:insideH w:val="single" w:sz="8" w:space="0" w:color="8064A2" w:themeColor="accent4"/>
-        <w:insideV w:val="single" w:sz="8" w:space="0" w:color="8064A2" w:themeColor="accent4"/>
+        <w:top w:val="single" w:color="8064A2" w:themeColor="accent4" w:sz="8" w:space="0"/>
+        <w:left w:val="single" w:color="8064A2" w:themeColor="accent4" w:sz="8" w:space="0"/>
+        <w:bottom w:val="single" w:color="8064A2" w:themeColor="accent4" w:sz="8" w:space="0"/>
+        <w:right w:val="single" w:color="8064A2" w:themeColor="accent4" w:sz="8" w:space="0"/>
+        <w:insideH w:val="single" w:color="8064A2" w:themeColor="accent4" w:sz="8" w:space="0"/>
+        <w:insideV w:val="single" w:color="8064A2" w:themeColor="accent4" w:sz="8" w:space="0"/>
       </w:tblBorders>
     </w:tblPr>
     <w:tblStylePr w:type="firstRow">
@@ -6351,19 +6277,19 @@
         <w:spacing w:before="0" w:after="0" w:line="240" w:lineRule="auto"/>
       </w:pPr>
       <w:rPr>
-        <w:rFonts w:asciiTheme="majorHAnsi" w:eastAsiaTheme="majorEastAsia" w:hAnsiTheme="majorHAnsi" w:cstheme="majorBidi"/>
-        <w:b/>
-        <w:bCs/>
-      </w:rPr>
-      <w:tblPr/>
-      <w:tcPr>
-        <w:tcBorders>
-          <w:top w:val="single" w:sz="8" w:space="0" w:color="8064A2" w:themeColor="accent4"/>
-          <w:left w:val="single" w:sz="8" w:space="0" w:color="8064A2" w:themeColor="accent4"/>
-          <w:bottom w:val="single" w:sz="18" w:space="0" w:color="8064A2" w:themeColor="accent4"/>
-          <w:right w:val="single" w:sz="8" w:space="0" w:color="8064A2" w:themeColor="accent4"/>
-          <w:insideH w:val="nil"/>
-          <w:insideV w:val="single" w:sz="8" w:space="0" w:color="8064A2" w:themeColor="accent4"/>
+        <w:rFonts w:asciiTheme="majorHAnsi" w:hAnsiTheme="majorHAnsi" w:eastAsiaTheme="majorEastAsia" w:cstheme="majorBidi"/>
+        <w:b/>
+        <w:bCs/>
+      </w:rPr>
+      <w:tblPr/>
+      <w:tcPr>
+        <w:tcBorders>
+          <w:top w:val="single" w:color="8064A2" w:themeColor="accent4" w:sz="8" w:space="0"/>
+          <w:left w:val="single" w:color="8064A2" w:themeColor="accent4" w:sz="8" w:space="0"/>
+          <w:bottom w:val="single" w:color="8064A2" w:themeColor="accent4" w:sz="18" w:space="0"/>
+          <w:right w:val="single" w:color="8064A2" w:themeColor="accent4" w:sz="8" w:space="0"/>
+          <w:insideH w:val="nil"/>
+          <w:insideV w:val="single" w:color="8064A2" w:themeColor="accent4" w:sz="8" w:space="0"/>
         </w:tcBorders>
       </w:tcPr>
     </w:tblStylePr>
@@ -6372,42 +6298,42 @@
         <w:spacing w:before="0" w:after="0" w:line="240" w:lineRule="auto"/>
       </w:pPr>
       <w:rPr>
-        <w:rFonts w:asciiTheme="majorHAnsi" w:eastAsiaTheme="majorEastAsia" w:hAnsiTheme="majorHAnsi" w:cstheme="majorBidi"/>
-        <w:b/>
-        <w:bCs/>
-      </w:rPr>
-      <w:tblPr/>
-      <w:tcPr>
-        <w:tcBorders>
-          <w:top w:val="double" w:sz="6" w:space="0" w:color="8064A2" w:themeColor="accent4"/>
-          <w:left w:val="single" w:sz="8" w:space="0" w:color="8064A2" w:themeColor="accent4"/>
-          <w:bottom w:val="single" w:sz="8" w:space="0" w:color="8064A2" w:themeColor="accent4"/>
-          <w:right w:val="single" w:sz="8" w:space="0" w:color="8064A2" w:themeColor="accent4"/>
-          <w:insideH w:val="nil"/>
-          <w:insideV w:val="single" w:sz="8" w:space="0" w:color="8064A2" w:themeColor="accent4"/>
+        <w:rFonts w:asciiTheme="majorHAnsi" w:hAnsiTheme="majorHAnsi" w:eastAsiaTheme="majorEastAsia" w:cstheme="majorBidi"/>
+        <w:b/>
+        <w:bCs/>
+      </w:rPr>
+      <w:tblPr/>
+      <w:tcPr>
+        <w:tcBorders>
+          <w:top w:val="double" w:color="8064A2" w:themeColor="accent4" w:sz="6" w:space="0"/>
+          <w:left w:val="single" w:color="8064A2" w:themeColor="accent4" w:sz="8" w:space="0"/>
+          <w:bottom w:val="single" w:color="8064A2" w:themeColor="accent4" w:sz="8" w:space="0"/>
+          <w:right w:val="single" w:color="8064A2" w:themeColor="accent4" w:sz="8" w:space="0"/>
+          <w:insideH w:val="nil"/>
+          <w:insideV w:val="single" w:color="8064A2" w:themeColor="accent4" w:sz="8" w:space="0"/>
         </w:tcBorders>
       </w:tcPr>
     </w:tblStylePr>
     <w:tblStylePr w:type="firstCol">
       <w:rPr>
-        <w:rFonts w:asciiTheme="majorHAnsi" w:eastAsiaTheme="majorEastAsia" w:hAnsiTheme="majorHAnsi" w:cstheme="majorBidi"/>
+        <w:rFonts w:asciiTheme="majorHAnsi" w:hAnsiTheme="majorHAnsi" w:eastAsiaTheme="majorEastAsia" w:cstheme="majorBidi"/>
         <w:b/>
         <w:bCs/>
       </w:rPr>
     </w:tblStylePr>
     <w:tblStylePr w:type="lastCol">
       <w:rPr>
-        <w:rFonts w:asciiTheme="majorHAnsi" w:eastAsiaTheme="majorEastAsia" w:hAnsiTheme="majorHAnsi" w:cstheme="majorBidi"/>
-        <w:b/>
-        <w:bCs/>
-      </w:rPr>
-      <w:tblPr/>
-      <w:tcPr>
-        <w:tcBorders>
-          <w:top w:val="single" w:sz="8" w:space="0" w:color="8064A2" w:themeColor="accent4"/>
-          <w:left w:val="single" w:sz="8" w:space="0" w:color="8064A2" w:themeColor="accent4"/>
-          <w:bottom w:val="single" w:sz="8" w:space="0" w:color="8064A2" w:themeColor="accent4"/>
-          <w:right w:val="single" w:sz="8" w:space="0" w:color="8064A2" w:themeColor="accent4"/>
+        <w:rFonts w:asciiTheme="majorHAnsi" w:hAnsiTheme="majorHAnsi" w:eastAsiaTheme="majorEastAsia" w:cstheme="majorBidi"/>
+        <w:b/>
+        <w:bCs/>
+      </w:rPr>
+      <w:tblPr/>
+      <w:tcPr>
+        <w:tcBorders>
+          <w:top w:val="single" w:color="8064A2" w:themeColor="accent4" w:sz="8" w:space="0"/>
+          <w:left w:val="single" w:color="8064A2" w:themeColor="accent4" w:sz="8" w:space="0"/>
+          <w:bottom w:val="single" w:color="8064A2" w:themeColor="accent4" w:sz="8" w:space="0"/>
+          <w:right w:val="single" w:color="8064A2" w:themeColor="accent4" w:sz="8" w:space="0"/>
         </w:tcBorders>
       </w:tcPr>
     </w:tblStylePr>
@@ -6415,10 +6341,10 @@
       <w:tblPr/>
       <w:tcPr>
         <w:tcBorders>
-          <w:top w:val="single" w:sz="8" w:space="0" w:color="8064A2" w:themeColor="accent4"/>
-          <w:left w:val="single" w:sz="8" w:space="0" w:color="8064A2" w:themeColor="accent4"/>
-          <w:bottom w:val="single" w:sz="8" w:space="0" w:color="8064A2" w:themeColor="accent4"/>
-          <w:right w:val="single" w:sz="8" w:space="0" w:color="8064A2" w:themeColor="accent4"/>
+          <w:top w:val="single" w:color="8064A2" w:themeColor="accent4" w:sz="8" w:space="0"/>
+          <w:left w:val="single" w:color="8064A2" w:themeColor="accent4" w:sz="8" w:space="0"/>
+          <w:bottom w:val="single" w:color="8064A2" w:themeColor="accent4" w:sz="8" w:space="0"/>
+          <w:right w:val="single" w:color="8064A2" w:themeColor="accent4" w:sz="8" w:space="0"/>
         </w:tcBorders>
         <w:shd w:val="clear" w:color="auto" w:fill="DFD8E8" w:themeFill="accent4" w:themeFillTint="3F"/>
       </w:tcPr>
@@ -6427,11 +6353,11 @@
       <w:tblPr/>
       <w:tcPr>
         <w:tcBorders>
-          <w:top w:val="single" w:sz="8" w:space="0" w:color="8064A2" w:themeColor="accent4"/>
-          <w:left w:val="single" w:sz="8" w:space="0" w:color="8064A2" w:themeColor="accent4"/>
-          <w:bottom w:val="single" w:sz="8" w:space="0" w:color="8064A2" w:themeColor="accent4"/>
-          <w:right w:val="single" w:sz="8" w:space="0" w:color="8064A2" w:themeColor="accent4"/>
-          <w:insideV w:val="single" w:sz="8" w:space="0" w:color="8064A2" w:themeColor="accent4"/>
+          <w:top w:val="single" w:color="8064A2" w:themeColor="accent4" w:sz="8" w:space="0"/>
+          <w:left w:val="single" w:color="8064A2" w:themeColor="accent4" w:sz="8" w:space="0"/>
+          <w:bottom w:val="single" w:color="8064A2" w:themeColor="accent4" w:sz="8" w:space="0"/>
+          <w:right w:val="single" w:color="8064A2" w:themeColor="accent4" w:sz="8" w:space="0"/>
+          <w:insideV w:val="single" w:color="8064A2" w:themeColor="accent4" w:sz="8" w:space="0"/>
         </w:tcBorders>
         <w:shd w:val="clear" w:color="auto" w:fill="DFD8E8" w:themeFill="accent4" w:themeFillTint="3F"/>
       </w:tcPr>
@@ -6440,11 +6366,11 @@
       <w:tblPr/>
       <w:tcPr>
         <w:tcBorders>
-          <w:top w:val="single" w:sz="8" w:space="0" w:color="8064A2" w:themeColor="accent4"/>
-          <w:left w:val="single" w:sz="8" w:space="0" w:color="8064A2" w:themeColor="accent4"/>
-          <w:bottom w:val="single" w:sz="8" w:space="0" w:color="8064A2" w:themeColor="accent4"/>
-          <w:right w:val="single" w:sz="8" w:space="0" w:color="8064A2" w:themeColor="accent4"/>
-          <w:insideV w:val="single" w:sz="8" w:space="0" w:color="8064A2" w:themeColor="accent4"/>
+          <w:top w:val="single" w:color="8064A2" w:themeColor="accent4" w:sz="8" w:space="0"/>
+          <w:left w:val="single" w:color="8064A2" w:themeColor="accent4" w:sz="8" w:space="0"/>
+          <w:bottom w:val="single" w:color="8064A2" w:themeColor="accent4" w:sz="8" w:space="0"/>
+          <w:right w:val="single" w:color="8064A2" w:themeColor="accent4" w:sz="8" w:space="0"/>
+          <w:insideV w:val="single" w:color="8064A2" w:themeColor="accent4" w:sz="8" w:space="0"/>
         </w:tcBorders>
       </w:tcPr>
     </w:tblStylePr>
@@ -6461,12 +6387,12 @@
       <w:tblStyleRowBandSize w:val="1"/>
       <w:tblStyleColBandSize w:val="1"/>
       <w:tblBorders>
-        <w:top w:val="single" w:sz="8" w:space="0" w:color="4BACC6" w:themeColor="accent5"/>
-        <w:left w:val="single" w:sz="8" w:space="0" w:color="4BACC6" w:themeColor="accent5"/>
-        <w:bottom w:val="single" w:sz="8" w:space="0" w:color="4BACC6" w:themeColor="accent5"/>
-        <w:right w:val="single" w:sz="8" w:space="0" w:color="4BACC6" w:themeColor="accent5"/>
-        <w:insideH w:val="single" w:sz="8" w:space="0" w:color="4BACC6" w:themeColor="accent5"/>
-        <w:insideV w:val="single" w:sz="8" w:space="0" w:color="4BACC6" w:themeColor="accent5"/>
+        <w:top w:val="single" w:color="4BACC6" w:themeColor="accent5" w:sz="8" w:space="0"/>
+        <w:left w:val="single" w:color="4BACC6" w:themeColor="accent5" w:sz="8" w:space="0"/>
+        <w:bottom w:val="single" w:color="4BACC6" w:themeColor="accent5" w:sz="8" w:space="0"/>
+        <w:right w:val="single" w:color="4BACC6" w:themeColor="accent5" w:sz="8" w:space="0"/>
+        <w:insideH w:val="single" w:color="4BACC6" w:themeColor="accent5" w:sz="8" w:space="0"/>
+        <w:insideV w:val="single" w:color="4BACC6" w:themeColor="accent5" w:sz="8" w:space="0"/>
       </w:tblBorders>
     </w:tblPr>
     <w:tblStylePr w:type="firstRow">
@@ -6474,19 +6400,19 @@
         <w:spacing w:before="0" w:after="0" w:line="240" w:lineRule="auto"/>
       </w:pPr>
       <w:rPr>
-        <w:rFonts w:asciiTheme="majorHAnsi" w:eastAsiaTheme="majorEastAsia" w:hAnsiTheme="majorHAnsi" w:cstheme="majorBidi"/>
-        <w:b/>
-        <w:bCs/>
-      </w:rPr>
-      <w:tblPr/>
-      <w:tcPr>
-        <w:tcBorders>
-          <w:top w:val="single" w:sz="8" w:space="0" w:color="4BACC6" w:themeColor="accent5"/>
-          <w:left w:val="single" w:sz="8" w:space="0" w:color="4BACC6" w:themeColor="accent5"/>
-          <w:bottom w:val="single" w:sz="18" w:space="0" w:color="4BACC6" w:themeColor="accent5"/>
-          <w:right w:val="single" w:sz="8" w:space="0" w:color="4BACC6" w:themeColor="accent5"/>
-          <w:insideH w:val="nil"/>
-          <w:insideV w:val="single" w:sz="8" w:space="0" w:color="4BACC6" w:themeColor="accent5"/>
+        <w:rFonts w:asciiTheme="majorHAnsi" w:hAnsiTheme="majorHAnsi" w:eastAsiaTheme="majorEastAsia" w:cstheme="majorBidi"/>
+        <w:b/>
+        <w:bCs/>
+      </w:rPr>
+      <w:tblPr/>
+      <w:tcPr>
+        <w:tcBorders>
+          <w:top w:val="single" w:color="4BACC6" w:themeColor="accent5" w:sz="8" w:space="0"/>
+          <w:left w:val="single" w:color="4BACC6" w:themeColor="accent5" w:sz="8" w:space="0"/>
+          <w:bottom w:val="single" w:color="4BACC6" w:themeColor="accent5" w:sz="18" w:space="0"/>
+          <w:right w:val="single" w:color="4BACC6" w:themeColor="accent5" w:sz="8" w:space="0"/>
+          <w:insideH w:val="nil"/>
+          <w:insideV w:val="single" w:color="4BACC6" w:themeColor="accent5" w:sz="8" w:space="0"/>
         </w:tcBorders>
       </w:tcPr>
     </w:tblStylePr>
@@ -6495,42 +6421,42 @@
         <w:spacing w:before="0" w:after="0" w:line="240" w:lineRule="auto"/>
       </w:pPr>
       <w:rPr>
-        <w:rFonts w:asciiTheme="majorHAnsi" w:eastAsiaTheme="majorEastAsia" w:hAnsiTheme="majorHAnsi" w:cstheme="majorBidi"/>
-        <w:b/>
-        <w:bCs/>
-      </w:rPr>
-      <w:tblPr/>
-      <w:tcPr>
-        <w:tcBorders>
-          <w:top w:val="double" w:sz="6" w:space="0" w:color="4BACC6" w:themeColor="accent5"/>
-          <w:left w:val="single" w:sz="8" w:space="0" w:color="4BACC6" w:themeColor="accent5"/>
-          <w:bottom w:val="single" w:sz="8" w:space="0" w:color="4BACC6" w:themeColor="accent5"/>
-          <w:right w:val="single" w:sz="8" w:space="0" w:color="4BACC6" w:themeColor="accent5"/>
-          <w:insideH w:val="nil"/>
-          <w:insideV w:val="single" w:sz="8" w:space="0" w:color="4BACC6" w:themeColor="accent5"/>
+        <w:rFonts w:asciiTheme="majorHAnsi" w:hAnsiTheme="majorHAnsi" w:eastAsiaTheme="majorEastAsia" w:cstheme="majorBidi"/>
+        <w:b/>
+        <w:bCs/>
+      </w:rPr>
+      <w:tblPr/>
+      <w:tcPr>
+        <w:tcBorders>
+          <w:top w:val="double" w:color="4BACC6" w:themeColor="accent5" w:sz="6" w:space="0"/>
+          <w:left w:val="single" w:color="4BACC6" w:themeColor="accent5" w:sz="8" w:space="0"/>
+          <w:bottom w:val="single" w:color="4BACC6" w:themeColor="accent5" w:sz="8" w:space="0"/>
+          <w:right w:val="single" w:color="4BACC6" w:themeColor="accent5" w:sz="8" w:space="0"/>
+          <w:insideH w:val="nil"/>
+          <w:insideV w:val="single" w:color="4BACC6" w:themeColor="accent5" w:sz="8" w:space="0"/>
         </w:tcBorders>
       </w:tcPr>
     </w:tblStylePr>
     <w:tblStylePr w:type="firstCol">
       <w:rPr>
-        <w:rFonts w:asciiTheme="majorHAnsi" w:eastAsiaTheme="majorEastAsia" w:hAnsiTheme="majorHAnsi" w:cstheme="majorBidi"/>
+        <w:rFonts w:asciiTheme="majorHAnsi" w:hAnsiTheme="majorHAnsi" w:eastAsiaTheme="majorEastAsia" w:cstheme="majorBidi"/>
         <w:b/>
         <w:bCs/>
       </w:rPr>
     </w:tblStylePr>
     <w:tblStylePr w:type="lastCol">
       <w:rPr>
-        <w:rFonts w:asciiTheme="majorHAnsi" w:eastAsiaTheme="majorEastAsia" w:hAnsiTheme="majorHAnsi" w:cstheme="majorBidi"/>
-        <w:b/>
-        <w:bCs/>
-      </w:rPr>
-      <w:tblPr/>
-      <w:tcPr>
-        <w:tcBorders>
-          <w:top w:val="single" w:sz="8" w:space="0" w:color="4BACC6" w:themeColor="accent5"/>
-          <w:left w:val="single" w:sz="8" w:space="0" w:color="4BACC6" w:themeColor="accent5"/>
-          <w:bottom w:val="single" w:sz="8" w:space="0" w:color="4BACC6" w:themeColor="accent5"/>
-          <w:right w:val="single" w:sz="8" w:space="0" w:color="4BACC6" w:themeColor="accent5"/>
+        <w:rFonts w:asciiTheme="majorHAnsi" w:hAnsiTheme="majorHAnsi" w:eastAsiaTheme="majorEastAsia" w:cstheme="majorBidi"/>
+        <w:b/>
+        <w:bCs/>
+      </w:rPr>
+      <w:tblPr/>
+      <w:tcPr>
+        <w:tcBorders>
+          <w:top w:val="single" w:color="4BACC6" w:themeColor="accent5" w:sz="8" w:space="0"/>
+          <w:left w:val="single" w:color="4BACC6" w:themeColor="accent5" w:sz="8" w:space="0"/>
+          <w:bottom w:val="single" w:color="4BACC6" w:themeColor="accent5" w:sz="8" w:space="0"/>
+          <w:right w:val="single" w:color="4BACC6" w:themeColor="accent5" w:sz="8" w:space="0"/>
         </w:tcBorders>
       </w:tcPr>
     </w:tblStylePr>
@@ -6538,10 +6464,10 @@
       <w:tblPr/>
       <w:tcPr>
         <w:tcBorders>
-          <w:top w:val="single" w:sz="8" w:space="0" w:color="4BACC6" w:themeColor="accent5"/>
-          <w:left w:val="single" w:sz="8" w:space="0" w:color="4BACC6" w:themeColor="accent5"/>
-          <w:bottom w:val="single" w:sz="8" w:space="0" w:color="4BACC6" w:themeColor="accent5"/>
-          <w:right w:val="single" w:sz="8" w:space="0" w:color="4BACC6" w:themeColor="accent5"/>
+          <w:top w:val="single" w:color="4BACC6" w:themeColor="accent5" w:sz="8" w:space="0"/>
+          <w:left w:val="single" w:color="4BACC6" w:themeColor="accent5" w:sz="8" w:space="0"/>
+          <w:bottom w:val="single" w:color="4BACC6" w:themeColor="accent5" w:sz="8" w:space="0"/>
+          <w:right w:val="single" w:color="4BACC6" w:themeColor="accent5" w:sz="8" w:space="0"/>
         </w:tcBorders>
         <w:shd w:val="clear" w:color="auto" w:fill="D2EAF1" w:themeFill="accent5" w:themeFillTint="3F"/>
       </w:tcPr>
@@ -6550,11 +6476,11 @@
       <w:tblPr/>
       <w:tcPr>
         <w:tcBorders>
-          <w:top w:val="single" w:sz="8" w:space="0" w:color="4BACC6" w:themeColor="accent5"/>
-          <w:left w:val="single" w:sz="8" w:space="0" w:color="4BACC6" w:themeColor="accent5"/>
-          <w:bottom w:val="single" w:sz="8" w:space="0" w:color="4BACC6" w:themeColor="accent5"/>
-          <w:right w:val="single" w:sz="8" w:space="0" w:color="4BACC6" w:themeColor="accent5"/>
-          <w:insideV w:val="single" w:sz="8" w:space="0" w:color="4BACC6" w:themeColor="accent5"/>
+          <w:top w:val="single" w:color="4BACC6" w:themeColor="accent5" w:sz="8" w:space="0"/>
+          <w:left w:val="single" w:color="4BACC6" w:themeColor="accent5" w:sz="8" w:space="0"/>
+          <w:bottom w:val="single" w:color="4BACC6" w:themeColor="accent5" w:sz="8" w:space="0"/>
+          <w:right w:val="single" w:color="4BACC6" w:themeColor="accent5" w:sz="8" w:space="0"/>
+          <w:insideV w:val="single" w:color="4BACC6" w:themeColor="accent5" w:sz="8" w:space="0"/>
         </w:tcBorders>
         <w:shd w:val="clear" w:color="auto" w:fill="D2EAF1" w:themeFill="accent5" w:themeFillTint="3F"/>
       </w:tcPr>
@@ -6563,11 +6489,11 @@
       <w:tblPr/>
       <w:tcPr>
         <w:tcBorders>
-          <w:top w:val="single" w:sz="8" w:space="0" w:color="4BACC6" w:themeColor="accent5"/>
-          <w:left w:val="single" w:sz="8" w:space="0" w:color="4BACC6" w:themeColor="accent5"/>
-          <w:bottom w:val="single" w:sz="8" w:space="0" w:color="4BACC6" w:themeColor="accent5"/>
-          <w:right w:val="single" w:sz="8" w:space="0" w:color="4BACC6" w:themeColor="accent5"/>
-          <w:insideV w:val="single" w:sz="8" w:space="0" w:color="4BACC6" w:themeColor="accent5"/>
+          <w:top w:val="single" w:color="4BACC6" w:themeColor="accent5" w:sz="8" w:space="0"/>
+          <w:left w:val="single" w:color="4BACC6" w:themeColor="accent5" w:sz="8" w:space="0"/>
+          <w:bottom w:val="single" w:color="4BACC6" w:themeColor="accent5" w:sz="8" w:space="0"/>
+          <w:right w:val="single" w:color="4BACC6" w:themeColor="accent5" w:sz="8" w:space="0"/>
+          <w:insideV w:val="single" w:color="4BACC6" w:themeColor="accent5" w:sz="8" w:space="0"/>
         </w:tcBorders>
       </w:tcPr>
     </w:tblStylePr>
@@ -6584,12 +6510,12 @@
       <w:tblStyleRowBandSize w:val="1"/>
       <w:tblStyleColBandSize w:val="1"/>
       <w:tblBorders>
-        <w:top w:val="single" w:sz="8" w:space="0" w:color="F79646" w:themeColor="accent6"/>
-        <w:left w:val="single" w:sz="8" w:space="0" w:color="F79646" w:themeColor="accent6"/>
-        <w:bottom w:val="single" w:sz="8" w:space="0" w:color="F79646" w:themeColor="accent6"/>
-        <w:right w:val="single" w:sz="8" w:space="0" w:color="F79646" w:themeColor="accent6"/>
-        <w:insideH w:val="single" w:sz="8" w:space="0" w:color="F79646" w:themeColor="accent6"/>
-        <w:insideV w:val="single" w:sz="8" w:space="0" w:color="F79646" w:themeColor="accent6"/>
+        <w:top w:val="single" w:color="F79646" w:themeColor="accent6" w:sz="8" w:space="0"/>
+        <w:left w:val="single" w:color="F79646" w:themeColor="accent6" w:sz="8" w:space="0"/>
+        <w:bottom w:val="single" w:color="F79646" w:themeColor="accent6" w:sz="8" w:space="0"/>
+        <w:right w:val="single" w:color="F79646" w:themeColor="accent6" w:sz="8" w:space="0"/>
+        <w:insideH w:val="single" w:color="F79646" w:themeColor="accent6" w:sz="8" w:space="0"/>
+        <w:insideV w:val="single" w:color="F79646" w:themeColor="accent6" w:sz="8" w:space="0"/>
       </w:tblBorders>
     </w:tblPr>
     <w:tblStylePr w:type="firstRow">
@@ -6597,19 +6523,19 @@
         <w:spacing w:before="0" w:after="0" w:line="240" w:lineRule="auto"/>
       </w:pPr>
       <w:rPr>
-        <w:rFonts w:asciiTheme="majorHAnsi" w:eastAsiaTheme="majorEastAsia" w:hAnsiTheme="majorHAnsi" w:cstheme="majorBidi"/>
-        <w:b/>
-        <w:bCs/>
-      </w:rPr>
-      <w:tblPr/>
-      <w:tcPr>
-        <w:tcBorders>
-          <w:top w:val="single" w:sz="8" w:space="0" w:color="F79646" w:themeColor="accent6"/>
-          <w:left w:val="single" w:sz="8" w:space="0" w:color="F79646" w:themeColor="accent6"/>
-          <w:bottom w:val="single" w:sz="18" w:space="0" w:color="F79646" w:themeColor="accent6"/>
-          <w:right w:val="single" w:sz="8" w:space="0" w:color="F79646" w:themeColor="accent6"/>
-          <w:insideH w:val="nil"/>
-          <w:insideV w:val="single" w:sz="8" w:space="0" w:color="F79646" w:themeColor="accent6"/>
+        <w:rFonts w:asciiTheme="majorHAnsi" w:hAnsiTheme="majorHAnsi" w:eastAsiaTheme="majorEastAsia" w:cstheme="majorBidi"/>
+        <w:b/>
+        <w:bCs/>
+      </w:rPr>
+      <w:tblPr/>
+      <w:tcPr>
+        <w:tcBorders>
+          <w:top w:val="single" w:color="F79646" w:themeColor="accent6" w:sz="8" w:space="0"/>
+          <w:left w:val="single" w:color="F79646" w:themeColor="accent6" w:sz="8" w:space="0"/>
+          <w:bottom w:val="single" w:color="F79646" w:themeColor="accent6" w:sz="18" w:space="0"/>
+          <w:right w:val="single" w:color="F79646" w:themeColor="accent6" w:sz="8" w:space="0"/>
+          <w:insideH w:val="nil"/>
+          <w:insideV w:val="single" w:color="F79646" w:themeColor="accent6" w:sz="8" w:space="0"/>
         </w:tcBorders>
       </w:tcPr>
     </w:tblStylePr>
@@ -6618,42 +6544,42 @@
         <w:spacing w:before="0" w:after="0" w:line="240" w:lineRule="auto"/>
       </w:pPr>
       <w:rPr>
-        <w:rFonts w:asciiTheme="majorHAnsi" w:eastAsiaTheme="majorEastAsia" w:hAnsiTheme="majorHAnsi" w:cstheme="majorBidi"/>
-        <w:b/>
-        <w:bCs/>
-      </w:rPr>
-      <w:tblPr/>
-      <w:tcPr>
-        <w:tcBorders>
-          <w:top w:val="double" w:sz="6" w:space="0" w:color="F79646" w:themeColor="accent6"/>
-          <w:left w:val="single" w:sz="8" w:space="0" w:color="F79646" w:themeColor="accent6"/>
-          <w:bottom w:val="single" w:sz="8" w:space="0" w:color="F79646" w:themeColor="accent6"/>
-          <w:right w:val="single" w:sz="8" w:space="0" w:color="F79646" w:themeColor="accent6"/>
-          <w:insideH w:val="nil"/>
-          <w:insideV w:val="single" w:sz="8" w:space="0" w:color="F79646" w:themeColor="accent6"/>
+        <w:rFonts w:asciiTheme="majorHAnsi" w:hAnsiTheme="majorHAnsi" w:eastAsiaTheme="majorEastAsia" w:cstheme="majorBidi"/>
+        <w:b/>
+        <w:bCs/>
+      </w:rPr>
+      <w:tblPr/>
+      <w:tcPr>
+        <w:tcBorders>
+          <w:top w:val="double" w:color="F79646" w:themeColor="accent6" w:sz="6" w:space="0"/>
+          <w:left w:val="single" w:color="F79646" w:themeColor="accent6" w:sz="8" w:space="0"/>
+          <w:bottom w:val="single" w:color="F79646" w:themeColor="accent6" w:sz="8" w:space="0"/>
+          <w:right w:val="single" w:color="F79646" w:themeColor="accent6" w:sz="8" w:space="0"/>
+          <w:insideH w:val="nil"/>
+          <w:insideV w:val="single" w:color="F79646" w:themeColor="accent6" w:sz="8" w:space="0"/>
         </w:tcBorders>
       </w:tcPr>
     </w:tblStylePr>
     <w:tblStylePr w:type="firstCol">
       <w:rPr>
-        <w:rFonts w:asciiTheme="majorHAnsi" w:eastAsiaTheme="majorEastAsia" w:hAnsiTheme="majorHAnsi" w:cstheme="majorBidi"/>
+        <w:rFonts w:asciiTheme="majorHAnsi" w:hAnsiTheme="majorHAnsi" w:eastAsiaTheme="majorEastAsia" w:cstheme="majorBidi"/>
         <w:b/>
         <w:bCs/>
       </w:rPr>
     </w:tblStylePr>
     <w:tblStylePr w:type="lastCol">
       <w:rPr>
-        <w:rFonts w:asciiTheme="majorHAnsi" w:eastAsiaTheme="majorEastAsia" w:hAnsiTheme="majorHAnsi" w:cstheme="majorBidi"/>
-        <w:b/>
-        <w:bCs/>
-      </w:rPr>
-      <w:tblPr/>
-      <w:tcPr>
-        <w:tcBorders>
-          <w:top w:val="single" w:sz="8" w:space="0" w:color="F79646" w:themeColor="accent6"/>
-          <w:left w:val="single" w:sz="8" w:space="0" w:color="F79646" w:themeColor="accent6"/>
-          <w:bottom w:val="single" w:sz="8" w:space="0" w:color="F79646" w:themeColor="accent6"/>
-          <w:right w:val="single" w:sz="8" w:space="0" w:color="F79646" w:themeColor="accent6"/>
+        <w:rFonts w:asciiTheme="majorHAnsi" w:hAnsiTheme="majorHAnsi" w:eastAsiaTheme="majorEastAsia" w:cstheme="majorBidi"/>
+        <w:b/>
+        <w:bCs/>
+      </w:rPr>
+      <w:tblPr/>
+      <w:tcPr>
+        <w:tcBorders>
+          <w:top w:val="single" w:color="F79646" w:themeColor="accent6" w:sz="8" w:space="0"/>
+          <w:left w:val="single" w:color="F79646" w:themeColor="accent6" w:sz="8" w:space="0"/>
+          <w:bottom w:val="single" w:color="F79646" w:themeColor="accent6" w:sz="8" w:space="0"/>
+          <w:right w:val="single" w:color="F79646" w:themeColor="accent6" w:sz="8" w:space="0"/>
         </w:tcBorders>
       </w:tcPr>
     </w:tblStylePr>
@@ -6661,10 +6587,10 @@
       <w:tblPr/>
       <w:tcPr>
         <w:tcBorders>
-          <w:top w:val="single" w:sz="8" w:space="0" w:color="F79646" w:themeColor="accent6"/>
-          <w:left w:val="single" w:sz="8" w:space="0" w:color="F79646" w:themeColor="accent6"/>
-          <w:bottom w:val="single" w:sz="8" w:space="0" w:color="F79646" w:themeColor="accent6"/>
-          <w:right w:val="single" w:sz="8" w:space="0" w:color="F79646" w:themeColor="accent6"/>
+          <w:top w:val="single" w:color="F79646" w:themeColor="accent6" w:sz="8" w:space="0"/>
+          <w:left w:val="single" w:color="F79646" w:themeColor="accent6" w:sz="8" w:space="0"/>
+          <w:bottom w:val="single" w:color="F79646" w:themeColor="accent6" w:sz="8" w:space="0"/>
+          <w:right w:val="single" w:color="F79646" w:themeColor="accent6" w:sz="8" w:space="0"/>
         </w:tcBorders>
         <w:shd w:val="clear" w:color="auto" w:fill="FDE4D0" w:themeFill="accent6" w:themeFillTint="3F"/>
       </w:tcPr>
@@ -6673,11 +6599,11 @@
       <w:tblPr/>
       <w:tcPr>
         <w:tcBorders>
-          <w:top w:val="single" w:sz="8" w:space="0" w:color="F79646" w:themeColor="accent6"/>
-          <w:left w:val="single" w:sz="8" w:space="0" w:color="F79646" w:themeColor="accent6"/>
-          <w:bottom w:val="single" w:sz="8" w:space="0" w:color="F79646" w:themeColor="accent6"/>
-          <w:right w:val="single" w:sz="8" w:space="0" w:color="F79646" w:themeColor="accent6"/>
-          <w:insideV w:val="single" w:sz="8" w:space="0" w:color="F79646" w:themeColor="accent6"/>
+          <w:top w:val="single" w:color="F79646" w:themeColor="accent6" w:sz="8" w:space="0"/>
+          <w:left w:val="single" w:color="F79646" w:themeColor="accent6" w:sz="8" w:space="0"/>
+          <w:bottom w:val="single" w:color="F79646" w:themeColor="accent6" w:sz="8" w:space="0"/>
+          <w:right w:val="single" w:color="F79646" w:themeColor="accent6" w:sz="8" w:space="0"/>
+          <w:insideV w:val="single" w:color="F79646" w:themeColor="accent6" w:sz="8" w:space="0"/>
         </w:tcBorders>
         <w:shd w:val="clear" w:color="auto" w:fill="FDE4D0" w:themeFill="accent6" w:themeFillTint="3F"/>
       </w:tcPr>
@@ -6686,11 +6612,11 @@
       <w:tblPr/>
       <w:tcPr>
         <w:tcBorders>
-          <w:top w:val="single" w:sz="8" w:space="0" w:color="F79646" w:themeColor="accent6"/>
-          <w:left w:val="single" w:sz="8" w:space="0" w:color="F79646" w:themeColor="accent6"/>
-          <w:bottom w:val="single" w:sz="8" w:space="0" w:color="F79646" w:themeColor="accent6"/>
-          <w:right w:val="single" w:sz="8" w:space="0" w:color="F79646" w:themeColor="accent6"/>
-          <w:insideV w:val="single" w:sz="8" w:space="0" w:color="F79646" w:themeColor="accent6"/>
+          <w:top w:val="single" w:color="F79646" w:themeColor="accent6" w:sz="8" w:space="0"/>
+          <w:left w:val="single" w:color="F79646" w:themeColor="accent6" w:sz="8" w:space="0"/>
+          <w:bottom w:val="single" w:color="F79646" w:themeColor="accent6" w:sz="8" w:space="0"/>
+          <w:right w:val="single" w:color="F79646" w:themeColor="accent6" w:sz="8" w:space="0"/>
+          <w:insideV w:val="single" w:color="F79646" w:themeColor="accent6" w:sz="8" w:space="0"/>
         </w:tcBorders>
       </w:tcPr>
     </w:tblStylePr>
@@ -6707,11 +6633,11 @@
       <w:tblStyleRowBandSize w:val="1"/>
       <w:tblStyleColBandSize w:val="1"/>
       <w:tblBorders>
-        <w:top w:val="single" w:sz="8" w:space="0" w:color="404040" w:themeColor="text1" w:themeTint="BF"/>
-        <w:left w:val="single" w:sz="8" w:space="0" w:color="404040" w:themeColor="text1" w:themeTint="BF"/>
-        <w:bottom w:val="single" w:sz="8" w:space="0" w:color="404040" w:themeColor="text1" w:themeTint="BF"/>
-        <w:right w:val="single" w:sz="8" w:space="0" w:color="404040" w:themeColor="text1" w:themeTint="BF"/>
-        <w:insideH w:val="single" w:sz="8" w:space="0" w:color="404040" w:themeColor="text1" w:themeTint="BF"/>
+        <w:top w:val="single" w:color="404040" w:themeColor="text1" w:themeTint="BF" w:sz="8" w:space="0"/>
+        <w:left w:val="single" w:color="404040" w:themeColor="text1" w:themeTint="BF" w:sz="8" w:space="0"/>
+        <w:bottom w:val="single" w:color="404040" w:themeColor="text1" w:themeTint="BF" w:sz="8" w:space="0"/>
+        <w:right w:val="single" w:color="404040" w:themeColor="text1" w:themeTint="BF" w:sz="8" w:space="0"/>
+        <w:insideH w:val="single" w:color="404040" w:themeColor="text1" w:themeTint="BF" w:sz="8" w:space="0"/>
       </w:tblBorders>
     </w:tblPr>
     <w:tblStylePr w:type="firstRow">
@@ -6726,10 +6652,10 @@
       <w:tblPr/>
       <w:tcPr>
         <w:tcBorders>
-          <w:top w:val="single" w:sz="8" w:space="0" w:color="404040" w:themeColor="text1" w:themeTint="BF"/>
-          <w:left w:val="single" w:sz="8" w:space="0" w:color="404040" w:themeColor="text1" w:themeTint="BF"/>
-          <w:bottom w:val="single" w:sz="8" w:space="0" w:color="404040" w:themeColor="text1" w:themeTint="BF"/>
-          <w:right w:val="single" w:sz="8" w:space="0" w:color="404040" w:themeColor="text1" w:themeTint="BF"/>
+          <w:top w:val="single" w:color="404040" w:themeColor="text1" w:themeTint="BF" w:sz="8" w:space="0"/>
+          <w:left w:val="single" w:color="404040" w:themeColor="text1" w:themeTint="BF" w:sz="8" w:space="0"/>
+          <w:bottom w:val="single" w:color="404040" w:themeColor="text1" w:themeTint="BF" w:sz="8" w:space="0"/>
+          <w:right w:val="single" w:color="404040" w:themeColor="text1" w:themeTint="BF" w:sz="8" w:space="0"/>
           <w:insideH w:val="nil"/>
           <w:insideV w:val="nil"/>
         </w:tcBorders>
@@ -6747,10 +6673,10 @@
       <w:tblPr/>
       <w:tcPr>
         <w:tcBorders>
-          <w:top w:val="double" w:sz="6" w:space="0" w:color="404040" w:themeColor="text1" w:themeTint="BF"/>
-          <w:left w:val="single" w:sz="8" w:space="0" w:color="404040" w:themeColor="text1" w:themeTint="BF"/>
-          <w:bottom w:val="single" w:sz="8" w:space="0" w:color="404040" w:themeColor="text1" w:themeTint="BF"/>
-          <w:right w:val="single" w:sz="8" w:space="0" w:color="404040" w:themeColor="text1" w:themeTint="BF"/>
+          <w:top w:val="double" w:color="404040" w:themeColor="text1" w:themeTint="BF" w:sz="6" w:space="0"/>
+          <w:left w:val="single" w:color="404040" w:themeColor="text1" w:themeTint="BF" w:sz="8" w:space="0"/>
+          <w:bottom w:val="single" w:color="404040" w:themeColor="text1" w:themeTint="BF" w:sz="8" w:space="0"/>
+          <w:right w:val="single" w:color="404040" w:themeColor="text1" w:themeTint="BF" w:sz="8" w:space="0"/>
           <w:insideH w:val="nil"/>
           <w:insideV w:val="nil"/>
         </w:tcBorders>
@@ -6806,11 +6732,11 @@
       <w:tblStyleRowBandSize w:val="1"/>
       <w:tblStyleColBandSize w:val="1"/>
       <w:tblBorders>
-        <w:top w:val="single" w:sz="8" w:space="0" w:color="7BA0CD" w:themeColor="accent1" w:themeTint="BF"/>
-        <w:left w:val="single" w:sz="8" w:space="0" w:color="7BA0CD" w:themeColor="accent1" w:themeTint="BF"/>
-        <w:bottom w:val="single" w:sz="8" w:space="0" w:color="7BA0CD" w:themeColor="accent1" w:themeTint="BF"/>
-        <w:right w:val="single" w:sz="8" w:space="0" w:color="7BA0CD" w:themeColor="accent1" w:themeTint="BF"/>
-        <w:insideH w:val="single" w:sz="8" w:space="0" w:color="7BA0CD" w:themeColor="accent1" w:themeTint="BF"/>
+        <w:top w:val="single" w:color="7BA0CD" w:themeColor="accent1" w:themeTint="BF" w:sz="8" w:space="0"/>
+        <w:left w:val="single" w:color="7BA0CD" w:themeColor="accent1" w:themeTint="BF" w:sz="8" w:space="0"/>
+        <w:bottom w:val="single" w:color="7BA0CD" w:themeColor="accent1" w:themeTint="BF" w:sz="8" w:space="0"/>
+        <w:right w:val="single" w:color="7BA0CD" w:themeColor="accent1" w:themeTint="BF" w:sz="8" w:space="0"/>
+        <w:insideH w:val="single" w:color="7BA0CD" w:themeColor="accent1" w:themeTint="BF" w:sz="8" w:space="0"/>
       </w:tblBorders>
     </w:tblPr>
     <w:tblStylePr w:type="firstRow">
@@ -6825,10 +6751,10 @@
       <w:tblPr/>
       <w:tcPr>
         <w:tcBorders>
-          <w:top w:val="single" w:sz="8" w:space="0" w:color="7BA0CD" w:themeColor="accent1" w:themeTint="BF"/>
-          <w:left w:val="single" w:sz="8" w:space="0" w:color="7BA0CD" w:themeColor="accent1" w:themeTint="BF"/>
-          <w:bottom w:val="single" w:sz="8" w:space="0" w:color="7BA0CD" w:themeColor="accent1" w:themeTint="BF"/>
-          <w:right w:val="single" w:sz="8" w:space="0" w:color="7BA0CD" w:themeColor="accent1" w:themeTint="BF"/>
+          <w:top w:val="single" w:color="7BA0CD" w:themeColor="accent1" w:themeTint="BF" w:sz="8" w:space="0"/>
+          <w:left w:val="single" w:color="7BA0CD" w:themeColor="accent1" w:themeTint="BF" w:sz="8" w:space="0"/>
+          <w:bottom w:val="single" w:color="7BA0CD" w:themeColor="accent1" w:themeTint="BF" w:sz="8" w:space="0"/>
+          <w:right w:val="single" w:color="7BA0CD" w:themeColor="accent1" w:themeTint="BF" w:sz="8" w:space="0"/>
           <w:insideH w:val="nil"/>
           <w:insideV w:val="nil"/>
         </w:tcBorders>
@@ -6846,10 +6772,10 @@
       <w:tblPr/>
       <w:tcPr>
         <w:tcBorders>
-          <w:top w:val="double" w:sz="6" w:space="0" w:color="7BA0CD" w:themeColor="accent1" w:themeTint="BF"/>
-          <w:left w:val="single" w:sz="8" w:space="0" w:color="7BA0CD" w:themeColor="accent1" w:themeTint="BF"/>
-          <w:bottom w:val="single" w:sz="8" w:space="0" w:color="7BA0CD" w:themeColor="accent1" w:themeTint="BF"/>
-          <w:right w:val="single" w:sz="8" w:space="0" w:color="7BA0CD" w:themeColor="accent1" w:themeTint="BF"/>
+          <w:top w:val="double" w:color="7BA0CD" w:themeColor="accent1" w:themeTint="BF" w:sz="6" w:space="0"/>
+          <w:left w:val="single" w:color="7BA0CD" w:themeColor="accent1" w:themeTint="BF" w:sz="8" w:space="0"/>
+          <w:bottom w:val="single" w:color="7BA0CD" w:themeColor="accent1" w:themeTint="BF" w:sz="8" w:space="0"/>
+          <w:right w:val="single" w:color="7BA0CD" w:themeColor="accent1" w:themeTint="BF" w:sz="8" w:space="0"/>
           <w:insideH w:val="nil"/>
           <w:insideV w:val="nil"/>
         </w:tcBorders>
@@ -6905,11 +6831,11 @@
       <w:tblStyleRowBandSize w:val="1"/>
       <w:tblStyleColBandSize w:val="1"/>
       <w:tblBorders>
-        <w:top w:val="single" w:sz="8" w:space="0" w:color="CF7B79" w:themeColor="accent2" w:themeTint="BF"/>
-        <w:left w:val="single" w:sz="8" w:space="0" w:color="CF7B79" w:themeColor="accent2" w:themeTint="BF"/>
-        <w:bottom w:val="single" w:sz="8" w:space="0" w:color="CF7B79" w:themeColor="accent2" w:themeTint="BF"/>
-        <w:right w:val="single" w:sz="8" w:space="0" w:color="CF7B79" w:themeColor="accent2" w:themeTint="BF"/>
-        <w:insideH w:val="single" w:sz="8" w:space="0" w:color="CF7B79" w:themeColor="accent2" w:themeTint="BF"/>
+        <w:top w:val="single" w:color="CF7B79" w:themeColor="accent2" w:themeTint="BF" w:sz="8" w:space="0"/>
+        <w:left w:val="single" w:color="CF7B79" w:themeColor="accent2" w:themeTint="BF" w:sz="8" w:space="0"/>
+        <w:bottom w:val="single" w:color="CF7B79" w:themeColor="accent2" w:themeTint="BF" w:sz="8" w:space="0"/>
+        <w:right w:val="single" w:color="CF7B79" w:themeColor="accent2" w:themeTint="BF" w:sz="8" w:space="0"/>
+        <w:insideH w:val="single" w:color="CF7B79" w:themeColor="accent2" w:themeTint="BF" w:sz="8" w:space="0"/>
       </w:tblBorders>
     </w:tblPr>
     <w:tblStylePr w:type="firstRow">
@@ -6924,10 +6850,10 @@
       <w:tblPr/>
       <w:tcPr>
         <w:tcBorders>
-          <w:top w:val="single" w:sz="8" w:space="0" w:color="CF7B79" w:themeColor="accent2" w:themeTint="BF"/>
-          <w:left w:val="single" w:sz="8" w:space="0" w:color="CF7B79" w:themeColor="accent2" w:themeTint="BF"/>
-          <w:bottom w:val="single" w:sz="8" w:space="0" w:color="CF7B79" w:themeColor="accent2" w:themeTint="BF"/>
-          <w:right w:val="single" w:sz="8" w:space="0" w:color="CF7B79" w:themeColor="accent2" w:themeTint="BF"/>
+          <w:top w:val="single" w:color="CF7B79" w:themeColor="accent2" w:themeTint="BF" w:sz="8" w:space="0"/>
+          <w:left w:val="single" w:color="CF7B79" w:themeColor="accent2" w:themeTint="BF" w:sz="8" w:space="0"/>
+          <w:bottom w:val="single" w:color="CF7B79" w:themeColor="accent2" w:themeTint="BF" w:sz="8" w:space="0"/>
+          <w:right w:val="single" w:color="CF7B79" w:themeColor="accent2" w:themeTint="BF" w:sz="8" w:space="0"/>
           <w:insideH w:val="nil"/>
           <w:insideV w:val="nil"/>
         </w:tcBorders>
@@ -6945,10 +6871,10 @@
       <w:tblPr/>
       <w:tcPr>
         <w:tcBorders>
-          <w:top w:val="double" w:sz="6" w:space="0" w:color="CF7B79" w:themeColor="accent2" w:themeTint="BF"/>
-          <w:left w:val="single" w:sz="8" w:space="0" w:color="CF7B79" w:themeColor="accent2" w:themeTint="BF"/>
-          <w:bottom w:val="single" w:sz="8" w:space="0" w:color="CF7B79" w:themeColor="accent2" w:themeTint="BF"/>
-          <w:right w:val="single" w:sz="8" w:space="0" w:color="CF7B79" w:themeColor="accent2" w:themeTint="BF"/>
+          <w:top w:val="double" w:color="CF7B79" w:themeColor="accent2" w:themeTint="BF" w:sz="6" w:space="0"/>
+          <w:left w:val="single" w:color="CF7B79" w:themeColor="accent2" w:themeTint="BF" w:sz="8" w:space="0"/>
+          <w:bottom w:val="single" w:color="CF7B79" w:themeColor="accent2" w:themeTint="BF" w:sz="8" w:space="0"/>
+          <w:right w:val="single" w:color="CF7B79" w:themeColor="accent2" w:themeTint="BF" w:sz="8" w:space="0"/>
           <w:insideH w:val="nil"/>
           <w:insideV w:val="nil"/>
         </w:tcBorders>
@@ -7004,11 +6930,11 @@
       <w:tblStyleRowBandSize w:val="1"/>
       <w:tblStyleColBandSize w:val="1"/>
       <w:tblBorders>
-        <w:top w:val="single" w:sz="8" w:space="0" w:color="B3CC82" w:themeColor="accent3" w:themeTint="BF"/>
-        <w:left w:val="single" w:sz="8" w:space="0" w:color="B3CC82" w:themeColor="accent3" w:themeTint="BF"/>
-        <w:bottom w:val="single" w:sz="8" w:space="0" w:color="B3CC82" w:themeColor="accent3" w:themeTint="BF"/>
-        <w:right w:val="single" w:sz="8" w:space="0" w:color="B3CC82" w:themeColor="accent3" w:themeTint="BF"/>
-        <w:insideH w:val="single" w:sz="8" w:space="0" w:color="B3CC82" w:themeColor="accent3" w:themeTint="BF"/>
+        <w:top w:val="single" w:color="B3CC82" w:themeColor="accent3" w:themeTint="BF" w:sz="8" w:space="0"/>
+        <w:left w:val="single" w:color="B3CC82" w:themeColor="accent3" w:themeTint="BF" w:sz="8" w:space="0"/>
+        <w:bottom w:val="single" w:color="B3CC82" w:themeColor="accent3" w:themeTint="BF" w:sz="8" w:space="0"/>
+        <w:right w:val="single" w:color="B3CC82" w:themeColor="accent3" w:themeTint="BF" w:sz="8" w:space="0"/>
+        <w:insideH w:val="single" w:color="B3CC82" w:themeColor="accent3" w:themeTint="BF" w:sz="8" w:space="0"/>
       </w:tblBorders>
     </w:tblPr>
     <w:tblStylePr w:type="firstRow">
@@ -7023,10 +6949,10 @@
       <w:tblPr/>
       <w:tcPr>
         <w:tcBorders>
-          <w:top w:val="single" w:sz="8" w:space="0" w:color="B3CC82" w:themeColor="accent3" w:themeTint="BF"/>
-          <w:left w:val="single" w:sz="8" w:space="0" w:color="B3CC82" w:themeColor="accent3" w:themeTint="BF"/>
-          <w:bottom w:val="single" w:sz="8" w:space="0" w:color="B3CC82" w:themeColor="accent3" w:themeTint="BF"/>
-          <w:right w:val="single" w:sz="8" w:space="0" w:color="B3CC82" w:themeColor="accent3" w:themeTint="BF"/>
+          <w:top w:val="single" w:color="B3CC82" w:themeColor="accent3" w:themeTint="BF" w:sz="8" w:space="0"/>
+          <w:left w:val="single" w:color="B3CC82" w:themeColor="accent3" w:themeTint="BF" w:sz="8" w:space="0"/>
+          <w:bottom w:val="single" w:color="B3CC82" w:themeColor="accent3" w:themeTint="BF" w:sz="8" w:space="0"/>
+          <w:right w:val="single" w:color="B3CC82" w:themeColor="accent3" w:themeTint="BF" w:sz="8" w:space="0"/>
           <w:insideH w:val="nil"/>
           <w:insideV w:val="nil"/>
         </w:tcBorders>
@@ -7044,10 +6970,10 @@
       <w:tblPr/>
       <w:tcPr>
         <w:tcBorders>
-          <w:top w:val="double" w:sz="6" w:space="0" w:color="B3CC82" w:themeColor="accent3" w:themeTint="BF"/>
-          <w:left w:val="single" w:sz="8" w:space="0" w:color="B3CC82" w:themeColor="accent3" w:themeTint="BF"/>
-          <w:bottom w:val="single" w:sz="8" w:space="0" w:color="B3CC82" w:themeColor="accent3" w:themeTint="BF"/>
-          <w:right w:val="single" w:sz="8" w:space="0" w:color="B3CC82" w:themeColor="accent3" w:themeTint="BF"/>
+          <w:top w:val="double" w:color="B3CC82" w:themeColor="accent3" w:themeTint="BF" w:sz="6" w:space="0"/>
+          <w:left w:val="single" w:color="B3CC82" w:themeColor="accent3" w:themeTint="BF" w:sz="8" w:space="0"/>
+          <w:bottom w:val="single" w:color="B3CC82" w:themeColor="accent3" w:themeTint="BF" w:sz="8" w:space="0"/>
+          <w:right w:val="single" w:color="B3CC82" w:themeColor="accent3" w:themeTint="BF" w:sz="8" w:space="0"/>
           <w:insideH w:val="nil"/>
           <w:insideV w:val="nil"/>
         </w:tcBorders>
@@ -7103,11 +7029,11 @@
       <w:tblStyleRowBandSize w:val="1"/>
       <w:tblStyleColBandSize w:val="1"/>
       <w:tblBorders>
-        <w:top w:val="single" w:sz="8" w:space="0" w:color="9F8AB9" w:themeColor="accent4" w:themeTint="BF"/>
-        <w:left w:val="single" w:sz="8" w:space="0" w:color="9F8AB9" w:themeColor="accent4" w:themeTint="BF"/>
-        <w:bottom w:val="single" w:sz="8" w:space="0" w:color="9F8AB9" w:themeColor="accent4" w:themeTint="BF"/>
-        <w:right w:val="single" w:sz="8" w:space="0" w:color="9F8AB9" w:themeColor="accent4" w:themeTint="BF"/>
-        <w:insideH w:val="single" w:sz="8" w:space="0" w:color="9F8AB9" w:themeColor="accent4" w:themeTint="BF"/>
+        <w:top w:val="single" w:color="9F8AB9" w:themeColor="accent4" w:themeTint="BF" w:sz="8" w:space="0"/>
+        <w:left w:val="single" w:color="9F8AB9" w:themeColor="accent4" w:themeTint="BF" w:sz="8" w:space="0"/>
+        <w:bottom w:val="single" w:color="9F8AB9" w:themeColor="accent4" w:themeTint="BF" w:sz="8" w:space="0"/>
+        <w:right w:val="single" w:color="9F8AB9" w:themeColor="accent4" w:themeTint="BF" w:sz="8" w:space="0"/>
+        <w:insideH w:val="single" w:color="9F8AB9" w:themeColor="accent4" w:themeTint="BF" w:sz="8" w:space="0"/>
       </w:tblBorders>
     </w:tblPr>
     <w:tblStylePr w:type="firstRow">
@@ -7122,10 +7048,10 @@
       <w:tblPr/>
       <w:tcPr>
         <w:tcBorders>
-          <w:top w:val="single" w:sz="8" w:space="0" w:color="9F8AB9" w:themeColor="accent4" w:themeTint="BF"/>
-          <w:left w:val="single" w:sz="8" w:space="0" w:color="9F8AB9" w:themeColor="accent4" w:themeTint="BF"/>
-          <w:bottom w:val="single" w:sz="8" w:space="0" w:color="9F8AB9" w:themeColor="accent4" w:themeTint="BF"/>
-          <w:right w:val="single" w:sz="8" w:space="0" w:color="9F8AB9" w:themeColor="accent4" w:themeTint="BF"/>
+          <w:top w:val="single" w:color="9F8AB9" w:themeColor="accent4" w:themeTint="BF" w:sz="8" w:space="0"/>
+          <w:left w:val="single" w:color="9F8AB9" w:themeColor="accent4" w:themeTint="BF" w:sz="8" w:space="0"/>
+          <w:bottom w:val="single" w:color="9F8AB9" w:themeColor="accent4" w:themeTint="BF" w:sz="8" w:space="0"/>
+          <w:right w:val="single" w:color="9F8AB9" w:themeColor="accent4" w:themeTint="BF" w:sz="8" w:space="0"/>
           <w:insideH w:val="nil"/>
           <w:insideV w:val="nil"/>
         </w:tcBorders>
@@ -7143,10 +7069,10 @@
       <w:tblPr/>
       <w:tcPr>
         <w:tcBorders>
-          <w:top w:val="double" w:sz="6" w:space="0" w:color="9F8AB9" w:themeColor="accent4" w:themeTint="BF"/>
-          <w:left w:val="single" w:sz="8" w:space="0" w:color="9F8AB9" w:themeColor="accent4" w:themeTint="BF"/>
-          <w:bottom w:val="single" w:sz="8" w:space="0" w:color="9F8AB9" w:themeColor="accent4" w:themeTint="BF"/>
-          <w:right w:val="single" w:sz="8" w:space="0" w:color="9F8AB9" w:themeColor="accent4" w:themeTint="BF"/>
+          <w:top w:val="double" w:color="9F8AB9" w:themeColor="accent4" w:themeTint="BF" w:sz="6" w:space="0"/>
+          <w:left w:val="single" w:color="9F8AB9" w:themeColor="accent4" w:themeTint="BF" w:sz="8" w:space="0"/>
+          <w:bottom w:val="single" w:color="9F8AB9" w:themeColor="accent4" w:themeTint="BF" w:sz="8" w:space="0"/>
+          <w:right w:val="single" w:color="9F8AB9" w:themeColor="accent4" w:themeTint="BF" w:sz="8" w:space="0"/>
           <w:insideH w:val="nil"/>
           <w:insideV w:val="nil"/>
         </w:tcBorders>
@@ -7202,11 +7128,11 @@
       <w:tblStyleRowBandSize w:val="1"/>
       <w:tblStyleColBandSize w:val="1"/>
       <w:tblBorders>
-        <w:top w:val="single" w:sz="8" w:space="0" w:color="78C0D4" w:themeColor="accent5" w:themeTint="BF"/>
-        <w:left w:val="single" w:sz="8" w:space="0" w:color="78C0D4" w:themeColor="accent5" w:themeTint="BF"/>
-        <w:bottom w:val="single" w:sz="8" w:space="0" w:color="78C0D4" w:themeColor="accent5" w:themeTint="BF"/>
-        <w:right w:val="single" w:sz="8" w:space="0" w:color="78C0D4" w:themeColor="accent5" w:themeTint="BF"/>
-        <w:insideH w:val="single" w:sz="8" w:space="0" w:color="78C0D4" w:themeColor="accent5" w:themeTint="BF"/>
+        <w:top w:val="single" w:color="78C0D4" w:themeColor="accent5" w:themeTint="BF" w:sz="8" w:space="0"/>
+        <w:left w:val="single" w:color="78C0D4" w:themeColor="accent5" w:themeTint="BF" w:sz="8" w:space="0"/>
+        <w:bottom w:val="single" w:color="78C0D4" w:themeColor="accent5" w:themeTint="BF" w:sz="8" w:space="0"/>
+        <w:right w:val="single" w:color="78C0D4" w:themeColor="accent5" w:themeTint="BF" w:sz="8" w:space="0"/>
+        <w:insideH w:val="single" w:color="78C0D4" w:themeColor="accent5" w:themeTint="BF" w:sz="8" w:space="0"/>
       </w:tblBorders>
     </w:tblPr>
     <w:tblStylePr w:type="firstRow">
@@ -7221,10 +7147,10 @@
       <w:tblPr/>
       <w:tcPr>
         <w:tcBorders>
-          <w:top w:val="single" w:sz="8" w:space="0" w:color="78C0D4" w:themeColor="accent5" w:themeTint="BF"/>
-          <w:left w:val="single" w:sz="8" w:space="0" w:color="78C0D4" w:themeColor="accent5" w:themeTint="BF"/>
-          <w:bottom w:val="single" w:sz="8" w:space="0" w:color="78C0D4" w:themeColor="accent5" w:themeTint="BF"/>
-          <w:right w:val="single" w:sz="8" w:space="0" w:color="78C0D4" w:themeColor="accent5" w:themeTint="BF"/>
+          <w:top w:val="single" w:color="78C0D4" w:themeColor="accent5" w:themeTint="BF" w:sz="8" w:space="0"/>
+          <w:left w:val="single" w:color="78C0D4" w:themeColor="accent5" w:themeTint="BF" w:sz="8" w:space="0"/>
+          <w:bottom w:val="single" w:color="78C0D4" w:themeColor="accent5" w:themeTint="BF" w:sz="8" w:space="0"/>
+          <w:right w:val="single" w:color="78C0D4" w:themeColor="accent5" w:themeTint="BF" w:sz="8" w:space="0"/>
           <w:insideH w:val="nil"/>
           <w:insideV w:val="nil"/>
         </w:tcBorders>
@@ -7242,10 +7168,10 @@
       <w:tblPr/>
       <w:tcPr>
         <w:tcBorders>
-          <w:top w:val="double" w:sz="6" w:space="0" w:color="78C0D4" w:themeColor="accent5" w:themeTint="BF"/>
-          <w:left w:val="single" w:sz="8" w:space="0" w:color="78C0D4" w:themeColor="accent5" w:themeTint="BF"/>
-          <w:bottom w:val="single" w:sz="8" w:space="0" w:color="78C0D4" w:themeColor="accent5" w:themeTint="BF"/>
-          <w:right w:val="single" w:sz="8" w:space="0" w:color="78C0D4" w:themeColor="accent5" w:themeTint="BF"/>
+          <w:top w:val="double" w:color="78C0D4" w:themeColor="accent5" w:themeTint="BF" w:sz="6" w:space="0"/>
+          <w:left w:val="single" w:color="78C0D4" w:themeColor="accent5" w:themeTint="BF" w:sz="8" w:space="0"/>
+          <w:bottom w:val="single" w:color="78C0D4" w:themeColor="accent5" w:themeTint="BF" w:sz="8" w:space="0"/>
+          <w:right w:val="single" w:color="78C0D4" w:themeColor="accent5" w:themeTint="BF" w:sz="8" w:space="0"/>
           <w:insideH w:val="nil"/>
           <w:insideV w:val="nil"/>
         </w:tcBorders>
@@ -7301,11 +7227,11 @@
       <w:tblStyleRowBandSize w:val="1"/>
       <w:tblStyleColBandSize w:val="1"/>
       <w:tblBorders>
-        <w:top w:val="single" w:sz="8" w:space="0" w:color="F9B074" w:themeColor="accent6" w:themeTint="BF"/>
-        <w:left w:val="single" w:sz="8" w:space="0" w:color="F9B074" w:themeColor="accent6" w:themeTint="BF"/>
-        <w:bottom w:val="single" w:sz="8" w:space="0" w:color="F9B074" w:themeColor="accent6" w:themeTint="BF"/>
-        <w:right w:val="single" w:sz="8" w:space="0" w:color="F9B074" w:themeColor="accent6" w:themeTint="BF"/>
-        <w:insideH w:val="single" w:sz="8" w:space="0" w:color="F9B074" w:themeColor="accent6" w:themeTint="BF"/>
+        <w:top w:val="single" w:color="F9B074" w:themeColor="accent6" w:themeTint="BF" w:sz="8" w:space="0"/>
+        <w:left w:val="single" w:color="F9B074" w:themeColor="accent6" w:themeTint="BF" w:sz="8" w:space="0"/>
+        <w:bottom w:val="single" w:color="F9B074" w:themeColor="accent6" w:themeTint="BF" w:sz="8" w:space="0"/>
+        <w:right w:val="single" w:color="F9B074" w:themeColor="accent6" w:themeTint="BF" w:sz="8" w:space="0"/>
+        <w:insideH w:val="single" w:color="F9B074" w:themeColor="accent6" w:themeTint="BF" w:sz="8" w:space="0"/>
       </w:tblBorders>
     </w:tblPr>
     <w:tblStylePr w:type="firstRow">
@@ -7320,10 +7246,10 @@
       <w:tblPr/>
       <w:tcPr>
         <w:tcBorders>
-          <w:top w:val="single" w:sz="8" w:space="0" w:color="F9B074" w:themeColor="accent6" w:themeTint="BF"/>
-          <w:left w:val="single" w:sz="8" w:space="0" w:color="F9B074" w:themeColor="accent6" w:themeTint="BF"/>
-          <w:bottom w:val="single" w:sz="8" w:space="0" w:color="F9B074" w:themeColor="accent6" w:themeTint="BF"/>
-          <w:right w:val="single" w:sz="8" w:space="0" w:color="F9B074" w:themeColor="accent6" w:themeTint="BF"/>
+          <w:top w:val="single" w:color="F9B074" w:themeColor="accent6" w:themeTint="BF" w:sz="8" w:space="0"/>
+          <w:left w:val="single" w:color="F9B074" w:themeColor="accent6" w:themeTint="BF" w:sz="8" w:space="0"/>
+          <w:bottom w:val="single" w:color="F9B074" w:themeColor="accent6" w:themeTint="BF" w:sz="8" w:space="0"/>
+          <w:right w:val="single" w:color="F9B074" w:themeColor="accent6" w:themeTint="BF" w:sz="8" w:space="0"/>
           <w:insideH w:val="nil"/>
           <w:insideV w:val="nil"/>
         </w:tcBorders>
@@ -7341,10 +7267,10 @@
       <w:tblPr/>
       <w:tcPr>
         <w:tcBorders>
-          <w:top w:val="double" w:sz="6" w:space="0" w:color="F9B074" w:themeColor="accent6" w:themeTint="BF"/>
-          <w:left w:val="single" w:sz="8" w:space="0" w:color="F9B074" w:themeColor="accent6" w:themeTint="BF"/>
-          <w:bottom w:val="single" w:sz="8" w:space="0" w:color="F9B074" w:themeColor="accent6" w:themeTint="BF"/>
-          <w:right w:val="single" w:sz="8" w:space="0" w:color="F9B074" w:themeColor="accent6" w:themeTint="BF"/>
+          <w:top w:val="double" w:color="F9B074" w:themeColor="accent6" w:themeTint="BF" w:sz="6" w:space="0"/>
+          <w:left w:val="single" w:color="F9B074" w:themeColor="accent6" w:themeTint="BF" w:sz="8" w:space="0"/>
+          <w:bottom w:val="single" w:color="F9B074" w:themeColor="accent6" w:themeTint="BF" w:sz="8" w:space="0"/>
+          <w:right w:val="single" w:color="F9B074" w:themeColor="accent6" w:themeTint="BF" w:sz="8" w:space="0"/>
           <w:insideH w:val="nil"/>
           <w:insideV w:val="nil"/>
         </w:tcBorders>
@@ -7400,8 +7326,8 @@
       <w:tblStyleRowBandSize w:val="1"/>
       <w:tblStyleColBandSize w:val="1"/>
       <w:tblBorders>
-        <w:top w:val="single" w:sz="18" w:space="0" w:color="auto"/>
-        <w:bottom w:val="single" w:sz="18" w:space="0" w:color="auto"/>
+        <w:top w:val="single" w:color="auto" w:sz="18" w:space="0"/>
+        <w:bottom w:val="single" w:color="auto" w:sz="18" w:space="0"/>
       </w:tblBorders>
     </w:tblPr>
     <w:tblStylePr w:type="firstRow">
@@ -7416,9 +7342,9 @@
       <w:tblPr/>
       <w:tcPr>
         <w:tcBorders>
-          <w:top w:val="single" w:sz="18" w:space="0" w:color="auto"/>
-          <w:left w:val="nil"/>
-          <w:bottom w:val="single" w:sz="18" w:space="0" w:color="auto"/>
+          <w:top w:val="single" w:color="auto" w:sz="18" w:space="0"/>
+          <w:left w:val="nil"/>
+          <w:bottom w:val="single" w:color="auto" w:sz="18" w:space="0"/>
           <w:right w:val="nil"/>
           <w:insideH w:val="nil"/>
           <w:insideV w:val="nil"/>
@@ -7436,9 +7362,9 @@
       <w:tblPr/>
       <w:tcPr>
         <w:tcBorders>
-          <w:top w:val="double" w:sz="6" w:space="0" w:color="auto"/>
-          <w:left w:val="nil"/>
-          <w:bottom w:val="single" w:sz="18" w:space="0" w:color="auto"/>
+          <w:top w:val="double" w:color="auto" w:sz="6" w:space="0"/>
+          <w:left w:val="nil"/>
+          <w:bottom w:val="single" w:color="auto" w:sz="18" w:space="0"/>
           <w:right w:val="nil"/>
           <w:insideH w:val="nil"/>
           <w:insideV w:val="nil"/>
@@ -7457,7 +7383,7 @@
         <w:tcBorders>
           <w:top w:val="nil"/>
           <w:left w:val="nil"/>
-          <w:bottom w:val="single" w:sz="18" w:space="0" w:color="auto"/>
+          <w:bottom w:val="single" w:color="auto" w:sz="18" w:space="0"/>
           <w:right w:val="nil"/>
           <w:insideH w:val="nil"/>
           <w:insideV w:val="nil"/>
@@ -7504,9 +7430,9 @@
       <w:tblPr/>
       <w:tcPr>
         <w:tcBorders>
-          <w:top w:val="single" w:sz="18" w:space="0" w:color="auto"/>
-          <w:left w:val="nil"/>
-          <w:bottom w:val="single" w:sz="18" w:space="0" w:color="auto"/>
+          <w:top w:val="single" w:color="auto" w:sz="18" w:space="0"/>
+          <w:left w:val="nil"/>
+          <w:bottom w:val="single" w:color="auto" w:sz="18" w:space="0"/>
           <w:right w:val="nil"/>
           <w:insideH w:val="nil"/>
           <w:insideV w:val="nil"/>
@@ -7520,9 +7446,9 @@
       <w:tblPr/>
       <w:tcPr>
         <w:tcBorders>
-          <w:top w:val="single" w:sz="18" w:space="0" w:color="auto"/>
-          <w:left w:val="nil"/>
-          <w:bottom w:val="single" w:sz="18" w:space="0" w:color="auto"/>
+          <w:top w:val="single" w:color="auto" w:sz="18" w:space="0"/>
+          <w:left w:val="nil"/>
+          <w:bottom w:val="single" w:color="auto" w:sz="18" w:space="0"/>
           <w:right w:val="nil"/>
           <w:insideH w:val="nil"/>
           <w:insideV w:val="nil"/>
@@ -7542,8 +7468,8 @@
       <w:tblStyleRowBandSize w:val="1"/>
       <w:tblStyleColBandSize w:val="1"/>
       <w:tblBorders>
-        <w:top w:val="single" w:sz="18" w:space="0" w:color="auto"/>
-        <w:bottom w:val="single" w:sz="18" w:space="0" w:color="auto"/>
+        <w:top w:val="single" w:color="auto" w:sz="18" w:space="0"/>
+        <w:bottom w:val="single" w:color="auto" w:sz="18" w:space="0"/>
       </w:tblBorders>
     </w:tblPr>
     <w:tblStylePr w:type="firstRow">
@@ -7558,9 +7484,9 @@
       <w:tblPr/>
       <w:tcPr>
         <w:tcBorders>
-          <w:top w:val="single" w:sz="18" w:space="0" w:color="auto"/>
-          <w:left w:val="nil"/>
-          <w:bottom w:val="single" w:sz="18" w:space="0" w:color="auto"/>
+          <w:top w:val="single" w:color="auto" w:sz="18" w:space="0"/>
+          <w:left w:val="nil"/>
+          <w:bottom w:val="single" w:color="auto" w:sz="18" w:space="0"/>
           <w:right w:val="nil"/>
           <w:insideH w:val="nil"/>
           <w:insideV w:val="nil"/>
@@ -7578,9 +7504,9 @@
       <w:tblPr/>
       <w:tcPr>
         <w:tcBorders>
-          <w:top w:val="double" w:sz="6" w:space="0" w:color="auto"/>
-          <w:left w:val="nil"/>
-          <w:bottom w:val="single" w:sz="18" w:space="0" w:color="auto"/>
+          <w:top w:val="double" w:color="auto" w:sz="6" w:space="0"/>
+          <w:left w:val="nil"/>
+          <w:bottom w:val="single" w:color="auto" w:sz="18" w:space="0"/>
           <w:right w:val="nil"/>
           <w:insideH w:val="nil"/>
           <w:insideV w:val="nil"/>
@@ -7599,7 +7525,7 @@
         <w:tcBorders>
           <w:top w:val="nil"/>
           <w:left w:val="nil"/>
-          <w:bottom w:val="single" w:sz="18" w:space="0" w:color="auto"/>
+          <w:bottom w:val="single" w:color="auto" w:sz="18" w:space="0"/>
           <w:right w:val="nil"/>
           <w:insideH w:val="nil"/>
           <w:insideV w:val="nil"/>
@@ -7646,9 +7572,9 @@
       <w:tblPr/>
       <w:tcPr>
         <w:tcBorders>
-          <w:top w:val="single" w:sz="18" w:space="0" w:color="auto"/>
-          <w:left w:val="nil"/>
-          <w:bottom w:val="single" w:sz="18" w:space="0" w:color="auto"/>
+          <w:top w:val="single" w:color="auto" w:sz="18" w:space="0"/>
+          <w:left w:val="nil"/>
+          <w:bottom w:val="single" w:color="auto" w:sz="18" w:space="0"/>
           <w:right w:val="nil"/>
           <w:insideH w:val="nil"/>
           <w:insideV w:val="nil"/>
@@ -7662,9 +7588,9 @@
       <w:tblPr/>
       <w:tcPr>
         <w:tcBorders>
-          <w:top w:val="single" w:sz="18" w:space="0" w:color="auto"/>
-          <w:left w:val="nil"/>
-          <w:bottom w:val="single" w:sz="18" w:space="0" w:color="auto"/>
+          <w:top w:val="single" w:color="auto" w:sz="18" w:space="0"/>
+          <w:left w:val="nil"/>
+          <w:bottom w:val="single" w:color="auto" w:sz="18" w:space="0"/>
           <w:right w:val="nil"/>
           <w:insideH w:val="nil"/>
           <w:insideV w:val="nil"/>
@@ -7684,8 +7610,8 @@
       <w:tblStyleRowBandSize w:val="1"/>
       <w:tblStyleColBandSize w:val="1"/>
       <w:tblBorders>
-        <w:top w:val="single" w:sz="18" w:space="0" w:color="auto"/>
-        <w:bottom w:val="single" w:sz="18" w:space="0" w:color="auto"/>
+        <w:top w:val="single" w:color="auto" w:sz="18" w:space="0"/>
+        <w:bottom w:val="single" w:color="auto" w:sz="18" w:space="0"/>
       </w:tblBorders>
     </w:tblPr>
     <w:tblStylePr w:type="firstRow">
@@ -7700,9 +7626,9 @@
       <w:tblPr/>
       <w:tcPr>
         <w:tcBorders>
-          <w:top w:val="single" w:sz="18" w:space="0" w:color="auto"/>
-          <w:left w:val="nil"/>
-          <w:bottom w:val="single" w:sz="18" w:space="0" w:color="auto"/>
+          <w:top w:val="single" w:color="auto" w:sz="18" w:space="0"/>
+          <w:left w:val="nil"/>
+          <w:bottom w:val="single" w:color="auto" w:sz="18" w:space="0"/>
           <w:right w:val="nil"/>
           <w:insideH w:val="nil"/>
           <w:insideV w:val="nil"/>
@@ -7720,9 +7646,9 @@
       <w:tblPr/>
       <w:tcPr>
         <w:tcBorders>
-          <w:top w:val="double" w:sz="6" w:space="0" w:color="auto"/>
-          <w:left w:val="nil"/>
-          <w:bottom w:val="single" w:sz="18" w:space="0" w:color="auto"/>
+          <w:top w:val="double" w:color="auto" w:sz="6" w:space="0"/>
+          <w:left w:val="nil"/>
+          <w:bottom w:val="single" w:color="auto" w:sz="18" w:space="0"/>
           <w:right w:val="nil"/>
           <w:insideH w:val="nil"/>
           <w:insideV w:val="nil"/>
@@ -7741,7 +7667,7 @@
         <w:tcBorders>
           <w:top w:val="nil"/>
           <w:left w:val="nil"/>
-          <w:bottom w:val="single" w:sz="18" w:space="0" w:color="auto"/>
+          <w:bottom w:val="single" w:color="auto" w:sz="18" w:space="0"/>
           <w:right w:val="nil"/>
           <w:insideH w:val="nil"/>
           <w:insideV w:val="nil"/>
@@ -7788,9 +7714,9 @@
       <w:tblPr/>
       <w:tcPr>
         <w:tcBorders>
-          <w:top w:val="single" w:sz="18" w:space="0" w:color="auto"/>
-          <w:left w:val="nil"/>
-          <w:bottom w:val="single" w:sz="18" w:space="0" w:color="auto"/>
+          <w:top w:val="single" w:color="auto" w:sz="18" w:space="0"/>
+          <w:left w:val="nil"/>
+          <w:bottom w:val="single" w:color="auto" w:sz="18" w:space="0"/>
           <w:right w:val="nil"/>
           <w:insideH w:val="nil"/>
           <w:insideV w:val="nil"/>
@@ -7804,9 +7730,9 @@
       <w:tblPr/>
       <w:tcPr>
         <w:tcBorders>
-          <w:top w:val="single" w:sz="18" w:space="0" w:color="auto"/>
-          <w:left w:val="nil"/>
-          <w:bottom w:val="single" w:sz="18" w:space="0" w:color="auto"/>
+          <w:top w:val="single" w:color="auto" w:sz="18" w:space="0"/>
+          <w:left w:val="nil"/>
+          <w:bottom w:val="single" w:color="auto" w:sz="18" w:space="0"/>
           <w:right w:val="nil"/>
           <w:insideH w:val="nil"/>
           <w:insideV w:val="nil"/>
@@ -7826,8 +7752,8 @@
       <w:tblStyleRowBandSize w:val="1"/>
       <w:tblStyleColBandSize w:val="1"/>
       <w:tblBorders>
-        <w:top w:val="single" w:sz="18" w:space="0" w:color="auto"/>
-        <w:bottom w:val="single" w:sz="18" w:space="0" w:color="auto"/>
+        <w:top w:val="single" w:color="auto" w:sz="18" w:space="0"/>
+        <w:bottom w:val="single" w:color="auto" w:sz="18" w:space="0"/>
       </w:tblBorders>
     </w:tblPr>
     <w:tblStylePr w:type="firstRow">
@@ -7842,9 +7768,9 @@
       <w:tblPr/>
       <w:tcPr>
         <w:tcBorders>
-          <w:top w:val="single" w:sz="18" w:space="0" w:color="auto"/>
-          <w:left w:val="nil"/>
-          <w:bottom w:val="single" w:sz="18" w:space="0" w:color="auto"/>
+          <w:top w:val="single" w:color="auto" w:sz="18" w:space="0"/>
+          <w:left w:val="nil"/>
+          <w:bottom w:val="single" w:color="auto" w:sz="18" w:space="0"/>
           <w:right w:val="nil"/>
           <w:insideH w:val="nil"/>
           <w:insideV w:val="nil"/>
@@ -7862,9 +7788,9 @@
       <w:tblPr/>
       <w:tcPr>
         <w:tcBorders>
-          <w:top w:val="double" w:sz="6" w:space="0" w:color="auto"/>
-          <w:left w:val="nil"/>
-          <w:bottom w:val="single" w:sz="18" w:space="0" w:color="auto"/>
+          <w:top w:val="double" w:color="auto" w:sz="6" w:space="0"/>
+          <w:left w:val="nil"/>
+          <w:bottom w:val="single" w:color="auto" w:sz="18" w:space="0"/>
           <w:right w:val="nil"/>
           <w:insideH w:val="nil"/>
           <w:insideV w:val="nil"/>
@@ -7883,7 +7809,7 @@
         <w:tcBorders>
           <w:top w:val="nil"/>
           <w:left w:val="nil"/>
-          <w:bottom w:val="single" w:sz="18" w:space="0" w:color="auto"/>
+          <w:bottom w:val="single" w:color="auto" w:sz="18" w:space="0"/>
           <w:right w:val="nil"/>
           <w:insideH w:val="nil"/>
           <w:insideV w:val="nil"/>
@@ -7930,9 +7856,9 @@
       <w:tblPr/>
       <w:tcPr>
         <w:tcBorders>
-          <w:top w:val="single" w:sz="18" w:space="0" w:color="auto"/>
-          <w:left w:val="nil"/>
-          <w:bottom w:val="single" w:sz="18" w:space="0" w:color="auto"/>
+          <w:top w:val="single" w:color="auto" w:sz="18" w:space="0"/>
+          <w:left w:val="nil"/>
+          <w:bottom w:val="single" w:color="auto" w:sz="18" w:space="0"/>
           <w:right w:val="nil"/>
           <w:insideH w:val="nil"/>
           <w:insideV w:val="nil"/>
@@ -7946,9 +7872,9 @@
       <w:tblPr/>
       <w:tcPr>
         <w:tcBorders>
-          <w:top w:val="single" w:sz="18" w:space="0" w:color="auto"/>
-          <w:left w:val="nil"/>
-          <w:bottom w:val="single" w:sz="18" w:space="0" w:color="auto"/>
+          <w:top w:val="single" w:color="auto" w:sz="18" w:space="0"/>
+          <w:left w:val="nil"/>
+          <w:bottom w:val="single" w:color="auto" w:sz="18" w:space="0"/>
           <w:right w:val="nil"/>
           <w:insideH w:val="nil"/>
           <w:insideV w:val="nil"/>
@@ -7968,8 +7894,8 @@
       <w:tblStyleRowBandSize w:val="1"/>
       <w:tblStyleColBandSize w:val="1"/>
       <w:tblBorders>
-        <w:top w:val="single" w:sz="18" w:space="0" w:color="auto"/>
-        <w:bottom w:val="single" w:sz="18" w:space="0" w:color="auto"/>
+        <w:top w:val="single" w:color="auto" w:sz="18" w:space="0"/>
+        <w:bottom w:val="single" w:color="auto" w:sz="18" w:space="0"/>
       </w:tblBorders>
     </w:tblPr>
     <w:tblStylePr w:type="firstRow">
@@ -7984,9 +7910,9 @@
       <w:tblPr/>
       <w:tcPr>
         <w:tcBorders>
-          <w:top w:val="single" w:sz="18" w:space="0" w:color="auto"/>
-          <w:left w:val="nil"/>
-          <w:bottom w:val="single" w:sz="18" w:space="0" w:color="auto"/>
+          <w:top w:val="single" w:color="auto" w:sz="18" w:space="0"/>
+          <w:left w:val="nil"/>
+          <w:bottom w:val="single" w:color="auto" w:sz="18" w:space="0"/>
           <w:right w:val="nil"/>
           <w:insideH w:val="nil"/>
           <w:insideV w:val="nil"/>
@@ -8004,9 +7930,9 @@
       <w:tblPr/>
       <w:tcPr>
         <w:tcBorders>
-          <w:top w:val="double" w:sz="6" w:space="0" w:color="auto"/>
-          <w:left w:val="nil"/>
-          <w:bottom w:val="single" w:sz="18" w:space="0" w:color="auto"/>
+          <w:top w:val="double" w:color="auto" w:sz="6" w:space="0"/>
+          <w:left w:val="nil"/>
+          <w:bottom w:val="single" w:color="auto" w:sz="18" w:space="0"/>
           <w:right w:val="nil"/>
           <w:insideH w:val="nil"/>
           <w:insideV w:val="nil"/>
@@ -8025,7 +7951,7 @@
         <w:tcBorders>
           <w:top w:val="nil"/>
           <w:left w:val="nil"/>
-          <w:bottom w:val="single" w:sz="18" w:space="0" w:color="auto"/>
+          <w:bottom w:val="single" w:color="auto" w:sz="18" w:space="0"/>
           <w:right w:val="nil"/>
           <w:insideH w:val="nil"/>
           <w:insideV w:val="nil"/>
@@ -8072,9 +7998,9 @@
       <w:tblPr/>
       <w:tcPr>
         <w:tcBorders>
-          <w:top w:val="single" w:sz="18" w:space="0" w:color="auto"/>
-          <w:left w:val="nil"/>
-          <w:bottom w:val="single" w:sz="18" w:space="0" w:color="auto"/>
+          <w:top w:val="single" w:color="auto" w:sz="18" w:space="0"/>
+          <w:left w:val="nil"/>
+          <w:bottom w:val="single" w:color="auto" w:sz="18" w:space="0"/>
           <w:right w:val="nil"/>
           <w:insideH w:val="nil"/>
           <w:insideV w:val="nil"/>
@@ -8088,9 +8014,9 @@
       <w:tblPr/>
       <w:tcPr>
         <w:tcBorders>
-          <w:top w:val="single" w:sz="18" w:space="0" w:color="auto"/>
-          <w:left w:val="nil"/>
-          <w:bottom w:val="single" w:sz="18" w:space="0" w:color="auto"/>
+          <w:top w:val="single" w:color="auto" w:sz="18" w:space="0"/>
+          <w:left w:val="nil"/>
+          <w:bottom w:val="single" w:color="auto" w:sz="18" w:space="0"/>
           <w:right w:val="nil"/>
           <w:insideH w:val="nil"/>
           <w:insideV w:val="nil"/>
@@ -8110,8 +8036,8 @@
       <w:tblStyleRowBandSize w:val="1"/>
       <w:tblStyleColBandSize w:val="1"/>
       <w:tblBorders>
-        <w:top w:val="single" w:sz="18" w:space="0" w:color="auto"/>
-        <w:bottom w:val="single" w:sz="18" w:space="0" w:color="auto"/>
+        <w:top w:val="single" w:color="auto" w:sz="18" w:space="0"/>
+        <w:bottom w:val="single" w:color="auto" w:sz="18" w:space="0"/>
       </w:tblBorders>
     </w:tblPr>
     <w:tblStylePr w:type="firstRow">
@@ -8126,9 +8052,9 @@
       <w:tblPr/>
       <w:tcPr>
         <w:tcBorders>
-          <w:top w:val="single" w:sz="18" w:space="0" w:color="auto"/>
-          <w:left w:val="nil"/>
-          <w:bottom w:val="single" w:sz="18" w:space="0" w:color="auto"/>
+          <w:top w:val="single" w:color="auto" w:sz="18" w:space="0"/>
+          <w:left w:val="nil"/>
+          <w:bottom w:val="single" w:color="auto" w:sz="18" w:space="0"/>
           <w:right w:val="nil"/>
           <w:insideH w:val="nil"/>
           <w:insideV w:val="nil"/>
@@ -8146,9 +8072,9 @@
       <w:tblPr/>
       <w:tcPr>
         <w:tcBorders>
-          <w:top w:val="double" w:sz="6" w:space="0" w:color="auto"/>
-          <w:left w:val="nil"/>
-          <w:bottom w:val="single" w:sz="18" w:space="0" w:color="auto"/>
+          <w:top w:val="double" w:color="auto" w:sz="6" w:space="0"/>
+          <w:left w:val="nil"/>
+          <w:bottom w:val="single" w:color="auto" w:sz="18" w:space="0"/>
           <w:right w:val="nil"/>
           <w:insideH w:val="nil"/>
           <w:insideV w:val="nil"/>
@@ -8167,7 +8093,7 @@
         <w:tcBorders>
           <w:top w:val="nil"/>
           <w:left w:val="nil"/>
-          <w:bottom w:val="single" w:sz="18" w:space="0" w:color="auto"/>
+          <w:bottom w:val="single" w:color="auto" w:sz="18" w:space="0"/>
           <w:right w:val="nil"/>
           <w:insideH w:val="nil"/>
           <w:insideV w:val="nil"/>
@@ -8214,9 +8140,9 @@
       <w:tblPr/>
       <w:tcPr>
         <w:tcBorders>
-          <w:top w:val="single" w:sz="18" w:space="0" w:color="auto"/>
-          <w:left w:val="nil"/>
-          <w:bottom w:val="single" w:sz="18" w:space="0" w:color="auto"/>
+          <w:top w:val="single" w:color="auto" w:sz="18" w:space="0"/>
+          <w:left w:val="nil"/>
+          <w:bottom w:val="single" w:color="auto" w:sz="18" w:space="0"/>
           <w:right w:val="nil"/>
           <w:insideH w:val="nil"/>
           <w:insideV w:val="nil"/>
@@ -8230,9 +8156,9 @@
       <w:tblPr/>
       <w:tcPr>
         <w:tcBorders>
-          <w:top w:val="single" w:sz="18" w:space="0" w:color="auto"/>
-          <w:left w:val="nil"/>
-          <w:bottom w:val="single" w:sz="18" w:space="0" w:color="auto"/>
+          <w:top w:val="single" w:color="auto" w:sz="18" w:space="0"/>
+          <w:left w:val="nil"/>
+          <w:bottom w:val="single" w:color="auto" w:sz="18" w:space="0"/>
           <w:right w:val="nil"/>
           <w:insideH w:val="nil"/>
           <w:insideV w:val="nil"/>
@@ -8252,8 +8178,8 @@
       <w:tblStyleRowBandSize w:val="1"/>
       <w:tblStyleColBandSize w:val="1"/>
       <w:tblBorders>
-        <w:top w:val="single" w:sz="18" w:space="0" w:color="auto"/>
-        <w:bottom w:val="single" w:sz="18" w:space="0" w:color="auto"/>
+        <w:top w:val="single" w:color="auto" w:sz="18" w:space="0"/>
+        <w:bottom w:val="single" w:color="auto" w:sz="18" w:space="0"/>
       </w:tblBorders>
     </w:tblPr>
     <w:tblStylePr w:type="firstRow">
@@ -8268,9 +8194,9 @@
       <w:tblPr/>
       <w:tcPr>
         <w:tcBorders>
-          <w:top w:val="single" w:sz="18" w:space="0" w:color="auto"/>
-          <w:left w:val="nil"/>
-          <w:bottom w:val="single" w:sz="18" w:space="0" w:color="auto"/>
+          <w:top w:val="single" w:color="auto" w:sz="18" w:space="0"/>
+          <w:left w:val="nil"/>
+          <w:bottom w:val="single" w:color="auto" w:sz="18" w:space="0"/>
           <w:right w:val="nil"/>
           <w:insideH w:val="nil"/>
           <w:insideV w:val="nil"/>
@@ -8288,9 +8214,9 @@
       <w:tblPr/>
       <w:tcPr>
         <w:tcBorders>
-          <w:top w:val="double" w:sz="6" w:space="0" w:color="auto"/>
-          <w:left w:val="nil"/>
-          <w:bottom w:val="single" w:sz="18" w:space="0" w:color="auto"/>
+          <w:top w:val="double" w:color="auto" w:sz="6" w:space="0"/>
+          <w:left w:val="nil"/>
+          <w:bottom w:val="single" w:color="auto" w:sz="18" w:space="0"/>
           <w:right w:val="nil"/>
           <w:insideH w:val="nil"/>
           <w:insideV w:val="nil"/>
@@ -8309,7 +8235,7 @@
         <w:tcBorders>
           <w:top w:val="nil"/>
           <w:left w:val="nil"/>
-          <w:bottom w:val="single" w:sz="18" w:space="0" w:color="auto"/>
+          <w:bottom w:val="single" w:color="auto" w:sz="18" w:space="0"/>
           <w:right w:val="nil"/>
           <w:insideH w:val="nil"/>
           <w:insideV w:val="nil"/>
@@ -8356,9 +8282,9 @@
       <w:tblPr/>
       <w:tcPr>
         <w:tcBorders>
-          <w:top w:val="single" w:sz="18" w:space="0" w:color="auto"/>
-          <w:left w:val="nil"/>
-          <w:bottom w:val="single" w:sz="18" w:space="0" w:color="auto"/>
+          <w:top w:val="single" w:color="auto" w:sz="18" w:space="0"/>
+          <w:left w:val="nil"/>
+          <w:bottom w:val="single" w:color="auto" w:sz="18" w:space="0"/>
           <w:right w:val="nil"/>
           <w:insideH w:val="nil"/>
           <w:insideV w:val="nil"/>
@@ -8372,9 +8298,9 @@
       <w:tblPr/>
       <w:tcPr>
         <w:tcBorders>
-          <w:top w:val="single" w:sz="18" w:space="0" w:color="auto"/>
-          <w:left w:val="nil"/>
-          <w:bottom w:val="single" w:sz="18" w:space="0" w:color="auto"/>
+          <w:top w:val="single" w:color="auto" w:sz="18" w:space="0"/>
+          <w:left w:val="nil"/>
+          <w:bottom w:val="single" w:color="auto" w:sz="18" w:space="0"/>
           <w:right w:val="nil"/>
           <w:insideH w:val="nil"/>
           <w:insideV w:val="nil"/>
@@ -8397,19 +8323,19 @@
       <w:tblStyleRowBandSize w:val="1"/>
       <w:tblStyleColBandSize w:val="1"/>
       <w:tblBorders>
-        <w:top w:val="single" w:sz="8" w:space="0" w:color="000000" w:themeColor="text1"/>
-        <w:bottom w:val="single" w:sz="8" w:space="0" w:color="000000" w:themeColor="text1"/>
+        <w:top w:val="single" w:color="000000" w:themeColor="text1" w:sz="8" w:space="0"/>
+        <w:bottom w:val="single" w:color="000000" w:themeColor="text1" w:sz="8" w:space="0"/>
       </w:tblBorders>
     </w:tblPr>
     <w:tblStylePr w:type="firstRow">
       <w:rPr>
-        <w:rFonts w:asciiTheme="majorHAnsi" w:eastAsiaTheme="majorEastAsia" w:hAnsiTheme="majorHAnsi" w:cstheme="majorBidi"/>
+        <w:rFonts w:asciiTheme="majorHAnsi" w:hAnsiTheme="majorHAnsi" w:eastAsiaTheme="majorEastAsia" w:cstheme="majorBidi"/>
       </w:rPr>
       <w:tblPr/>
       <w:tcPr>
         <w:tcBorders>
           <w:top w:val="nil"/>
-          <w:bottom w:val="single" w:sz="8" w:space="0" w:color="000000" w:themeColor="text1"/>
+          <w:bottom w:val="single" w:color="000000" w:themeColor="text1" w:sz="8" w:space="0"/>
         </w:tcBorders>
       </w:tcPr>
     </w:tblStylePr>
@@ -8422,8 +8348,8 @@
       <w:tblPr/>
       <w:tcPr>
         <w:tcBorders>
-          <w:top w:val="single" w:sz="8" w:space="0" w:color="000000" w:themeColor="text1"/>
-          <w:bottom w:val="single" w:sz="8" w:space="0" w:color="000000" w:themeColor="text1"/>
+          <w:top w:val="single" w:color="000000" w:themeColor="text1" w:sz="8" w:space="0"/>
+          <w:bottom w:val="single" w:color="000000" w:themeColor="text1" w:sz="8" w:space="0"/>
         </w:tcBorders>
       </w:tcPr>
     </w:tblStylePr>
@@ -8441,8 +8367,8 @@
       <w:tblPr/>
       <w:tcPr>
         <w:tcBorders>
-          <w:top w:val="single" w:sz="8" w:space="0" w:color="000000" w:themeColor="text1"/>
-          <w:bottom w:val="single" w:sz="8" w:space="0" w:color="000000" w:themeColor="text1"/>
+          <w:top w:val="single" w:color="000000" w:themeColor="text1" w:sz="8" w:space="0"/>
+          <w:bottom w:val="single" w:color="000000" w:themeColor="text1" w:sz="8" w:space="0"/>
         </w:tcBorders>
       </w:tcPr>
     </w:tblStylePr>
@@ -8474,19 +8400,19 @@
       <w:tblStyleRowBandSize w:val="1"/>
       <w:tblStyleColBandSize w:val="1"/>
       <w:tblBorders>
-        <w:top w:val="single" w:sz="8" w:space="0" w:color="4F81BD" w:themeColor="accent1"/>
-        <w:bottom w:val="single" w:sz="8" w:space="0" w:color="4F81BD" w:themeColor="accent1"/>
+        <w:top w:val="single" w:color="4F81BD" w:themeColor="accent1" w:sz="8" w:space="0"/>
+        <w:bottom w:val="single" w:color="4F81BD" w:themeColor="accent1" w:sz="8" w:space="0"/>
       </w:tblBorders>
     </w:tblPr>
     <w:tblStylePr w:type="firstRow">
       <w:rPr>
-        <w:rFonts w:asciiTheme="majorHAnsi" w:eastAsiaTheme="majorEastAsia" w:hAnsiTheme="majorHAnsi" w:cstheme="majorBidi"/>
+        <w:rFonts w:asciiTheme="majorHAnsi" w:hAnsiTheme="majorHAnsi" w:eastAsiaTheme="majorEastAsia" w:cstheme="majorBidi"/>
       </w:rPr>
       <w:tblPr/>
       <w:tcPr>
         <w:tcBorders>
           <w:top w:val="nil"/>
-          <w:bottom w:val="single" w:sz="8" w:space="0" w:color="4F81BD" w:themeColor="accent1"/>
+          <w:bottom w:val="single" w:color="4F81BD" w:themeColor="accent1" w:sz="8" w:space="0"/>
         </w:tcBorders>
       </w:tcPr>
     </w:tblStylePr>
@@ -8499,8 +8425,8 @@
       <w:tblPr/>
       <w:tcPr>
         <w:tcBorders>
-          <w:top w:val="single" w:sz="8" w:space="0" w:color="4F81BD" w:themeColor="accent1"/>
-          <w:bottom w:val="single" w:sz="8" w:space="0" w:color="4F81BD" w:themeColor="accent1"/>
+          <w:top w:val="single" w:color="4F81BD" w:themeColor="accent1" w:sz="8" w:space="0"/>
+          <w:bottom w:val="single" w:color="4F81BD" w:themeColor="accent1" w:sz="8" w:space="0"/>
         </w:tcBorders>
       </w:tcPr>
     </w:tblStylePr>
@@ -8518,8 +8444,8 @@
       <w:tblPr/>
       <w:tcPr>
         <w:tcBorders>
-          <w:top w:val="single" w:sz="8" w:space="0" w:color="4F81BD" w:themeColor="accent1"/>
-          <w:bottom w:val="single" w:sz="8" w:space="0" w:color="4F81BD" w:themeColor="accent1"/>
+          <w:top w:val="single" w:color="4F81BD" w:themeColor="accent1" w:sz="8" w:space="0"/>
+          <w:bottom w:val="single" w:color="4F81BD" w:themeColor="accent1" w:sz="8" w:space="0"/>
         </w:tcBorders>
       </w:tcPr>
     </w:tblStylePr>
@@ -8551,19 +8477,19 @@
       <w:tblStyleRowBandSize w:val="1"/>
       <w:tblStyleColBandSize w:val="1"/>
       <w:tblBorders>
-        <w:top w:val="single" w:sz="8" w:space="0" w:color="C0504D" w:themeColor="accent2"/>
-        <w:bottom w:val="single" w:sz="8" w:space="0" w:color="C0504D" w:themeColor="accent2"/>
+        <w:top w:val="single" w:color="C0504D" w:themeColor="accent2" w:sz="8" w:space="0"/>
+        <w:bottom w:val="single" w:color="C0504D" w:themeColor="accent2" w:sz="8" w:space="0"/>
       </w:tblBorders>
     </w:tblPr>
     <w:tblStylePr w:type="firstRow">
       <w:rPr>
-        <w:rFonts w:asciiTheme="majorHAnsi" w:eastAsiaTheme="majorEastAsia" w:hAnsiTheme="majorHAnsi" w:cstheme="majorBidi"/>
+        <w:rFonts w:asciiTheme="majorHAnsi" w:hAnsiTheme="majorHAnsi" w:eastAsiaTheme="majorEastAsia" w:cstheme="majorBidi"/>
       </w:rPr>
       <w:tblPr/>
       <w:tcPr>
         <w:tcBorders>
           <w:top w:val="nil"/>
-          <w:bottom w:val="single" w:sz="8" w:space="0" w:color="C0504D" w:themeColor="accent2"/>
+          <w:bottom w:val="single" w:color="C0504D" w:themeColor="accent2" w:sz="8" w:space="0"/>
         </w:tcBorders>
       </w:tcPr>
     </w:tblStylePr>
@@ -8576,8 +8502,8 @@
       <w:tblPr/>
       <w:tcPr>
         <w:tcBorders>
-          <w:top w:val="single" w:sz="8" w:space="0" w:color="C0504D" w:themeColor="accent2"/>
-          <w:bottom w:val="single" w:sz="8" w:space="0" w:color="C0504D" w:themeColor="accent2"/>
+          <w:top w:val="single" w:color="C0504D" w:themeColor="accent2" w:sz="8" w:space="0"/>
+          <w:bottom w:val="single" w:color="C0504D" w:themeColor="accent2" w:sz="8" w:space="0"/>
         </w:tcBorders>
       </w:tcPr>
     </w:tblStylePr>
@@ -8595,8 +8521,8 @@
       <w:tblPr/>
       <w:tcPr>
         <w:tcBorders>
-          <w:top w:val="single" w:sz="8" w:space="0" w:color="C0504D" w:themeColor="accent2"/>
-          <w:bottom w:val="single" w:sz="8" w:space="0" w:color="C0504D" w:themeColor="accent2"/>
+          <w:top w:val="single" w:color="C0504D" w:themeColor="accent2" w:sz="8" w:space="0"/>
+          <w:bottom w:val="single" w:color="C0504D" w:themeColor="accent2" w:sz="8" w:space="0"/>
         </w:tcBorders>
       </w:tcPr>
     </w:tblStylePr>
@@ -8628,19 +8554,19 @@
       <w:tblStyleRowBandSize w:val="1"/>
       <w:tblStyleColBandSize w:val="1"/>
       <w:tblBorders>
-        <w:top w:val="single" w:sz="8" w:space="0" w:color="9BBB59" w:themeColor="accent3"/>
-        <w:bottom w:val="single" w:sz="8" w:space="0" w:color="9BBB59" w:themeColor="accent3"/>
+        <w:top w:val="single" w:color="9BBB59" w:themeColor="accent3" w:sz="8" w:space="0"/>
+        <w:bottom w:val="single" w:color="9BBB59" w:themeColor="accent3" w:sz="8" w:space="0"/>
       </w:tblBorders>
     </w:tblPr>
     <w:tblStylePr w:type="firstRow">
       <w:rPr>
-        <w:rFonts w:asciiTheme="majorHAnsi" w:eastAsiaTheme="majorEastAsia" w:hAnsiTheme="majorHAnsi" w:cstheme="majorBidi"/>
+        <w:rFonts w:asciiTheme="majorHAnsi" w:hAnsiTheme="majorHAnsi" w:eastAsiaTheme="majorEastAsia" w:cstheme="majorBidi"/>
       </w:rPr>
       <w:tblPr/>
       <w:tcPr>
         <w:tcBorders>
           <w:top w:val="nil"/>
-          <w:bottom w:val="single" w:sz="8" w:space="0" w:color="9BBB59" w:themeColor="accent3"/>
+          <w:bottom w:val="single" w:color="9BBB59" w:themeColor="accent3" w:sz="8" w:space="0"/>
         </w:tcBorders>
       </w:tcPr>
     </w:tblStylePr>
@@ -8653,8 +8579,8 @@
       <w:tblPr/>
       <w:tcPr>
         <w:tcBorders>
-          <w:top w:val="single" w:sz="8" w:space="0" w:color="9BBB59" w:themeColor="accent3"/>
-          <w:bottom w:val="single" w:sz="8" w:space="0" w:color="9BBB59" w:themeColor="accent3"/>
+          <w:top w:val="single" w:color="9BBB59" w:themeColor="accent3" w:sz="8" w:space="0"/>
+          <w:bottom w:val="single" w:color="9BBB59" w:themeColor="accent3" w:sz="8" w:space="0"/>
         </w:tcBorders>
       </w:tcPr>
     </w:tblStylePr>
@@ -8672,8 +8598,8 @@
       <w:tblPr/>
       <w:tcPr>
         <w:tcBorders>
-          <w:top w:val="single" w:sz="8" w:space="0" w:color="9BBB59" w:themeColor="accent3"/>
-          <w:bottom w:val="single" w:sz="8" w:space="0" w:color="9BBB59" w:themeColor="accent3"/>
+          <w:top w:val="single" w:color="9BBB59" w:themeColor="accent3" w:sz="8" w:space="0"/>
+          <w:bottom w:val="single" w:color="9BBB59" w:themeColor="accent3" w:sz="8" w:space="0"/>
         </w:tcBorders>
       </w:tcPr>
     </w:tblStylePr>
@@ -8705,19 +8631,19 @@
       <w:tblStyleRowBandSize w:val="1"/>
       <w:tblStyleColBandSize w:val="1"/>
       <w:tblBorders>
-        <w:top w:val="single" w:sz="8" w:space="0" w:color="8064A2" w:themeColor="accent4"/>
-        <w:bottom w:val="single" w:sz="8" w:space="0" w:color="8064A2" w:themeColor="accent4"/>
+        <w:top w:val="single" w:color="8064A2" w:themeColor="accent4" w:sz="8" w:space="0"/>
+        <w:bottom w:val="single" w:color="8064A2" w:themeColor="accent4" w:sz="8" w:space="0"/>
       </w:tblBorders>
     </w:tblPr>
     <w:tblStylePr w:type="firstRow">
       <w:rPr>
-        <w:rFonts w:asciiTheme="majorHAnsi" w:eastAsiaTheme="majorEastAsia" w:hAnsiTheme="majorHAnsi" w:cstheme="majorBidi"/>
+        <w:rFonts w:asciiTheme="majorHAnsi" w:hAnsiTheme="majorHAnsi" w:eastAsiaTheme="majorEastAsia" w:cstheme="majorBidi"/>
       </w:rPr>
       <w:tblPr/>
       <w:tcPr>
         <w:tcBorders>
           <w:top w:val="nil"/>
-          <w:bottom w:val="single" w:sz="8" w:space="0" w:color="8064A2" w:themeColor="accent4"/>
+          <w:bottom w:val="single" w:color="8064A2" w:themeColor="accent4" w:sz="8" w:space="0"/>
         </w:tcBorders>
       </w:tcPr>
     </w:tblStylePr>
@@ -8730,8 +8656,8 @@
       <w:tblPr/>
       <w:tcPr>
         <w:tcBorders>
-          <w:top w:val="single" w:sz="8" w:space="0" w:color="8064A2" w:themeColor="accent4"/>
-          <w:bottom w:val="single" w:sz="8" w:space="0" w:color="8064A2" w:themeColor="accent4"/>
+          <w:top w:val="single" w:color="8064A2" w:themeColor="accent4" w:sz="8" w:space="0"/>
+          <w:bottom w:val="single" w:color="8064A2" w:themeColor="accent4" w:sz="8" w:space="0"/>
         </w:tcBorders>
       </w:tcPr>
     </w:tblStylePr>
@@ -8749,8 +8675,8 @@
       <w:tblPr/>
       <w:tcPr>
         <w:tcBorders>
-          <w:top w:val="single" w:sz="8" w:space="0" w:color="8064A2" w:themeColor="accent4"/>
-          <w:bottom w:val="single" w:sz="8" w:space="0" w:color="8064A2" w:themeColor="accent4"/>
+          <w:top w:val="single" w:color="8064A2" w:themeColor="accent4" w:sz="8" w:space="0"/>
+          <w:bottom w:val="single" w:color="8064A2" w:themeColor="accent4" w:sz="8" w:space="0"/>
         </w:tcBorders>
       </w:tcPr>
     </w:tblStylePr>
@@ -8782,19 +8708,19 @@
       <w:tblStyleRowBandSize w:val="1"/>
       <w:tblStyleColBandSize w:val="1"/>
       <w:tblBorders>
-        <w:top w:val="single" w:sz="8" w:space="0" w:color="4BACC6" w:themeColor="accent5"/>
-        <w:bottom w:val="single" w:sz="8" w:space="0" w:color="4BACC6" w:themeColor="accent5"/>
+        <w:top w:val="single" w:color="4BACC6" w:themeColor="accent5" w:sz="8" w:space="0"/>
+        <w:bottom w:val="single" w:color="4BACC6" w:themeColor="accent5" w:sz="8" w:space="0"/>
       </w:tblBorders>
     </w:tblPr>
     <w:tblStylePr w:type="firstRow">
       <w:rPr>
-        <w:rFonts w:asciiTheme="majorHAnsi" w:eastAsiaTheme="majorEastAsia" w:hAnsiTheme="majorHAnsi" w:cstheme="majorBidi"/>
+        <w:rFonts w:asciiTheme="majorHAnsi" w:hAnsiTheme="majorHAnsi" w:eastAsiaTheme="majorEastAsia" w:cstheme="majorBidi"/>
       </w:rPr>
       <w:tblPr/>
       <w:tcPr>
         <w:tcBorders>
           <w:top w:val="nil"/>
-          <w:bottom w:val="single" w:sz="8" w:space="0" w:color="4BACC6" w:themeColor="accent5"/>
+          <w:bottom w:val="single" w:color="4BACC6" w:themeColor="accent5" w:sz="8" w:space="0"/>
         </w:tcBorders>
       </w:tcPr>
     </w:tblStylePr>
@@ -8807,8 +8733,8 @@
       <w:tblPr/>
       <w:tcPr>
         <w:tcBorders>
-          <w:top w:val="single" w:sz="8" w:space="0" w:color="4BACC6" w:themeColor="accent5"/>
-          <w:bottom w:val="single" w:sz="8" w:space="0" w:color="4BACC6" w:themeColor="accent5"/>
+          <w:top w:val="single" w:color="4BACC6" w:themeColor="accent5" w:sz="8" w:space="0"/>
+          <w:bottom w:val="single" w:color="4BACC6" w:themeColor="accent5" w:sz="8" w:space="0"/>
         </w:tcBorders>
       </w:tcPr>
     </w:tblStylePr>
@@ -8826,8 +8752,8 @@
       <w:tblPr/>
       <w:tcPr>
         <w:tcBorders>
-          <w:top w:val="single" w:sz="8" w:space="0" w:color="4BACC6" w:themeColor="accent5"/>
-          <w:bottom w:val="single" w:sz="8" w:space="0" w:color="4BACC6" w:themeColor="accent5"/>
+          <w:top w:val="single" w:color="4BACC6" w:themeColor="accent5" w:sz="8" w:space="0"/>
+          <w:bottom w:val="single" w:color="4BACC6" w:themeColor="accent5" w:sz="8" w:space="0"/>
         </w:tcBorders>
       </w:tcPr>
     </w:tblStylePr>
@@ -8859,19 +8785,19 @@
       <w:tblStyleRowBandSize w:val="1"/>
       <w:tblStyleColBandSize w:val="1"/>
       <w:tblBorders>
-        <w:top w:val="single" w:sz="8" w:space="0" w:color="F79646" w:themeColor="accent6"/>
-        <w:bottom w:val="single" w:sz="8" w:space="0" w:color="F79646" w:themeColor="accent6"/>
+        <w:top w:val="single" w:color="F79646" w:themeColor="accent6" w:sz="8" w:space="0"/>
+        <w:bottom w:val="single" w:color="F79646" w:themeColor="accent6" w:sz="8" w:space="0"/>
       </w:tblBorders>
     </w:tblPr>
     <w:tblStylePr w:type="firstRow">
       <w:rPr>
-        <w:rFonts w:asciiTheme="majorHAnsi" w:eastAsiaTheme="majorEastAsia" w:hAnsiTheme="majorHAnsi" w:cstheme="majorBidi"/>
+        <w:rFonts w:asciiTheme="majorHAnsi" w:hAnsiTheme="majorHAnsi" w:eastAsiaTheme="majorEastAsia" w:cstheme="majorBidi"/>
       </w:rPr>
       <w:tblPr/>
       <w:tcPr>
         <w:tcBorders>
           <w:top w:val="nil"/>
-          <w:bottom w:val="single" w:sz="8" w:space="0" w:color="F79646" w:themeColor="accent6"/>
+          <w:bottom w:val="single" w:color="F79646" w:themeColor="accent6" w:sz="8" w:space="0"/>
         </w:tcBorders>
       </w:tcPr>
     </w:tblStylePr>
@@ -8884,8 +8810,8 @@
       <w:tblPr/>
       <w:tcPr>
         <w:tcBorders>
-          <w:top w:val="single" w:sz="8" w:space="0" w:color="F79646" w:themeColor="accent6"/>
-          <w:bottom w:val="single" w:sz="8" w:space="0" w:color="F79646" w:themeColor="accent6"/>
+          <w:top w:val="single" w:color="F79646" w:themeColor="accent6" w:sz="8" w:space="0"/>
+          <w:bottom w:val="single" w:color="F79646" w:themeColor="accent6" w:sz="8" w:space="0"/>
         </w:tcBorders>
       </w:tcPr>
     </w:tblStylePr>
@@ -8903,8 +8829,8 @@
       <w:tblPr/>
       <w:tcPr>
         <w:tcBorders>
-          <w:top w:val="single" w:sz="8" w:space="0" w:color="F79646" w:themeColor="accent6"/>
-          <w:bottom w:val="single" w:sz="8" w:space="0" w:color="F79646" w:themeColor="accent6"/>
+          <w:top w:val="single" w:color="F79646" w:themeColor="accent6" w:sz="8" w:space="0"/>
+          <w:bottom w:val="single" w:color="F79646" w:themeColor="accent6" w:sz="8" w:space="0"/>
         </w:tcBorders>
       </w:tcPr>
     </w:tblStylePr>
@@ -8930,17 +8856,17 @@
       <w:spacing w:after="0" w:line="240" w:lineRule="auto"/>
     </w:pPr>
     <w:rPr>
-      <w:rFonts w:asciiTheme="majorHAnsi" w:eastAsiaTheme="majorEastAsia" w:hAnsiTheme="majorHAnsi" w:cstheme="majorBidi"/>
+      <w:rFonts w:asciiTheme="majorHAnsi" w:hAnsiTheme="majorHAnsi" w:eastAsiaTheme="majorEastAsia" w:cstheme="majorBidi"/>
       <w:color w:val="000000" w:themeColor="text1"/>
     </w:rPr>
     <w:tblPr>
       <w:tblStyleRowBandSize w:val="1"/>
       <w:tblStyleColBandSize w:val="1"/>
       <w:tblBorders>
-        <w:top w:val="single" w:sz="8" w:space="0" w:color="000000" w:themeColor="text1"/>
-        <w:left w:val="single" w:sz="8" w:space="0" w:color="000000" w:themeColor="text1"/>
-        <w:bottom w:val="single" w:sz="8" w:space="0" w:color="000000" w:themeColor="text1"/>
-        <w:right w:val="single" w:sz="8" w:space="0" w:color="000000" w:themeColor="text1"/>
+        <w:top w:val="single" w:color="000000" w:themeColor="text1" w:sz="8" w:space="0"/>
+        <w:left w:val="single" w:color="000000" w:themeColor="text1" w:sz="8" w:space="0"/>
+        <w:bottom w:val="single" w:color="000000" w:themeColor="text1" w:sz="8" w:space="0"/>
+        <w:right w:val="single" w:color="000000" w:themeColor="text1" w:sz="8" w:space="0"/>
       </w:tblBorders>
     </w:tblPr>
     <w:tblStylePr w:type="firstRow">
@@ -8953,7 +8879,7 @@
         <w:tcBorders>
           <w:top w:val="nil"/>
           <w:left w:val="nil"/>
-          <w:bottom w:val="single" w:sz="24" w:space="0" w:color="000000" w:themeColor="text1"/>
+          <w:bottom w:val="single" w:color="000000" w:themeColor="text1" w:sz="24" w:space="0"/>
           <w:right w:val="nil"/>
           <w:insideH w:val="nil"/>
           <w:insideV w:val="nil"/>
@@ -8965,7 +8891,7 @@
       <w:tblPr/>
       <w:tcPr>
         <w:tcBorders>
-          <w:top w:val="single" w:sz="8" w:space="0" w:color="000000" w:themeColor="text1"/>
+          <w:top w:val="single" w:color="000000" w:themeColor="text1" w:sz="8" w:space="0"/>
           <w:left w:val="nil"/>
           <w:bottom w:val="nil"/>
           <w:right w:val="nil"/>
@@ -8982,7 +8908,7 @@
           <w:top w:val="nil"/>
           <w:left w:val="nil"/>
           <w:bottom w:val="nil"/>
-          <w:right w:val="single" w:sz="8" w:space="0" w:color="000000" w:themeColor="text1"/>
+          <w:right w:val="single" w:color="000000" w:themeColor="text1" w:sz="8" w:space="0"/>
           <w:insideH w:val="nil"/>
           <w:insideV w:val="nil"/>
         </w:tcBorders>
@@ -8994,7 +8920,7 @@
       <w:tcPr>
         <w:tcBorders>
           <w:top w:val="nil"/>
-          <w:left w:val="single" w:sz="8" w:space="0" w:color="000000" w:themeColor="text1"/>
+          <w:left w:val="single" w:color="000000" w:themeColor="text1" w:sz="8" w:space="0"/>
           <w:bottom w:val="nil"/>
           <w:right w:val="nil"/>
           <w:insideH w:val="nil"/>
@@ -9051,17 +8977,17 @@
       <w:spacing w:after="0" w:line="240" w:lineRule="auto"/>
     </w:pPr>
     <w:rPr>
-      <w:rFonts w:asciiTheme="majorHAnsi" w:eastAsiaTheme="majorEastAsia" w:hAnsiTheme="majorHAnsi" w:cstheme="majorBidi"/>
+      <w:rFonts w:asciiTheme="majorHAnsi" w:hAnsiTheme="majorHAnsi" w:eastAsiaTheme="majorEastAsia" w:cstheme="majorBidi"/>
       <w:color w:val="000000" w:themeColor="text1"/>
     </w:rPr>
     <w:tblPr>
       <w:tblStyleRowBandSize w:val="1"/>
       <w:tblStyleColBandSize w:val="1"/>
       <w:tblBorders>
-        <w:top w:val="single" w:sz="8" w:space="0" w:color="4F81BD" w:themeColor="accent1"/>
-        <w:left w:val="single" w:sz="8" w:space="0" w:color="4F81BD" w:themeColor="accent1"/>
-        <w:bottom w:val="single" w:sz="8" w:space="0" w:color="4F81BD" w:themeColor="accent1"/>
-        <w:right w:val="single" w:sz="8" w:space="0" w:color="4F81BD" w:themeColor="accent1"/>
+        <w:top w:val="single" w:color="4F81BD" w:themeColor="accent1" w:sz="8" w:space="0"/>
+        <w:left w:val="single" w:color="4F81BD" w:themeColor="accent1" w:sz="8" w:space="0"/>
+        <w:bottom w:val="single" w:color="4F81BD" w:themeColor="accent1" w:sz="8" w:space="0"/>
+        <w:right w:val="single" w:color="4F81BD" w:themeColor="accent1" w:sz="8" w:space="0"/>
       </w:tblBorders>
     </w:tblPr>
     <w:tblStylePr w:type="firstRow">
@@ -9074,7 +9000,7 @@
         <w:tcBorders>
           <w:top w:val="nil"/>
           <w:left w:val="nil"/>
-          <w:bottom w:val="single" w:sz="24" w:space="0" w:color="4F81BD" w:themeColor="accent1"/>
+          <w:bottom w:val="single" w:color="4F81BD" w:themeColor="accent1" w:sz="24" w:space="0"/>
           <w:right w:val="nil"/>
           <w:insideH w:val="nil"/>
           <w:insideV w:val="nil"/>
@@ -9086,7 +9012,7 @@
       <w:tblPr/>
       <w:tcPr>
         <w:tcBorders>
-          <w:top w:val="single" w:sz="8" w:space="0" w:color="4F81BD" w:themeColor="accent1"/>
+          <w:top w:val="single" w:color="4F81BD" w:themeColor="accent1" w:sz="8" w:space="0"/>
           <w:left w:val="nil"/>
           <w:bottom w:val="nil"/>
           <w:right w:val="nil"/>
@@ -9103,7 +9029,7 @@
           <w:top w:val="nil"/>
           <w:left w:val="nil"/>
           <w:bottom w:val="nil"/>
-          <w:right w:val="single" w:sz="8" w:space="0" w:color="4F81BD" w:themeColor="accent1"/>
+          <w:right w:val="single" w:color="4F81BD" w:themeColor="accent1" w:sz="8" w:space="0"/>
           <w:insideH w:val="nil"/>
           <w:insideV w:val="nil"/>
         </w:tcBorders>
@@ -9115,7 +9041,7 @@
       <w:tcPr>
         <w:tcBorders>
           <w:top w:val="nil"/>
-          <w:left w:val="single" w:sz="8" w:space="0" w:color="4F81BD" w:themeColor="accent1"/>
+          <w:left w:val="single" w:color="4F81BD" w:themeColor="accent1" w:sz="8" w:space="0"/>
           <w:bottom w:val="nil"/>
           <w:right w:val="nil"/>
           <w:insideH w:val="nil"/>
@@ -9172,17 +9098,17 @@
       <w:spacing w:after="0" w:line="240" w:lineRule="auto"/>
     </w:pPr>
     <w:rPr>
-      <w:rFonts w:asciiTheme="majorHAnsi" w:eastAsiaTheme="majorEastAsia" w:hAnsiTheme="majorHAnsi" w:cstheme="majorBidi"/>
+      <w:rFonts w:asciiTheme="majorHAnsi" w:hAnsiTheme="majorHAnsi" w:eastAsiaTheme="majorEastAsia" w:cstheme="majorBidi"/>
       <w:color w:val="000000" w:themeColor="text1"/>
     </w:rPr>
     <w:tblPr>
       <w:tblStyleRowBandSize w:val="1"/>
       <w:tblStyleColBandSize w:val="1"/>
       <w:tblBorders>
-        <w:top w:val="single" w:sz="8" w:space="0" w:color="C0504D" w:themeColor="accent2"/>
-        <w:left w:val="single" w:sz="8" w:space="0" w:color="C0504D" w:themeColor="accent2"/>
-        <w:bottom w:val="single" w:sz="8" w:space="0" w:color="C0504D" w:themeColor="accent2"/>
-        <w:right w:val="single" w:sz="8" w:space="0" w:color="C0504D" w:themeColor="accent2"/>
+        <w:top w:val="single" w:color="C0504D" w:themeColor="accent2" w:sz="8" w:space="0"/>
+        <w:left w:val="single" w:color="C0504D" w:themeColor="accent2" w:sz="8" w:space="0"/>
+        <w:bottom w:val="single" w:color="C0504D" w:themeColor="accent2" w:sz="8" w:space="0"/>
+        <w:right w:val="single" w:color="C0504D" w:themeColor="accent2" w:sz="8" w:space="0"/>
       </w:tblBorders>
     </w:tblPr>
     <w:tblStylePr w:type="firstRow">
@@ -9195,7 +9121,7 @@
         <w:tcBorders>
           <w:top w:val="nil"/>
           <w:left w:val="nil"/>
-          <w:bottom w:val="single" w:sz="24" w:space="0" w:color="C0504D" w:themeColor="accent2"/>
+          <w:bottom w:val="single" w:color="C0504D" w:themeColor="accent2" w:sz="24" w:space="0"/>
           <w:right w:val="nil"/>
           <w:insideH w:val="nil"/>
           <w:insideV w:val="nil"/>
@@ -9207,7 +9133,7 @@
       <w:tblPr/>
       <w:tcPr>
         <w:tcBorders>
-          <w:top w:val="single" w:sz="8" w:space="0" w:color="C0504D" w:themeColor="accent2"/>
+          <w:top w:val="single" w:color="C0504D" w:themeColor="accent2" w:sz="8" w:space="0"/>
           <w:left w:val="nil"/>
           <w:bottom w:val="nil"/>
           <w:right w:val="nil"/>
@@ -9224,7 +9150,7 @@
           <w:top w:val="nil"/>
           <w:left w:val="nil"/>
           <w:bottom w:val="nil"/>
-          <w:right w:val="single" w:sz="8" w:space="0" w:color="C0504D" w:themeColor="accent2"/>
+          <w:right w:val="single" w:color="C0504D" w:themeColor="accent2" w:sz="8" w:space="0"/>
           <w:insideH w:val="nil"/>
           <w:insideV w:val="nil"/>
         </w:tcBorders>
@@ -9236,7 +9162,7 @@
       <w:tcPr>
         <w:tcBorders>
           <w:top w:val="nil"/>
-          <w:left w:val="single" w:sz="8" w:space="0" w:color="C0504D" w:themeColor="accent2"/>
+          <w:left w:val="single" w:color="C0504D" w:themeColor="accent2" w:sz="8" w:space="0"/>
           <w:bottom w:val="nil"/>
           <w:right w:val="nil"/>
           <w:insideH w:val="nil"/>
@@ -9293,17 +9219,17 @@
       <w:spacing w:after="0" w:line="240" w:lineRule="auto"/>
     </w:pPr>
     <w:rPr>
-      <w:rFonts w:asciiTheme="majorHAnsi" w:eastAsiaTheme="majorEastAsia" w:hAnsiTheme="majorHAnsi" w:cstheme="majorBidi"/>
+      <w:rFonts w:asciiTheme="majorHAnsi" w:hAnsiTheme="majorHAnsi" w:eastAsiaTheme="majorEastAsia" w:cstheme="majorBidi"/>
       <w:color w:val="000000" w:themeColor="text1"/>
     </w:rPr>
     <w:tblPr>
       <w:tblStyleRowBandSize w:val="1"/>
       <w:tblStyleColBandSize w:val="1"/>
       <w:tblBorders>
-        <w:top w:val="single" w:sz="8" w:space="0" w:color="9BBB59" w:themeColor="accent3"/>
-        <w:left w:val="single" w:sz="8" w:space="0" w:color="9BBB59" w:themeColor="accent3"/>
-        <w:bottom w:val="single" w:sz="8" w:space="0" w:color="9BBB59" w:themeColor="accent3"/>
-        <w:right w:val="single" w:sz="8" w:space="0" w:color="9BBB59" w:themeColor="accent3"/>
+        <w:top w:val="single" w:color="9BBB59" w:themeColor="accent3" w:sz="8" w:space="0"/>
+        <w:left w:val="single" w:color="9BBB59" w:themeColor="accent3" w:sz="8" w:space="0"/>
+        <w:bottom w:val="single" w:color="9BBB59" w:themeColor="accent3" w:sz="8" w:space="0"/>
+        <w:right w:val="single" w:color="9BBB59" w:themeColor="accent3" w:sz="8" w:space="0"/>
       </w:tblBorders>
     </w:tblPr>
     <w:tblStylePr w:type="firstRow">
@@ -9316,7 +9242,7 @@
         <w:tcBorders>
           <w:top w:val="nil"/>
           <w:left w:val="nil"/>
-          <w:bottom w:val="single" w:sz="24" w:space="0" w:color="9BBB59" w:themeColor="accent3"/>
+          <w:bottom w:val="single" w:color="9BBB59" w:themeColor="accent3" w:sz="24" w:space="0"/>
           <w:right w:val="nil"/>
           <w:insideH w:val="nil"/>
           <w:insideV w:val="nil"/>
@@ -9328,7 +9254,7 @@
       <w:tblPr/>
       <w:tcPr>
         <w:tcBorders>
-          <w:top w:val="single" w:sz="8" w:space="0" w:color="9BBB59" w:themeColor="accent3"/>
+          <w:top w:val="single" w:color="9BBB59" w:themeColor="accent3" w:sz="8" w:space="0"/>
           <w:left w:val="nil"/>
           <w:bottom w:val="nil"/>
           <w:right w:val="nil"/>
@@ -9345,7 +9271,7 @@
           <w:top w:val="nil"/>
           <w:left w:val="nil"/>
           <w:bottom w:val="nil"/>
-          <w:right w:val="single" w:sz="8" w:space="0" w:color="9BBB59" w:themeColor="accent3"/>
+          <w:right w:val="single" w:color="9BBB59" w:themeColor="accent3" w:sz="8" w:space="0"/>
           <w:insideH w:val="nil"/>
           <w:insideV w:val="nil"/>
         </w:tcBorders>
@@ -9357,7 +9283,7 @@
       <w:tcPr>
         <w:tcBorders>
           <w:top w:val="nil"/>
-          <w:left w:val="single" w:sz="8" w:space="0" w:color="9BBB59" w:themeColor="accent3"/>
+          <w:left w:val="single" w:color="9BBB59" w:themeColor="accent3" w:sz="8" w:space="0"/>
           <w:bottom w:val="nil"/>
           <w:right w:val="nil"/>
           <w:insideH w:val="nil"/>
@@ -9414,17 +9340,17 @@
       <w:spacing w:after="0" w:line="240" w:lineRule="auto"/>
     </w:pPr>
     <w:rPr>
-      <w:rFonts w:asciiTheme="majorHAnsi" w:eastAsiaTheme="majorEastAsia" w:hAnsiTheme="majorHAnsi" w:cstheme="majorBidi"/>
+      <w:rFonts w:asciiTheme="majorHAnsi" w:hAnsiTheme="majorHAnsi" w:eastAsiaTheme="majorEastAsia" w:cstheme="majorBidi"/>
       <w:color w:val="000000" w:themeColor="text1"/>
     </w:rPr>
     <w:tblPr>
       <w:tblStyleRowBandSize w:val="1"/>
       <w:tblStyleColBandSize w:val="1"/>
       <w:tblBorders>
-        <w:top w:val="single" w:sz="8" w:space="0" w:color="8064A2" w:themeColor="accent4"/>
-        <w:left w:val="single" w:sz="8" w:space="0" w:color="8064A2" w:themeColor="accent4"/>
-        <w:bottom w:val="single" w:sz="8" w:space="0" w:color="8064A2" w:themeColor="accent4"/>
-        <w:right w:val="single" w:sz="8" w:space="0" w:color="8064A2" w:themeColor="accent4"/>
+        <w:top w:val="single" w:color="8064A2" w:themeColor="accent4" w:sz="8" w:space="0"/>
+        <w:left w:val="single" w:color="8064A2" w:themeColor="accent4" w:sz="8" w:space="0"/>
+        <w:bottom w:val="single" w:color="8064A2" w:themeColor="accent4" w:sz="8" w:space="0"/>
+        <w:right w:val="single" w:color="8064A2" w:themeColor="accent4" w:sz="8" w:space="0"/>
       </w:tblBorders>
     </w:tblPr>
     <w:tblStylePr w:type="firstRow">
@@ -9437,7 +9363,7 @@
         <w:tcBorders>
           <w:top w:val="nil"/>
           <w:left w:val="nil"/>
-          <w:bottom w:val="single" w:sz="24" w:space="0" w:color="8064A2" w:themeColor="accent4"/>
+          <w:bottom w:val="single" w:color="8064A2" w:themeColor="accent4" w:sz="24" w:space="0"/>
           <w:right w:val="nil"/>
           <w:insideH w:val="nil"/>
           <w:insideV w:val="nil"/>
@@ -9449,7 +9375,7 @@
       <w:tblPr/>
       <w:tcPr>
         <w:tcBorders>
-          <w:top w:val="single" w:sz="8" w:space="0" w:color="8064A2" w:themeColor="accent4"/>
+          <w:top w:val="single" w:color="8064A2" w:themeColor="accent4" w:sz="8" w:space="0"/>
           <w:left w:val="nil"/>
           <w:bottom w:val="nil"/>
           <w:right w:val="nil"/>
@@ -9466,7 +9392,7 @@
           <w:top w:val="nil"/>
           <w:left w:val="nil"/>
           <w:bottom w:val="nil"/>
-          <w:right w:val="single" w:sz="8" w:space="0" w:color="8064A2" w:themeColor="accent4"/>
+          <w:right w:val="single" w:color="8064A2" w:themeColor="accent4" w:sz="8" w:space="0"/>
           <w:insideH w:val="nil"/>
           <w:insideV w:val="nil"/>
         </w:tcBorders>
@@ -9478,7 +9404,7 @@
       <w:tcPr>
         <w:tcBorders>
           <w:top w:val="nil"/>
-          <w:left w:val="single" w:sz="8" w:space="0" w:color="8064A2" w:themeColor="accent4"/>
+          <w:left w:val="single" w:color="8064A2" w:themeColor="accent4" w:sz="8" w:space="0"/>
           <w:bottom w:val="nil"/>
           <w:right w:val="nil"/>
           <w:insideH w:val="nil"/>
@@ -9535,17 +9461,17 @@
       <w:spacing w:after="0" w:line="240" w:lineRule="auto"/>
     </w:pPr>
     <w:rPr>
-      <w:rFonts w:asciiTheme="majorHAnsi" w:eastAsiaTheme="majorEastAsia" w:hAnsiTheme="majorHAnsi" w:cstheme="majorBidi"/>
+      <w:rFonts w:asciiTheme="majorHAnsi" w:hAnsiTheme="majorHAnsi" w:eastAsiaTheme="majorEastAsia" w:cstheme="majorBidi"/>
       <w:color w:val="000000" w:themeColor="text1"/>
     </w:rPr>
     <w:tblPr>
       <w:tblStyleRowBandSize w:val="1"/>
       <w:tblStyleColBandSize w:val="1"/>
       <w:tblBorders>
-        <w:top w:val="single" w:sz="8" w:space="0" w:color="4BACC6" w:themeColor="accent5"/>
-        <w:left w:val="single" w:sz="8" w:space="0" w:color="4BACC6" w:themeColor="accent5"/>
-        <w:bottom w:val="single" w:sz="8" w:space="0" w:color="4BACC6" w:themeColor="accent5"/>
-        <w:right w:val="single" w:sz="8" w:space="0" w:color="4BACC6" w:themeColor="accent5"/>
+        <w:top w:val="single" w:color="4BACC6" w:themeColor="accent5" w:sz="8" w:space="0"/>
+        <w:left w:val="single" w:color="4BACC6" w:themeColor="accent5" w:sz="8" w:space="0"/>
+        <w:bottom w:val="single" w:color="4BACC6" w:themeColor="accent5" w:sz="8" w:space="0"/>
+        <w:right w:val="single" w:color="4BACC6" w:themeColor="accent5" w:sz="8" w:space="0"/>
       </w:tblBorders>
     </w:tblPr>
     <w:tblStylePr w:type="firstRow">
@@ -9558,7 +9484,7 @@
         <w:tcBorders>
           <w:top w:val="nil"/>
           <w:left w:val="nil"/>
-          <w:bottom w:val="single" w:sz="24" w:space="0" w:color="4BACC6" w:themeColor="accent5"/>
+          <w:bottom w:val="single" w:color="4BACC6" w:themeColor="accent5" w:sz="24" w:space="0"/>
           <w:right w:val="nil"/>
           <w:insideH w:val="nil"/>
           <w:insideV w:val="nil"/>
@@ -9570,7 +9496,7 @@
       <w:tblPr/>
       <w:tcPr>
         <w:tcBorders>
-          <w:top w:val="single" w:sz="8" w:space="0" w:color="4BACC6" w:themeColor="accent5"/>
+          <w:top w:val="single" w:color="4BACC6" w:themeColor="accent5" w:sz="8" w:space="0"/>
           <w:left w:val="nil"/>
           <w:bottom w:val="nil"/>
           <w:right w:val="nil"/>
@@ -9587,7 +9513,7 @@
           <w:top w:val="nil"/>
           <w:left w:val="nil"/>
           <w:bottom w:val="nil"/>
-          <w:right w:val="single" w:sz="8" w:space="0" w:color="4BACC6" w:themeColor="accent5"/>
+          <w:right w:val="single" w:color="4BACC6" w:themeColor="accent5" w:sz="8" w:space="0"/>
           <w:insideH w:val="nil"/>
           <w:insideV w:val="nil"/>
         </w:tcBorders>
@@ -9599,7 +9525,7 @@
       <w:tcPr>
         <w:tcBorders>
           <w:top w:val="nil"/>
-          <w:left w:val="single" w:sz="8" w:space="0" w:color="4BACC6" w:themeColor="accent5"/>
+          <w:left w:val="single" w:color="4BACC6" w:themeColor="accent5" w:sz="8" w:space="0"/>
           <w:bottom w:val="nil"/>
           <w:right w:val="nil"/>
           <w:insideH w:val="nil"/>
@@ -9656,17 +9582,17 @@
       <w:spacing w:after="0" w:line="240" w:lineRule="auto"/>
     </w:pPr>
     <w:rPr>
-      <w:rFonts w:asciiTheme="majorHAnsi" w:eastAsiaTheme="majorEastAsia" w:hAnsiTheme="majorHAnsi" w:cstheme="majorBidi"/>
+      <w:rFonts w:asciiTheme="majorHAnsi" w:hAnsiTheme="majorHAnsi" w:eastAsiaTheme="majorEastAsia" w:cstheme="majorBidi"/>
       <w:color w:val="000000" w:themeColor="text1"/>
     </w:rPr>
     <w:tblPr>
       <w:tblStyleRowBandSize w:val="1"/>
       <w:tblStyleColBandSize w:val="1"/>
       <w:tblBorders>
-        <w:top w:val="single" w:sz="8" w:space="0" w:color="F79646" w:themeColor="accent6"/>
-        <w:left w:val="single" w:sz="8" w:space="0" w:color="F79646" w:themeColor="accent6"/>
-        <w:bottom w:val="single" w:sz="8" w:space="0" w:color="F79646" w:themeColor="accent6"/>
-        <w:right w:val="single" w:sz="8" w:space="0" w:color="F79646" w:themeColor="accent6"/>
+        <w:top w:val="single" w:color="F79646" w:themeColor="accent6" w:sz="8" w:space="0"/>
+        <w:left w:val="single" w:color="F79646" w:themeColor="accent6" w:sz="8" w:space="0"/>
+        <w:bottom w:val="single" w:color="F79646" w:themeColor="accent6" w:sz="8" w:space="0"/>
+        <w:right w:val="single" w:color="F79646" w:themeColor="accent6" w:sz="8" w:space="0"/>
       </w:tblBorders>
     </w:tblPr>
     <w:tblStylePr w:type="firstRow">
@@ -9679,7 +9605,7 @@
         <w:tcBorders>
           <w:top w:val="nil"/>
           <w:left w:val="nil"/>
-          <w:bottom w:val="single" w:sz="24" w:space="0" w:color="F79646" w:themeColor="accent6"/>
+          <w:bottom w:val="single" w:color="F79646" w:themeColor="accent6" w:sz="24" w:space="0"/>
           <w:right w:val="nil"/>
           <w:insideH w:val="nil"/>
           <w:insideV w:val="nil"/>
@@ -9691,7 +9617,7 @@
       <w:tblPr/>
       <w:tcPr>
         <w:tcBorders>
-          <w:top w:val="single" w:sz="8" w:space="0" w:color="F79646" w:themeColor="accent6"/>
+          <w:top w:val="single" w:color="F79646" w:themeColor="accent6" w:sz="8" w:space="0"/>
           <w:left w:val="nil"/>
           <w:bottom w:val="nil"/>
           <w:right w:val="nil"/>
@@ -9708,7 +9634,7 @@
           <w:top w:val="nil"/>
           <w:left w:val="nil"/>
           <w:bottom w:val="nil"/>
-          <w:right w:val="single" w:sz="8" w:space="0" w:color="F79646" w:themeColor="accent6"/>
+          <w:right w:val="single" w:color="F79646" w:themeColor="accent6" w:sz="8" w:space="0"/>
           <w:insideH w:val="nil"/>
           <w:insideV w:val="nil"/>
         </w:tcBorders>
@@ -9720,7 +9646,7 @@
       <w:tcPr>
         <w:tcBorders>
           <w:top w:val="nil"/>
-          <w:left w:val="single" w:sz="8" w:space="0" w:color="F79646" w:themeColor="accent6"/>
+          <w:left w:val="single" w:color="F79646" w:themeColor="accent6" w:sz="8" w:space="0"/>
           <w:bottom w:val="nil"/>
           <w:right w:val="nil"/>
           <w:insideH w:val="nil"/>
@@ -9780,12 +9706,12 @@
       <w:tblStyleRowBandSize w:val="1"/>
       <w:tblStyleColBandSize w:val="1"/>
       <w:tblBorders>
-        <w:top w:val="single" w:sz="8" w:space="0" w:color="404040" w:themeColor="text1" w:themeTint="BF"/>
-        <w:left w:val="single" w:sz="8" w:space="0" w:color="404040" w:themeColor="text1" w:themeTint="BF"/>
-        <w:bottom w:val="single" w:sz="8" w:space="0" w:color="404040" w:themeColor="text1" w:themeTint="BF"/>
-        <w:right w:val="single" w:sz="8" w:space="0" w:color="404040" w:themeColor="text1" w:themeTint="BF"/>
-        <w:insideH w:val="single" w:sz="8" w:space="0" w:color="404040" w:themeColor="text1" w:themeTint="BF"/>
-        <w:insideV w:val="single" w:sz="8" w:space="0" w:color="404040" w:themeColor="text1" w:themeTint="BF"/>
+        <w:top w:val="single" w:color="404040" w:themeColor="text1" w:themeTint="BF" w:sz="8" w:space="0"/>
+        <w:left w:val="single" w:color="404040" w:themeColor="text1" w:themeTint="BF" w:sz="8" w:space="0"/>
+        <w:bottom w:val="single" w:color="404040" w:themeColor="text1" w:themeTint="BF" w:sz="8" w:space="0"/>
+        <w:right w:val="single" w:color="404040" w:themeColor="text1" w:themeTint="BF" w:sz="8" w:space="0"/>
+        <w:insideH w:val="single" w:color="404040" w:themeColor="text1" w:themeTint="BF" w:sz="8" w:space="0"/>
+        <w:insideV w:val="single" w:color="404040" w:themeColor="text1" w:themeTint="BF" w:sz="8" w:space="0"/>
       </w:tblBorders>
     </w:tblPr>
     <w:tcPr>
@@ -9805,7 +9731,7 @@
       <w:tblPr/>
       <w:tcPr>
         <w:tcBorders>
-          <w:top w:val="single" w:sz="18" w:space="0" w:color="404040" w:themeColor="text1" w:themeTint="BF"/>
+          <w:top w:val="single" w:color="404040" w:themeColor="text1" w:themeTint="BF" w:sz="18" w:space="0"/>
         </w:tcBorders>
       </w:tcPr>
     </w:tblStylePr>
@@ -9846,12 +9772,12 @@
       <w:tblStyleRowBandSize w:val="1"/>
       <w:tblStyleColBandSize w:val="1"/>
       <w:tblBorders>
-        <w:top w:val="single" w:sz="8" w:space="0" w:color="7BA0CD" w:themeColor="accent1" w:themeTint="BF"/>
-        <w:left w:val="single" w:sz="8" w:space="0" w:color="7BA0CD" w:themeColor="accent1" w:themeTint="BF"/>
-        <w:bottom w:val="single" w:sz="8" w:space="0" w:color="7BA0CD" w:themeColor="accent1" w:themeTint="BF"/>
-        <w:right w:val="single" w:sz="8" w:space="0" w:color="7BA0CD" w:themeColor="accent1" w:themeTint="BF"/>
-        <w:insideH w:val="single" w:sz="8" w:space="0" w:color="7BA0CD" w:themeColor="accent1" w:themeTint="BF"/>
-        <w:insideV w:val="single" w:sz="8" w:space="0" w:color="7BA0CD" w:themeColor="accent1" w:themeTint="BF"/>
+        <w:top w:val="single" w:color="7BA0CD" w:themeColor="accent1" w:themeTint="BF" w:sz="8" w:space="0"/>
+        <w:left w:val="single" w:color="7BA0CD" w:themeColor="accent1" w:themeTint="BF" w:sz="8" w:space="0"/>
+        <w:bottom w:val="single" w:color="7BA0CD" w:themeColor="accent1" w:themeTint="BF" w:sz="8" w:space="0"/>
+        <w:right w:val="single" w:color="7BA0CD" w:themeColor="accent1" w:themeTint="BF" w:sz="8" w:space="0"/>
+        <w:insideH w:val="single" w:color="7BA0CD" w:themeColor="accent1" w:themeTint="BF" w:sz="8" w:space="0"/>
+        <w:insideV w:val="single" w:color="7BA0CD" w:themeColor="accent1" w:themeTint="BF" w:sz="8" w:space="0"/>
       </w:tblBorders>
     </w:tblPr>
     <w:tcPr>
@@ -9871,7 +9797,7 @@
       <w:tblPr/>
       <w:tcPr>
         <w:tcBorders>
-          <w:top w:val="single" w:sz="18" w:space="0" w:color="7BA0CD" w:themeColor="accent1" w:themeTint="BF"/>
+          <w:top w:val="single" w:color="7BA0CD" w:themeColor="accent1" w:themeTint="BF" w:sz="18" w:space="0"/>
         </w:tcBorders>
       </w:tcPr>
     </w:tblStylePr>
@@ -9912,12 +9838,12 @@
       <w:tblStyleRowBandSize w:val="1"/>
       <w:tblStyleColBandSize w:val="1"/>
       <w:tblBorders>
-        <w:top w:val="single" w:sz="8" w:space="0" w:color="CF7B79" w:themeColor="accent2" w:themeTint="BF"/>
-        <w:left w:val="single" w:sz="8" w:space="0" w:color="CF7B79" w:themeColor="accent2" w:themeTint="BF"/>
-        <w:bottom w:val="single" w:sz="8" w:space="0" w:color="CF7B79" w:themeColor="accent2" w:themeTint="BF"/>
-        <w:right w:val="single" w:sz="8" w:space="0" w:color="CF7B79" w:themeColor="accent2" w:themeTint="BF"/>
-        <w:insideH w:val="single" w:sz="8" w:space="0" w:color="CF7B79" w:themeColor="accent2" w:themeTint="BF"/>
-        <w:insideV w:val="single" w:sz="8" w:space="0" w:color="CF7B79" w:themeColor="accent2" w:themeTint="BF"/>
+        <w:top w:val="single" w:color="CF7B79" w:themeColor="accent2" w:themeTint="BF" w:sz="8" w:space="0"/>
+        <w:left w:val="single" w:color="CF7B79" w:themeColor="accent2" w:themeTint="BF" w:sz="8" w:space="0"/>
+        <w:bottom w:val="single" w:color="CF7B79" w:themeColor="accent2" w:themeTint="BF" w:sz="8" w:space="0"/>
+        <w:right w:val="single" w:color="CF7B79" w:themeColor="accent2" w:themeTint="BF" w:sz="8" w:space="0"/>
+        <w:insideH w:val="single" w:color="CF7B79" w:themeColor="accent2" w:themeTint="BF" w:sz="8" w:space="0"/>
+        <w:insideV w:val="single" w:color="CF7B79" w:themeColor="accent2" w:themeTint="BF" w:sz="8" w:space="0"/>
       </w:tblBorders>
     </w:tblPr>
     <w:tcPr>
@@ -9937,7 +9863,7 @@
       <w:tblPr/>
       <w:tcPr>
         <w:tcBorders>
-          <w:top w:val="single" w:sz="18" w:space="0" w:color="CF7B79" w:themeColor="accent2" w:themeTint="BF"/>
+          <w:top w:val="single" w:color="CF7B79" w:themeColor="accent2" w:themeTint="BF" w:sz="18" w:space="0"/>
         </w:tcBorders>
       </w:tcPr>
     </w:tblStylePr>
@@ -9978,12 +9904,12 @@
       <w:tblStyleRowBandSize w:val="1"/>
       <w:tblStyleColBandSize w:val="1"/>
       <w:tblBorders>
-        <w:top w:val="single" w:sz="8" w:space="0" w:color="B3CC82" w:themeColor="accent3" w:themeTint="BF"/>
-        <w:left w:val="single" w:sz="8" w:space="0" w:color="B3CC82" w:themeColor="accent3" w:themeTint="BF"/>
-        <w:bottom w:val="single" w:sz="8" w:space="0" w:color="B3CC82" w:themeColor="accent3" w:themeTint="BF"/>
-        <w:right w:val="single" w:sz="8" w:space="0" w:color="B3CC82" w:themeColor="accent3" w:themeTint="BF"/>
-        <w:insideH w:val="single" w:sz="8" w:space="0" w:color="B3CC82" w:themeColor="accent3" w:themeTint="BF"/>
-        <w:insideV w:val="single" w:sz="8" w:space="0" w:color="B3CC82" w:themeColor="accent3" w:themeTint="BF"/>
+        <w:top w:val="single" w:color="B3CC82" w:themeColor="accent3" w:themeTint="BF" w:sz="8" w:space="0"/>
+        <w:left w:val="single" w:color="B3CC82" w:themeColor="accent3" w:themeTint="BF" w:sz="8" w:space="0"/>
+        <w:bottom w:val="single" w:color="B3CC82" w:themeColor="accent3" w:themeTint="BF" w:sz="8" w:space="0"/>
+        <w:right w:val="single" w:color="B3CC82" w:themeColor="accent3" w:themeTint="BF" w:sz="8" w:space="0"/>
+        <w:insideH w:val="single" w:color="B3CC82" w:themeColor="accent3" w:themeTint="BF" w:sz="8" w:space="0"/>
+        <w:insideV w:val="single" w:color="B3CC82" w:themeColor="accent3" w:themeTint="BF" w:sz="8" w:space="0"/>
       </w:tblBorders>
     </w:tblPr>
     <w:tcPr>
@@ -10003,7 +9929,7 @@
       <w:tblPr/>
       <w:tcPr>
         <w:tcBorders>
-          <w:top w:val="single" w:sz="18" w:space="0" w:color="B3CC82" w:themeColor="accent3" w:themeTint="BF"/>
+          <w:top w:val="single" w:color="B3CC82" w:themeColor="accent3" w:themeTint="BF" w:sz="18" w:space="0"/>
         </w:tcBorders>
       </w:tcPr>
     </w:tblStylePr>
@@ -10044,12 +9970,12 @@
       <w:tblStyleRowBandSize w:val="1"/>
       <w:tblStyleColBandSize w:val="1"/>
       <w:tblBorders>
-        <w:top w:val="single" w:sz="8" w:space="0" w:color="9F8AB9" w:themeColor="accent4" w:themeTint="BF"/>
-        <w:left w:val="single" w:sz="8" w:space="0" w:color="9F8AB9" w:themeColor="accent4" w:themeTint="BF"/>
-        <w:bottom w:val="single" w:sz="8" w:space="0" w:color="9F8AB9" w:themeColor="accent4" w:themeTint="BF"/>
-        <w:right w:val="single" w:sz="8" w:space="0" w:color="9F8AB9" w:themeColor="accent4" w:themeTint="BF"/>
-        <w:insideH w:val="single" w:sz="8" w:space="0" w:color="9F8AB9" w:themeColor="accent4" w:themeTint="BF"/>
-        <w:insideV w:val="single" w:sz="8" w:space="0" w:color="9F8AB9" w:themeColor="accent4" w:themeTint="BF"/>
+        <w:top w:val="single" w:color="9F8AB9" w:themeColor="accent4" w:themeTint="BF" w:sz="8" w:space="0"/>
+        <w:left w:val="single" w:color="9F8AB9" w:themeColor="accent4" w:themeTint="BF" w:sz="8" w:space="0"/>
+        <w:bottom w:val="single" w:color="9F8AB9" w:themeColor="accent4" w:themeTint="BF" w:sz="8" w:space="0"/>
+        <w:right w:val="single" w:color="9F8AB9" w:themeColor="accent4" w:themeTint="BF" w:sz="8" w:space="0"/>
+        <w:insideH w:val="single" w:color="9F8AB9" w:themeColor="accent4" w:themeTint="BF" w:sz="8" w:space="0"/>
+        <w:insideV w:val="single" w:color="9F8AB9" w:themeColor="accent4" w:themeTint="BF" w:sz="8" w:space="0"/>
       </w:tblBorders>
     </w:tblPr>
     <w:tcPr>
@@ -10069,7 +9995,7 @@
       <w:tblPr/>
       <w:tcPr>
         <w:tcBorders>
-          <w:top w:val="single" w:sz="18" w:space="0" w:color="9F8AB9" w:themeColor="accent4" w:themeTint="BF"/>
+          <w:top w:val="single" w:color="9F8AB9" w:themeColor="accent4" w:themeTint="BF" w:sz="18" w:space="0"/>
         </w:tcBorders>
       </w:tcPr>
     </w:tblStylePr>
@@ -10110,12 +10036,12 @@
       <w:tblStyleRowBandSize w:val="1"/>
       <w:tblStyleColBandSize w:val="1"/>
       <w:tblBorders>
-        <w:top w:val="single" w:sz="8" w:space="0" w:color="78C0D4" w:themeColor="accent5" w:themeTint="BF"/>
-        <w:left w:val="single" w:sz="8" w:space="0" w:color="78C0D4" w:themeColor="accent5" w:themeTint="BF"/>
-        <w:bottom w:val="single" w:sz="8" w:space="0" w:color="78C0D4" w:themeColor="accent5" w:themeTint="BF"/>
-        <w:right w:val="single" w:sz="8" w:space="0" w:color="78C0D4" w:themeColor="accent5" w:themeTint="BF"/>
-        <w:insideH w:val="single" w:sz="8" w:space="0" w:color="78C0D4" w:themeColor="accent5" w:themeTint="BF"/>
-        <w:insideV w:val="single" w:sz="8" w:space="0" w:color="78C0D4" w:themeColor="accent5" w:themeTint="BF"/>
+        <w:top w:val="single" w:color="78C0D4" w:themeColor="accent5" w:themeTint="BF" w:sz="8" w:space="0"/>
+        <w:left w:val="single" w:color="78C0D4" w:themeColor="accent5" w:themeTint="BF" w:sz="8" w:space="0"/>
+        <w:bottom w:val="single" w:color="78C0D4" w:themeColor="accent5" w:themeTint="BF" w:sz="8" w:space="0"/>
+        <w:right w:val="single" w:color="78C0D4" w:themeColor="accent5" w:themeTint="BF" w:sz="8" w:space="0"/>
+        <w:insideH w:val="single" w:color="78C0D4" w:themeColor="accent5" w:themeTint="BF" w:sz="8" w:space="0"/>
+        <w:insideV w:val="single" w:color="78C0D4" w:themeColor="accent5" w:themeTint="BF" w:sz="8" w:space="0"/>
       </w:tblBorders>
     </w:tblPr>
     <w:tcPr>
@@ -10135,7 +10061,7 @@
       <w:tblPr/>
       <w:tcPr>
         <w:tcBorders>
-          <w:top w:val="single" w:sz="18" w:space="0" w:color="78C0D4" w:themeColor="accent5" w:themeTint="BF"/>
+          <w:top w:val="single" w:color="78C0D4" w:themeColor="accent5" w:themeTint="BF" w:sz="18" w:space="0"/>
         </w:tcBorders>
       </w:tcPr>
     </w:tblStylePr>
@@ -10176,12 +10102,12 @@
       <w:tblStyleRowBandSize w:val="1"/>
       <w:tblStyleColBandSize w:val="1"/>
       <w:tblBorders>
-        <w:top w:val="single" w:sz="8" w:space="0" w:color="F9B074" w:themeColor="accent6" w:themeTint="BF"/>
-        <w:left w:val="single" w:sz="8" w:space="0" w:color="F9B074" w:themeColor="accent6" w:themeTint="BF"/>
-        <w:bottom w:val="single" w:sz="8" w:space="0" w:color="F9B074" w:themeColor="accent6" w:themeTint="BF"/>
-        <w:right w:val="single" w:sz="8" w:space="0" w:color="F9B074" w:themeColor="accent6" w:themeTint="BF"/>
-        <w:insideH w:val="single" w:sz="8" w:space="0" w:color="F9B074" w:themeColor="accent6" w:themeTint="BF"/>
-        <w:insideV w:val="single" w:sz="8" w:space="0" w:color="F9B074" w:themeColor="accent6" w:themeTint="BF"/>
+        <w:top w:val="single" w:color="F9B074" w:themeColor="accent6" w:themeTint="BF" w:sz="8" w:space="0"/>
+        <w:left w:val="single" w:color="F9B074" w:themeColor="accent6" w:themeTint="BF" w:sz="8" w:space="0"/>
+        <w:bottom w:val="single" w:color="F9B074" w:themeColor="accent6" w:themeTint="BF" w:sz="8" w:space="0"/>
+        <w:right w:val="single" w:color="F9B074" w:themeColor="accent6" w:themeTint="BF" w:sz="8" w:space="0"/>
+        <w:insideH w:val="single" w:color="F9B074" w:themeColor="accent6" w:themeTint="BF" w:sz="8" w:space="0"/>
+        <w:insideV w:val="single" w:color="F9B074" w:themeColor="accent6" w:themeTint="BF" w:sz="8" w:space="0"/>
       </w:tblBorders>
     </w:tblPr>
     <w:tcPr>
@@ -10201,7 +10127,7 @@
       <w:tblPr/>
       <w:tcPr>
         <w:tcBorders>
-          <w:top w:val="single" w:sz="18" w:space="0" w:color="F9B074" w:themeColor="accent6" w:themeTint="BF"/>
+          <w:top w:val="single" w:color="F9B074" w:themeColor="accent6" w:themeTint="BF" w:sz="18" w:space="0"/>
         </w:tcBorders>
       </w:tcPr>
     </w:tblStylePr>
@@ -10239,19 +10165,19 @@
       <w:spacing w:after="0" w:line="240" w:lineRule="auto"/>
     </w:pPr>
     <w:rPr>
-      <w:rFonts w:asciiTheme="majorHAnsi" w:eastAsiaTheme="majorEastAsia" w:hAnsiTheme="majorHAnsi" w:cstheme="majorBidi"/>
+      <w:rFonts w:asciiTheme="majorHAnsi" w:hAnsiTheme="majorHAnsi" w:eastAsiaTheme="majorEastAsia" w:cstheme="majorBidi"/>
       <w:color w:val="000000" w:themeColor="text1"/>
     </w:rPr>
     <w:tblPr>
       <w:tblStyleRowBandSize w:val="1"/>
       <w:tblStyleColBandSize w:val="1"/>
       <w:tblBorders>
-        <w:top w:val="single" w:sz="8" w:space="0" w:color="000000" w:themeColor="text1"/>
-        <w:left w:val="single" w:sz="8" w:space="0" w:color="000000" w:themeColor="text1"/>
-        <w:bottom w:val="single" w:sz="8" w:space="0" w:color="000000" w:themeColor="text1"/>
-        <w:right w:val="single" w:sz="8" w:space="0" w:color="000000" w:themeColor="text1"/>
-        <w:insideH w:val="single" w:sz="8" w:space="0" w:color="000000" w:themeColor="text1"/>
-        <w:insideV w:val="single" w:sz="8" w:space="0" w:color="000000" w:themeColor="text1"/>
+        <w:top w:val="single" w:color="000000" w:themeColor="text1" w:sz="8" w:space="0"/>
+        <w:left w:val="single" w:color="000000" w:themeColor="text1" w:sz="8" w:space="0"/>
+        <w:bottom w:val="single" w:color="000000" w:themeColor="text1" w:sz="8" w:space="0"/>
+        <w:right w:val="single" w:color="000000" w:themeColor="text1" w:sz="8" w:space="0"/>
+        <w:insideH w:val="single" w:color="000000" w:themeColor="text1" w:sz="8" w:space="0"/>
+        <w:insideV w:val="single" w:color="000000" w:themeColor="text1" w:sz="8" w:space="0"/>
       </w:tblBorders>
     </w:tblPr>
     <w:tcPr>
@@ -10277,7 +10203,7 @@
       <w:tblPr/>
       <w:tcPr>
         <w:tcBorders>
-          <w:top w:val="single" w:sz="12" w:space="0" w:color="000000" w:themeColor="text1"/>
+          <w:top w:val="single" w:color="000000" w:themeColor="text1" w:sz="12" w:space="0"/>
           <w:left w:val="nil"/>
           <w:bottom w:val="nil"/>
           <w:right w:val="nil"/>
@@ -10335,8 +10261,8 @@
       <w:tblPr/>
       <w:tcPr>
         <w:tcBorders>
-          <w:insideH w:val="single" w:sz="6" w:space="0" w:color="000000" w:themeColor="text1"/>
-          <w:insideV w:val="single" w:sz="6" w:space="0" w:color="000000" w:themeColor="text1"/>
+          <w:insideH w:val="single" w:color="000000" w:themeColor="text1" w:sz="6" w:space="0"/>
+          <w:insideV w:val="single" w:color="000000" w:themeColor="text1" w:sz="6" w:space="0"/>
         </w:tcBorders>
         <w:shd w:val="clear" w:color="auto" w:fill="808080" w:themeFill="text1" w:themeFillTint="7F"/>
       </w:tcPr>
@@ -10357,19 +10283,19 @@
       <w:spacing w:after="0" w:line="240" w:lineRule="auto"/>
     </w:pPr>
     <w:rPr>
-      <w:rFonts w:asciiTheme="majorHAnsi" w:eastAsiaTheme="majorEastAsia" w:hAnsiTheme="majorHAnsi" w:cstheme="majorBidi"/>
+      <w:rFonts w:asciiTheme="majorHAnsi" w:hAnsiTheme="majorHAnsi" w:eastAsiaTheme="majorEastAsia" w:cstheme="majorBidi"/>
       <w:color w:val="000000" w:themeColor="text1"/>
     </w:rPr>
     <w:tblPr>
       <w:tblStyleRowBandSize w:val="1"/>
       <w:tblStyleColBandSize w:val="1"/>
       <w:tblBorders>
-        <w:top w:val="single" w:sz="8" w:space="0" w:color="4F81BD" w:themeColor="accent1"/>
-        <w:left w:val="single" w:sz="8" w:space="0" w:color="4F81BD" w:themeColor="accent1"/>
-        <w:bottom w:val="single" w:sz="8" w:space="0" w:color="4F81BD" w:themeColor="accent1"/>
-        <w:right w:val="single" w:sz="8" w:space="0" w:color="4F81BD" w:themeColor="accent1"/>
-        <w:insideH w:val="single" w:sz="8" w:space="0" w:color="4F81BD" w:themeColor="accent1"/>
-        <w:insideV w:val="single" w:sz="8" w:space="0" w:color="4F81BD" w:themeColor="accent1"/>
+        <w:top w:val="single" w:color="4F81BD" w:themeColor="accent1" w:sz="8" w:space="0"/>
+        <w:left w:val="single" w:color="4F81BD" w:themeColor="accent1" w:sz="8" w:space="0"/>
+        <w:bottom w:val="single" w:color="4F81BD" w:themeColor="accent1" w:sz="8" w:space="0"/>
+        <w:right w:val="single" w:color="4F81BD" w:themeColor="accent1" w:sz="8" w:space="0"/>
+        <w:insideH w:val="single" w:color="4F81BD" w:themeColor="accent1" w:sz="8" w:space="0"/>
+        <w:insideV w:val="single" w:color="4F81BD" w:themeColor="accent1" w:sz="8" w:space="0"/>
       </w:tblBorders>
     </w:tblPr>
     <w:tcPr>
@@ -10395,7 +10321,7 @@
       <w:tblPr/>
       <w:tcPr>
         <w:tcBorders>
-          <w:top w:val="single" w:sz="12" w:space="0" w:color="000000" w:themeColor="text1"/>
+          <w:top w:val="single" w:color="000000" w:themeColor="text1" w:sz="12" w:space="0"/>
           <w:left w:val="nil"/>
           <w:bottom w:val="nil"/>
           <w:right w:val="nil"/>
@@ -10453,8 +10379,8 @@
       <w:tblPr/>
       <w:tcPr>
         <w:tcBorders>
-          <w:insideH w:val="single" w:sz="6" w:space="0" w:color="4F81BD" w:themeColor="accent1"/>
-          <w:insideV w:val="single" w:sz="6" w:space="0" w:color="4F81BD" w:themeColor="accent1"/>
+          <w:insideH w:val="single" w:color="4F81BD" w:themeColor="accent1" w:sz="6" w:space="0"/>
+          <w:insideV w:val="single" w:color="4F81BD" w:themeColor="accent1" w:sz="6" w:space="0"/>
         </w:tcBorders>
         <w:shd w:val="clear" w:color="auto" w:fill="A7BFDE" w:themeFill="accent1" w:themeFillTint="7F"/>
       </w:tcPr>
@@ -10475,19 +10401,19 @@
       <w:spacing w:after="0" w:line="240" w:lineRule="auto"/>
     </w:pPr>
     <w:rPr>
-      <w:rFonts w:asciiTheme="majorHAnsi" w:eastAsiaTheme="majorEastAsia" w:hAnsiTheme="majorHAnsi" w:cstheme="majorBidi"/>
+      <w:rFonts w:asciiTheme="majorHAnsi" w:hAnsiTheme="majorHAnsi" w:eastAsiaTheme="majorEastAsia" w:cstheme="majorBidi"/>
       <w:color w:val="000000" w:themeColor="text1"/>
     </w:rPr>
     <w:tblPr>
       <w:tblStyleRowBandSize w:val="1"/>
       <w:tblStyleColBandSize w:val="1"/>
       <w:tblBorders>
-        <w:top w:val="single" w:sz="8" w:space="0" w:color="C0504D" w:themeColor="accent2"/>
-        <w:left w:val="single" w:sz="8" w:space="0" w:color="C0504D" w:themeColor="accent2"/>
-        <w:bottom w:val="single" w:sz="8" w:space="0" w:color="C0504D" w:themeColor="accent2"/>
-        <w:right w:val="single" w:sz="8" w:space="0" w:color="C0504D" w:themeColor="accent2"/>
-        <w:insideH w:val="single" w:sz="8" w:space="0" w:color="C0504D" w:themeColor="accent2"/>
-        <w:insideV w:val="single" w:sz="8" w:space="0" w:color="C0504D" w:themeColor="accent2"/>
+        <w:top w:val="single" w:color="C0504D" w:themeColor="accent2" w:sz="8" w:space="0"/>
+        <w:left w:val="single" w:color="C0504D" w:themeColor="accent2" w:sz="8" w:space="0"/>
+        <w:bottom w:val="single" w:color="C0504D" w:themeColor="accent2" w:sz="8" w:space="0"/>
+        <w:right w:val="single" w:color="C0504D" w:themeColor="accent2" w:sz="8" w:space="0"/>
+        <w:insideH w:val="single" w:color="C0504D" w:themeColor="accent2" w:sz="8" w:space="0"/>
+        <w:insideV w:val="single" w:color="C0504D" w:themeColor="accent2" w:sz="8" w:space="0"/>
       </w:tblBorders>
     </w:tblPr>
     <w:tcPr>
@@ -10513,7 +10439,7 @@
       <w:tblPr/>
       <w:tcPr>
         <w:tcBorders>
-          <w:top w:val="single" w:sz="12" w:space="0" w:color="000000" w:themeColor="text1"/>
+          <w:top w:val="single" w:color="000000" w:themeColor="text1" w:sz="12" w:space="0"/>
           <w:left w:val="nil"/>
           <w:bottom w:val="nil"/>
           <w:right w:val="nil"/>
@@ -10571,8 +10497,8 @@
       <w:tblPr/>
       <w:tcPr>
         <w:tcBorders>
-          <w:insideH w:val="single" w:sz="6" w:space="0" w:color="C0504D" w:themeColor="accent2"/>
-          <w:insideV w:val="single" w:sz="6" w:space="0" w:color="C0504D" w:themeColor="accent2"/>
+          <w:insideH w:val="single" w:color="C0504D" w:themeColor="accent2" w:sz="6" w:space="0"/>
+          <w:insideV w:val="single" w:color="C0504D" w:themeColor="accent2" w:sz="6" w:space="0"/>
         </w:tcBorders>
         <w:shd w:val="clear" w:color="auto" w:fill="DFA7A6" w:themeFill="accent2" w:themeFillTint="7F"/>
       </w:tcPr>
@@ -10593,19 +10519,19 @@
       <w:spacing w:after="0" w:line="240" w:lineRule="auto"/>
     </w:pPr>
     <w:rPr>
-      <w:rFonts w:asciiTheme="majorHAnsi" w:eastAsiaTheme="majorEastAsia" w:hAnsiTheme="majorHAnsi" w:cstheme="majorBidi"/>
+      <w:rFonts w:asciiTheme="majorHAnsi" w:hAnsiTheme="majorHAnsi" w:eastAsiaTheme="majorEastAsia" w:cstheme="majorBidi"/>
       <w:color w:val="000000" w:themeColor="text1"/>
     </w:rPr>
     <w:tblPr>
       <w:tblStyleRowBandSize w:val="1"/>
       <w:tblStyleColBandSize w:val="1"/>
       <w:tblBorders>
-        <w:top w:val="single" w:sz="8" w:space="0" w:color="9BBB59" w:themeColor="accent3"/>
-        <w:left w:val="single" w:sz="8" w:space="0" w:color="9BBB59" w:themeColor="accent3"/>
-        <w:bottom w:val="single" w:sz="8" w:space="0" w:color="9BBB59" w:themeColor="accent3"/>
-        <w:right w:val="single" w:sz="8" w:space="0" w:color="9BBB59" w:themeColor="accent3"/>
-        <w:insideH w:val="single" w:sz="8" w:space="0" w:color="9BBB59" w:themeColor="accent3"/>
-        <w:insideV w:val="single" w:sz="8" w:space="0" w:color="9BBB59" w:themeColor="accent3"/>
+        <w:top w:val="single" w:color="9BBB59" w:themeColor="accent3" w:sz="8" w:space="0"/>
+        <w:left w:val="single" w:color="9BBB59" w:themeColor="accent3" w:sz="8" w:space="0"/>
+        <w:bottom w:val="single" w:color="9BBB59" w:themeColor="accent3" w:sz="8" w:space="0"/>
+        <w:right w:val="single" w:color="9BBB59" w:themeColor="accent3" w:sz="8" w:space="0"/>
+        <w:insideH w:val="single" w:color="9BBB59" w:themeColor="accent3" w:sz="8" w:space="0"/>
+        <w:insideV w:val="single" w:color="9BBB59" w:themeColor="accent3" w:sz="8" w:space="0"/>
       </w:tblBorders>
     </w:tblPr>
     <w:tcPr>
@@ -10631,7 +10557,7 @@
       <w:tblPr/>
       <w:tcPr>
         <w:tcBorders>
-          <w:top w:val="single" w:sz="12" w:space="0" w:color="000000" w:themeColor="text1"/>
+          <w:top w:val="single" w:color="000000" w:themeColor="text1" w:sz="12" w:space="0"/>
           <w:left w:val="nil"/>
           <w:bottom w:val="nil"/>
           <w:right w:val="nil"/>
@@ -10689,8 +10615,8 @@
       <w:tblPr/>
       <w:tcPr>
         <w:tcBorders>
-          <w:insideH w:val="single" w:sz="6" w:space="0" w:color="9BBB59" w:themeColor="accent3"/>
-          <w:insideV w:val="single" w:sz="6" w:space="0" w:color="9BBB59" w:themeColor="accent3"/>
+          <w:insideH w:val="single" w:color="9BBB59" w:themeColor="accent3" w:sz="6" w:space="0"/>
+          <w:insideV w:val="single" w:color="9BBB59" w:themeColor="accent3" w:sz="6" w:space="0"/>
         </w:tcBorders>
         <w:shd w:val="clear" w:color="auto" w:fill="CDDDAC" w:themeFill="accent3" w:themeFillTint="7F"/>
       </w:tcPr>
@@ -10711,19 +10637,19 @@
       <w:spacing w:after="0" w:line="240" w:lineRule="auto"/>
     </w:pPr>
     <w:rPr>
-      <w:rFonts w:asciiTheme="majorHAnsi" w:eastAsiaTheme="majorEastAsia" w:hAnsiTheme="majorHAnsi" w:cstheme="majorBidi"/>
+      <w:rFonts w:asciiTheme="majorHAnsi" w:hAnsiTheme="majorHAnsi" w:eastAsiaTheme="majorEastAsia" w:cstheme="majorBidi"/>
       <w:color w:val="000000" w:themeColor="text1"/>
     </w:rPr>
     <w:tblPr>
       <w:tblStyleRowBandSize w:val="1"/>
       <w:tblStyleColBandSize w:val="1"/>
       <w:tblBorders>
-        <w:top w:val="single" w:sz="8" w:space="0" w:color="8064A2" w:themeColor="accent4"/>
-        <w:left w:val="single" w:sz="8" w:space="0" w:color="8064A2" w:themeColor="accent4"/>
-        <w:bottom w:val="single" w:sz="8" w:space="0" w:color="8064A2" w:themeColor="accent4"/>
-        <w:right w:val="single" w:sz="8" w:space="0" w:color="8064A2" w:themeColor="accent4"/>
-        <w:insideH w:val="single" w:sz="8" w:space="0" w:color="8064A2" w:themeColor="accent4"/>
-        <w:insideV w:val="single" w:sz="8" w:space="0" w:color="8064A2" w:themeColor="accent4"/>
+        <w:top w:val="single" w:color="8064A2" w:themeColor="accent4" w:sz="8" w:space="0"/>
+        <w:left w:val="single" w:color="8064A2" w:themeColor="accent4" w:sz="8" w:space="0"/>
+        <w:bottom w:val="single" w:color="8064A2" w:themeColor="accent4" w:sz="8" w:space="0"/>
+        <w:right w:val="single" w:color="8064A2" w:themeColor="accent4" w:sz="8" w:space="0"/>
+        <w:insideH w:val="single" w:color="8064A2" w:themeColor="accent4" w:sz="8" w:space="0"/>
+        <w:insideV w:val="single" w:color="8064A2" w:themeColor="accent4" w:sz="8" w:space="0"/>
       </w:tblBorders>
     </w:tblPr>
     <w:tcPr>
@@ -10749,7 +10675,7 @@
       <w:tblPr/>
       <w:tcPr>
         <w:tcBorders>
-          <w:top w:val="single" w:sz="12" w:space="0" w:color="000000" w:themeColor="text1"/>
+          <w:top w:val="single" w:color="000000" w:themeColor="text1" w:sz="12" w:space="0"/>
           <w:left w:val="nil"/>
           <w:bottom w:val="nil"/>
           <w:right w:val="nil"/>
@@ -10807,8 +10733,8 @@
       <w:tblPr/>
       <w:tcPr>
         <w:tcBorders>
-          <w:insideH w:val="single" w:sz="6" w:space="0" w:color="8064A2" w:themeColor="accent4"/>
-          <w:insideV w:val="single" w:sz="6" w:space="0" w:color="8064A2" w:themeColor="accent4"/>
+          <w:insideH w:val="single" w:color="8064A2" w:themeColor="accent4" w:sz="6" w:space="0"/>
+          <w:insideV w:val="single" w:color="8064A2" w:themeColor="accent4" w:sz="6" w:space="0"/>
         </w:tcBorders>
         <w:shd w:val="clear" w:color="auto" w:fill="BFB1D0" w:themeFill="accent4" w:themeFillTint="7F"/>
       </w:tcPr>
@@ -10829,19 +10755,19 @@
       <w:spacing w:after="0" w:line="240" w:lineRule="auto"/>
     </w:pPr>
     <w:rPr>
-      <w:rFonts w:asciiTheme="majorHAnsi" w:eastAsiaTheme="majorEastAsia" w:hAnsiTheme="majorHAnsi" w:cstheme="majorBidi"/>
+      <w:rFonts w:asciiTheme="majorHAnsi" w:hAnsiTheme="majorHAnsi" w:eastAsiaTheme="majorEastAsia" w:cstheme="majorBidi"/>
       <w:color w:val="000000" w:themeColor="text1"/>
     </w:rPr>
     <w:tblPr>
       <w:tblStyleRowBandSize w:val="1"/>
       <w:tblStyleColBandSize w:val="1"/>
       <w:tblBorders>
-        <w:top w:val="single" w:sz="8" w:space="0" w:color="4BACC6" w:themeColor="accent5"/>
-        <w:left w:val="single" w:sz="8" w:space="0" w:color="4BACC6" w:themeColor="accent5"/>
-        <w:bottom w:val="single" w:sz="8" w:space="0" w:color="4BACC6" w:themeColor="accent5"/>
-        <w:right w:val="single" w:sz="8" w:space="0" w:color="4BACC6" w:themeColor="accent5"/>
-        <w:insideH w:val="single" w:sz="8" w:space="0" w:color="4BACC6" w:themeColor="accent5"/>
-        <w:insideV w:val="single" w:sz="8" w:space="0" w:color="4BACC6" w:themeColor="accent5"/>
+        <w:top w:val="single" w:color="4BACC6" w:themeColor="accent5" w:sz="8" w:space="0"/>
+        <w:left w:val="single" w:color="4BACC6" w:themeColor="accent5" w:sz="8" w:space="0"/>
+        <w:bottom w:val="single" w:color="4BACC6" w:themeColor="accent5" w:sz="8" w:space="0"/>
+        <w:right w:val="single" w:color="4BACC6" w:themeColor="accent5" w:sz="8" w:space="0"/>
+        <w:insideH w:val="single" w:color="4BACC6" w:themeColor="accent5" w:sz="8" w:space="0"/>
+        <w:insideV w:val="single" w:color="4BACC6" w:themeColor="accent5" w:sz="8" w:space="0"/>
       </w:tblBorders>
     </w:tblPr>
     <w:tcPr>
@@ -10867,7 +10793,7 @@
       <w:tblPr/>
       <w:tcPr>
         <w:tcBorders>
-          <w:top w:val="single" w:sz="12" w:space="0" w:color="000000" w:themeColor="text1"/>
+          <w:top w:val="single" w:color="000000" w:themeColor="text1" w:sz="12" w:space="0"/>
           <w:left w:val="nil"/>
           <w:bottom w:val="nil"/>
           <w:right w:val="nil"/>
@@ -10925,8 +10851,8 @@
       <w:tblPr/>
       <w:tcPr>
         <w:tcBorders>
-          <w:insideH w:val="single" w:sz="6" w:space="0" w:color="4BACC6" w:themeColor="accent5"/>
-          <w:insideV w:val="single" w:sz="6" w:space="0" w:color="4BACC6" w:themeColor="accent5"/>
+          <w:insideH w:val="single" w:color="4BACC6" w:themeColor="accent5" w:sz="6" w:space="0"/>
+          <w:insideV w:val="single" w:color="4BACC6" w:themeColor="accent5" w:sz="6" w:space="0"/>
         </w:tcBorders>
         <w:shd w:val="clear" w:color="auto" w:fill="A5D5E2" w:themeFill="accent5" w:themeFillTint="7F"/>
       </w:tcPr>
@@ -10947,19 +10873,19 @@
       <w:spacing w:after="0" w:line="240" w:lineRule="auto"/>
     </w:pPr>
     <w:rPr>
-      <w:rFonts w:asciiTheme="majorHAnsi" w:eastAsiaTheme="majorEastAsia" w:hAnsiTheme="majorHAnsi" w:cstheme="majorBidi"/>
+      <w:rFonts w:asciiTheme="majorHAnsi" w:hAnsiTheme="majorHAnsi" w:eastAsiaTheme="majorEastAsia" w:cstheme="majorBidi"/>
       <w:color w:val="000000" w:themeColor="text1"/>
     </w:rPr>
     <w:tblPr>
       <w:tblStyleRowBandSize w:val="1"/>
       <w:tblStyleColBandSize w:val="1"/>
       <w:tblBorders>
-        <w:top w:val="single" w:sz="8" w:space="0" w:color="F79646" w:themeColor="accent6"/>
-        <w:left w:val="single" w:sz="8" w:space="0" w:color="F79646" w:themeColor="accent6"/>
-        <w:bottom w:val="single" w:sz="8" w:space="0" w:color="F79646" w:themeColor="accent6"/>
-        <w:right w:val="single" w:sz="8" w:space="0" w:color="F79646" w:themeColor="accent6"/>
-        <w:insideH w:val="single" w:sz="8" w:space="0" w:color="F79646" w:themeColor="accent6"/>
-        <w:insideV w:val="single" w:sz="8" w:space="0" w:color="F79646" w:themeColor="accent6"/>
+        <w:top w:val="single" w:color="F79646" w:themeColor="accent6" w:sz="8" w:space="0"/>
+        <w:left w:val="single" w:color="F79646" w:themeColor="accent6" w:sz="8" w:space="0"/>
+        <w:bottom w:val="single" w:color="F79646" w:themeColor="accent6" w:sz="8" w:space="0"/>
+        <w:right w:val="single" w:color="F79646" w:themeColor="accent6" w:sz="8" w:space="0"/>
+        <w:insideH w:val="single" w:color="F79646" w:themeColor="accent6" w:sz="8" w:space="0"/>
+        <w:insideV w:val="single" w:color="F79646" w:themeColor="accent6" w:sz="8" w:space="0"/>
       </w:tblBorders>
     </w:tblPr>
     <w:tcPr>
@@ -10985,7 +10911,7 @@
       <w:tblPr/>
       <w:tcPr>
         <w:tcBorders>
-          <w:top w:val="single" w:sz="12" w:space="0" w:color="000000" w:themeColor="text1"/>
+          <w:top w:val="single" w:color="000000" w:themeColor="text1" w:sz="12" w:space="0"/>
           <w:left w:val="nil"/>
           <w:bottom w:val="nil"/>
           <w:right w:val="nil"/>
@@ -11043,8 +10969,8 @@
       <w:tblPr/>
       <w:tcPr>
         <w:tcBorders>
-          <w:insideH w:val="single" w:sz="6" w:space="0" w:color="F79646" w:themeColor="accent6"/>
-          <w:insideV w:val="single" w:sz="6" w:space="0" w:color="F79646" w:themeColor="accent6"/>
+          <w:insideH w:val="single" w:color="F79646" w:themeColor="accent6" w:sz="6" w:space="0"/>
+          <w:insideV w:val="single" w:color="F79646" w:themeColor="accent6" w:sz="6" w:space="0"/>
         </w:tcBorders>
         <w:shd w:val="clear" w:color="auto" w:fill="FBCAA2" w:themeFill="accent6" w:themeFillTint="7F"/>
       </w:tcPr>
@@ -11068,12 +10994,12 @@
       <w:tblStyleRowBandSize w:val="1"/>
       <w:tblStyleColBandSize w:val="1"/>
       <w:tblBorders>
-        <w:top w:val="single" w:sz="8" w:space="0" w:color="FFFFFF" w:themeColor="background1"/>
-        <w:left w:val="single" w:sz="8" w:space="0" w:color="FFFFFF" w:themeColor="background1"/>
-        <w:bottom w:val="single" w:sz="8" w:space="0" w:color="FFFFFF" w:themeColor="background1"/>
-        <w:right w:val="single" w:sz="8" w:space="0" w:color="FFFFFF" w:themeColor="background1"/>
-        <w:insideH w:val="single" w:sz="6" w:space="0" w:color="FFFFFF" w:themeColor="background1"/>
-        <w:insideV w:val="single" w:sz="6" w:space="0" w:color="FFFFFF" w:themeColor="background1"/>
+        <w:top w:val="single" w:color="FFFFFF" w:themeColor="background1" w:sz="8" w:space="0"/>
+        <w:left w:val="single" w:color="FFFFFF" w:themeColor="background1" w:sz="8" w:space="0"/>
+        <w:bottom w:val="single" w:color="FFFFFF" w:themeColor="background1" w:sz="8" w:space="0"/>
+        <w:right w:val="single" w:color="FFFFFF" w:themeColor="background1" w:sz="8" w:space="0"/>
+        <w:insideH w:val="single" w:color="FFFFFF" w:themeColor="background1" w:sz="6" w:space="0"/>
+        <w:insideV w:val="single" w:color="FFFFFF" w:themeColor="background1" w:sz="6" w:space="0"/>
       </w:tblBorders>
     </w:tblPr>
     <w:tcPr>
@@ -11090,12 +11016,12 @@
       <w:tblPr/>
       <w:tcPr>
         <w:tcBorders>
-          <w:top w:val="single" w:sz="8" w:space="0" w:color="FFFFFF" w:themeColor="background1"/>
-          <w:left w:val="single" w:sz="8" w:space="0" w:color="FFFFFF" w:themeColor="background1"/>
-          <w:bottom w:val="single" w:sz="24" w:space="0" w:color="FFFFFF" w:themeColor="background1"/>
-          <w:right w:val="single" w:sz="8" w:space="0" w:color="FFFFFF" w:themeColor="background1"/>
-          <w:insideH w:val="nil"/>
-          <w:insideV w:val="single" w:sz="8" w:space="0" w:color="FFFFFF" w:themeColor="background1"/>
+          <w:top w:val="single" w:color="FFFFFF" w:themeColor="background1" w:sz="8" w:space="0"/>
+          <w:left w:val="single" w:color="FFFFFF" w:themeColor="background1" w:sz="8" w:space="0"/>
+          <w:bottom w:val="single" w:color="FFFFFF" w:themeColor="background1" w:sz="24" w:space="0"/>
+          <w:right w:val="single" w:color="FFFFFF" w:themeColor="background1" w:sz="8" w:space="0"/>
+          <w:insideH w:val="nil"/>
+          <w:insideV w:val="single" w:color="FFFFFF" w:themeColor="background1" w:sz="8" w:space="0"/>
         </w:tcBorders>
         <w:shd w:val="clear" w:color="auto" w:fill="000000" w:themeFill="text1"/>
       </w:tcPr>
@@ -11111,12 +11037,12 @@
       <w:tblPr/>
       <w:tcPr>
         <w:tcBorders>
-          <w:top w:val="single" w:sz="24" w:space="0" w:color="FFFFFF" w:themeColor="background1"/>
-          <w:left w:val="single" w:sz="8" w:space="0" w:color="FFFFFF" w:themeColor="background1"/>
-          <w:bottom w:val="single" w:sz="8" w:space="0" w:color="FFFFFF" w:themeColor="background1"/>
-          <w:right w:val="single" w:sz="8" w:space="0" w:color="FFFFFF" w:themeColor="background1"/>
-          <w:insideH w:val="nil"/>
-          <w:insideV w:val="single" w:sz="8" w:space="0" w:color="FFFFFF" w:themeColor="background1"/>
+          <w:top w:val="single" w:color="FFFFFF" w:themeColor="background1" w:sz="24" w:space="0"/>
+          <w:left w:val="single" w:color="FFFFFF" w:themeColor="background1" w:sz="8" w:space="0"/>
+          <w:bottom w:val="single" w:color="FFFFFF" w:themeColor="background1" w:sz="8" w:space="0"/>
+          <w:right w:val="single" w:color="FFFFFF" w:themeColor="background1" w:sz="8" w:space="0"/>
+          <w:insideH w:val="nil"/>
+          <w:insideV w:val="single" w:color="FFFFFF" w:themeColor="background1" w:sz="8" w:space="0"/>
         </w:tcBorders>
         <w:shd w:val="clear" w:color="auto" w:fill="000000" w:themeFill="text1"/>
       </w:tcPr>
@@ -11132,8 +11058,8 @@
       <w:tblPr/>
       <w:tcPr>
         <w:tcBorders>
-          <w:left w:val="single" w:sz="8" w:space="0" w:color="FFFFFF" w:themeColor="background1"/>
-          <w:right w:val="single" w:sz="24" w:space="0" w:color="FFFFFF" w:themeColor="background1"/>
+          <w:left w:val="single" w:color="FFFFFF" w:themeColor="background1" w:sz="8" w:space="0"/>
+          <w:right w:val="single" w:color="FFFFFF" w:themeColor="background1" w:sz="24" w:space="0"/>
           <w:insideH w:val="nil"/>
           <w:insideV w:val="nil"/>
         </w:tcBorders>
@@ -11152,7 +11078,7 @@
       <w:tcPr>
         <w:tcBorders>
           <w:top w:val="nil"/>
-          <w:left w:val="single" w:sz="24" w:space="0" w:color="FFFFFF" w:themeColor="background1"/>
+          <w:left w:val="single" w:color="FFFFFF" w:themeColor="background1" w:sz="24" w:space="0"/>
           <w:bottom w:val="nil"/>
           <w:right w:val="nil"/>
           <w:insideH w:val="nil"/>
@@ -11165,10 +11091,10 @@
       <w:tblPr/>
       <w:tcPr>
         <w:tcBorders>
-          <w:top w:val="single" w:sz="8" w:space="0" w:color="FFFFFF" w:themeColor="background1"/>
-          <w:left w:val="single" w:sz="8" w:space="0" w:color="FFFFFF" w:themeColor="background1"/>
-          <w:bottom w:val="single" w:sz="8" w:space="0" w:color="FFFFFF" w:themeColor="background1"/>
-          <w:right w:val="single" w:sz="8" w:space="0" w:color="FFFFFF" w:themeColor="background1"/>
+          <w:top w:val="single" w:color="FFFFFF" w:themeColor="background1" w:sz="8" w:space="0"/>
+          <w:left w:val="single" w:color="FFFFFF" w:themeColor="background1" w:sz="8" w:space="0"/>
+          <w:bottom w:val="single" w:color="FFFFFF" w:themeColor="background1" w:sz="8" w:space="0"/>
+          <w:right w:val="single" w:color="FFFFFF" w:themeColor="background1" w:sz="8" w:space="0"/>
           <w:insideH w:val="nil"/>
           <w:insideV w:val="nil"/>
         </w:tcBorders>
@@ -11179,12 +11105,12 @@
       <w:tblPr/>
       <w:tcPr>
         <w:tcBorders>
-          <w:top w:val="single" w:sz="8" w:space="0" w:color="FFFFFF" w:themeColor="background1"/>
-          <w:left w:val="single" w:sz="8" w:space="0" w:color="FFFFFF" w:themeColor="background1"/>
-          <w:bottom w:val="single" w:sz="8" w:space="0" w:color="FFFFFF" w:themeColor="background1"/>
-          <w:right w:val="single" w:sz="8" w:space="0" w:color="FFFFFF" w:themeColor="background1"/>
-          <w:insideH w:val="single" w:sz="8" w:space="0" w:color="FFFFFF" w:themeColor="background1"/>
-          <w:insideV w:val="single" w:sz="8" w:space="0" w:color="FFFFFF" w:themeColor="background1"/>
+          <w:top w:val="single" w:color="FFFFFF" w:themeColor="background1" w:sz="8" w:space="0"/>
+          <w:left w:val="single" w:color="FFFFFF" w:themeColor="background1" w:sz="8" w:space="0"/>
+          <w:bottom w:val="single" w:color="FFFFFF" w:themeColor="background1" w:sz="8" w:space="0"/>
+          <w:right w:val="single" w:color="FFFFFF" w:themeColor="background1" w:sz="8" w:space="0"/>
+          <w:insideH w:val="single" w:color="FFFFFF" w:themeColor="background1" w:sz="8" w:space="0"/>
+          <w:insideV w:val="single" w:color="FFFFFF" w:themeColor="background1" w:sz="8" w:space="0"/>
         </w:tcBorders>
         <w:shd w:val="clear" w:color="auto" w:fill="808080" w:themeFill="text1" w:themeFillTint="7F"/>
       </w:tcPr>
@@ -11202,12 +11128,12 @@
       <w:tblStyleRowBandSize w:val="1"/>
       <w:tblStyleColBandSize w:val="1"/>
       <w:tblBorders>
-        <w:top w:val="single" w:sz="8" w:space="0" w:color="FFFFFF" w:themeColor="background1"/>
-        <w:left w:val="single" w:sz="8" w:space="0" w:color="FFFFFF" w:themeColor="background1"/>
-        <w:bottom w:val="single" w:sz="8" w:space="0" w:color="FFFFFF" w:themeColor="background1"/>
-        <w:right w:val="single" w:sz="8" w:space="0" w:color="FFFFFF" w:themeColor="background1"/>
-        <w:insideH w:val="single" w:sz="6" w:space="0" w:color="FFFFFF" w:themeColor="background1"/>
-        <w:insideV w:val="single" w:sz="6" w:space="0" w:color="FFFFFF" w:themeColor="background1"/>
+        <w:top w:val="single" w:color="FFFFFF" w:themeColor="background1" w:sz="8" w:space="0"/>
+        <w:left w:val="single" w:color="FFFFFF" w:themeColor="background1" w:sz="8" w:space="0"/>
+        <w:bottom w:val="single" w:color="FFFFFF" w:themeColor="background1" w:sz="8" w:space="0"/>
+        <w:right w:val="single" w:color="FFFFFF" w:themeColor="background1" w:sz="8" w:space="0"/>
+        <w:insideH w:val="single" w:color="FFFFFF" w:themeColor="background1" w:sz="6" w:space="0"/>
+        <w:insideV w:val="single" w:color="FFFFFF" w:themeColor="background1" w:sz="6" w:space="0"/>
       </w:tblBorders>
     </w:tblPr>
     <w:tcPr>
@@ -11224,12 +11150,12 @@
       <w:tblPr/>
       <w:tcPr>
         <w:tcBorders>
-          <w:top w:val="single" w:sz="8" w:space="0" w:color="FFFFFF" w:themeColor="background1"/>
-          <w:left w:val="single" w:sz="8" w:space="0" w:color="FFFFFF" w:themeColor="background1"/>
-          <w:bottom w:val="single" w:sz="24" w:space="0" w:color="FFFFFF" w:themeColor="background1"/>
-          <w:right w:val="single" w:sz="8" w:space="0" w:color="FFFFFF" w:themeColor="background1"/>
-          <w:insideH w:val="nil"/>
-          <w:insideV w:val="single" w:sz="8" w:space="0" w:color="FFFFFF" w:themeColor="background1"/>
+          <w:top w:val="single" w:color="FFFFFF" w:themeColor="background1" w:sz="8" w:space="0"/>
+          <w:left w:val="single" w:color="FFFFFF" w:themeColor="background1" w:sz="8" w:space="0"/>
+          <w:bottom w:val="single" w:color="FFFFFF" w:themeColor="background1" w:sz="24" w:space="0"/>
+          <w:right w:val="single" w:color="FFFFFF" w:themeColor="background1" w:sz="8" w:space="0"/>
+          <w:insideH w:val="nil"/>
+          <w:insideV w:val="single" w:color="FFFFFF" w:themeColor="background1" w:sz="8" w:space="0"/>
         </w:tcBorders>
         <w:shd w:val="clear" w:color="auto" w:fill="4F81BD" w:themeFill="accent1"/>
       </w:tcPr>
@@ -11245,12 +11171,12 @@
       <w:tblPr/>
       <w:tcPr>
         <w:tcBorders>
-          <w:top w:val="single" w:sz="24" w:space="0" w:color="FFFFFF" w:themeColor="background1"/>
-          <w:left w:val="single" w:sz="8" w:space="0" w:color="FFFFFF" w:themeColor="background1"/>
-          <w:bottom w:val="single" w:sz="8" w:space="0" w:color="FFFFFF" w:themeColor="background1"/>
-          <w:right w:val="single" w:sz="8" w:space="0" w:color="FFFFFF" w:themeColor="background1"/>
-          <w:insideH w:val="nil"/>
-          <w:insideV w:val="single" w:sz="8" w:space="0" w:color="FFFFFF" w:themeColor="background1"/>
+          <w:top w:val="single" w:color="FFFFFF" w:themeColor="background1" w:sz="24" w:space="0"/>
+          <w:left w:val="single" w:color="FFFFFF" w:themeColor="background1" w:sz="8" w:space="0"/>
+          <w:bottom w:val="single" w:color="FFFFFF" w:themeColor="background1" w:sz="8" w:space="0"/>
+          <w:right w:val="single" w:color="FFFFFF" w:themeColor="background1" w:sz="8" w:space="0"/>
+          <w:insideH w:val="nil"/>
+          <w:insideV w:val="single" w:color="FFFFFF" w:themeColor="background1" w:sz="8" w:space="0"/>
         </w:tcBorders>
         <w:shd w:val="clear" w:color="auto" w:fill="4F81BD" w:themeFill="accent1"/>
       </w:tcPr>
@@ -11266,8 +11192,8 @@
       <w:tblPr/>
       <w:tcPr>
         <w:tcBorders>
-          <w:left w:val="single" w:sz="8" w:space="0" w:color="FFFFFF" w:themeColor="background1"/>
-          <w:right w:val="single" w:sz="24" w:space="0" w:color="FFFFFF" w:themeColor="background1"/>
+          <w:left w:val="single" w:color="FFFFFF" w:themeColor="background1" w:sz="8" w:space="0"/>
+          <w:right w:val="single" w:color="FFFFFF" w:themeColor="background1" w:sz="24" w:space="0"/>
           <w:insideH w:val="nil"/>
           <w:insideV w:val="nil"/>
         </w:tcBorders>
@@ -11286,7 +11212,7 @@
       <w:tcPr>
         <w:tcBorders>
           <w:top w:val="nil"/>
-          <w:left w:val="single" w:sz="24" w:space="0" w:color="FFFFFF" w:themeColor="background1"/>
+          <w:left w:val="single" w:color="FFFFFF" w:themeColor="background1" w:sz="24" w:space="0"/>
           <w:bottom w:val="nil"/>
           <w:right w:val="nil"/>
           <w:insideH w:val="nil"/>
@@ -11299,10 +11225,10 @@
       <w:tblPr/>
       <w:tcPr>
         <w:tcBorders>
-          <w:top w:val="single" w:sz="8" w:space="0" w:color="FFFFFF" w:themeColor="background1"/>
-          <w:left w:val="single" w:sz="8" w:space="0" w:color="FFFFFF" w:themeColor="background1"/>
-          <w:bottom w:val="single" w:sz="8" w:space="0" w:color="FFFFFF" w:themeColor="background1"/>
-          <w:right w:val="single" w:sz="8" w:space="0" w:color="FFFFFF" w:themeColor="background1"/>
+          <w:top w:val="single" w:color="FFFFFF" w:themeColor="background1" w:sz="8" w:space="0"/>
+          <w:left w:val="single" w:color="FFFFFF" w:themeColor="background1" w:sz="8" w:space="0"/>
+          <w:bottom w:val="single" w:color="FFFFFF" w:themeColor="background1" w:sz="8" w:space="0"/>
+          <w:right w:val="single" w:color="FFFFFF" w:themeColor="background1" w:sz="8" w:space="0"/>
           <w:insideH w:val="nil"/>
           <w:insideV w:val="nil"/>
         </w:tcBorders>
@@ -11313,12 +11239,12 @@
       <w:tblPr/>
       <w:tcPr>
         <w:tcBorders>
-          <w:top w:val="single" w:sz="8" w:space="0" w:color="FFFFFF" w:themeColor="background1"/>
-          <w:left w:val="single" w:sz="8" w:space="0" w:color="FFFFFF" w:themeColor="background1"/>
-          <w:bottom w:val="single" w:sz="8" w:space="0" w:color="FFFFFF" w:themeColor="background1"/>
-          <w:right w:val="single" w:sz="8" w:space="0" w:color="FFFFFF" w:themeColor="background1"/>
-          <w:insideH w:val="single" w:sz="8" w:space="0" w:color="FFFFFF" w:themeColor="background1"/>
-          <w:insideV w:val="single" w:sz="8" w:space="0" w:color="FFFFFF" w:themeColor="background1"/>
+          <w:top w:val="single" w:color="FFFFFF" w:themeColor="background1" w:sz="8" w:space="0"/>
+          <w:left w:val="single" w:color="FFFFFF" w:themeColor="background1" w:sz="8" w:space="0"/>
+          <w:bottom w:val="single" w:color="FFFFFF" w:themeColor="background1" w:sz="8" w:space="0"/>
+          <w:right w:val="single" w:color="FFFFFF" w:themeColor="background1" w:sz="8" w:space="0"/>
+          <w:insideH w:val="single" w:color="FFFFFF" w:themeColor="background1" w:sz="8" w:space="0"/>
+          <w:insideV w:val="single" w:color="FFFFFF" w:themeColor="background1" w:sz="8" w:space="0"/>
         </w:tcBorders>
         <w:shd w:val="clear" w:color="auto" w:fill="A7BFDE" w:themeFill="accent1" w:themeFillTint="7F"/>
       </w:tcPr>
@@ -11336,12 +11262,12 @@
       <w:tblStyleRowBandSize w:val="1"/>
       <w:tblStyleColBandSize w:val="1"/>
       <w:tblBorders>
-        <w:top w:val="single" w:sz="8" w:space="0" w:color="FFFFFF" w:themeColor="background1"/>
-        <w:left w:val="single" w:sz="8" w:space="0" w:color="FFFFFF" w:themeColor="background1"/>
-        <w:bottom w:val="single" w:sz="8" w:space="0" w:color="FFFFFF" w:themeColor="background1"/>
-        <w:right w:val="single" w:sz="8" w:space="0" w:color="FFFFFF" w:themeColor="background1"/>
-        <w:insideH w:val="single" w:sz="6" w:space="0" w:color="FFFFFF" w:themeColor="background1"/>
-        <w:insideV w:val="single" w:sz="6" w:space="0" w:color="FFFFFF" w:themeColor="background1"/>
+        <w:top w:val="single" w:color="FFFFFF" w:themeColor="background1" w:sz="8" w:space="0"/>
+        <w:left w:val="single" w:color="FFFFFF" w:themeColor="background1" w:sz="8" w:space="0"/>
+        <w:bottom w:val="single" w:color="FFFFFF" w:themeColor="background1" w:sz="8" w:space="0"/>
+        <w:right w:val="single" w:color="FFFFFF" w:themeColor="background1" w:sz="8" w:space="0"/>
+        <w:insideH w:val="single" w:color="FFFFFF" w:themeColor="background1" w:sz="6" w:space="0"/>
+        <w:insideV w:val="single" w:color="FFFFFF" w:themeColor="background1" w:sz="6" w:space="0"/>
       </w:tblBorders>
     </w:tblPr>
     <w:tcPr>
@@ -11358,12 +11284,12 @@
       <w:tblPr/>
       <w:tcPr>
         <w:tcBorders>
-          <w:top w:val="single" w:sz="8" w:space="0" w:color="FFFFFF" w:themeColor="background1"/>
-          <w:left w:val="single" w:sz="8" w:space="0" w:color="FFFFFF" w:themeColor="background1"/>
-          <w:bottom w:val="single" w:sz="24" w:space="0" w:color="FFFFFF" w:themeColor="background1"/>
-          <w:right w:val="single" w:sz="8" w:space="0" w:color="FFFFFF" w:themeColor="background1"/>
-          <w:insideH w:val="nil"/>
-          <w:insideV w:val="single" w:sz="8" w:space="0" w:color="FFFFFF" w:themeColor="background1"/>
+          <w:top w:val="single" w:color="FFFFFF" w:themeColor="background1" w:sz="8" w:space="0"/>
+          <w:left w:val="single" w:color="FFFFFF" w:themeColor="background1" w:sz="8" w:space="0"/>
+          <w:bottom w:val="single" w:color="FFFFFF" w:themeColor="background1" w:sz="24" w:space="0"/>
+          <w:right w:val="single" w:color="FFFFFF" w:themeColor="background1" w:sz="8" w:space="0"/>
+          <w:insideH w:val="nil"/>
+          <w:insideV w:val="single" w:color="FFFFFF" w:themeColor="background1" w:sz="8" w:space="0"/>
         </w:tcBorders>
         <w:shd w:val="clear" w:color="auto" w:fill="C0504D" w:themeFill="accent2"/>
       </w:tcPr>
@@ -11379,12 +11305,12 @@
       <w:tblPr/>
       <w:tcPr>
         <w:tcBorders>
-          <w:top w:val="single" w:sz="24" w:space="0" w:color="FFFFFF" w:themeColor="background1"/>
-          <w:left w:val="single" w:sz="8" w:space="0" w:color="FFFFFF" w:themeColor="background1"/>
-          <w:bottom w:val="single" w:sz="8" w:space="0" w:color="FFFFFF" w:themeColor="background1"/>
-          <w:right w:val="single" w:sz="8" w:space="0" w:color="FFFFFF" w:themeColor="background1"/>
-          <w:insideH w:val="nil"/>
-          <w:insideV w:val="single" w:sz="8" w:space="0" w:color="FFFFFF" w:themeColor="background1"/>
+          <w:top w:val="single" w:color="FFFFFF" w:themeColor="background1" w:sz="24" w:space="0"/>
+          <w:left w:val="single" w:color="FFFFFF" w:themeColor="background1" w:sz="8" w:space="0"/>
+          <w:bottom w:val="single" w:color="FFFFFF" w:themeColor="background1" w:sz="8" w:space="0"/>
+          <w:right w:val="single" w:color="FFFFFF" w:themeColor="background1" w:sz="8" w:space="0"/>
+          <w:insideH w:val="nil"/>
+          <w:insideV w:val="single" w:color="FFFFFF" w:themeColor="background1" w:sz="8" w:space="0"/>
         </w:tcBorders>
         <w:shd w:val="clear" w:color="auto" w:fill="C0504D" w:themeFill="accent2"/>
       </w:tcPr>
@@ -11400,8 +11326,8 @@
       <w:tblPr/>
       <w:tcPr>
         <w:tcBorders>
-          <w:left w:val="single" w:sz="8" w:space="0" w:color="FFFFFF" w:themeColor="background1"/>
-          <w:right w:val="single" w:sz="24" w:space="0" w:color="FFFFFF" w:themeColor="background1"/>
+          <w:left w:val="single" w:color="FFFFFF" w:themeColor="background1" w:sz="8" w:space="0"/>
+          <w:right w:val="single" w:color="FFFFFF" w:themeColor="background1" w:sz="24" w:space="0"/>
           <w:insideH w:val="nil"/>
           <w:insideV w:val="nil"/>
         </w:tcBorders>
@@ -11420,7 +11346,7 @@
       <w:tcPr>
         <w:tcBorders>
           <w:top w:val="nil"/>
-          <w:left w:val="single" w:sz="24" w:space="0" w:color="FFFFFF" w:themeColor="background1"/>
+          <w:left w:val="single" w:color="FFFFFF" w:themeColor="background1" w:sz="24" w:space="0"/>
           <w:bottom w:val="nil"/>
           <w:right w:val="nil"/>
           <w:insideH w:val="nil"/>
@@ -11433,10 +11359,10 @@
       <w:tblPr/>
       <w:tcPr>
         <w:tcBorders>
-          <w:top w:val="single" w:sz="8" w:space="0" w:color="FFFFFF" w:themeColor="background1"/>
-          <w:left w:val="single" w:sz="8" w:space="0" w:color="FFFFFF" w:themeColor="background1"/>
-          <w:bottom w:val="single" w:sz="8" w:space="0" w:color="FFFFFF" w:themeColor="background1"/>
-          <w:right w:val="single" w:sz="8" w:space="0" w:color="FFFFFF" w:themeColor="background1"/>
+          <w:top w:val="single" w:color="FFFFFF" w:themeColor="background1" w:sz="8" w:space="0"/>
+          <w:left w:val="single" w:color="FFFFFF" w:themeColor="background1" w:sz="8" w:space="0"/>
+          <w:bottom w:val="single" w:color="FFFFFF" w:themeColor="background1" w:sz="8" w:space="0"/>
+          <w:right w:val="single" w:color="FFFFFF" w:themeColor="background1" w:sz="8" w:space="0"/>
           <w:insideH w:val="nil"/>
           <w:insideV w:val="nil"/>
         </w:tcBorders>
@@ -11447,12 +11373,12 @@
       <w:tblPr/>
       <w:tcPr>
         <w:tcBorders>
-          <w:top w:val="single" w:sz="8" w:space="0" w:color="FFFFFF" w:themeColor="background1"/>
-          <w:left w:val="single" w:sz="8" w:space="0" w:color="FFFFFF" w:themeColor="background1"/>
-          <w:bottom w:val="single" w:sz="8" w:space="0" w:color="FFFFFF" w:themeColor="background1"/>
-          <w:right w:val="single" w:sz="8" w:space="0" w:color="FFFFFF" w:themeColor="background1"/>
-          <w:insideH w:val="single" w:sz="8" w:space="0" w:color="FFFFFF" w:themeColor="background1"/>
-          <w:insideV w:val="single" w:sz="8" w:space="0" w:color="FFFFFF" w:themeColor="background1"/>
+          <w:top w:val="single" w:color="FFFFFF" w:themeColor="background1" w:sz="8" w:space="0"/>
+          <w:left w:val="single" w:color="FFFFFF" w:themeColor="background1" w:sz="8" w:space="0"/>
+          <w:bottom w:val="single" w:color="FFFFFF" w:themeColor="background1" w:sz="8" w:space="0"/>
+          <w:right w:val="single" w:color="FFFFFF" w:themeColor="background1" w:sz="8" w:space="0"/>
+          <w:insideH w:val="single" w:color="FFFFFF" w:themeColor="background1" w:sz="8" w:space="0"/>
+          <w:insideV w:val="single" w:color="FFFFFF" w:themeColor="background1" w:sz="8" w:space="0"/>
         </w:tcBorders>
         <w:shd w:val="clear" w:color="auto" w:fill="DFA7A6" w:themeFill="accent2" w:themeFillTint="7F"/>
       </w:tcPr>
@@ -11470,12 +11396,12 @@
       <w:tblStyleRowBandSize w:val="1"/>
       <w:tblStyleColBandSize w:val="1"/>
       <w:tblBorders>
-        <w:top w:val="single" w:sz="8" w:space="0" w:color="FFFFFF" w:themeColor="background1"/>
-        <w:left w:val="single" w:sz="8" w:space="0" w:color="FFFFFF" w:themeColor="background1"/>
-        <w:bottom w:val="single" w:sz="8" w:space="0" w:color="FFFFFF" w:themeColor="background1"/>
-        <w:right w:val="single" w:sz="8" w:space="0" w:color="FFFFFF" w:themeColor="background1"/>
-        <w:insideH w:val="single" w:sz="6" w:space="0" w:color="FFFFFF" w:themeColor="background1"/>
-        <w:insideV w:val="single" w:sz="6" w:space="0" w:color="FFFFFF" w:themeColor="background1"/>
+        <w:top w:val="single" w:color="FFFFFF" w:themeColor="background1" w:sz="8" w:space="0"/>
+        <w:left w:val="single" w:color="FFFFFF" w:themeColor="background1" w:sz="8" w:space="0"/>
+        <w:bottom w:val="single" w:color="FFFFFF" w:themeColor="background1" w:sz="8" w:space="0"/>
+        <w:right w:val="single" w:color="FFFFFF" w:themeColor="background1" w:sz="8" w:space="0"/>
+        <w:insideH w:val="single" w:color="FFFFFF" w:themeColor="background1" w:sz="6" w:space="0"/>
+        <w:insideV w:val="single" w:color="FFFFFF" w:themeColor="background1" w:sz="6" w:space="0"/>
       </w:tblBorders>
     </w:tblPr>
     <w:tcPr>
@@ -11492,12 +11418,12 @@
       <w:tblPr/>
       <w:tcPr>
         <w:tcBorders>
-          <w:top w:val="single" w:sz="8" w:space="0" w:color="FFFFFF" w:themeColor="background1"/>
-          <w:left w:val="single" w:sz="8" w:space="0" w:color="FFFFFF" w:themeColor="background1"/>
-          <w:bottom w:val="single" w:sz="24" w:space="0" w:color="FFFFFF" w:themeColor="background1"/>
-          <w:right w:val="single" w:sz="8" w:space="0" w:color="FFFFFF" w:themeColor="background1"/>
-          <w:insideH w:val="nil"/>
-          <w:insideV w:val="single" w:sz="8" w:space="0" w:color="FFFFFF" w:themeColor="background1"/>
+          <w:top w:val="single" w:color="FFFFFF" w:themeColor="background1" w:sz="8" w:space="0"/>
+          <w:left w:val="single" w:color="FFFFFF" w:themeColor="background1" w:sz="8" w:space="0"/>
+          <w:bottom w:val="single" w:color="FFFFFF" w:themeColor="background1" w:sz="24" w:space="0"/>
+          <w:right w:val="single" w:color="FFFFFF" w:themeColor="background1" w:sz="8" w:space="0"/>
+          <w:insideH w:val="nil"/>
+          <w:insideV w:val="single" w:color="FFFFFF" w:themeColor="background1" w:sz="8" w:space="0"/>
         </w:tcBorders>
         <w:shd w:val="clear" w:color="auto" w:fill="9BBB59" w:themeFill="accent3"/>
       </w:tcPr>
@@ -11513,12 +11439,12 @@
       <w:tblPr/>
       <w:tcPr>
         <w:tcBorders>
-          <w:top w:val="single" w:sz="24" w:space="0" w:color="FFFFFF" w:themeColor="background1"/>
-          <w:left w:val="single" w:sz="8" w:space="0" w:color="FFFFFF" w:themeColor="background1"/>
-          <w:bottom w:val="single" w:sz="8" w:space="0" w:color="FFFFFF" w:themeColor="background1"/>
-          <w:right w:val="single" w:sz="8" w:space="0" w:color="FFFFFF" w:themeColor="background1"/>
-          <w:insideH w:val="nil"/>
-          <w:insideV w:val="single" w:sz="8" w:space="0" w:color="FFFFFF" w:themeColor="background1"/>
+          <w:top w:val="single" w:color="FFFFFF" w:themeColor="background1" w:sz="24" w:space="0"/>
+          <w:left w:val="single" w:color="FFFFFF" w:themeColor="background1" w:sz="8" w:space="0"/>
+          <w:bottom w:val="single" w:color="FFFFFF" w:themeColor="background1" w:sz="8" w:space="0"/>
+          <w:right w:val="single" w:color="FFFFFF" w:themeColor="background1" w:sz="8" w:space="0"/>
+          <w:insideH w:val="nil"/>
+          <w:insideV w:val="single" w:color="FFFFFF" w:themeColor="background1" w:sz="8" w:space="0"/>
         </w:tcBorders>
         <w:shd w:val="clear" w:color="auto" w:fill="9BBB59" w:themeFill="accent3"/>
       </w:tcPr>
@@ -11534,8 +11460,8 @@
       <w:tblPr/>
       <w:tcPr>
         <w:tcBorders>
-          <w:left w:val="single" w:sz="8" w:space="0" w:color="FFFFFF" w:themeColor="background1"/>
-          <w:right w:val="single" w:sz="24" w:space="0" w:color="FFFFFF" w:themeColor="background1"/>
+          <w:left w:val="single" w:color="FFFFFF" w:themeColor="background1" w:sz="8" w:space="0"/>
+          <w:right w:val="single" w:color="FFFFFF" w:themeColor="background1" w:sz="24" w:space="0"/>
           <w:insideH w:val="nil"/>
           <w:insideV w:val="nil"/>
         </w:tcBorders>
@@ -11554,7 +11480,7 @@
       <w:tcPr>
         <w:tcBorders>
           <w:top w:val="nil"/>
-          <w:left w:val="single" w:sz="24" w:space="0" w:color="FFFFFF" w:themeColor="background1"/>
+          <w:left w:val="single" w:color="FFFFFF" w:themeColor="background1" w:sz="24" w:space="0"/>
           <w:bottom w:val="nil"/>
           <w:right w:val="nil"/>
           <w:insideH w:val="nil"/>
@@ -11567,10 +11493,10 @@
       <w:tblPr/>
       <w:tcPr>
         <w:tcBorders>
-          <w:top w:val="single" w:sz="8" w:space="0" w:color="FFFFFF" w:themeColor="background1"/>
-          <w:left w:val="single" w:sz="8" w:space="0" w:color="FFFFFF" w:themeColor="background1"/>
-          <w:bottom w:val="single" w:sz="8" w:space="0" w:color="FFFFFF" w:themeColor="background1"/>
-          <w:right w:val="single" w:sz="8" w:space="0" w:color="FFFFFF" w:themeColor="background1"/>
+          <w:top w:val="single" w:color="FFFFFF" w:themeColor="background1" w:sz="8" w:space="0"/>
+          <w:left w:val="single" w:color="FFFFFF" w:themeColor="background1" w:sz="8" w:space="0"/>
+          <w:bottom w:val="single" w:color="FFFFFF" w:themeColor="background1" w:sz="8" w:space="0"/>
+          <w:right w:val="single" w:color="FFFFFF" w:themeColor="background1" w:sz="8" w:space="0"/>
           <w:insideH w:val="nil"/>
           <w:insideV w:val="nil"/>
         </w:tcBorders>
@@ -11581,12 +11507,12 @@
       <w:tblPr/>
       <w:tcPr>
         <w:tcBorders>
-          <w:top w:val="single" w:sz="8" w:space="0" w:color="FFFFFF" w:themeColor="background1"/>
-          <w:left w:val="single" w:sz="8" w:space="0" w:color="FFFFFF" w:themeColor="background1"/>
-          <w:bottom w:val="single" w:sz="8" w:space="0" w:color="FFFFFF" w:themeColor="background1"/>
-          <w:right w:val="single" w:sz="8" w:space="0" w:color="FFFFFF" w:themeColor="background1"/>
-          <w:insideH w:val="single" w:sz="8" w:space="0" w:color="FFFFFF" w:themeColor="background1"/>
-          <w:insideV w:val="single" w:sz="8" w:space="0" w:color="FFFFFF" w:themeColor="background1"/>
+          <w:top w:val="single" w:color="FFFFFF" w:themeColor="background1" w:sz="8" w:space="0"/>
+          <w:left w:val="single" w:color="FFFFFF" w:themeColor="background1" w:sz="8" w:space="0"/>
+          <w:bottom w:val="single" w:color="FFFFFF" w:themeColor="background1" w:sz="8" w:space="0"/>
+          <w:right w:val="single" w:color="FFFFFF" w:themeColor="background1" w:sz="8" w:space="0"/>
+          <w:insideH w:val="single" w:color="FFFFFF" w:themeColor="background1" w:sz="8" w:space="0"/>
+          <w:insideV w:val="single" w:color="FFFFFF" w:themeColor="background1" w:sz="8" w:space="0"/>
         </w:tcBorders>
         <w:shd w:val="clear" w:color="auto" w:fill="CDDDAC" w:themeFill="accent3" w:themeFillTint="7F"/>
       </w:tcPr>
@@ -11604,12 +11530,12 @@
       <w:tblStyleRowBandSize w:val="1"/>
       <w:tblStyleColBandSize w:val="1"/>
       <w:tblBorders>
-        <w:top w:val="single" w:sz="8" w:space="0" w:color="FFFFFF" w:themeColor="background1"/>
-        <w:left w:val="single" w:sz="8" w:space="0" w:color="FFFFFF" w:themeColor="background1"/>
-        <w:bottom w:val="single" w:sz="8" w:space="0" w:color="FFFFFF" w:themeColor="background1"/>
-        <w:right w:val="single" w:sz="8" w:space="0" w:color="FFFFFF" w:themeColor="background1"/>
-        <w:insideH w:val="single" w:sz="6" w:space="0" w:color="FFFFFF" w:themeColor="background1"/>
-        <w:insideV w:val="single" w:sz="6" w:space="0" w:color="FFFFFF" w:themeColor="background1"/>
+        <w:top w:val="single" w:color="FFFFFF" w:themeColor="background1" w:sz="8" w:space="0"/>
+        <w:left w:val="single" w:color="FFFFFF" w:themeColor="background1" w:sz="8" w:space="0"/>
+        <w:bottom w:val="single" w:color="FFFFFF" w:themeColor="background1" w:sz="8" w:space="0"/>
+        <w:right w:val="single" w:color="FFFFFF" w:themeColor="background1" w:sz="8" w:space="0"/>
+        <w:insideH w:val="single" w:color="FFFFFF" w:themeColor="background1" w:sz="6" w:space="0"/>
+        <w:insideV w:val="single" w:color="FFFFFF" w:themeColor="background1" w:sz="6" w:space="0"/>
       </w:tblBorders>
     </w:tblPr>
     <w:tcPr>
@@ -11626,12 +11552,12 @@
       <w:tblPr/>
       <w:tcPr>
         <w:tcBorders>
-          <w:top w:val="single" w:sz="8" w:space="0" w:color="FFFFFF" w:themeColor="background1"/>
-          <w:left w:val="single" w:sz="8" w:space="0" w:color="FFFFFF" w:themeColor="background1"/>
-          <w:bottom w:val="single" w:sz="24" w:space="0" w:color="FFFFFF" w:themeColor="background1"/>
-          <w:right w:val="single" w:sz="8" w:space="0" w:color="FFFFFF" w:themeColor="background1"/>
-          <w:insideH w:val="nil"/>
-          <w:insideV w:val="single" w:sz="8" w:space="0" w:color="FFFFFF" w:themeColor="background1"/>
+          <w:top w:val="single" w:color="FFFFFF" w:themeColor="background1" w:sz="8" w:space="0"/>
+          <w:left w:val="single" w:color="FFFFFF" w:themeColor="background1" w:sz="8" w:space="0"/>
+          <w:bottom w:val="single" w:color="FFFFFF" w:themeColor="background1" w:sz="24" w:space="0"/>
+          <w:right w:val="single" w:color="FFFFFF" w:themeColor="background1" w:sz="8" w:space="0"/>
+          <w:insideH w:val="nil"/>
+          <w:insideV w:val="single" w:color="FFFFFF" w:themeColor="background1" w:sz="8" w:space="0"/>
         </w:tcBorders>
         <w:shd w:val="clear" w:color="auto" w:fill="8064A2" w:themeFill="accent4"/>
       </w:tcPr>
@@ -11647,12 +11573,12 @@
       <w:tblPr/>
       <w:tcPr>
         <w:tcBorders>
-          <w:top w:val="single" w:sz="24" w:space="0" w:color="FFFFFF" w:themeColor="background1"/>
-          <w:left w:val="single" w:sz="8" w:space="0" w:color="FFFFFF" w:themeColor="background1"/>
-          <w:bottom w:val="single" w:sz="8" w:space="0" w:color="FFFFFF" w:themeColor="background1"/>
-          <w:right w:val="single" w:sz="8" w:space="0" w:color="FFFFFF" w:themeColor="background1"/>
-          <w:insideH w:val="nil"/>
-          <w:insideV w:val="single" w:sz="8" w:space="0" w:color="FFFFFF" w:themeColor="background1"/>
+          <w:top w:val="single" w:color="FFFFFF" w:themeColor="background1" w:sz="24" w:space="0"/>
+          <w:left w:val="single" w:color="FFFFFF" w:themeColor="background1" w:sz="8" w:space="0"/>
+          <w:bottom w:val="single" w:color="FFFFFF" w:themeColor="background1" w:sz="8" w:space="0"/>
+          <w:right w:val="single" w:color="FFFFFF" w:themeColor="background1" w:sz="8" w:space="0"/>
+          <w:insideH w:val="nil"/>
+          <w:insideV w:val="single" w:color="FFFFFF" w:themeColor="background1" w:sz="8" w:space="0"/>
         </w:tcBorders>
         <w:shd w:val="clear" w:color="auto" w:fill="8064A2" w:themeFill="accent4"/>
       </w:tcPr>
@@ -11668,8 +11594,8 @@
       <w:tblPr/>
       <w:tcPr>
         <w:tcBorders>
-          <w:left w:val="single" w:sz="8" w:space="0" w:color="FFFFFF" w:themeColor="background1"/>
-          <w:right w:val="single" w:sz="24" w:space="0" w:color="FFFFFF" w:themeColor="background1"/>
+          <w:left w:val="single" w:color="FFFFFF" w:themeColor="background1" w:sz="8" w:space="0"/>
+          <w:right w:val="single" w:color="FFFFFF" w:themeColor="background1" w:sz="24" w:space="0"/>
           <w:insideH w:val="nil"/>
           <w:insideV w:val="nil"/>
         </w:tcBorders>
@@ -11688,7 +11614,7 @@
       <w:tcPr>
         <w:tcBorders>
           <w:top w:val="nil"/>
-          <w:left w:val="single" w:sz="24" w:space="0" w:color="FFFFFF" w:themeColor="background1"/>
+          <w:left w:val="single" w:color="FFFFFF" w:themeColor="background1" w:sz="24" w:space="0"/>
           <w:bottom w:val="nil"/>
           <w:right w:val="nil"/>
           <w:insideH w:val="nil"/>
@@ -11701,10 +11627,10 @@
       <w:tblPr/>
       <w:tcPr>
         <w:tcBorders>
-          <w:top w:val="single" w:sz="8" w:space="0" w:color="FFFFFF" w:themeColor="background1"/>
-          <w:left w:val="single" w:sz="8" w:space="0" w:color="FFFFFF" w:themeColor="background1"/>
-          <w:bottom w:val="single" w:sz="8" w:space="0" w:color="FFFFFF" w:themeColor="background1"/>
-          <w:right w:val="single" w:sz="8" w:space="0" w:color="FFFFFF" w:themeColor="background1"/>
+          <w:top w:val="single" w:color="FFFFFF" w:themeColor="background1" w:sz="8" w:space="0"/>
+          <w:left w:val="single" w:color="FFFFFF" w:themeColor="background1" w:sz="8" w:space="0"/>
+          <w:bottom w:val="single" w:color="FFFFFF" w:themeColor="background1" w:sz="8" w:space="0"/>
+          <w:right w:val="single" w:color="FFFFFF" w:themeColor="background1" w:sz="8" w:space="0"/>
           <w:insideH w:val="nil"/>
           <w:insideV w:val="nil"/>
         </w:tcBorders>
@@ -11715,12 +11641,12 @@
       <w:tblPr/>
       <w:tcPr>
         <w:tcBorders>
-          <w:top w:val="single" w:sz="8" w:space="0" w:color="FFFFFF" w:themeColor="background1"/>
-          <w:left w:val="single" w:sz="8" w:space="0" w:color="FFFFFF" w:themeColor="background1"/>
-          <w:bottom w:val="single" w:sz="8" w:space="0" w:color="FFFFFF" w:themeColor="background1"/>
-          <w:right w:val="single" w:sz="8" w:space="0" w:color="FFFFFF" w:themeColor="background1"/>
-          <w:insideH w:val="single" w:sz="8" w:space="0" w:color="FFFFFF" w:themeColor="background1"/>
-          <w:insideV w:val="single" w:sz="8" w:space="0" w:color="FFFFFF" w:themeColor="background1"/>
+          <w:top w:val="single" w:color="FFFFFF" w:themeColor="background1" w:sz="8" w:space="0"/>
+          <w:left w:val="single" w:color="FFFFFF" w:themeColor="background1" w:sz="8" w:space="0"/>
+          <w:bottom w:val="single" w:color="FFFFFF" w:themeColor="background1" w:sz="8" w:space="0"/>
+          <w:right w:val="single" w:color="FFFFFF" w:themeColor="background1" w:sz="8" w:space="0"/>
+          <w:insideH w:val="single" w:color="FFFFFF" w:themeColor="background1" w:sz="8" w:space="0"/>
+          <w:insideV w:val="single" w:color="FFFFFF" w:themeColor="background1" w:sz="8" w:space="0"/>
         </w:tcBorders>
         <w:shd w:val="clear" w:color="auto" w:fill="BFB1D0" w:themeFill="accent4" w:themeFillTint="7F"/>
       </w:tcPr>
@@ -11738,12 +11664,12 @@
       <w:tblStyleRowBandSize w:val="1"/>
       <w:tblStyleColBandSize w:val="1"/>
       <w:tblBorders>
-        <w:top w:val="single" w:sz="8" w:space="0" w:color="FFFFFF" w:themeColor="background1"/>
-        <w:left w:val="single" w:sz="8" w:space="0" w:color="FFFFFF" w:themeColor="background1"/>
-        <w:bottom w:val="single" w:sz="8" w:space="0" w:color="FFFFFF" w:themeColor="background1"/>
-        <w:right w:val="single" w:sz="8" w:space="0" w:color="FFFFFF" w:themeColor="background1"/>
-        <w:insideH w:val="single" w:sz="6" w:space="0" w:color="FFFFFF" w:themeColor="background1"/>
-        <w:insideV w:val="single" w:sz="6" w:space="0" w:color="FFFFFF" w:themeColor="background1"/>
+        <w:top w:val="single" w:color="FFFFFF" w:themeColor="background1" w:sz="8" w:space="0"/>
+        <w:left w:val="single" w:color="FFFFFF" w:themeColor="background1" w:sz="8" w:space="0"/>
+        <w:bottom w:val="single" w:color="FFFFFF" w:themeColor="background1" w:sz="8" w:space="0"/>
+        <w:right w:val="single" w:color="FFFFFF" w:themeColor="background1" w:sz="8" w:space="0"/>
+        <w:insideH w:val="single" w:color="FFFFFF" w:themeColor="background1" w:sz="6" w:space="0"/>
+        <w:insideV w:val="single" w:color="FFFFFF" w:themeColor="background1" w:sz="6" w:space="0"/>
       </w:tblBorders>
     </w:tblPr>
     <w:tcPr>
@@ -11760,12 +11686,12 @@
       <w:tblPr/>
       <w:tcPr>
         <w:tcBorders>
-          <w:top w:val="single" w:sz="8" w:space="0" w:color="FFFFFF" w:themeColor="background1"/>
-          <w:left w:val="single" w:sz="8" w:space="0" w:color="FFFFFF" w:themeColor="background1"/>
-          <w:bottom w:val="single" w:sz="24" w:space="0" w:color="FFFFFF" w:themeColor="background1"/>
-          <w:right w:val="single" w:sz="8" w:space="0" w:color="FFFFFF" w:themeColor="background1"/>
-          <w:insideH w:val="nil"/>
-          <w:insideV w:val="single" w:sz="8" w:space="0" w:color="FFFFFF" w:themeColor="background1"/>
+          <w:top w:val="single" w:color="FFFFFF" w:themeColor="background1" w:sz="8" w:space="0"/>
+          <w:left w:val="single" w:color="FFFFFF" w:themeColor="background1" w:sz="8" w:space="0"/>
+          <w:bottom w:val="single" w:color="FFFFFF" w:themeColor="background1" w:sz="24" w:space="0"/>
+          <w:right w:val="single" w:color="FFFFFF" w:themeColor="background1" w:sz="8" w:space="0"/>
+          <w:insideH w:val="nil"/>
+          <w:insideV w:val="single" w:color="FFFFFF" w:themeColor="background1" w:sz="8" w:space="0"/>
         </w:tcBorders>
         <w:shd w:val="clear" w:color="auto" w:fill="4BACC6" w:themeFill="accent5"/>
       </w:tcPr>
@@ -11781,12 +11707,12 @@
       <w:tblPr/>
       <w:tcPr>
         <w:tcBorders>
-          <w:top w:val="single" w:sz="24" w:space="0" w:color="FFFFFF" w:themeColor="background1"/>
-          <w:left w:val="single" w:sz="8" w:space="0" w:color="FFFFFF" w:themeColor="background1"/>
-          <w:bottom w:val="single" w:sz="8" w:space="0" w:color="FFFFFF" w:themeColor="background1"/>
-          <w:right w:val="single" w:sz="8" w:space="0" w:color="FFFFFF" w:themeColor="background1"/>
-          <w:insideH w:val="nil"/>
-          <w:insideV w:val="single" w:sz="8" w:space="0" w:color="FFFFFF" w:themeColor="background1"/>
+          <w:top w:val="single" w:color="FFFFFF" w:themeColor="background1" w:sz="24" w:space="0"/>
+          <w:left w:val="single" w:color="FFFFFF" w:themeColor="background1" w:sz="8" w:space="0"/>
+          <w:bottom w:val="single" w:color="FFFFFF" w:themeColor="background1" w:sz="8" w:space="0"/>
+          <w:right w:val="single" w:color="FFFFFF" w:themeColor="background1" w:sz="8" w:space="0"/>
+          <w:insideH w:val="nil"/>
+          <w:insideV w:val="single" w:color="FFFFFF" w:themeColor="background1" w:sz="8" w:space="0"/>
         </w:tcBorders>
         <w:shd w:val="clear" w:color="auto" w:fill="4BACC6" w:themeFill="accent5"/>
       </w:tcPr>
@@ -11802,8 +11728,8 @@
       <w:tblPr/>
       <w:tcPr>
         <w:tcBorders>
-          <w:left w:val="single" w:sz="8" w:space="0" w:color="FFFFFF" w:themeColor="background1"/>
-          <w:right w:val="single" w:sz="24" w:space="0" w:color="FFFFFF" w:themeColor="background1"/>
+          <w:left w:val="single" w:color="FFFFFF" w:themeColor="background1" w:sz="8" w:space="0"/>
+          <w:right w:val="single" w:color="FFFFFF" w:themeColor="background1" w:sz="24" w:space="0"/>
           <w:insideH w:val="nil"/>
           <w:insideV w:val="nil"/>
         </w:tcBorders>
@@ -11822,7 +11748,7 @@
       <w:tcPr>
         <w:tcBorders>
           <w:top w:val="nil"/>
-          <w:left w:val="single" w:sz="24" w:space="0" w:color="FFFFFF" w:themeColor="background1"/>
+          <w:left w:val="single" w:color="FFFFFF" w:themeColor="background1" w:sz="24" w:space="0"/>
           <w:bottom w:val="nil"/>
           <w:right w:val="nil"/>
           <w:insideH w:val="nil"/>
@@ -11835,10 +11761,10 @@
       <w:tblPr/>
       <w:tcPr>
         <w:tcBorders>
-          <w:top w:val="single" w:sz="8" w:space="0" w:color="FFFFFF" w:themeColor="background1"/>
-          <w:left w:val="single" w:sz="8" w:space="0" w:color="FFFFFF" w:themeColor="background1"/>
-          <w:bottom w:val="single" w:sz="8" w:space="0" w:color="FFFFFF" w:themeColor="background1"/>
-          <w:right w:val="single" w:sz="8" w:space="0" w:color="FFFFFF" w:themeColor="background1"/>
+          <w:top w:val="single" w:color="FFFFFF" w:themeColor="background1" w:sz="8" w:space="0"/>
+          <w:left w:val="single" w:color="FFFFFF" w:themeColor="background1" w:sz="8" w:space="0"/>
+          <w:bottom w:val="single" w:color="FFFFFF" w:themeColor="background1" w:sz="8" w:space="0"/>
+          <w:right w:val="single" w:color="FFFFFF" w:themeColor="background1" w:sz="8" w:space="0"/>
           <w:insideH w:val="nil"/>
           <w:insideV w:val="nil"/>
         </w:tcBorders>
@@ -11849,12 +11775,12 @@
       <w:tblPr/>
       <w:tcPr>
         <w:tcBorders>
-          <w:top w:val="single" w:sz="8" w:space="0" w:color="FFFFFF" w:themeColor="background1"/>
-          <w:left w:val="single" w:sz="8" w:space="0" w:color="FFFFFF" w:themeColor="background1"/>
-          <w:bottom w:val="single" w:sz="8" w:space="0" w:color="FFFFFF" w:themeColor="background1"/>
-          <w:right w:val="single" w:sz="8" w:space="0" w:color="FFFFFF" w:themeColor="background1"/>
-          <w:insideH w:val="single" w:sz="8" w:space="0" w:color="FFFFFF" w:themeColor="background1"/>
-          <w:insideV w:val="single" w:sz="8" w:space="0" w:color="FFFFFF" w:themeColor="background1"/>
+          <w:top w:val="single" w:color="FFFFFF" w:themeColor="background1" w:sz="8" w:space="0"/>
+          <w:left w:val="single" w:color="FFFFFF" w:themeColor="background1" w:sz="8" w:space="0"/>
+          <w:bottom w:val="single" w:color="FFFFFF" w:themeColor="background1" w:sz="8" w:space="0"/>
+          <w:right w:val="single" w:color="FFFFFF" w:themeColor="background1" w:sz="8" w:space="0"/>
+          <w:insideH w:val="single" w:color="FFFFFF" w:themeColor="background1" w:sz="8" w:space="0"/>
+          <w:insideV w:val="single" w:color="FFFFFF" w:themeColor="background1" w:sz="8" w:space="0"/>
         </w:tcBorders>
         <w:shd w:val="clear" w:color="auto" w:fill="A5D5E2" w:themeFill="accent5" w:themeFillTint="7F"/>
       </w:tcPr>
@@ -11872,12 +11798,12 @@
       <w:tblStyleRowBandSize w:val="1"/>
       <w:tblStyleColBandSize w:val="1"/>
       <w:tblBorders>
-        <w:top w:val="single" w:sz="8" w:space="0" w:color="FFFFFF" w:themeColor="background1"/>
-        <w:left w:val="single" w:sz="8" w:space="0" w:color="FFFFFF" w:themeColor="background1"/>
-        <w:bottom w:val="single" w:sz="8" w:space="0" w:color="FFFFFF" w:themeColor="background1"/>
-        <w:right w:val="single" w:sz="8" w:space="0" w:color="FFFFFF" w:themeColor="background1"/>
-        <w:insideH w:val="single" w:sz="6" w:space="0" w:color="FFFFFF" w:themeColor="background1"/>
-        <w:insideV w:val="single" w:sz="6" w:space="0" w:color="FFFFFF" w:themeColor="background1"/>
+        <w:top w:val="single" w:color="FFFFFF" w:themeColor="background1" w:sz="8" w:space="0"/>
+        <w:left w:val="single" w:color="FFFFFF" w:themeColor="background1" w:sz="8" w:space="0"/>
+        <w:bottom w:val="single" w:color="FFFFFF" w:themeColor="background1" w:sz="8" w:space="0"/>
+        <w:right w:val="single" w:color="FFFFFF" w:themeColor="background1" w:sz="8" w:space="0"/>
+        <w:insideH w:val="single" w:color="FFFFFF" w:themeColor="background1" w:sz="6" w:space="0"/>
+        <w:insideV w:val="single" w:color="FFFFFF" w:themeColor="background1" w:sz="6" w:space="0"/>
       </w:tblBorders>
     </w:tblPr>
     <w:tcPr>
@@ -11894,12 +11820,12 @@
       <w:tblPr/>
       <w:tcPr>
         <w:tcBorders>
-          <w:top w:val="single" w:sz="8" w:space="0" w:color="FFFFFF" w:themeColor="background1"/>
-          <w:left w:val="single" w:sz="8" w:space="0" w:color="FFFFFF" w:themeColor="background1"/>
-          <w:bottom w:val="single" w:sz="24" w:space="0" w:color="FFFFFF" w:themeColor="background1"/>
-          <w:right w:val="single" w:sz="8" w:space="0" w:color="FFFFFF" w:themeColor="background1"/>
-          <w:insideH w:val="nil"/>
-          <w:insideV w:val="single" w:sz="8" w:space="0" w:color="FFFFFF" w:themeColor="background1"/>
+          <w:top w:val="single" w:color="FFFFFF" w:themeColor="background1" w:sz="8" w:space="0"/>
+          <w:left w:val="single" w:color="FFFFFF" w:themeColor="background1" w:sz="8" w:space="0"/>
+          <w:bottom w:val="single" w:color="FFFFFF" w:themeColor="background1" w:sz="24" w:space="0"/>
+          <w:right w:val="single" w:color="FFFFFF" w:themeColor="background1" w:sz="8" w:space="0"/>
+          <w:insideH w:val="nil"/>
+          <w:insideV w:val="single" w:color="FFFFFF" w:themeColor="background1" w:sz="8" w:space="0"/>
         </w:tcBorders>
         <w:shd w:val="clear" w:color="auto" w:fill="F79646" w:themeFill="accent6"/>
       </w:tcPr>
@@ -11915,12 +11841,12 @@
       <w:tblPr/>
       <w:tcPr>
         <w:tcBorders>
-          <w:top w:val="single" w:sz="24" w:space="0" w:color="FFFFFF" w:themeColor="background1"/>
-          <w:left w:val="single" w:sz="8" w:space="0" w:color="FFFFFF" w:themeColor="background1"/>
-          <w:bottom w:val="single" w:sz="8" w:space="0" w:color="FFFFFF" w:themeColor="background1"/>
-          <w:right w:val="single" w:sz="8" w:space="0" w:color="FFFFFF" w:themeColor="background1"/>
-          <w:insideH w:val="nil"/>
-          <w:insideV w:val="single" w:sz="8" w:space="0" w:color="FFFFFF" w:themeColor="background1"/>
+          <w:top w:val="single" w:color="FFFFFF" w:themeColor="background1" w:sz="24" w:space="0"/>
+          <w:left w:val="single" w:color="FFFFFF" w:themeColor="background1" w:sz="8" w:space="0"/>
+          <w:bottom w:val="single" w:color="FFFFFF" w:themeColor="background1" w:sz="8" w:space="0"/>
+          <w:right w:val="single" w:color="FFFFFF" w:themeColor="background1" w:sz="8" w:space="0"/>
+          <w:insideH w:val="nil"/>
+          <w:insideV w:val="single" w:color="FFFFFF" w:themeColor="background1" w:sz="8" w:space="0"/>
         </w:tcBorders>
         <w:shd w:val="clear" w:color="auto" w:fill="F79646" w:themeFill="accent6"/>
       </w:tcPr>
@@ -11936,8 +11862,8 @@
       <w:tblPr/>
       <w:tcPr>
         <w:tcBorders>
-          <w:left w:val="single" w:sz="8" w:space="0" w:color="FFFFFF" w:themeColor="background1"/>
-          <w:right w:val="single" w:sz="24" w:space="0" w:color="FFFFFF" w:themeColor="background1"/>
+          <w:left w:val="single" w:color="FFFFFF" w:themeColor="background1" w:sz="8" w:space="0"/>
+          <w:right w:val="single" w:color="FFFFFF" w:themeColor="background1" w:sz="24" w:space="0"/>
           <w:insideH w:val="nil"/>
           <w:insideV w:val="nil"/>
         </w:tcBorders>
@@ -11956,7 +11882,7 @@
       <w:tcPr>
         <w:tcBorders>
           <w:top w:val="nil"/>
-          <w:left w:val="single" w:sz="24" w:space="0" w:color="FFFFFF" w:themeColor="background1"/>
+          <w:left w:val="single" w:color="FFFFFF" w:themeColor="background1" w:sz="24" w:space="0"/>
           <w:bottom w:val="nil"/>
           <w:right w:val="nil"/>
           <w:insideH w:val="nil"/>
@@ -11969,10 +11895,10 @@
       <w:tblPr/>
       <w:tcPr>
         <w:tcBorders>
-          <w:top w:val="single" w:sz="8" w:space="0" w:color="FFFFFF" w:themeColor="background1"/>
-          <w:left w:val="single" w:sz="8" w:space="0" w:color="FFFFFF" w:themeColor="background1"/>
-          <w:bottom w:val="single" w:sz="8" w:space="0" w:color="FFFFFF" w:themeColor="background1"/>
-          <w:right w:val="single" w:sz="8" w:space="0" w:color="FFFFFF" w:themeColor="background1"/>
+          <w:top w:val="single" w:color="FFFFFF" w:themeColor="background1" w:sz="8" w:space="0"/>
+          <w:left w:val="single" w:color="FFFFFF" w:themeColor="background1" w:sz="8" w:space="0"/>
+          <w:bottom w:val="single" w:color="FFFFFF" w:themeColor="background1" w:sz="8" w:space="0"/>
+          <w:right w:val="single" w:color="FFFFFF" w:themeColor="background1" w:sz="8" w:space="0"/>
           <w:insideH w:val="nil"/>
           <w:insideV w:val="nil"/>
         </w:tcBorders>
@@ -11983,12 +11909,12 @@
       <w:tblPr/>
       <w:tcPr>
         <w:tcBorders>
-          <w:top w:val="single" w:sz="8" w:space="0" w:color="FFFFFF" w:themeColor="background1"/>
-          <w:left w:val="single" w:sz="8" w:space="0" w:color="FFFFFF" w:themeColor="background1"/>
-          <w:bottom w:val="single" w:sz="8" w:space="0" w:color="FFFFFF" w:themeColor="background1"/>
-          <w:right w:val="single" w:sz="8" w:space="0" w:color="FFFFFF" w:themeColor="background1"/>
-          <w:insideH w:val="single" w:sz="8" w:space="0" w:color="FFFFFF" w:themeColor="background1"/>
-          <w:insideV w:val="single" w:sz="8" w:space="0" w:color="FFFFFF" w:themeColor="background1"/>
+          <w:top w:val="single" w:color="FFFFFF" w:themeColor="background1" w:sz="8" w:space="0"/>
+          <w:left w:val="single" w:color="FFFFFF" w:themeColor="background1" w:sz="8" w:space="0"/>
+          <w:bottom w:val="single" w:color="FFFFFF" w:themeColor="background1" w:sz="8" w:space="0"/>
+          <w:right w:val="single" w:color="FFFFFF" w:themeColor="background1" w:sz="8" w:space="0"/>
+          <w:insideH w:val="single" w:color="FFFFFF" w:themeColor="background1" w:sz="8" w:space="0"/>
+          <w:insideV w:val="single" w:color="FFFFFF" w:themeColor="background1" w:sz="8" w:space="0"/>
         </w:tcBorders>
         <w:shd w:val="clear" w:color="auto" w:fill="FBCAA2" w:themeFill="accent6" w:themeFillTint="7F"/>
       </w:tcPr>
@@ -12022,7 +11948,7 @@
         <w:tcBorders>
           <w:top w:val="nil"/>
           <w:left w:val="nil"/>
-          <w:bottom w:val="single" w:sz="18" w:space="0" w:color="FFFFFF" w:themeColor="background1"/>
+          <w:bottom w:val="single" w:color="FFFFFF" w:themeColor="background1" w:sz="18" w:space="0"/>
           <w:right w:val="nil"/>
           <w:insideH w:val="nil"/>
           <w:insideV w:val="nil"/>
@@ -12034,7 +11960,7 @@
       <w:tblPr/>
       <w:tcPr>
         <w:tcBorders>
-          <w:top w:val="single" w:sz="18" w:space="0" w:color="FFFFFF" w:themeColor="background1"/>
+          <w:top w:val="single" w:color="FFFFFF" w:themeColor="background1" w:sz="18" w:space="0"/>
           <w:left w:val="nil"/>
           <w:bottom w:val="nil"/>
           <w:right w:val="nil"/>
@@ -12051,7 +11977,7 @@
           <w:top w:val="nil"/>
           <w:left w:val="nil"/>
           <w:bottom w:val="nil"/>
-          <w:right w:val="single" w:sz="18" w:space="0" w:color="FFFFFF" w:themeColor="background1"/>
+          <w:right w:val="single" w:color="FFFFFF" w:themeColor="background1" w:sz="18" w:space="0"/>
           <w:insideH w:val="nil"/>
           <w:insideV w:val="nil"/>
         </w:tcBorders>
@@ -12063,7 +11989,7 @@
       <w:tcPr>
         <w:tcBorders>
           <w:top w:val="nil"/>
-          <w:left w:val="single" w:sz="18" w:space="0" w:color="FFFFFF" w:themeColor="background1"/>
+          <w:left w:val="single" w:color="FFFFFF" w:themeColor="background1" w:sz="18" w:space="0"/>
           <w:bottom w:val="nil"/>
           <w:right w:val="nil"/>
           <w:insideH w:val="nil"/>
@@ -12129,7 +12055,7 @@
         <w:tcBorders>
           <w:top w:val="nil"/>
           <w:left w:val="nil"/>
-          <w:bottom w:val="single" w:sz="18" w:space="0" w:color="FFFFFF" w:themeColor="background1"/>
+          <w:bottom w:val="single" w:color="FFFFFF" w:themeColor="background1" w:sz="18" w:space="0"/>
           <w:right w:val="nil"/>
           <w:insideH w:val="nil"/>
           <w:insideV w:val="nil"/>
@@ -12141,7 +12067,7 @@
       <w:tblPr/>
       <w:tcPr>
         <w:tcBorders>
-          <w:top w:val="single" w:sz="18" w:space="0" w:color="FFFFFF" w:themeColor="background1"/>
+          <w:top w:val="single" w:color="FFFFFF" w:themeColor="background1" w:sz="18" w:space="0"/>
           <w:left w:val="nil"/>
           <w:bottom w:val="nil"/>
           <w:right w:val="nil"/>
@@ -12158,7 +12084,7 @@
           <w:top w:val="nil"/>
           <w:left w:val="nil"/>
           <w:bottom w:val="nil"/>
-          <w:right w:val="single" w:sz="18" w:space="0" w:color="FFFFFF" w:themeColor="background1"/>
+          <w:right w:val="single" w:color="FFFFFF" w:themeColor="background1" w:sz="18" w:space="0"/>
           <w:insideH w:val="nil"/>
           <w:insideV w:val="nil"/>
         </w:tcBorders>
@@ -12170,7 +12096,7 @@
       <w:tcPr>
         <w:tcBorders>
           <w:top w:val="nil"/>
-          <w:left w:val="single" w:sz="18" w:space="0" w:color="FFFFFF" w:themeColor="background1"/>
+          <w:left w:val="single" w:color="FFFFFF" w:themeColor="background1" w:sz="18" w:space="0"/>
           <w:bottom w:val="nil"/>
           <w:right w:val="nil"/>
           <w:insideH w:val="nil"/>
@@ -12236,7 +12162,7 @@
         <w:tcBorders>
           <w:top w:val="nil"/>
           <w:left w:val="nil"/>
-          <w:bottom w:val="single" w:sz="18" w:space="0" w:color="FFFFFF" w:themeColor="background1"/>
+          <w:bottom w:val="single" w:color="FFFFFF" w:themeColor="background1" w:sz="18" w:space="0"/>
           <w:right w:val="nil"/>
           <w:insideH w:val="nil"/>
           <w:insideV w:val="nil"/>
@@ -12248,7 +12174,7 @@
       <w:tblPr/>
       <w:tcPr>
         <w:tcBorders>
-          <w:top w:val="single" w:sz="18" w:space="0" w:color="FFFFFF" w:themeColor="background1"/>
+          <w:top w:val="single" w:color="FFFFFF" w:themeColor="background1" w:sz="18" w:space="0"/>
           <w:left w:val="nil"/>
           <w:bottom w:val="nil"/>
           <w:right w:val="nil"/>
@@ -12265,7 +12191,7 @@
           <w:top w:val="nil"/>
           <w:left w:val="nil"/>
           <w:bottom w:val="nil"/>
-          <w:right w:val="single" w:sz="18" w:space="0" w:color="FFFFFF" w:themeColor="background1"/>
+          <w:right w:val="single" w:color="FFFFFF" w:themeColor="background1" w:sz="18" w:space="0"/>
           <w:insideH w:val="nil"/>
           <w:insideV w:val="nil"/>
         </w:tcBorders>
@@ -12277,7 +12203,7 @@
       <w:tcPr>
         <w:tcBorders>
           <w:top w:val="nil"/>
-          <w:left w:val="single" w:sz="18" w:space="0" w:color="FFFFFF" w:themeColor="background1"/>
+          <w:left w:val="single" w:color="FFFFFF" w:themeColor="background1" w:sz="18" w:space="0"/>
           <w:bottom w:val="nil"/>
           <w:right w:val="nil"/>
           <w:insideH w:val="nil"/>
@@ -12343,7 +12269,7 @@
         <w:tcBorders>
           <w:top w:val="nil"/>
           <w:left w:val="nil"/>
-          <w:bottom w:val="single" w:sz="18" w:space="0" w:color="FFFFFF" w:themeColor="background1"/>
+          <w:bottom w:val="single" w:color="FFFFFF" w:themeColor="background1" w:sz="18" w:space="0"/>
           <w:right w:val="nil"/>
           <w:insideH w:val="nil"/>
           <w:insideV w:val="nil"/>
@@ -12355,7 +12281,7 @@
       <w:tblPr/>
       <w:tcPr>
         <w:tcBorders>
-          <w:top w:val="single" w:sz="18" w:space="0" w:color="FFFFFF" w:themeColor="background1"/>
+          <w:top w:val="single" w:color="FFFFFF" w:themeColor="background1" w:sz="18" w:space="0"/>
           <w:left w:val="nil"/>
           <w:bottom w:val="nil"/>
           <w:right w:val="nil"/>
@@ -12372,7 +12298,7 @@
           <w:top w:val="nil"/>
           <w:left w:val="nil"/>
           <w:bottom w:val="nil"/>
-          <w:right w:val="single" w:sz="18" w:space="0" w:color="FFFFFF" w:themeColor="background1"/>
+          <w:right w:val="single" w:color="FFFFFF" w:themeColor="background1" w:sz="18" w:space="0"/>
           <w:insideH w:val="nil"/>
           <w:insideV w:val="nil"/>
         </w:tcBorders>
@@ -12384,7 +12310,7 @@
       <w:tcPr>
         <w:tcBorders>
           <w:top w:val="nil"/>
-          <w:left w:val="single" w:sz="18" w:space="0" w:color="FFFFFF" w:themeColor="background1"/>
+          <w:left w:val="single" w:color="FFFFFF" w:themeColor="background1" w:sz="18" w:space="0"/>
           <w:bottom w:val="nil"/>
           <w:right w:val="nil"/>
           <w:insideH w:val="nil"/>
@@ -12450,7 +12376,7 @@
         <w:tcBorders>
           <w:top w:val="nil"/>
           <w:left w:val="nil"/>
-          <w:bottom w:val="single" w:sz="18" w:space="0" w:color="FFFFFF" w:themeColor="background1"/>
+          <w:bottom w:val="single" w:color="FFFFFF" w:themeColor="background1" w:sz="18" w:space="0"/>
           <w:right w:val="nil"/>
           <w:insideH w:val="nil"/>
           <w:insideV w:val="nil"/>
@@ -12462,7 +12388,7 @@
       <w:tblPr/>
       <w:tcPr>
         <w:tcBorders>
-          <w:top w:val="single" w:sz="18" w:space="0" w:color="FFFFFF" w:themeColor="background1"/>
+          <w:top w:val="single" w:color="FFFFFF" w:themeColor="background1" w:sz="18" w:space="0"/>
           <w:left w:val="nil"/>
           <w:bottom w:val="nil"/>
           <w:right w:val="nil"/>
@@ -12479,7 +12405,7 @@
           <w:top w:val="nil"/>
           <w:left w:val="nil"/>
           <w:bottom w:val="nil"/>
-          <w:right w:val="single" w:sz="18" w:space="0" w:color="FFFFFF" w:themeColor="background1"/>
+          <w:right w:val="single" w:color="FFFFFF" w:themeColor="background1" w:sz="18" w:space="0"/>
           <w:insideH w:val="nil"/>
           <w:insideV w:val="nil"/>
         </w:tcBorders>
@@ -12491,7 +12417,7 @@
       <w:tcPr>
         <w:tcBorders>
           <w:top w:val="nil"/>
-          <w:left w:val="single" w:sz="18" w:space="0" w:color="FFFFFF" w:themeColor="background1"/>
+          <w:left w:val="single" w:color="FFFFFF" w:themeColor="background1" w:sz="18" w:space="0"/>
           <w:bottom w:val="nil"/>
           <w:right w:val="nil"/>
           <w:insideH w:val="nil"/>
@@ -12557,7 +12483,7 @@
         <w:tcBorders>
           <w:top w:val="nil"/>
           <w:left w:val="nil"/>
-          <w:bottom w:val="single" w:sz="18" w:space="0" w:color="FFFFFF" w:themeColor="background1"/>
+          <w:bottom w:val="single" w:color="FFFFFF" w:themeColor="background1" w:sz="18" w:space="0"/>
           <w:right w:val="nil"/>
           <w:insideH w:val="nil"/>
           <w:insideV w:val="nil"/>
@@ -12569,7 +12495,7 @@
       <w:tblPr/>
       <w:tcPr>
         <w:tcBorders>
-          <w:top w:val="single" w:sz="18" w:space="0" w:color="FFFFFF" w:themeColor="background1"/>
+          <w:top w:val="single" w:color="FFFFFF" w:themeColor="background1" w:sz="18" w:space="0"/>
           <w:left w:val="nil"/>
           <w:bottom w:val="nil"/>
           <w:right w:val="nil"/>
@@ -12586,7 +12512,7 @@
           <w:top w:val="nil"/>
           <w:left w:val="nil"/>
           <w:bottom w:val="nil"/>
-          <w:right w:val="single" w:sz="18" w:space="0" w:color="FFFFFF" w:themeColor="background1"/>
+          <w:right w:val="single" w:color="FFFFFF" w:themeColor="background1" w:sz="18" w:space="0"/>
           <w:insideH w:val="nil"/>
           <w:insideV w:val="nil"/>
         </w:tcBorders>
@@ -12598,7 +12524,7 @@
       <w:tcPr>
         <w:tcBorders>
           <w:top w:val="nil"/>
-          <w:left w:val="single" w:sz="18" w:space="0" w:color="FFFFFF" w:themeColor="background1"/>
+          <w:left w:val="single" w:color="FFFFFF" w:themeColor="background1" w:sz="18" w:space="0"/>
           <w:bottom w:val="nil"/>
           <w:right w:val="nil"/>
           <w:insideH w:val="nil"/>
@@ -12664,7 +12590,7 @@
         <w:tcBorders>
           <w:top w:val="nil"/>
           <w:left w:val="nil"/>
-          <w:bottom w:val="single" w:sz="18" w:space="0" w:color="FFFFFF" w:themeColor="background1"/>
+          <w:bottom w:val="single" w:color="FFFFFF" w:themeColor="background1" w:sz="18" w:space="0"/>
           <w:right w:val="nil"/>
           <w:insideH w:val="nil"/>
           <w:insideV w:val="nil"/>
@@ -12676,7 +12602,7 @@
       <w:tblPr/>
       <w:tcPr>
         <w:tcBorders>
-          <w:top w:val="single" w:sz="18" w:space="0" w:color="FFFFFF" w:themeColor="background1"/>
+          <w:top w:val="single" w:color="FFFFFF" w:themeColor="background1" w:sz="18" w:space="0"/>
           <w:left w:val="nil"/>
           <w:bottom w:val="nil"/>
           <w:right w:val="nil"/>
@@ -12693,7 +12619,7 @@
           <w:top w:val="nil"/>
           <w:left w:val="nil"/>
           <w:bottom w:val="nil"/>
-          <w:right w:val="single" w:sz="18" w:space="0" w:color="FFFFFF" w:themeColor="background1"/>
+          <w:right w:val="single" w:color="FFFFFF" w:themeColor="background1" w:sz="18" w:space="0"/>
           <w:insideH w:val="nil"/>
           <w:insideV w:val="nil"/>
         </w:tcBorders>
@@ -12705,7 +12631,7 @@
       <w:tcPr>
         <w:tcBorders>
           <w:top w:val="nil"/>
-          <w:left w:val="single" w:sz="18" w:space="0" w:color="FFFFFF" w:themeColor="background1"/>
+          <w:left w:val="single" w:color="FFFFFF" w:themeColor="background1" w:sz="18" w:space="0"/>
           <w:bottom w:val="nil"/>
           <w:right w:val="nil"/>
           <w:insideH w:val="nil"/>
@@ -12758,12 +12684,12 @@
       <w:tblStyleRowBandSize w:val="1"/>
       <w:tblStyleColBandSize w:val="1"/>
       <w:tblBorders>
-        <w:top w:val="single" w:sz="24" w:space="0" w:color="C0504D" w:themeColor="accent2"/>
-        <w:left w:val="single" w:sz="4" w:space="0" w:color="000000" w:themeColor="text1"/>
-        <w:bottom w:val="single" w:sz="4" w:space="0" w:color="000000" w:themeColor="text1"/>
-        <w:right w:val="single" w:sz="4" w:space="0" w:color="000000" w:themeColor="text1"/>
-        <w:insideH w:val="single" w:sz="4" w:space="0" w:color="FFFFFF" w:themeColor="background1"/>
-        <w:insideV w:val="single" w:sz="4" w:space="0" w:color="FFFFFF" w:themeColor="background1"/>
+        <w:top w:val="single" w:color="C0504D" w:themeColor="accent2" w:sz="24" w:space="0"/>
+        <w:left w:val="single" w:color="000000" w:themeColor="text1" w:sz="4" w:space="0"/>
+        <w:bottom w:val="single" w:color="000000" w:themeColor="text1" w:sz="4" w:space="0"/>
+        <w:right w:val="single" w:color="000000" w:themeColor="text1" w:sz="4" w:space="0"/>
+        <w:insideH w:val="single" w:color="FFFFFF" w:themeColor="background1" w:sz="4" w:space="0"/>
+        <w:insideV w:val="single" w:color="FFFFFF" w:themeColor="background1" w:sz="4" w:space="0"/>
       </w:tblBorders>
     </w:tblPr>
     <w:tcPr>
@@ -12779,7 +12705,7 @@
         <w:tcBorders>
           <w:top w:val="nil"/>
           <w:left w:val="nil"/>
-          <w:bottom w:val="single" w:sz="24" w:space="0" w:color="C0504D" w:themeColor="accent2"/>
+          <w:bottom w:val="single" w:color="C0504D" w:themeColor="accent2" w:sz="24" w:space="0"/>
           <w:right w:val="nil"/>
           <w:insideH w:val="nil"/>
           <w:insideV w:val="nil"/>
@@ -12796,7 +12722,7 @@
       <w:tblPr/>
       <w:tcPr>
         <w:tcBorders>
-          <w:top w:val="single" w:sz="6" w:space="0" w:color="FFFFFF" w:themeColor="background1"/>
+          <w:top w:val="single" w:color="FFFFFF" w:themeColor="background1" w:sz="6" w:space="0"/>
         </w:tcBorders>
         <w:shd w:val="clear" w:color="auto" w:fill="000000" w:themeFill="text1" w:themeFillShade="99"/>
       </w:tcPr>
@@ -12812,7 +12738,7 @@
           <w:left w:val="nil"/>
           <w:bottom w:val="nil"/>
           <w:right w:val="nil"/>
-          <w:insideH w:val="single" w:sz="4" w:space="0" w:color="000000" w:themeColor="text1" w:themeShade="99"/>
+          <w:insideH w:val="single" w:color="000000" w:themeColor="text1" w:themeShade="99" w:sz="4" w:space="0"/>
           <w:insideV w:val="nil"/>
         </w:tcBorders>
         <w:shd w:val="clear" w:color="auto" w:fill="000000" w:themeFill="text1" w:themeFillShade="99"/>
@@ -12873,12 +12799,12 @@
       <w:tblStyleRowBandSize w:val="1"/>
       <w:tblStyleColBandSize w:val="1"/>
       <w:tblBorders>
-        <w:top w:val="single" w:sz="24" w:space="0" w:color="C0504D" w:themeColor="accent2"/>
-        <w:left w:val="single" w:sz="4" w:space="0" w:color="4F81BD" w:themeColor="accent1"/>
-        <w:bottom w:val="single" w:sz="4" w:space="0" w:color="4F81BD" w:themeColor="accent1"/>
-        <w:right w:val="single" w:sz="4" w:space="0" w:color="4F81BD" w:themeColor="accent1"/>
-        <w:insideH w:val="single" w:sz="4" w:space="0" w:color="FFFFFF" w:themeColor="background1"/>
-        <w:insideV w:val="single" w:sz="4" w:space="0" w:color="FFFFFF" w:themeColor="background1"/>
+        <w:top w:val="single" w:color="C0504D" w:themeColor="accent2" w:sz="24" w:space="0"/>
+        <w:left w:val="single" w:color="4F81BD" w:themeColor="accent1" w:sz="4" w:space="0"/>
+        <w:bottom w:val="single" w:color="4F81BD" w:themeColor="accent1" w:sz="4" w:space="0"/>
+        <w:right w:val="single" w:color="4F81BD" w:themeColor="accent1" w:sz="4" w:space="0"/>
+        <w:insideH w:val="single" w:color="FFFFFF" w:themeColor="background1" w:sz="4" w:space="0"/>
+        <w:insideV w:val="single" w:color="FFFFFF" w:themeColor="background1" w:sz="4" w:space="0"/>
       </w:tblBorders>
     </w:tblPr>
     <w:tcPr>
@@ -12894,7 +12820,7 @@
         <w:tcBorders>
           <w:top w:val="nil"/>
           <w:left w:val="nil"/>
-          <w:bottom w:val="single" w:sz="24" w:space="0" w:color="C0504D" w:themeColor="accent2"/>
+          <w:bottom w:val="single" w:color="C0504D" w:themeColor="accent2" w:sz="24" w:space="0"/>
           <w:right w:val="nil"/>
           <w:insideH w:val="nil"/>
           <w:insideV w:val="nil"/>
@@ -12911,7 +12837,7 @@
       <w:tblPr/>
       <w:tcPr>
         <w:tcBorders>
-          <w:top w:val="single" w:sz="6" w:space="0" w:color="FFFFFF" w:themeColor="background1"/>
+          <w:top w:val="single" w:color="FFFFFF" w:themeColor="background1" w:sz="6" w:space="0"/>
         </w:tcBorders>
         <w:shd w:val="clear" w:color="auto" w:fill="2C4C74" w:themeFill="accent1" w:themeFillShade="99"/>
       </w:tcPr>
@@ -12927,7 +12853,7 @@
           <w:left w:val="nil"/>
           <w:bottom w:val="nil"/>
           <w:right w:val="nil"/>
-          <w:insideH w:val="single" w:sz="4" w:space="0" w:color="2C4C74" w:themeColor="accent1" w:themeShade="99"/>
+          <w:insideH w:val="single" w:color="2C4C74" w:themeColor="accent1" w:themeShade="99" w:sz="4" w:space="0"/>
           <w:insideV w:val="nil"/>
         </w:tcBorders>
         <w:shd w:val="clear" w:color="auto" w:fill="2C4C74" w:themeFill="accent1" w:themeFillShade="99"/>
@@ -12988,12 +12914,12 @@
       <w:tblStyleRowBandSize w:val="1"/>
       <w:tblStyleColBandSize w:val="1"/>
       <w:tblBorders>
-        <w:top w:val="single" w:sz="24" w:space="0" w:color="C0504D" w:themeColor="accent2"/>
-        <w:left w:val="single" w:sz="4" w:space="0" w:color="C0504D" w:themeColor="accent2"/>
-        <w:bottom w:val="single" w:sz="4" w:space="0" w:color="C0504D" w:themeColor="accent2"/>
-        <w:right w:val="single" w:sz="4" w:space="0" w:color="C0504D" w:themeColor="accent2"/>
-        <w:insideH w:val="single" w:sz="4" w:space="0" w:color="FFFFFF" w:themeColor="background1"/>
-        <w:insideV w:val="single" w:sz="4" w:space="0" w:color="FFFFFF" w:themeColor="background1"/>
+        <w:top w:val="single" w:color="C0504D" w:themeColor="accent2" w:sz="24" w:space="0"/>
+        <w:left w:val="single" w:color="C0504D" w:themeColor="accent2" w:sz="4" w:space="0"/>
+        <w:bottom w:val="single" w:color="C0504D" w:themeColor="accent2" w:sz="4" w:space="0"/>
+        <w:right w:val="single" w:color="C0504D" w:themeColor="accent2" w:sz="4" w:space="0"/>
+        <w:insideH w:val="single" w:color="FFFFFF" w:themeColor="background1" w:sz="4" w:space="0"/>
+        <w:insideV w:val="single" w:color="FFFFFF" w:themeColor="background1" w:sz="4" w:space="0"/>
       </w:tblBorders>
     </w:tblPr>
     <w:tcPr>
@@ -13009,7 +12935,7 @@
         <w:tcBorders>
           <w:top w:val="nil"/>
           <w:left w:val="nil"/>
-          <w:bottom w:val="single" w:sz="24" w:space="0" w:color="C0504D" w:themeColor="accent2"/>
+          <w:bottom w:val="single" w:color="C0504D" w:themeColor="accent2" w:sz="24" w:space="0"/>
           <w:right w:val="nil"/>
           <w:insideH w:val="nil"/>
           <w:insideV w:val="nil"/>
@@ -13026,7 +12952,7 @@
       <w:tblPr/>
       <w:tcPr>
         <w:tcBorders>
-          <w:top w:val="single" w:sz="6" w:space="0" w:color="FFFFFF" w:themeColor="background1"/>
+          <w:top w:val="single" w:color="FFFFFF" w:themeColor="background1" w:sz="6" w:space="0"/>
         </w:tcBorders>
         <w:shd w:val="clear" w:color="auto" w:fill="772C2A" w:themeFill="accent2" w:themeFillShade="99"/>
       </w:tcPr>
@@ -13042,7 +12968,7 @@
           <w:left w:val="nil"/>
           <w:bottom w:val="nil"/>
           <w:right w:val="nil"/>
-          <w:insideH w:val="single" w:sz="4" w:space="0" w:color="772C2A" w:themeColor="accent2" w:themeShade="99"/>
+          <w:insideH w:val="single" w:color="772C2A" w:themeColor="accent2" w:themeShade="99" w:sz="4" w:space="0"/>
           <w:insideV w:val="nil"/>
         </w:tcBorders>
         <w:shd w:val="clear" w:color="auto" w:fill="772C2A" w:themeFill="accent2" w:themeFillShade="99"/>
@@ -13103,12 +13029,12 @@
       <w:tblStyleRowBandSize w:val="1"/>
       <w:tblStyleColBandSize w:val="1"/>
       <w:tblBorders>
-        <w:top w:val="single" w:sz="24" w:space="0" w:color="8064A2" w:themeColor="accent4"/>
-        <w:left w:val="single" w:sz="4" w:space="0" w:color="9BBB59" w:themeColor="accent3"/>
-        <w:bottom w:val="single" w:sz="4" w:space="0" w:color="9BBB59" w:themeColor="accent3"/>
-        <w:right w:val="single" w:sz="4" w:space="0" w:color="9BBB59" w:themeColor="accent3"/>
-        <w:insideH w:val="single" w:sz="4" w:space="0" w:color="FFFFFF" w:themeColor="background1"/>
-        <w:insideV w:val="single" w:sz="4" w:space="0" w:color="FFFFFF" w:themeColor="background1"/>
+        <w:top w:val="single" w:color="8064A2" w:themeColor="accent4" w:sz="24" w:space="0"/>
+        <w:left w:val="single" w:color="9BBB59" w:themeColor="accent3" w:sz="4" w:space="0"/>
+        <w:bottom w:val="single" w:color="9BBB59" w:themeColor="accent3" w:sz="4" w:space="0"/>
+        <w:right w:val="single" w:color="9BBB59" w:themeColor="accent3" w:sz="4" w:space="0"/>
+        <w:insideH w:val="single" w:color="FFFFFF" w:themeColor="background1" w:sz="4" w:space="0"/>
+        <w:insideV w:val="single" w:color="FFFFFF" w:themeColor="background1" w:sz="4" w:space="0"/>
       </w:tblBorders>
     </w:tblPr>
     <w:tcPr>
@@ -13124,7 +13050,7 @@
         <w:tcBorders>
           <w:top w:val="nil"/>
           <w:left w:val="nil"/>
-          <w:bottom w:val="single" w:sz="24" w:space="0" w:color="8064A2" w:themeColor="accent4"/>
+          <w:bottom w:val="single" w:color="8064A2" w:themeColor="accent4" w:sz="24" w:space="0"/>
           <w:right w:val="nil"/>
           <w:insideH w:val="nil"/>
           <w:insideV w:val="nil"/>
@@ -13141,7 +13067,7 @@
       <w:tblPr/>
       <w:tcPr>
         <w:tcBorders>
-          <w:top w:val="single" w:sz="6" w:space="0" w:color="FFFFFF" w:themeColor="background1"/>
+          <w:top w:val="single" w:color="FFFFFF" w:themeColor="background1" w:sz="6" w:space="0"/>
         </w:tcBorders>
         <w:shd w:val="clear" w:color="auto" w:fill="5E7530" w:themeFill="accent3" w:themeFillShade="99"/>
       </w:tcPr>
@@ -13157,7 +13083,7 @@
           <w:left w:val="nil"/>
           <w:bottom w:val="nil"/>
           <w:right w:val="nil"/>
-          <w:insideH w:val="single" w:sz="4" w:space="0" w:color="5E7530" w:themeColor="accent3" w:themeShade="99"/>
+          <w:insideH w:val="single" w:color="5E7530" w:themeColor="accent3" w:themeShade="99" w:sz="4" w:space="0"/>
           <w:insideV w:val="nil"/>
         </w:tcBorders>
         <w:shd w:val="clear" w:color="auto" w:fill="5E7530" w:themeFill="accent3" w:themeFillShade="99"/>
@@ -13208,12 +13134,12 @@
       <w:tblStyleRowBandSize w:val="1"/>
       <w:tblStyleColBandSize w:val="1"/>
       <w:tblBorders>
-        <w:top w:val="single" w:sz="24" w:space="0" w:color="9BBB59" w:themeColor="accent3"/>
-        <w:left w:val="single" w:sz="4" w:space="0" w:color="8064A2" w:themeColor="accent4"/>
-        <w:bottom w:val="single" w:sz="4" w:space="0" w:color="8064A2" w:themeColor="accent4"/>
-        <w:right w:val="single" w:sz="4" w:space="0" w:color="8064A2" w:themeColor="accent4"/>
-        <w:insideH w:val="single" w:sz="4" w:space="0" w:color="FFFFFF" w:themeColor="background1"/>
-        <w:insideV w:val="single" w:sz="4" w:space="0" w:color="FFFFFF" w:themeColor="background1"/>
+        <w:top w:val="single" w:color="9BBB59" w:themeColor="accent3" w:sz="24" w:space="0"/>
+        <w:left w:val="single" w:color="8064A2" w:themeColor="accent4" w:sz="4" w:space="0"/>
+        <w:bottom w:val="single" w:color="8064A2" w:themeColor="accent4" w:sz="4" w:space="0"/>
+        <w:right w:val="single" w:color="8064A2" w:themeColor="accent4" w:sz="4" w:space="0"/>
+        <w:insideH w:val="single" w:color="FFFFFF" w:themeColor="background1" w:sz="4" w:space="0"/>
+        <w:insideV w:val="single" w:color="FFFFFF" w:themeColor="background1" w:sz="4" w:space="0"/>
       </w:tblBorders>
     </w:tblPr>
     <w:tcPr>
@@ -13229,7 +13155,7 @@
         <w:tcBorders>
           <w:top w:val="nil"/>
           <w:left w:val="nil"/>
-          <w:bottom w:val="single" w:sz="24" w:space="0" w:color="9BBB59" w:themeColor="accent3"/>
+          <w:bottom w:val="single" w:color="9BBB59" w:themeColor="accent3" w:sz="24" w:space="0"/>
           <w:right w:val="nil"/>
           <w:insideH w:val="nil"/>
           <w:insideV w:val="nil"/>
@@ -13246,7 +13172,7 @@
       <w:tblPr/>
       <w:tcPr>
         <w:tcBorders>
-          <w:top w:val="single" w:sz="6" w:space="0" w:color="FFFFFF" w:themeColor="background1"/>
+          <w:top w:val="single" w:color="FFFFFF" w:themeColor="background1" w:sz="6" w:space="0"/>
         </w:tcBorders>
         <w:shd w:val="clear" w:color="auto" w:fill="4C3B62" w:themeFill="accent4" w:themeFillShade="99"/>
       </w:tcPr>
@@ -13262,7 +13188,7 @@
           <w:left w:val="nil"/>
           <w:bottom w:val="nil"/>
           <w:right w:val="nil"/>
-          <w:insideH w:val="single" w:sz="4" w:space="0" w:color="4C3B62" w:themeColor="accent4" w:themeShade="99"/>
+          <w:insideH w:val="single" w:color="4C3B62" w:themeColor="accent4" w:themeShade="99" w:sz="4" w:space="0"/>
           <w:insideV w:val="nil"/>
         </w:tcBorders>
         <w:shd w:val="clear" w:color="auto" w:fill="4C3B62" w:themeFill="accent4" w:themeFillShade="99"/>
@@ -13323,12 +13249,12 @@
       <w:tblStyleRowBandSize w:val="1"/>
       <w:tblStyleColBandSize w:val="1"/>
       <w:tblBorders>
-        <w:top w:val="single" w:sz="24" w:space="0" w:color="F79646" w:themeColor="accent6"/>
-        <w:left w:val="single" w:sz="4" w:space="0" w:color="4BACC6" w:themeColor="accent5"/>
-        <w:bottom w:val="single" w:sz="4" w:space="0" w:color="4BACC6" w:themeColor="accent5"/>
-        <w:right w:val="single" w:sz="4" w:space="0" w:color="4BACC6" w:themeColor="accent5"/>
-        <w:insideH w:val="single" w:sz="4" w:space="0" w:color="FFFFFF" w:themeColor="background1"/>
-        <w:insideV w:val="single" w:sz="4" w:space="0" w:color="FFFFFF" w:themeColor="background1"/>
+        <w:top w:val="single" w:color="F79646" w:themeColor="accent6" w:sz="24" w:space="0"/>
+        <w:left w:val="single" w:color="4BACC6" w:themeColor="accent5" w:sz="4" w:space="0"/>
+        <w:bottom w:val="single" w:color="4BACC6" w:themeColor="accent5" w:sz="4" w:space="0"/>
+        <w:right w:val="single" w:color="4BACC6" w:themeColor="accent5" w:sz="4" w:space="0"/>
+        <w:insideH w:val="single" w:color="FFFFFF" w:themeColor="background1" w:sz="4" w:space="0"/>
+        <w:insideV w:val="single" w:color="FFFFFF" w:themeColor="background1" w:sz="4" w:space="0"/>
       </w:tblBorders>
     </w:tblPr>
     <w:tcPr>
@@ -13344,7 +13270,7 @@
         <w:tcBorders>
           <w:top w:val="nil"/>
           <w:left w:val="nil"/>
-          <w:bottom w:val="single" w:sz="24" w:space="0" w:color="F79646" w:themeColor="accent6"/>
+          <w:bottom w:val="single" w:color="F79646" w:themeColor="accent6" w:sz="24" w:space="0"/>
           <w:right w:val="nil"/>
           <w:insideH w:val="nil"/>
           <w:insideV w:val="nil"/>
@@ -13361,7 +13287,7 @@
       <w:tblPr/>
       <w:tcPr>
         <w:tcBorders>
-          <w:top w:val="single" w:sz="6" w:space="0" w:color="FFFFFF" w:themeColor="background1"/>
+          <w:top w:val="single" w:color="FFFFFF" w:themeColor="background1" w:sz="6" w:space="0"/>
         </w:tcBorders>
         <w:shd w:val="clear" w:color="auto" w:fill="276A7C" w:themeFill="accent5" w:themeFillShade="99"/>
       </w:tcPr>
@@ -13377,7 +13303,7 @@
           <w:left w:val="nil"/>
           <w:bottom w:val="nil"/>
           <w:right w:val="nil"/>
-          <w:insideH w:val="single" w:sz="4" w:space="0" w:color="276A7C" w:themeColor="accent5" w:themeShade="99"/>
+          <w:insideH w:val="single" w:color="276A7C" w:themeColor="accent5" w:themeShade="99" w:sz="4" w:space="0"/>
           <w:insideV w:val="nil"/>
         </w:tcBorders>
         <w:shd w:val="clear" w:color="auto" w:fill="276A7C" w:themeFill="accent5" w:themeFillShade="99"/>
@@ -13438,12 +13364,12 @@
       <w:tblStyleRowBandSize w:val="1"/>
       <w:tblStyleColBandSize w:val="1"/>
       <w:tblBorders>
-        <w:top w:val="single" w:sz="24" w:space="0" w:color="4BACC6" w:themeColor="accent5"/>
-        <w:left w:val="single" w:sz="4" w:space="0" w:color="F79646" w:themeColor="accent6"/>
-        <w:bottom w:val="single" w:sz="4" w:space="0" w:color="F79646" w:themeColor="accent6"/>
-        <w:right w:val="single" w:sz="4" w:space="0" w:color="F79646" w:themeColor="accent6"/>
-        <w:insideH w:val="single" w:sz="4" w:space="0" w:color="FFFFFF" w:themeColor="background1"/>
-        <w:insideV w:val="single" w:sz="4" w:space="0" w:color="FFFFFF" w:themeColor="background1"/>
+        <w:top w:val="single" w:color="4BACC6" w:themeColor="accent5" w:sz="24" w:space="0"/>
+        <w:left w:val="single" w:color="F79646" w:themeColor="accent6" w:sz="4" w:space="0"/>
+        <w:bottom w:val="single" w:color="F79646" w:themeColor="accent6" w:sz="4" w:space="0"/>
+        <w:right w:val="single" w:color="F79646" w:themeColor="accent6" w:sz="4" w:space="0"/>
+        <w:insideH w:val="single" w:color="FFFFFF" w:themeColor="background1" w:sz="4" w:space="0"/>
+        <w:insideV w:val="single" w:color="FFFFFF" w:themeColor="background1" w:sz="4" w:space="0"/>
       </w:tblBorders>
     </w:tblPr>
     <w:tcPr>
@@ -13459,7 +13385,7 @@
         <w:tcBorders>
           <w:top w:val="nil"/>
           <w:left w:val="nil"/>
-          <w:bottom w:val="single" w:sz="24" w:space="0" w:color="4BACC6" w:themeColor="accent5"/>
+          <w:bottom w:val="single" w:color="4BACC6" w:themeColor="accent5" w:sz="24" w:space="0"/>
           <w:right w:val="nil"/>
           <w:insideH w:val="nil"/>
           <w:insideV w:val="nil"/>
@@ -13476,7 +13402,7 @@
       <w:tblPr/>
       <w:tcPr>
         <w:tcBorders>
-          <w:top w:val="single" w:sz="6" w:space="0" w:color="FFFFFF" w:themeColor="background1"/>
+          <w:top w:val="single" w:color="FFFFFF" w:themeColor="background1" w:sz="6" w:space="0"/>
         </w:tcBorders>
         <w:shd w:val="clear" w:color="auto" w:fill="B65608" w:themeFill="accent6" w:themeFillShade="99"/>
       </w:tcPr>
@@ -13492,7 +13418,7 @@
           <w:left w:val="nil"/>
           <w:bottom w:val="nil"/>
           <w:right w:val="nil"/>
-          <w:insideH w:val="single" w:sz="4" w:space="0" w:color="B65608" w:themeColor="accent6" w:themeShade="99"/>
+          <w:insideH w:val="single" w:color="B65608" w:themeColor="accent6" w:themeShade="99" w:sz="4" w:space="0"/>
           <w:insideV w:val="nil"/>
         </w:tcBorders>
         <w:shd w:val="clear" w:color="auto" w:fill="B65608" w:themeFill="accent6" w:themeFillShade="99"/>
@@ -13565,7 +13491,7 @@
       <w:tblPr/>
       <w:tcPr>
         <w:tcBorders>
-          <w:bottom w:val="single" w:sz="12" w:space="0" w:color="FFFFFF" w:themeColor="background1"/>
+          <w:bottom w:val="single" w:color="FFFFFF" w:themeColor="background1" w:sz="12" w:space="0"/>
         </w:tcBorders>
         <w:shd w:val="clear" w:color="auto" w:fill="9E3A38" w:themeFill="accent2" w:themeFillShade="CC"/>
       </w:tcPr>
@@ -13579,7 +13505,7 @@
       <w:tblPr/>
       <w:tcPr>
         <w:tcBorders>
-          <w:top w:val="single" w:sz="12" w:space="0" w:color="000000" w:themeColor="text1"/>
+          <w:top w:val="single" w:color="000000" w:themeColor="text1" w:sz="12" w:space="0"/>
         </w:tcBorders>
         <w:shd w:val="clear" w:color="auto" w:fill="FFFFFF" w:themeFill="background1"/>
       </w:tcPr>
@@ -13644,7 +13570,7 @@
       <w:tblPr/>
       <w:tcPr>
         <w:tcBorders>
-          <w:bottom w:val="single" w:sz="12" w:space="0" w:color="FFFFFF" w:themeColor="background1"/>
+          <w:bottom w:val="single" w:color="FFFFFF" w:themeColor="background1" w:sz="12" w:space="0"/>
         </w:tcBorders>
         <w:shd w:val="clear" w:color="auto" w:fill="9E3A38" w:themeFill="accent2" w:themeFillShade="CC"/>
       </w:tcPr>
@@ -13658,7 +13584,7 @@
       <w:tblPr/>
       <w:tcPr>
         <w:tcBorders>
-          <w:top w:val="single" w:sz="12" w:space="0" w:color="000000" w:themeColor="text1"/>
+          <w:top w:val="single" w:color="000000" w:themeColor="text1" w:sz="12" w:space="0"/>
         </w:tcBorders>
         <w:shd w:val="clear" w:color="auto" w:fill="FFFFFF" w:themeFill="background1"/>
       </w:tcPr>
@@ -13723,7 +13649,7 @@
       <w:tblPr/>
       <w:tcPr>
         <w:tcBorders>
-          <w:bottom w:val="single" w:sz="12" w:space="0" w:color="FFFFFF" w:themeColor="background1"/>
+          <w:bottom w:val="single" w:color="FFFFFF" w:themeColor="background1" w:sz="12" w:space="0"/>
         </w:tcBorders>
         <w:shd w:val="clear" w:color="auto" w:fill="9E3A38" w:themeFill="accent2" w:themeFillShade="CC"/>
       </w:tcPr>
@@ -13737,7 +13663,7 @@
       <w:tblPr/>
       <w:tcPr>
         <w:tcBorders>
-          <w:top w:val="single" w:sz="12" w:space="0" w:color="000000" w:themeColor="text1"/>
+          <w:top w:val="single" w:color="000000" w:themeColor="text1" w:sz="12" w:space="0"/>
         </w:tcBorders>
         <w:shd w:val="clear" w:color="auto" w:fill="FFFFFF" w:themeFill="background1"/>
       </w:tcPr>
@@ -13802,7 +13728,7 @@
       <w:tblPr/>
       <w:tcPr>
         <w:tcBorders>
-          <w:bottom w:val="single" w:sz="12" w:space="0" w:color="FFFFFF" w:themeColor="background1"/>
+          <w:bottom w:val="single" w:color="FFFFFF" w:themeColor="background1" w:sz="12" w:space="0"/>
         </w:tcBorders>
         <w:shd w:val="clear" w:color="auto" w:fill="664E82" w:themeFill="accent4" w:themeFillShade="CC"/>
       </w:tcPr>
@@ -13816,7 +13742,7 @@
       <w:tblPr/>
       <w:tcPr>
         <w:tcBorders>
-          <w:top w:val="single" w:sz="12" w:space="0" w:color="000000" w:themeColor="text1"/>
+          <w:top w:val="single" w:color="000000" w:themeColor="text1" w:sz="12" w:space="0"/>
         </w:tcBorders>
         <w:shd w:val="clear" w:color="auto" w:fill="FFFFFF" w:themeFill="background1"/>
       </w:tcPr>
@@ -13881,7 +13807,7 @@
       <w:tblPr/>
       <w:tcPr>
         <w:tcBorders>
-          <w:bottom w:val="single" w:sz="12" w:space="0" w:color="FFFFFF" w:themeColor="background1"/>
+          <w:bottom w:val="single" w:color="FFFFFF" w:themeColor="background1" w:sz="12" w:space="0"/>
         </w:tcBorders>
         <w:shd w:val="clear" w:color="auto" w:fill="7E9C40" w:themeFill="accent3" w:themeFillShade="CC"/>
       </w:tcPr>
@@ -13895,7 +13821,7 @@
       <w:tblPr/>
       <w:tcPr>
         <w:tcBorders>
-          <w:top w:val="single" w:sz="12" w:space="0" w:color="000000" w:themeColor="text1"/>
+          <w:top w:val="single" w:color="000000" w:themeColor="text1" w:sz="12" w:space="0"/>
         </w:tcBorders>
         <w:shd w:val="clear" w:color="auto" w:fill="FFFFFF" w:themeFill="background1"/>
       </w:tcPr>
@@ -13960,7 +13886,7 @@
       <w:tblPr/>
       <w:tcPr>
         <w:tcBorders>
-          <w:bottom w:val="single" w:sz="12" w:space="0" w:color="FFFFFF" w:themeColor="background1"/>
+          <w:bottom w:val="single" w:color="FFFFFF" w:themeColor="background1" w:sz="12" w:space="0"/>
         </w:tcBorders>
         <w:shd w:val="clear" w:color="auto" w:fill="F2730A" w:themeFill="accent6" w:themeFillShade="CC"/>
       </w:tcPr>
@@ -13974,7 +13900,7 @@
       <w:tblPr/>
       <w:tcPr>
         <w:tcBorders>
-          <w:top w:val="single" w:sz="12" w:space="0" w:color="000000" w:themeColor="text1"/>
+          <w:top w:val="single" w:color="000000" w:themeColor="text1" w:sz="12" w:space="0"/>
         </w:tcBorders>
         <w:shd w:val="clear" w:color="auto" w:fill="FFFFFF" w:themeFill="background1"/>
       </w:tcPr>
@@ -14039,7 +13965,7 @@
       <w:tblPr/>
       <w:tcPr>
         <w:tcBorders>
-          <w:bottom w:val="single" w:sz="12" w:space="0" w:color="FFFFFF" w:themeColor="background1"/>
+          <w:bottom w:val="single" w:color="FFFFFF" w:themeColor="background1" w:sz="12" w:space="0"/>
         </w:tcBorders>
         <w:shd w:val="clear" w:color="auto" w:fill="348DA5" w:themeFill="accent5" w:themeFillShade="CC"/>
       </w:tcPr>
@@ -14053,7 +13979,7 @@
       <w:tblPr/>
       <w:tcPr>
         <w:tcBorders>
-          <w:top w:val="single" w:sz="12" w:space="0" w:color="000000" w:themeColor="text1"/>
+          <w:top w:val="single" w:color="000000" w:themeColor="text1" w:sz="12" w:space="0"/>
         </w:tcBorders>
         <w:shd w:val="clear" w:color="auto" w:fill="FFFFFF" w:themeFill="background1"/>
       </w:tcPr>
@@ -14106,7 +14032,7 @@
       <w:tblStyleRowBandSize w:val="1"/>
       <w:tblStyleColBandSize w:val="1"/>
       <w:tblBorders>
-        <w:insideH w:val="single" w:sz="4" w:space="0" w:color="FFFFFF" w:themeColor="background1"/>
+        <w:insideH w:val="single" w:color="FFFFFF" w:themeColor="background1" w:sz="4" w:space="0"/>
       </w:tblBorders>
     </w:tblPr>
     <w:tcPr>
@@ -14179,7 +14105,7 @@
       <w:tblStyleRowBandSize w:val="1"/>
       <w:tblStyleColBandSize w:val="1"/>
       <w:tblBorders>
-        <w:insideH w:val="single" w:sz="4" w:space="0" w:color="FFFFFF" w:themeColor="background1"/>
+        <w:insideH w:val="single" w:color="FFFFFF" w:themeColor="background1" w:sz="4" w:space="0"/>
       </w:tblBorders>
     </w:tblPr>
     <w:tcPr>
@@ -14252,7 +14178,7 @@
       <w:tblStyleRowBandSize w:val="1"/>
       <w:tblStyleColBandSize w:val="1"/>
       <w:tblBorders>
-        <w:insideH w:val="single" w:sz="4" w:space="0" w:color="FFFFFF" w:themeColor="background1"/>
+        <w:insideH w:val="single" w:color="FFFFFF" w:themeColor="background1" w:sz="4" w:space="0"/>
       </w:tblBorders>
     </w:tblPr>
     <w:tcPr>
@@ -14325,7 +14251,7 @@
       <w:tblStyleRowBandSize w:val="1"/>
       <w:tblStyleColBandSize w:val="1"/>
       <w:tblBorders>
-        <w:insideH w:val="single" w:sz="4" w:space="0" w:color="FFFFFF" w:themeColor="background1"/>
+        <w:insideH w:val="single" w:color="FFFFFF" w:themeColor="background1" w:sz="4" w:space="0"/>
       </w:tblBorders>
     </w:tblPr>
     <w:tcPr>
@@ -14398,7 +14324,7 @@
       <w:tblStyleRowBandSize w:val="1"/>
       <w:tblStyleColBandSize w:val="1"/>
       <w:tblBorders>
-        <w:insideH w:val="single" w:sz="4" w:space="0" w:color="FFFFFF" w:themeColor="background1"/>
+        <w:insideH w:val="single" w:color="FFFFFF" w:themeColor="background1" w:sz="4" w:space="0"/>
       </w:tblBorders>
     </w:tblPr>
     <w:tcPr>
@@ -14471,7 +14397,7 @@
       <w:tblStyleRowBandSize w:val="1"/>
       <w:tblStyleColBandSize w:val="1"/>
       <w:tblBorders>
-        <w:insideH w:val="single" w:sz="4" w:space="0" w:color="FFFFFF" w:themeColor="background1"/>
+        <w:insideH w:val="single" w:color="FFFFFF" w:themeColor="background1" w:sz="4" w:space="0"/>
       </w:tblBorders>
     </w:tblPr>
     <w:tcPr>
@@ -14544,7 +14470,7 @@
       <w:tblStyleRowBandSize w:val="1"/>
       <w:tblStyleColBandSize w:val="1"/>
       <w:tblBorders>
-        <w:insideH w:val="single" w:sz="4" w:space="0" w:color="FFFFFF" w:themeColor="background1"/>
+        <w:insideH w:val="single" w:color="FFFFFF" w:themeColor="background1" w:sz="4" w:space="0"/>
       </w:tblBorders>
     </w:tblPr>
     <w:tcPr>
